--- a/docs/USER_GUIDE.docx
+++ b/docs/USER_GUIDE.docx
@@ -1,24 +1,111 @@
 
 <file path=word/document.xml><?xml version="1.0" encoding="utf-8"?>
-<w:document xmlns:wpc="http://schemas.microsoft.com/office/word/2010/wordprocessingCanvas" xmlns:mc="http://schemas.openxmlformats.org/markup-compatibility/2006" xmlns:o="urn:schemas-microsoft-com:office:office" xmlns:r="http://schemas.openxmlformats.org/officeDocument/2006/relationships" xmlns:m="http://schemas.openxmlformats.org/officeDocument/2006/math" xmlns:v="urn:schemas-microsoft-com:vml" xmlns:wp14="http://schemas.microsoft.com/office/word/2010/wordprocessingDrawing" xmlns:wp="http://schemas.openxmlformats.org/drawingml/2006/wordprocessingDrawing" xmlns:w10="urn:schemas-microsoft-com:office:word" xmlns:w="http://schemas.openxmlformats.org/wordprocessingml/2006/main" xmlns:w14="http://schemas.microsoft.com/office/word/2010/wordml" xmlns:w15="http://schemas.microsoft.com/office/word/2012/wordml" xmlns:wpg="http://schemas.microsoft.com/office/word/2010/wordprocessingGroup" xmlns:wpi="http://schemas.microsoft.com/office/word/2010/wordprocessingInk" xmlns:wne="http://schemas.microsoft.com/office/word/2006/wordml" xmlns:wps="http://schemas.microsoft.com/office/word/2010/wordprocessingShape" xmlns:cx="http://schemas.microsoft.com/office/drawing/2014/chartex" xmlns:cx1="http://schemas.microsoft.com/office/drawing/2015/9/8/chartex" xmlns:cx2="http://schemas.microsoft.com/office/drawing/2015/10/21/chartex" xmlns:cx3="http://schemas.microsoft.com/office/drawing/2016/5/9/chartex" xmlns:cx4="http://schemas.microsoft.com/office/drawing/2016/5/10/chartex" xmlns:cx5="http://schemas.microsoft.com/office/drawing/2016/5/11/chartex" xmlns:cx6="http://schemas.microsoft.com/office/drawing/2016/5/12/chartex" xmlns:cx7="http://schemas.microsoft.com/office/drawing/2016/5/13/chartex" xmlns:cx8="http://schemas.microsoft.com/office/drawing/2016/5/14/chartex" xmlns:aink="http://schemas.microsoft.com/office/drawing/2016/ink" xmlns:am3d="http://schemas.microsoft.com/office/drawing/2017/model3d" xmlns:w16cex="http://schemas.microsoft.com/office/word/2018/wordml/cex" xmlns:w16cid="http://schemas.microsoft.com/office/word/2016/wordml/cid" xmlns:w16="http://schemas.microsoft.com/office/word/2018/wordml" xmlns:w16sdtdh="http://schemas.microsoft.com/office/word/2020/wordml/sdtdatahash" xmlns:w16se="http://schemas.microsoft.com/office/word/2015/wordml/symex" mc:Ignorable="w14 w15 wp14">
+<w:document xmlns:wpc="http://schemas.microsoft.com/office/word/2010/wordprocessingCanvas" xmlns:cx="http://schemas.microsoft.com/office/drawing/2014/chartex" xmlns:cx1="http://schemas.microsoft.com/office/drawing/2015/9/8/chartex" xmlns:cx2="http://schemas.microsoft.com/office/drawing/2015/10/21/chartex" xmlns:cx3="http://schemas.microsoft.com/office/drawing/2016/5/9/chartex" xmlns:cx4="http://schemas.microsoft.com/office/drawing/2016/5/10/chartex" xmlns:cx5="http://schemas.microsoft.com/office/drawing/2016/5/11/chartex" xmlns:cx6="http://schemas.microsoft.com/office/drawing/2016/5/12/chartex" xmlns:cx7="http://schemas.microsoft.com/office/drawing/2016/5/13/chartex" xmlns:cx8="http://schemas.microsoft.com/office/drawing/2016/5/14/chartex" xmlns:mc="http://schemas.openxmlformats.org/markup-compatibility/2006" xmlns:m="http://schemas.openxmlformats.org/officeDocument/2006/math" xmlns:aink="http://schemas.microsoft.com/office/drawing/2016/ink" xmlns:am3d="http://schemas.microsoft.com/office/drawing/2017/model3d" xmlns:oel="http://schemas.microsoft.com/office/2019/extlst" xmlns:r="http://schemas.openxmlformats.org/officeDocument/2006/relationships" xmlns:wp14="http://schemas.microsoft.com/office/word/2010/wordprocessingDrawing" xmlns:wp="http://schemas.openxmlformats.org/drawingml/2006/wordprocessingDrawing" xmlns:wpg="http://schemas.microsoft.com/office/word/2010/wordprocessingGroup" xmlns:wpi="http://schemas.microsoft.com/office/word/2010/wordprocessingInk" xmlns:wps="http://schemas.microsoft.com/office/word/2010/wordprocessingShape" xmlns:o="urn:schemas-microsoft-com:office:office" xmlns:v="urn:schemas-microsoft-com:vml" xmlns:w10="urn:schemas-microsoft-com:office:word" xmlns:w="http://schemas.openxmlformats.org/wordprocessingml/2006/main" xmlns:w14="http://schemas.microsoft.com/office/word/2010/wordml" xmlns:w15="http://schemas.microsoft.com/office/word/2012/wordml" xmlns:w16cex="http://schemas.microsoft.com/office/word/2018/wordml/cex" xmlns:w16cid="http://schemas.microsoft.com/office/word/2016/wordml/cid" xmlns:w16="http://schemas.microsoft.com/office/word/2018/wordml" xmlns:w16sdtdh="http://schemas.microsoft.com/office/word/2020/wordml/sdtdatahash" xmlns:w16sdtfl="http://schemas.microsoft.com/office/word/2024/wordml/sdtformatlock" xmlns:w16se="http://schemas.microsoft.com/office/word/2015/wordml/symex" xmlns:w16du="http://schemas.microsoft.com/office/word/2023/wordml/word16du" xmlns:wne="http://schemas.microsoft.com/office/word/2006/wordml" mc:Ignorable="w14 w15 w16se w16cid w16 w16cex w16sdtdh w16sdtfl w16du wp14">
   <w:body>
     <w:p>
       <w:pPr>
         <w:pStyle w:val="Title"/>
-      </w:pPr>
-      <w:r>
-        <w:t xml:space="preserve">SourceTheVIN — User's Guide</w:t>
+        <w:jc w:val="center"/>
+      </w:pPr>
+      <w:proofErr w:type="spellStart"/>
+      <w:r>
+        <w:t>SourceTheVIN</w:t>
+      </w:r>
+      <w:proofErr w:type="spellEnd"/>
+    </w:p>
+    <w:p>
+      <w:pPr>
+        <w:pStyle w:val="Title"/>
+        <w:jc w:val="center"/>
+      </w:pPr>
+    </w:p>
+    <w:p>
+      <w:pPr>
+        <w:pStyle w:val="Title"/>
+        <w:jc w:val="center"/>
+      </w:pPr>
+      <w:r>
+        <w:rPr>
+          <w:noProof/>
+        </w:rPr>
+        <w:drawing>
+          <wp:inline distT="0" distB="0" distL="0" distR="0" wp14:anchorId="437B99E2" wp14:editId="073196D8">
+            <wp:extent cx="2726125" cy="1361440"/>
+            <wp:effectExtent l="0" t="0" r="4445" b="0"/>
+            <wp:docPr id="1269967176" name="Picture 2"/>
+            <wp:cNvGraphicFramePr>
+              <a:graphicFrameLocks xmlns:a="http://schemas.openxmlformats.org/drawingml/2006/main" noChangeAspect="1"/>
+            </wp:cNvGraphicFramePr>
+            <a:graphic xmlns:a="http://schemas.openxmlformats.org/drawingml/2006/main">
+              <a:graphicData uri="http://schemas.openxmlformats.org/drawingml/2006/picture">
+                <pic:pic xmlns:pic="http://schemas.openxmlformats.org/drawingml/2006/picture">
+                  <pic:nvPicPr>
+                    <pic:cNvPr id="1269967176" name="Picture 1269967176"/>
+                    <pic:cNvPicPr/>
+                  </pic:nvPicPr>
+                  <pic:blipFill>
+                    <a:blip r:embed="rId7" cstate="print">
+                      <a:extLst>
+                        <a:ext uri="{28A0092B-C50C-407E-A947-70E740481C1C}">
+                          <a14:useLocalDpi xmlns:a14="http://schemas.microsoft.com/office/drawing/2010/main" val="0"/>
+                        </a:ext>
+                      </a:extLst>
+                    </a:blip>
+                    <a:stretch>
+                      <a:fillRect/>
+                    </a:stretch>
+                  </pic:blipFill>
+                  <pic:spPr>
+                    <a:xfrm>
+                      <a:off x="0" y="0"/>
+                      <a:ext cx="2748359" cy="1372544"/>
+                    </a:xfrm>
+                    <a:prstGeom prst="rect">
+                      <a:avLst/>
+                    </a:prstGeom>
+                  </pic:spPr>
+                </pic:pic>
+              </a:graphicData>
+            </a:graphic>
+          </wp:inline>
+        </w:drawing>
+      </w:r>
+    </w:p>
+    <w:p>
+      <w:pPr>
+        <w:pStyle w:val="Title"/>
+        <w:jc w:val="center"/>
+      </w:pPr>
+    </w:p>
+    <w:p>
+      <w:pPr>
+        <w:pStyle w:val="Title"/>
+        <w:jc w:val="center"/>
+      </w:pPr>
+    </w:p>
+    <w:p>
+      <w:pPr>
+        <w:pStyle w:val="Title"/>
+        <w:jc w:val="center"/>
+      </w:pPr>
+      <w:r>
+        <w:t>User's Guide</w:t>
       </w:r>
     </w:p>
     <w:sdt>
       <w:sdtPr>
         <w:alias w:val="Contents"/>
+        <w:id w:val="326721903"/>
       </w:sdtPr>
       <w:sdtContent>
         <w:p>
           <w:r>
-            <w:fldChar w:fldCharType="begin" w:dirty="true"/>
-            <w:instrText xml:space="preserve">TOC \h \o "1-2"</w:instrText>
+            <w:fldChar w:fldCharType="begin"/>
+          </w:r>
+          <w:r>
+            <w:instrText>TOC \h \o "1-2"</w:instrText>
+          </w:r>
+          <w:r>
             <w:fldChar w:fldCharType="separate"/>
           </w:r>
         </w:p>
@@ -26,19 +113,26 @@
           <w:r>
             <w:fldChar w:fldCharType="end"/>
           </w:r>
+          <w:r>
+            <w:rPr>
+              <w:noProof/>
+            </w:rPr>
+            <w:t xml:space="preserve"> </w:t>
+          </w:r>
         </w:p>
       </w:sdtContent>
     </w:sdt>
     <w:p>
       <w:pPr>
         <w:spacing w:after="120"/>
-      </w:pPr>
-      <w:r>
-        <w:rPr>
-          <w:b/>
-          <w:bCs/>
-        </w:rPr>
-        <w:t xml:space="preserve">Version 1.0</w:t>
+        <w:jc w:val="center"/>
+      </w:pPr>
+      <w:r>
+        <w:rPr>
+          <w:b/>
+          <w:bCs/>
+        </w:rPr>
+        <w:t>Version 1.0</w:t>
       </w:r>
     </w:p>
     <w:p>
@@ -47,15 +141,21 @@
         <w:pageBreakBefore/>
       </w:pPr>
       <w:r>
-        <w:t xml:space="preserve">1. Introduction</w:t>
+        <w:lastRenderedPageBreak/>
+        <w:t>1. Introduction</w:t>
       </w:r>
     </w:p>
     <w:p>
       <w:pPr>
         <w:spacing w:after="120"/>
       </w:pPr>
-      <w:r>
-        <w:t xml:space="preserve">SourceTheVIN is a trade-in intake and appraisal tool for car dealerships. Dealership staff enter a vehicle's VIN, describe its condition and payoff, and upload photos. The Trade Desk reviews each submission, works out a valuation and sends a purchase offer. The seller can accept, decline or propose a different amount. Every step is tracked, and everyone involved is notified in the app and by email.</w:t>
+      <w:proofErr w:type="spellStart"/>
+      <w:r>
+        <w:t>SourceTheVIN</w:t>
+      </w:r>
+      <w:proofErr w:type="spellEnd"/>
+      <w:r>
+        <w:t xml:space="preserve"> is a trade-in intake and appraisal tool for car dealerships. Dealership staff enter a vehicle's VIN, describe its condition and payoff, and upload photos. The Trade Desk reviews each submission, works out a valuation and sends a purchase offer. The seller can accept, decline or propose a different amount. Every step is tracked, and everyone involved is notified in the app and by email.</w:t>
       </w:r>
     </w:p>
     <w:p>
@@ -63,20 +163,30 @@
         <w:pStyle w:val="Heading2"/>
       </w:pPr>
       <w:r>
-        <w:t xml:space="preserve">1.1 Who uses SourceTheVIN</w:t>
-      </w:r>
+        <w:t xml:space="preserve">1.1 Who uses </w:t>
+      </w:r>
+      <w:proofErr w:type="spellStart"/>
+      <w:r>
+        <w:t>SourceTheVIN</w:t>
+      </w:r>
+      <w:proofErr w:type="spellEnd"/>
     </w:p>
     <w:tbl>
       <w:tblPr>
-        <w:tblW w:type="dxa" w:w="10080"/>
+        <w:tblW w:w="10080" w:type="dxa"/>
         <w:tblBorders>
-          <w:top w:val="single" w:color="auto" w:sz="4"/>
-          <w:left w:val="single" w:color="auto" w:sz="4"/>
-          <w:bottom w:val="single" w:color="auto" w:sz="4"/>
-          <w:right w:val="single" w:color="auto" w:sz="4"/>
-          <w:insideH w:val="single" w:color="auto" w:sz="4"/>
-          <w:insideV w:val="single" w:color="auto" w:sz="4"/>
+          <w:top w:val="single" w:sz="4" w:space="0" w:color="auto"/>
+          <w:left w:val="single" w:sz="4" w:space="0" w:color="auto"/>
+          <w:bottom w:val="single" w:sz="4" w:space="0" w:color="auto"/>
+          <w:right w:val="single" w:sz="4" w:space="0" w:color="auto"/>
+          <w:insideH w:val="single" w:sz="4" w:space="0" w:color="auto"/>
+          <w:insideV w:val="single" w:sz="4" w:space="0" w:color="auto"/>
         </w:tblBorders>
+        <w:tblCellMar>
+          <w:left w:w="10" w:type="dxa"/>
+          <w:right w:w="10" w:type="dxa"/>
+        </w:tblCellMar>
+        <w:tblLook w:val="0000" w:firstRow="0" w:lastRow="0" w:firstColumn="0" w:lastColumn="0" w:noHBand="0" w:noVBand="0"/>
       </w:tblPr>
       <w:tblGrid>
         <w:gridCol w:w="2439"/>
@@ -84,367 +194,376 @@
         <w:gridCol w:w="2558"/>
       </w:tblGrid>
       <w:tr>
+        <w:tblPrEx>
+          <w:tblCellMar>
+            <w:top w:w="0" w:type="dxa"/>
+            <w:bottom w:w="0" w:type="dxa"/>
+          </w:tblCellMar>
+        </w:tblPrEx>
         <w:trPr>
           <w:cantSplit/>
           <w:tblHeader/>
         </w:trPr>
         <w:tc>
           <w:tcPr>
-            <w:tcW w:type="dxa" w:w="2439"/>
-            <w:tcBorders>
-              <w:top w:val="single" w:color="B7C3D0" w:sz="4"/>
-              <w:left w:val="single" w:color="B7C3D0" w:sz="4"/>
-              <w:bottom w:val="single" w:color="B7C3D0" w:sz="4"/>
-              <w:right w:val="single" w:color="B7C3D0" w:sz="4"/>
-            </w:tcBorders>
-            <w:shd w:fill="0B2545" w:color="auto" w:val="clear"/>
-            <w:tcMar>
-              <w:top w:type="dxa" w:w="60"/>
-              <w:left w:type="dxa" w:w="90"/>
-              <w:bottom w:type="dxa" w:w="60"/>
-              <w:right w:type="dxa" w:w="90"/>
-            </w:tcMar>
-          </w:tcPr>
-          <w:p>
-            <w:r>
-              <w:rPr>
-                <w:rFonts w:ascii="Calibri" w:cs="Calibri" w:eastAsia="Calibri" w:hAnsi="Calibri"/>
+            <w:tcW w:w="2439" w:type="dxa"/>
+            <w:tcBorders>
+              <w:top w:val="single" w:sz="4" w:space="0" w:color="B7C3D0"/>
+              <w:left w:val="single" w:sz="4" w:space="0" w:color="B7C3D0"/>
+              <w:bottom w:val="single" w:sz="4" w:space="0" w:color="B7C3D0"/>
+              <w:right w:val="single" w:sz="4" w:space="0" w:color="B7C3D0"/>
+            </w:tcBorders>
+            <w:shd w:val="clear" w:color="auto" w:fill="0B2545"/>
+            <w:tcMar>
+              <w:top w:w="60" w:type="dxa"/>
+              <w:left w:w="90" w:type="dxa"/>
+              <w:bottom w:w="60" w:type="dxa"/>
+              <w:right w:w="90" w:type="dxa"/>
+            </w:tcMar>
+          </w:tcPr>
+          <w:p>
+            <w:r>
+              <w:rPr>
                 <w:b/>
                 <w:bCs/>
                 <w:color w:val="FFFFFF"/>
                 <w:sz w:val="18"/>
                 <w:szCs w:val="18"/>
               </w:rPr>
-              <w:t xml:space="preserve">Role</w:t>
-            </w:r>
-          </w:p>
-        </w:tc>
-        <w:tc>
-          <w:tcPr>
-            <w:tcW w:type="dxa" w:w="5083"/>
-            <w:tcBorders>
-              <w:top w:val="single" w:color="B7C3D0" w:sz="4"/>
-              <w:left w:val="single" w:color="B7C3D0" w:sz="4"/>
-              <w:bottom w:val="single" w:color="B7C3D0" w:sz="4"/>
-              <w:right w:val="single" w:color="B7C3D0" w:sz="4"/>
-            </w:tcBorders>
-            <w:shd w:fill="0B2545" w:color="auto" w:val="clear"/>
-            <w:tcMar>
-              <w:top w:type="dxa" w:w="60"/>
-              <w:left w:type="dxa" w:w="90"/>
-              <w:bottom w:type="dxa" w:w="60"/>
-              <w:right w:type="dxa" w:w="90"/>
-            </w:tcMar>
-          </w:tcPr>
-          <w:p>
-            <w:r>
-              <w:rPr>
-                <w:rFonts w:ascii="Calibri" w:cs="Calibri" w:eastAsia="Calibri" w:hAnsi="Calibri"/>
+              <w:t>Role</w:t>
+            </w:r>
+          </w:p>
+        </w:tc>
+        <w:tc>
+          <w:tcPr>
+            <w:tcW w:w="5083" w:type="dxa"/>
+            <w:tcBorders>
+              <w:top w:val="single" w:sz="4" w:space="0" w:color="B7C3D0"/>
+              <w:left w:val="single" w:sz="4" w:space="0" w:color="B7C3D0"/>
+              <w:bottom w:val="single" w:sz="4" w:space="0" w:color="B7C3D0"/>
+              <w:right w:val="single" w:sz="4" w:space="0" w:color="B7C3D0"/>
+            </w:tcBorders>
+            <w:shd w:val="clear" w:color="auto" w:fill="0B2545"/>
+            <w:tcMar>
+              <w:top w:w="60" w:type="dxa"/>
+              <w:left w:w="90" w:type="dxa"/>
+              <w:bottom w:w="60" w:type="dxa"/>
+              <w:right w:w="90" w:type="dxa"/>
+            </w:tcMar>
+          </w:tcPr>
+          <w:p>
+            <w:r>
+              <w:rPr>
                 <w:b/>
                 <w:bCs/>
                 <w:color w:val="FFFFFF"/>
                 <w:sz w:val="18"/>
                 <w:szCs w:val="18"/>
               </w:rPr>
-              <w:t xml:space="preserve">What you do</w:t>
-            </w:r>
-          </w:p>
-        </w:tc>
-        <w:tc>
-          <w:tcPr>
-            <w:tcW w:type="dxa" w:w="2558"/>
-            <w:tcBorders>
-              <w:top w:val="single" w:color="B7C3D0" w:sz="4"/>
-              <w:left w:val="single" w:color="B7C3D0" w:sz="4"/>
-              <w:bottom w:val="single" w:color="B7C3D0" w:sz="4"/>
-              <w:right w:val="single" w:color="B7C3D0" w:sz="4"/>
-            </w:tcBorders>
-            <w:shd w:fill="0B2545" w:color="auto" w:val="clear"/>
-            <w:tcMar>
-              <w:top w:type="dxa" w:w="60"/>
-              <w:left w:type="dxa" w:w="90"/>
-              <w:bottom w:type="dxa" w:w="60"/>
-              <w:right w:type="dxa" w:w="90"/>
-            </w:tcMar>
-          </w:tcPr>
-          <w:p>
-            <w:r>
-              <w:rPr>
-                <w:rFonts w:ascii="Calibri" w:cs="Calibri" w:eastAsia="Calibri" w:hAnsi="Calibri"/>
+              <w:t>What you do</w:t>
+            </w:r>
+          </w:p>
+        </w:tc>
+        <w:tc>
+          <w:tcPr>
+            <w:tcW w:w="2558" w:type="dxa"/>
+            <w:tcBorders>
+              <w:top w:val="single" w:sz="4" w:space="0" w:color="B7C3D0"/>
+              <w:left w:val="single" w:sz="4" w:space="0" w:color="B7C3D0"/>
+              <w:bottom w:val="single" w:sz="4" w:space="0" w:color="B7C3D0"/>
+              <w:right w:val="single" w:sz="4" w:space="0" w:color="B7C3D0"/>
+            </w:tcBorders>
+            <w:shd w:val="clear" w:color="auto" w:fill="0B2545"/>
+            <w:tcMar>
+              <w:top w:w="60" w:type="dxa"/>
+              <w:left w:w="90" w:type="dxa"/>
+              <w:bottom w:w="60" w:type="dxa"/>
+              <w:right w:w="90" w:type="dxa"/>
+            </w:tcMar>
+          </w:tcPr>
+          <w:p>
+            <w:r>
+              <w:rPr>
                 <w:b/>
                 <w:bCs/>
                 <w:color w:val="FFFFFF"/>
                 <w:sz w:val="18"/>
                 <w:szCs w:val="18"/>
               </w:rPr>
-              <w:t xml:space="preserve">Your home page</w:t>
+              <w:t>Your home page</w:t>
             </w:r>
           </w:p>
         </w:tc>
       </w:tr>
       <w:tr>
+        <w:tblPrEx>
+          <w:tblCellMar>
+            <w:top w:w="0" w:type="dxa"/>
+            <w:bottom w:w="0" w:type="dxa"/>
+          </w:tblCellMar>
+        </w:tblPrEx>
         <w:trPr>
           <w:cantSplit/>
-          <w:tblHeader w:val="off"/>
         </w:trPr>
         <w:tc>
           <w:tcPr>
-            <w:tcW w:type="dxa" w:w="2439"/>
-            <w:tcBorders>
-              <w:top w:val="single" w:color="B7C3D0" w:sz="4"/>
-              <w:left w:val="single" w:color="B7C3D0" w:sz="4"/>
-              <w:bottom w:val="single" w:color="B7C3D0" w:sz="4"/>
-              <w:right w:val="single" w:color="B7C3D0" w:sz="4"/>
-            </w:tcBorders>
-            <w:tcMar>
-              <w:top w:type="dxa" w:w="60"/>
-              <w:left w:type="dxa" w:w="90"/>
-              <w:bottom w:type="dxa" w:w="60"/>
-              <w:right w:type="dxa" w:w="90"/>
-            </w:tcMar>
-          </w:tcPr>
-          <w:p>
-            <w:r>
-              <w:rPr>
-                <w:rFonts w:ascii="Calibri" w:cs="Calibri" w:eastAsia="Calibri" w:hAnsi="Calibri"/>
+            <w:tcW w:w="2439" w:type="dxa"/>
+            <w:tcBorders>
+              <w:top w:val="single" w:sz="4" w:space="0" w:color="B7C3D0"/>
+              <w:left w:val="single" w:sz="4" w:space="0" w:color="B7C3D0"/>
+              <w:bottom w:val="single" w:sz="4" w:space="0" w:color="B7C3D0"/>
+              <w:right w:val="single" w:sz="4" w:space="0" w:color="B7C3D0"/>
+            </w:tcBorders>
+            <w:tcMar>
+              <w:top w:w="60" w:type="dxa"/>
+              <w:left w:w="90" w:type="dxa"/>
+              <w:bottom w:w="60" w:type="dxa"/>
+              <w:right w:w="90" w:type="dxa"/>
+            </w:tcMar>
+          </w:tcPr>
+          <w:p>
+            <w:r>
+              <w:rPr>
                 <w:b/>
                 <w:bCs/>
                 <w:sz w:val="18"/>
                 <w:szCs w:val="18"/>
               </w:rPr>
-              <w:t xml:space="preserve">Seller</w:t>
-            </w:r>
-          </w:p>
-        </w:tc>
-        <w:tc>
-          <w:tcPr>
-            <w:tcW w:type="dxa" w:w="5083"/>
-            <w:tcBorders>
-              <w:top w:val="single" w:color="B7C3D0" w:sz="4"/>
-              <w:left w:val="single" w:color="B7C3D0" w:sz="4"/>
-              <w:bottom w:val="single" w:color="B7C3D0" w:sz="4"/>
-              <w:right w:val="single" w:color="B7C3D0" w:sz="4"/>
-            </w:tcBorders>
-            <w:tcMar>
-              <w:top w:type="dxa" w:w="60"/>
-              <w:left w:type="dxa" w:w="90"/>
-              <w:bottom w:type="dxa" w:w="60"/>
-              <w:right w:type="dxa" w:w="90"/>
-            </w:tcMar>
-          </w:tcPr>
-          <w:p>
-            <w:r>
-              <w:rPr>
-                <w:rFonts w:ascii="Calibri" w:cs="Calibri" w:eastAsia="Calibri" w:hAnsi="Calibri"/>
-                <w:sz w:val="18"/>
-                <w:szCs w:val="18"/>
-              </w:rPr>
-              <w:t xml:space="preserve">Submit trade-ins, track their status, respond to offers</w:t>
-            </w:r>
-          </w:p>
-        </w:tc>
-        <w:tc>
-          <w:tcPr>
-            <w:tcW w:type="dxa" w:w="2558"/>
-            <w:tcBorders>
-              <w:top w:val="single" w:color="B7C3D0" w:sz="4"/>
-              <w:left w:val="single" w:color="B7C3D0" w:sz="4"/>
-              <w:bottom w:val="single" w:color="B7C3D0" w:sz="4"/>
-              <w:right w:val="single" w:color="B7C3D0" w:sz="4"/>
-            </w:tcBorders>
-            <w:tcMar>
-              <w:top w:type="dxa" w:w="60"/>
-              <w:left w:type="dxa" w:w="90"/>
-              <w:bottom w:type="dxa" w:w="60"/>
-              <w:right w:type="dxa" w:w="90"/>
-            </w:tcMar>
-          </w:tcPr>
-          <w:p>
-            <w:r>
-              <w:rPr>
-                <w:rFonts w:ascii="Calibri" w:cs="Calibri" w:eastAsia="Calibri" w:hAnsi="Calibri"/>
-                <w:sz w:val="18"/>
-                <w:szCs w:val="18"/>
-              </w:rPr>
-              <w:t xml:space="preserve">Seller dashboard</w:t>
+              <w:t>Seller</w:t>
+            </w:r>
+          </w:p>
+        </w:tc>
+        <w:tc>
+          <w:tcPr>
+            <w:tcW w:w="5083" w:type="dxa"/>
+            <w:tcBorders>
+              <w:top w:val="single" w:sz="4" w:space="0" w:color="B7C3D0"/>
+              <w:left w:val="single" w:sz="4" w:space="0" w:color="B7C3D0"/>
+              <w:bottom w:val="single" w:sz="4" w:space="0" w:color="B7C3D0"/>
+              <w:right w:val="single" w:sz="4" w:space="0" w:color="B7C3D0"/>
+            </w:tcBorders>
+            <w:tcMar>
+              <w:top w:w="60" w:type="dxa"/>
+              <w:left w:w="90" w:type="dxa"/>
+              <w:bottom w:w="60" w:type="dxa"/>
+              <w:right w:w="90" w:type="dxa"/>
+            </w:tcMar>
+          </w:tcPr>
+          <w:p>
+            <w:r>
+              <w:rPr>
+                <w:sz w:val="18"/>
+                <w:szCs w:val="18"/>
+              </w:rPr>
+              <w:t>Submit trade-ins, track their status, respond to offers</w:t>
+            </w:r>
+          </w:p>
+        </w:tc>
+        <w:tc>
+          <w:tcPr>
+            <w:tcW w:w="2558" w:type="dxa"/>
+            <w:tcBorders>
+              <w:top w:val="single" w:sz="4" w:space="0" w:color="B7C3D0"/>
+              <w:left w:val="single" w:sz="4" w:space="0" w:color="B7C3D0"/>
+              <w:bottom w:val="single" w:sz="4" w:space="0" w:color="B7C3D0"/>
+              <w:right w:val="single" w:sz="4" w:space="0" w:color="B7C3D0"/>
+            </w:tcBorders>
+            <w:tcMar>
+              <w:top w:w="60" w:type="dxa"/>
+              <w:left w:w="90" w:type="dxa"/>
+              <w:bottom w:w="60" w:type="dxa"/>
+              <w:right w:w="90" w:type="dxa"/>
+            </w:tcMar>
+          </w:tcPr>
+          <w:p>
+            <w:r>
+              <w:rPr>
+                <w:sz w:val="18"/>
+                <w:szCs w:val="18"/>
+              </w:rPr>
+              <w:t>Seller dashboard</w:t>
             </w:r>
           </w:p>
         </w:tc>
       </w:tr>
       <w:tr>
+        <w:tblPrEx>
+          <w:tblCellMar>
+            <w:top w:w="0" w:type="dxa"/>
+            <w:bottom w:w="0" w:type="dxa"/>
+          </w:tblCellMar>
+        </w:tblPrEx>
         <w:trPr>
           <w:cantSplit/>
-          <w:tblHeader w:val="off"/>
         </w:trPr>
         <w:tc>
           <w:tcPr>
-            <w:tcW w:type="dxa" w:w="2439"/>
-            <w:tcBorders>
-              <w:top w:val="single" w:color="B7C3D0" w:sz="4"/>
-              <w:left w:val="single" w:color="B7C3D0" w:sz="4"/>
-              <w:bottom w:val="single" w:color="B7C3D0" w:sz="4"/>
-              <w:right w:val="single" w:color="B7C3D0" w:sz="4"/>
-            </w:tcBorders>
-            <w:tcMar>
-              <w:top w:type="dxa" w:w="60"/>
-              <w:left w:type="dxa" w:w="90"/>
-              <w:bottom w:type="dxa" w:w="60"/>
-              <w:right w:type="dxa" w:w="90"/>
-            </w:tcMar>
-          </w:tcPr>
-          <w:p>
-            <w:r>
-              <w:rPr>
-                <w:rFonts w:ascii="Calibri" w:cs="Calibri" w:eastAsia="Calibri" w:hAnsi="Calibri"/>
+            <w:tcW w:w="2439" w:type="dxa"/>
+            <w:tcBorders>
+              <w:top w:val="single" w:sz="4" w:space="0" w:color="B7C3D0"/>
+              <w:left w:val="single" w:sz="4" w:space="0" w:color="B7C3D0"/>
+              <w:bottom w:val="single" w:sz="4" w:space="0" w:color="B7C3D0"/>
+              <w:right w:val="single" w:sz="4" w:space="0" w:color="B7C3D0"/>
+            </w:tcBorders>
+            <w:tcMar>
+              <w:top w:w="60" w:type="dxa"/>
+              <w:left w:w="90" w:type="dxa"/>
+              <w:bottom w:w="60" w:type="dxa"/>
+              <w:right w:w="90" w:type="dxa"/>
+            </w:tcMar>
+          </w:tcPr>
+          <w:p>
+            <w:r>
+              <w:rPr>
                 <w:b/>
                 <w:bCs/>
                 <w:sz w:val="18"/>
                 <w:szCs w:val="18"/>
               </w:rPr>
-              <w:t xml:space="preserve">Trade Desk</w:t>
-            </w:r>
-          </w:p>
-        </w:tc>
-        <w:tc>
-          <w:tcPr>
-            <w:tcW w:type="dxa" w:w="5083"/>
-            <w:tcBorders>
-              <w:top w:val="single" w:color="B7C3D0" w:sz="4"/>
-              <w:left w:val="single" w:color="B7C3D0" w:sz="4"/>
-              <w:bottom w:val="single" w:color="B7C3D0" w:sz="4"/>
-              <w:right w:val="single" w:color="B7C3D0" w:sz="4"/>
-            </w:tcBorders>
-            <w:tcMar>
-              <w:top w:type="dxa" w:w="60"/>
-              <w:left w:type="dxa" w:w="90"/>
-              <w:bottom w:type="dxa" w:w="60"/>
-              <w:right w:type="dxa" w:w="90"/>
-            </w:tcMar>
-          </w:tcPr>
-          <w:p>
-            <w:r>
-              <w:rPr>
-                <w:rFonts w:ascii="Calibri" w:cs="Calibri" w:eastAsia="Calibri" w:hAnsi="Calibri"/>
-                <w:sz w:val="18"/>
-                <w:szCs w:val="18"/>
-              </w:rPr>
-              <w:t xml:space="preserve">Review submissions, value vehicles, send and negotiate offers</w:t>
-            </w:r>
-          </w:p>
-        </w:tc>
-        <w:tc>
-          <w:tcPr>
-            <w:tcW w:type="dxa" w:w="2558"/>
-            <w:tcBorders>
-              <w:top w:val="single" w:color="B7C3D0" w:sz="4"/>
-              <w:left w:val="single" w:color="B7C3D0" w:sz="4"/>
-              <w:bottom w:val="single" w:color="B7C3D0" w:sz="4"/>
-              <w:right w:val="single" w:color="B7C3D0" w:sz="4"/>
-            </w:tcBorders>
-            <w:tcMar>
-              <w:top w:type="dxa" w:w="60"/>
-              <w:left w:type="dxa" w:w="90"/>
-              <w:bottom w:type="dxa" w:w="60"/>
-              <w:right w:type="dxa" w:w="90"/>
-            </w:tcMar>
-          </w:tcPr>
-          <w:p>
-            <w:r>
-              <w:rPr>
-                <w:rFonts w:ascii="Calibri" w:cs="Calibri" w:eastAsia="Calibri" w:hAnsi="Calibri"/>
-                <w:sz w:val="18"/>
-                <w:szCs w:val="18"/>
-              </w:rPr>
-              <w:t xml:space="preserve">Submission queue</w:t>
+              <w:t>Trade Desk</w:t>
+            </w:r>
+          </w:p>
+        </w:tc>
+        <w:tc>
+          <w:tcPr>
+            <w:tcW w:w="5083" w:type="dxa"/>
+            <w:tcBorders>
+              <w:top w:val="single" w:sz="4" w:space="0" w:color="B7C3D0"/>
+              <w:left w:val="single" w:sz="4" w:space="0" w:color="B7C3D0"/>
+              <w:bottom w:val="single" w:sz="4" w:space="0" w:color="B7C3D0"/>
+              <w:right w:val="single" w:sz="4" w:space="0" w:color="B7C3D0"/>
+            </w:tcBorders>
+            <w:tcMar>
+              <w:top w:w="60" w:type="dxa"/>
+              <w:left w:w="90" w:type="dxa"/>
+              <w:bottom w:w="60" w:type="dxa"/>
+              <w:right w:w="90" w:type="dxa"/>
+            </w:tcMar>
+          </w:tcPr>
+          <w:p>
+            <w:r>
+              <w:rPr>
+                <w:sz w:val="18"/>
+                <w:szCs w:val="18"/>
+              </w:rPr>
+              <w:t>Review submissions, value vehicles, send and negotiate offers</w:t>
+            </w:r>
+          </w:p>
+        </w:tc>
+        <w:tc>
+          <w:tcPr>
+            <w:tcW w:w="2558" w:type="dxa"/>
+            <w:tcBorders>
+              <w:top w:val="single" w:sz="4" w:space="0" w:color="B7C3D0"/>
+              <w:left w:val="single" w:sz="4" w:space="0" w:color="B7C3D0"/>
+              <w:bottom w:val="single" w:sz="4" w:space="0" w:color="B7C3D0"/>
+              <w:right w:val="single" w:sz="4" w:space="0" w:color="B7C3D0"/>
+            </w:tcBorders>
+            <w:tcMar>
+              <w:top w:w="60" w:type="dxa"/>
+              <w:left w:w="90" w:type="dxa"/>
+              <w:bottom w:w="60" w:type="dxa"/>
+              <w:right w:w="90" w:type="dxa"/>
+            </w:tcMar>
+          </w:tcPr>
+          <w:p>
+            <w:r>
+              <w:rPr>
+                <w:sz w:val="18"/>
+                <w:szCs w:val="18"/>
+              </w:rPr>
+              <w:t>Submission queue</w:t>
             </w:r>
           </w:p>
         </w:tc>
       </w:tr>
       <w:tr>
+        <w:tblPrEx>
+          <w:tblCellMar>
+            <w:top w:w="0" w:type="dxa"/>
+            <w:bottom w:w="0" w:type="dxa"/>
+          </w:tblCellMar>
+        </w:tblPrEx>
         <w:trPr>
           <w:cantSplit/>
-          <w:tblHeader w:val="off"/>
         </w:trPr>
         <w:tc>
           <w:tcPr>
-            <w:tcW w:type="dxa" w:w="2439"/>
-            <w:tcBorders>
-              <w:top w:val="single" w:color="B7C3D0" w:sz="4"/>
-              <w:left w:val="single" w:color="B7C3D0" w:sz="4"/>
-              <w:bottom w:val="single" w:color="B7C3D0" w:sz="4"/>
-              <w:right w:val="single" w:color="B7C3D0" w:sz="4"/>
-            </w:tcBorders>
-            <w:tcMar>
-              <w:top w:type="dxa" w:w="60"/>
-              <w:left w:type="dxa" w:w="90"/>
-              <w:bottom w:type="dxa" w:w="60"/>
-              <w:right w:type="dxa" w:w="90"/>
-            </w:tcMar>
-          </w:tcPr>
-          <w:p>
-            <w:r>
-              <w:rPr>
-                <w:rFonts w:ascii="Calibri" w:cs="Calibri" w:eastAsia="Calibri" w:hAnsi="Calibri"/>
+            <w:tcW w:w="2439" w:type="dxa"/>
+            <w:tcBorders>
+              <w:top w:val="single" w:sz="4" w:space="0" w:color="B7C3D0"/>
+              <w:left w:val="single" w:sz="4" w:space="0" w:color="B7C3D0"/>
+              <w:bottom w:val="single" w:sz="4" w:space="0" w:color="B7C3D0"/>
+              <w:right w:val="single" w:sz="4" w:space="0" w:color="B7C3D0"/>
+            </w:tcBorders>
+            <w:tcMar>
+              <w:top w:w="60" w:type="dxa"/>
+              <w:left w:w="90" w:type="dxa"/>
+              <w:bottom w:w="60" w:type="dxa"/>
+              <w:right w:w="90" w:type="dxa"/>
+            </w:tcMar>
+          </w:tcPr>
+          <w:p>
+            <w:r>
+              <w:rPr>
                 <w:b/>
                 <w:bCs/>
                 <w:sz w:val="18"/>
                 <w:szCs w:val="18"/>
               </w:rPr>
-              <w:t xml:space="preserve">Administrator</w:t>
-            </w:r>
-          </w:p>
-        </w:tc>
-        <w:tc>
-          <w:tcPr>
-            <w:tcW w:type="dxa" w:w="5083"/>
-            <w:tcBorders>
-              <w:top w:val="single" w:color="B7C3D0" w:sz="4"/>
-              <w:left w:val="single" w:color="B7C3D0" w:sz="4"/>
-              <w:bottom w:val="single" w:color="B7C3D0" w:sz="4"/>
-              <w:right w:val="single" w:color="B7C3D0" w:sz="4"/>
-            </w:tcBorders>
-            <w:tcMar>
-              <w:top w:type="dxa" w:w="60"/>
-              <w:left w:type="dxa" w:w="90"/>
-              <w:bottom w:type="dxa" w:w="60"/>
-              <w:right w:type="dxa" w:w="90"/>
-            </w:tcMar>
-          </w:tcPr>
-          <w:p>
-            <w:r>
-              <w:rPr>
-                <w:rFonts w:ascii="Calibri" w:cs="Calibri" w:eastAsia="Calibri" w:hAnsi="Calibri"/>
-                <w:sz w:val="18"/>
-                <w:szCs w:val="18"/>
-              </w:rPr>
-              <w:t xml:space="preserve">Invite users, approve seller requests, manage roles and access</w:t>
-            </w:r>
-          </w:p>
-        </w:tc>
-        <w:tc>
-          <w:tcPr>
-            <w:tcW w:type="dxa" w:w="2558"/>
-            <w:tcBorders>
-              <w:top w:val="single" w:color="B7C3D0" w:sz="4"/>
-              <w:left w:val="single" w:color="B7C3D0" w:sz="4"/>
-              <w:bottom w:val="single" w:color="B7C3D0" w:sz="4"/>
-              <w:right w:val="single" w:color="B7C3D0" w:sz="4"/>
-            </w:tcBorders>
-            <w:tcMar>
-              <w:top w:type="dxa" w:w="60"/>
-              <w:left w:type="dxa" w:w="90"/>
-              <w:bottom w:type="dxa" w:w="60"/>
-              <w:right w:type="dxa" w:w="90"/>
-            </w:tcMar>
-          </w:tcPr>
-          <w:p>
-            <w:r>
-              <w:rPr>
-                <w:rFonts w:ascii="Calibri" w:cs="Calibri" w:eastAsia="Calibri" w:hAnsi="Calibri"/>
-                <w:sz w:val="18"/>
-                <w:szCs w:val="18"/>
-              </w:rPr>
-              <w:t xml:space="preserve">Users &amp; roles</w:t>
+              <w:t>Administrator</w:t>
+            </w:r>
+          </w:p>
+        </w:tc>
+        <w:tc>
+          <w:tcPr>
+            <w:tcW w:w="5083" w:type="dxa"/>
+            <w:tcBorders>
+              <w:top w:val="single" w:sz="4" w:space="0" w:color="B7C3D0"/>
+              <w:left w:val="single" w:sz="4" w:space="0" w:color="B7C3D0"/>
+              <w:bottom w:val="single" w:sz="4" w:space="0" w:color="B7C3D0"/>
+              <w:right w:val="single" w:sz="4" w:space="0" w:color="B7C3D0"/>
+            </w:tcBorders>
+            <w:tcMar>
+              <w:top w:w="60" w:type="dxa"/>
+              <w:left w:w="90" w:type="dxa"/>
+              <w:bottom w:w="60" w:type="dxa"/>
+              <w:right w:w="90" w:type="dxa"/>
+            </w:tcMar>
+          </w:tcPr>
+          <w:p>
+            <w:r>
+              <w:rPr>
+                <w:sz w:val="18"/>
+                <w:szCs w:val="18"/>
+              </w:rPr>
+              <w:t>Invite users, approve seller requests, manage roles and access</w:t>
+            </w:r>
+          </w:p>
+        </w:tc>
+        <w:tc>
+          <w:tcPr>
+            <w:tcW w:w="2558" w:type="dxa"/>
+            <w:tcBorders>
+              <w:top w:val="single" w:sz="4" w:space="0" w:color="B7C3D0"/>
+              <w:left w:val="single" w:sz="4" w:space="0" w:color="B7C3D0"/>
+              <w:bottom w:val="single" w:sz="4" w:space="0" w:color="B7C3D0"/>
+              <w:right w:val="single" w:sz="4" w:space="0" w:color="B7C3D0"/>
+            </w:tcBorders>
+            <w:tcMar>
+              <w:top w:w="60" w:type="dxa"/>
+              <w:left w:w="90" w:type="dxa"/>
+              <w:bottom w:w="60" w:type="dxa"/>
+              <w:right w:w="90" w:type="dxa"/>
+            </w:tcMar>
+          </w:tcPr>
+          <w:p>
+            <w:r>
+              <w:rPr>
+                <w:sz w:val="18"/>
+                <w:szCs w:val="18"/>
+              </w:rPr>
+              <w:t>Users &amp; roles</w:t>
             </w:r>
           </w:p>
         </w:tc>
@@ -460,7 +579,7 @@
         <w:pStyle w:val="Heading2"/>
       </w:pPr>
       <w:r>
-        <w:t xml:space="preserve">1.2 What you need</w:t>
+        <w:t>1.2 What you need</w:t>
       </w:r>
     </w:p>
     <w:p>
@@ -472,7 +591,7 @@
         </w:numPr>
       </w:pPr>
       <w:r>
-        <w:t xml:space="preserve">A modern web browser (Chrome, Safari, Firefox or Edge) on a computer, tablet or phone.</w:t>
+        <w:t>A modern web browser (Chrome, Safari, Firefox or Edge) on a computer, tablet or phone.</w:t>
       </w:r>
     </w:p>
     <w:p>
@@ -484,7 +603,7 @@
         </w:numPr>
       </w:pPr>
       <w:r>
-        <w:t xml:space="preserve">For sellers: a phone or tablet with a camera makes photo capture easiest.</w:t>
+        <w:t>For sellers: a phone or tablet with a camera makes photo capture easiest.</w:t>
       </w:r>
     </w:p>
     <w:p>
@@ -496,14 +615,22 @@
         </w:numPr>
       </w:pPr>
       <w:r>
-        <w:t xml:space="preserve">The SourceTheVIN web address from your administrator: </w:t>
-      </w:r>
-      <w:r>
-        <w:rPr>
-          <w:rFonts w:ascii="Consolas" w:cs="Consolas" w:eastAsia="Consolas" w:hAnsi="Consolas"/>
+        <w:t xml:space="preserve">The </w:t>
+      </w:r>
+      <w:proofErr w:type="spellStart"/>
+      <w:r>
+        <w:t>SourceTheVIN</w:t>
+      </w:r>
+      <w:proofErr w:type="spellEnd"/>
+      <w:r>
+        <w:t xml:space="preserve"> web address from your administrator: </w:t>
+      </w:r>
+      <w:r>
+        <w:rPr>
+          <w:rFonts w:ascii="Consolas" w:eastAsia="Consolas" w:hAnsi="Consolas" w:cs="Consolas"/>
           <w:color w:val="1F4E79"/>
         </w:rPr>
-        <w:t xml:space="preserve">https://&lt;YOUR_SOURCETHEVIN_URL&gt;</w:t>
+        <w:t>https://&lt;YOUR_SOURCETHEVIN_URL&gt;</w:t>
       </w:r>
     </w:p>
     <w:p>
@@ -512,7 +639,8 @@
         <w:pageBreakBefore/>
       </w:pPr>
       <w:r>
-        <w:t xml:space="preserve">2. Getting Started</w:t>
+        <w:lastRenderedPageBreak/>
+        <w:t>2. Getting Started</w:t>
       </w:r>
     </w:p>
     <w:p>
@@ -520,7 +648,7 @@
         <w:pStyle w:val="Heading2"/>
       </w:pPr>
       <w:r>
-        <w:t xml:space="preserve">2.1 Getting an account</w:t>
+        <w:t>2.1 Getting an account</w:t>
       </w:r>
     </w:p>
     <w:p>
@@ -528,7 +656,7 @@
         <w:spacing w:after="120"/>
       </w:pPr>
       <w:r>
-        <w:t xml:space="preserve">There are two ways to get an account:</w:t>
+        <w:t>There are two ways to get an account:</w:t>
       </w:r>
     </w:p>
     <w:p>
@@ -540,7 +668,7 @@
           <w:b/>
           <w:bCs/>
         </w:rPr>
-        <w:t xml:space="preserve">Invited by an administrator.</w:t>
+        <w:t>Invited by an administrator.</w:t>
       </w:r>
       <w:r>
         <w:t xml:space="preserve"> You'll receive an email with a temporary password. Go to the sign-in page, sign in with your email and that temporary password, then choose your own password (see 2.3).</w:t>
@@ -555,7 +683,7 @@
           <w:b/>
           <w:bCs/>
         </w:rPr>
-        <w:t xml:space="preserve">Requesting seller access yourself.</w:t>
+        <w:t>Requesting seller access yourself.</w:t>
       </w:r>
     </w:p>
     <w:p>
@@ -574,10 +702,10 @@
           <w:b/>
           <w:bCs/>
         </w:rPr>
-        <w:t xml:space="preserve">Request seller access</w:t>
-      </w:r>
-      <w:r>
-        <w:t xml:space="preserve">.</w:t>
+        <w:t>Request seller access</w:t>
+      </w:r>
+      <w:r>
+        <w:t>.</w:t>
       </w:r>
     </w:p>
     <w:p>
@@ -589,7 +717,7 @@
         </w:numPr>
       </w:pPr>
       <w:r>
-        <w:t xml:space="preserve">Enter your email, a password (at least 10 characters), your dealership name, dealer license number and phone number.</w:t>
+        <w:t>Enter your email, a password (at least 10 characters), your dealership name, dealer license number and phone number.</w:t>
       </w:r>
     </w:p>
     <w:p>
@@ -608,10 +736,10 @@
           <w:b/>
           <w:bCs/>
         </w:rPr>
-        <w:t xml:space="preserve">Request seller access</w:t>
-      </w:r>
-      <w:r>
-        <w:t xml:space="preserve">. You'll see "Request received".</w:t>
+        <w:t>Request seller access</w:t>
+      </w:r>
+      <w:r>
+        <w:t>. You'll see "Request received".</w:t>
       </w:r>
     </w:p>
     <w:p>
@@ -623,20 +751,20 @@
         </w:numPr>
       </w:pPr>
       <w:r>
-        <w:t xml:space="preserve">An administrator reviews your request. You'll get an email when you're approved, and then you can sign in.</w:t>
+        <w:t>An administrator reviews your request. You'll get an email when you're approved, and then you can sign in.</w:t>
       </w:r>
     </w:p>
     <w:p>
       <w:pPr>
         <w:pBdr>
-          <w:left w:val="single" w:color="3B82F6" w:sz="18" w:space="8"/>
+          <w:left w:val="single" w:sz="18" w:space="8" w:color="3B82F6"/>
         </w:pBdr>
-        <w:shd w:fill="EEF4FD" w:color="auto" w:val="clear"/>
-        <w:spacing w:after="120" w:before="80"/>
+        <w:shd w:val="clear" w:color="auto" w:fill="EEF4FD"/>
+        <w:spacing w:before="80" w:after="120"/>
         <w:ind w:left="360"/>
       </w:pPr>
       <w:r>
-        <w:t xml:space="preserve">Fill in every field, including dealership name and license number, even though they are marked "(optional)". The request will not go through without them.</w:t>
+        <w:t>Fill in every field, including dealership name and license number, even though they are marked "(optional)". The request will not go through without them.</w:t>
       </w:r>
     </w:p>
     <w:p>
@@ -644,7 +772,7 @@
         <w:pStyle w:val="Heading2"/>
       </w:pPr>
       <w:r>
-        <w:t xml:space="preserve">2.2 Signing in</w:t>
+        <w:t>2.2 Signing in</w:t>
       </w:r>
     </w:p>
     <w:p>
@@ -656,7 +784,15 @@
         </w:numPr>
       </w:pPr>
       <w:r>
-        <w:t xml:space="preserve">Go to the SourceTheVIN web address.</w:t>
+        <w:t xml:space="preserve">Go to the </w:t>
+      </w:r>
+      <w:proofErr w:type="spellStart"/>
+      <w:r>
+        <w:t>SourceTheVIN</w:t>
+      </w:r>
+      <w:proofErr w:type="spellEnd"/>
+      <w:r>
+        <w:t xml:space="preserve"> web address.</w:t>
       </w:r>
     </w:p>
     <w:p>
@@ -675,7 +811,7 @@
           <w:b/>
           <w:bCs/>
         </w:rPr>
-        <w:t xml:space="preserve">Email</w:t>
+        <w:t>Email</w:t>
       </w:r>
       <w:r>
         <w:t xml:space="preserve"> and </w:t>
@@ -685,10 +821,10 @@
           <w:b/>
           <w:bCs/>
         </w:rPr>
-        <w:t xml:space="preserve">Password</w:t>
-      </w:r>
-      <w:r>
-        <w:t xml:space="preserve">. Click the eye icon to show or hide what you've typed.</w:t>
+        <w:t>Password</w:t>
+      </w:r>
+      <w:r>
+        <w:t>. Click the eye icon to show or hide what you've typed.</w:t>
       </w:r>
     </w:p>
     <w:p>
@@ -707,10 +843,10 @@
           <w:b/>
           <w:bCs/>
         </w:rPr>
-        <w:t xml:space="preserve">Sign in</w:t>
-      </w:r>
-      <w:r>
-        <w:t xml:space="preserve">. You're taken to your home page.</w:t>
+        <w:t>Sign in</w:t>
+      </w:r>
+      <w:r>
+        <w:t>. You're taken to your home page.</w:t>
       </w:r>
     </w:p>
     <w:p>
@@ -718,7 +854,7 @@
         <w:spacing w:after="120"/>
       </w:pPr>
       <w:r>
-        <w:t xml:space="preserve">You stay signed in when you reload or reopen the browser. Signing in on another device or browser signs out your previous session.</w:t>
+        <w:t>You stay signed in when you reload or reopen the browser. Signing in on another device or browser signs out your previous session.</w:t>
       </w:r>
     </w:p>
     <w:p>
@@ -726,7 +862,7 @@
         <w:pStyle w:val="Heading2"/>
       </w:pPr>
       <w:r>
-        <w:t xml:space="preserve">2.3 Changing a temporary password</w:t>
+        <w:t>2.3 Changing a temporary password</w:t>
       </w:r>
     </w:p>
     <w:p>
@@ -734,7 +870,7 @@
         <w:spacing w:after="120"/>
       </w:pPr>
       <w:r>
-        <w:t xml:space="preserve">If you were invited, or an administrator reset your password, you'll be asked to choose a new one before you can continue:</w:t>
+        <w:t>If you were invited, or an administrator reset your password, you'll be asked to choose a new one before you can continue:</w:t>
       </w:r>
     </w:p>
     <w:p>
@@ -753,7 +889,7 @@
           <w:b/>
           <w:bCs/>
         </w:rPr>
-        <w:t xml:space="preserve">Temporary password</w:t>
+        <w:t>Temporary password</w:t>
       </w:r>
       <w:r>
         <w:t xml:space="preserve"> from your email.</w:t>
@@ -770,12 +906,21 @@
       <w:r>
         <w:t xml:space="preserve">Enter a </w:t>
       </w:r>
-      <w:r>
-        <w:rPr>
-          <w:b/>
-          <w:bCs/>
-        </w:rPr>
-        <w:t xml:space="preserve">New password</w:t>
+      <w:proofErr w:type="gramStart"/>
+      <w:r>
+        <w:rPr>
+          <w:b/>
+          <w:bCs/>
+        </w:rPr>
+        <w:t>New</w:t>
+      </w:r>
+      <w:proofErr w:type="gramEnd"/>
+      <w:r>
+        <w:rPr>
+          <w:b/>
+          <w:bCs/>
+        </w:rPr>
+        <w:t xml:space="preserve"> password</w:t>
       </w:r>
       <w:r>
         <w:t xml:space="preserve"> of at least 10 characters.</w:t>
@@ -797,10 +942,10 @@
           <w:b/>
           <w:bCs/>
         </w:rPr>
-        <w:t xml:space="preserve">Set new password</w:t>
-      </w:r>
-      <w:r>
-        <w:t xml:space="preserve">.</w:t>
+        <w:t>Set new password</w:t>
+      </w:r>
+      <w:r>
+        <w:t>.</w:t>
       </w:r>
     </w:p>
     <w:p>
@@ -808,7 +953,7 @@
         <w:pStyle w:val="Heading2"/>
       </w:pPr>
       <w:r>
-        <w:t xml:space="preserve">2.4 Signing out</w:t>
+        <w:t>2.4 Signing out</w:t>
       </w:r>
     </w:p>
     <w:p>
@@ -823,7 +968,7 @@
           <w:b/>
           <w:bCs/>
         </w:rPr>
-        <w:t xml:space="preserve">Sign out</w:t>
+        <w:t>Sign out</w:t>
       </w:r>
       <w:r>
         <w:t xml:space="preserve"> at the top right of any page.</w:t>
@@ -834,7 +979,7 @@
         <w:pStyle w:val="Heading2"/>
       </w:pPr>
       <w:r>
-        <w:t xml:space="preserve">2.5 Notifications</w:t>
+        <w:t>2.5 Notifications</w:t>
       </w:r>
     </w:p>
     <w:p>
@@ -842,7 +987,7 @@
         <w:spacing w:after="120"/>
       </w:pPr>
       <w:r>
-        <w:t xml:space="preserve">The bell icon at the top of each page shows how many unread notifications you have (up to "9+"). It updates automatically about every 20 seconds.</w:t>
+        <w:t>The bell icon at the top of each page shows how many unread notifications you have (up to "9+"). It updates automatically about every 20 seconds.</w:t>
       </w:r>
     </w:p>
     <w:p>
@@ -854,7 +999,7 @@
         </w:numPr>
       </w:pPr>
       <w:r>
-        <w:t xml:space="preserve">Click the bell to see your 20 most recent notifications. Unread ones are tinted blue.</w:t>
+        <w:t>Click the bell to see your 20 most recent notifications. Unread ones are tinted blue.</w:t>
       </w:r>
     </w:p>
     <w:p>
@@ -866,7 +1011,7 @@
         </w:numPr>
       </w:pPr>
       <w:r>
-        <w:t xml:space="preserve">Click a notification to mark it read and go straight to the related page.</w:t>
+        <w:t>Click a notification to mark it read and go straight to the related page.</w:t>
       </w:r>
     </w:p>
     <w:p>
@@ -885,7 +1030,7 @@
           <w:b/>
           <w:bCs/>
         </w:rPr>
-        <w:t xml:space="preserve">Mark all read</w:t>
+        <w:t>Mark all read</w:t>
       </w:r>
       <w:r>
         <w:t xml:space="preserve"> to clear them all.</w:t>
@@ -896,7 +1041,7 @@
         <w:spacing w:after="120"/>
       </w:pPr>
       <w:r>
-        <w:t xml:space="preserve">You also receive an email for each notification, so you'll know when something needs your attention even when you're not signed in.</w:t>
+        <w:t>You also receive an email for each notification, so you'll know when something needs your attention even when you're not signed in.</w:t>
       </w:r>
     </w:p>
     <w:p>
@@ -905,7 +1050,8 @@
         <w:pageBreakBefore/>
       </w:pPr>
       <w:r>
-        <w:t xml:space="preserve">3. Seller Guide</w:t>
+        <w:lastRenderedPageBreak/>
+        <w:t>3. Seller Guide</w:t>
       </w:r>
     </w:p>
     <w:p>
@@ -913,7 +1059,7 @@
         <w:pStyle w:val="Heading2"/>
       </w:pPr>
       <w:r>
-        <w:t xml:space="preserve">3.1 Your dashboard</w:t>
+        <w:t>3.1 Your dashboard</w:t>
       </w:r>
     </w:p>
     <w:p>
@@ -921,7 +1067,7 @@
         <w:spacing w:after="120"/>
       </w:pPr>
       <w:r>
-        <w:t xml:space="preserve">Your dashboard shows:</w:t>
+        <w:t>Your dashboard shows:</w:t>
       </w:r>
     </w:p>
     <w:p>
@@ -940,7 +1086,7 @@
           <w:b/>
           <w:bCs/>
         </w:rPr>
-        <w:t xml:space="preserve">Trade-in submission</w:t>
+        <w:t>Trade-in submission</w:t>
       </w:r>
       <w:r>
         <w:t xml:space="preserve"> card with an </w:t>
@@ -950,7 +1096,7 @@
           <w:b/>
           <w:bCs/>
         </w:rPr>
-        <w:t xml:space="preserve">Enter VIN →</w:t>
+        <w:t>Enter VIN →</w:t>
       </w:r>
       <w:r>
         <w:t xml:space="preserve"> button to start a new trade-in.</w:t>
@@ -969,160 +1115,172 @@
           <w:b/>
           <w:bCs/>
         </w:rPr>
-        <w:t xml:space="preserve">Recent submissions</w:t>
+        <w:t>Recent submissions</w:t>
       </w:r>
       <w:r>
         <w:t xml:space="preserve">: your 10 most recent trade-ins with the vehicle, reference ID (for example </w:t>
       </w:r>
       <w:r>
         <w:rPr>
-          <w:rFonts w:ascii="Consolas" w:cs="Consolas" w:eastAsia="Consolas" w:hAnsi="Consolas"/>
+          <w:rFonts w:ascii="Consolas" w:eastAsia="Consolas" w:hAnsi="Consolas" w:cs="Consolas"/>
           <w:color w:val="1F4E79"/>
         </w:rPr>
-        <w:t xml:space="preserve">STV-2026-00042</w:t>
-      </w:r>
-      <w:r>
-        <w:t xml:space="preserve">) and status.</w:t>
+        <w:t>STV-2026-00042</w:t>
+      </w:r>
+      <w:r>
+        <w:t>) and status.</w:t>
       </w:r>
     </w:p>
     <w:tbl>
       <w:tblPr>
-        <w:tblW w:type="dxa" w:w="10080"/>
+        <w:tblW w:w="10080" w:type="dxa"/>
         <w:tblBorders>
-          <w:top w:val="single" w:color="auto" w:sz="4"/>
-          <w:left w:val="single" w:color="auto" w:sz="4"/>
-          <w:bottom w:val="single" w:color="auto" w:sz="4"/>
-          <w:right w:val="single" w:color="auto" w:sz="4"/>
-          <w:insideH w:val="single" w:color="auto" w:sz="4"/>
-          <w:insideV w:val="single" w:color="auto" w:sz="4"/>
+          <w:top w:val="single" w:sz="4" w:space="0" w:color="auto"/>
+          <w:left w:val="single" w:sz="4" w:space="0" w:color="auto"/>
+          <w:bottom w:val="single" w:sz="4" w:space="0" w:color="auto"/>
+          <w:right w:val="single" w:sz="4" w:space="0" w:color="auto"/>
+          <w:insideH w:val="single" w:sz="4" w:space="0" w:color="auto"/>
+          <w:insideV w:val="single" w:sz="4" w:space="0" w:color="auto"/>
         </w:tblBorders>
+        <w:tblCellMar>
+          <w:left w:w="10" w:type="dxa"/>
+          <w:right w:w="10" w:type="dxa"/>
+        </w:tblCellMar>
+        <w:tblLook w:val="0000" w:firstRow="0" w:lastRow="0" w:firstColumn="0" w:lastColumn="0" w:noHBand="0" w:noVBand="0"/>
       </w:tblPr>
       <w:tblGrid>
         <w:gridCol w:w="3294"/>
         <w:gridCol w:w="6786"/>
       </w:tblGrid>
       <w:tr>
+        <w:tblPrEx>
+          <w:tblCellMar>
+            <w:top w:w="0" w:type="dxa"/>
+            <w:bottom w:w="0" w:type="dxa"/>
+          </w:tblCellMar>
+        </w:tblPrEx>
         <w:trPr>
           <w:cantSplit/>
           <w:tblHeader/>
         </w:trPr>
         <w:tc>
           <w:tcPr>
-            <w:tcW w:type="dxa" w:w="3294"/>
-            <w:tcBorders>
-              <w:top w:val="single" w:color="B7C3D0" w:sz="4"/>
-              <w:left w:val="single" w:color="B7C3D0" w:sz="4"/>
-              <w:bottom w:val="single" w:color="B7C3D0" w:sz="4"/>
-              <w:right w:val="single" w:color="B7C3D0" w:sz="4"/>
-            </w:tcBorders>
-            <w:shd w:fill="0B2545" w:color="auto" w:val="clear"/>
-            <w:tcMar>
-              <w:top w:type="dxa" w:w="60"/>
-              <w:left w:type="dxa" w:w="90"/>
-              <w:bottom w:type="dxa" w:w="60"/>
-              <w:right w:type="dxa" w:w="90"/>
-            </w:tcMar>
-          </w:tcPr>
-          <w:p>
-            <w:r>
-              <w:rPr>
-                <w:rFonts w:ascii="Calibri" w:cs="Calibri" w:eastAsia="Calibri" w:hAnsi="Calibri"/>
+            <w:tcW w:w="3294" w:type="dxa"/>
+            <w:tcBorders>
+              <w:top w:val="single" w:sz="4" w:space="0" w:color="B7C3D0"/>
+              <w:left w:val="single" w:sz="4" w:space="0" w:color="B7C3D0"/>
+              <w:bottom w:val="single" w:sz="4" w:space="0" w:color="B7C3D0"/>
+              <w:right w:val="single" w:sz="4" w:space="0" w:color="B7C3D0"/>
+            </w:tcBorders>
+            <w:shd w:val="clear" w:color="auto" w:fill="0B2545"/>
+            <w:tcMar>
+              <w:top w:w="60" w:type="dxa"/>
+              <w:left w:w="90" w:type="dxa"/>
+              <w:bottom w:w="60" w:type="dxa"/>
+              <w:right w:w="90" w:type="dxa"/>
+            </w:tcMar>
+          </w:tcPr>
+          <w:p>
+            <w:r>
+              <w:rPr>
                 <w:b/>
                 <w:bCs/>
                 <w:color w:val="FFFFFF"/>
                 <w:sz w:val="18"/>
                 <w:szCs w:val="18"/>
               </w:rPr>
-              <w:t xml:space="preserve">Status</w:t>
-            </w:r>
-          </w:p>
-        </w:tc>
-        <w:tc>
-          <w:tcPr>
-            <w:tcW w:type="dxa" w:w="6786"/>
-            <w:tcBorders>
-              <w:top w:val="single" w:color="B7C3D0" w:sz="4"/>
-              <w:left w:val="single" w:color="B7C3D0" w:sz="4"/>
-              <w:bottom w:val="single" w:color="B7C3D0" w:sz="4"/>
-              <w:right w:val="single" w:color="B7C3D0" w:sz="4"/>
-            </w:tcBorders>
-            <w:shd w:fill="0B2545" w:color="auto" w:val="clear"/>
-            <w:tcMar>
-              <w:top w:type="dxa" w:w="60"/>
-              <w:left w:type="dxa" w:w="90"/>
-              <w:bottom w:type="dxa" w:w="60"/>
-              <w:right w:type="dxa" w:w="90"/>
-            </w:tcMar>
-          </w:tcPr>
-          <w:p>
-            <w:r>
-              <w:rPr>
-                <w:rFonts w:ascii="Calibri" w:cs="Calibri" w:eastAsia="Calibri" w:hAnsi="Calibri"/>
+              <w:t>Status</w:t>
+            </w:r>
+          </w:p>
+        </w:tc>
+        <w:tc>
+          <w:tcPr>
+            <w:tcW w:w="6786" w:type="dxa"/>
+            <w:tcBorders>
+              <w:top w:val="single" w:sz="4" w:space="0" w:color="B7C3D0"/>
+              <w:left w:val="single" w:sz="4" w:space="0" w:color="B7C3D0"/>
+              <w:bottom w:val="single" w:sz="4" w:space="0" w:color="B7C3D0"/>
+              <w:right w:val="single" w:sz="4" w:space="0" w:color="B7C3D0"/>
+            </w:tcBorders>
+            <w:shd w:val="clear" w:color="auto" w:fill="0B2545"/>
+            <w:tcMar>
+              <w:top w:w="60" w:type="dxa"/>
+              <w:left w:w="90" w:type="dxa"/>
+              <w:bottom w:w="60" w:type="dxa"/>
+              <w:right w:w="90" w:type="dxa"/>
+            </w:tcMar>
+          </w:tcPr>
+          <w:p>
+            <w:r>
+              <w:rPr>
                 <w:b/>
                 <w:bCs/>
                 <w:color w:val="FFFFFF"/>
                 <w:sz w:val="18"/>
                 <w:szCs w:val="18"/>
               </w:rPr>
-              <w:t xml:space="preserve">Meaning</w:t>
+              <w:t>Meaning</w:t>
             </w:r>
           </w:p>
         </w:tc>
       </w:tr>
       <w:tr>
+        <w:tblPrEx>
+          <w:tblCellMar>
+            <w:top w:w="0" w:type="dxa"/>
+            <w:bottom w:w="0" w:type="dxa"/>
+          </w:tblCellMar>
+        </w:tblPrEx>
         <w:trPr>
           <w:cantSplit/>
-          <w:tblHeader w:val="off"/>
         </w:trPr>
         <w:tc>
           <w:tcPr>
-            <w:tcW w:type="dxa" w:w="3294"/>
-            <w:tcBorders>
-              <w:top w:val="single" w:color="B7C3D0" w:sz="4"/>
-              <w:left w:val="single" w:color="B7C3D0" w:sz="4"/>
-              <w:bottom w:val="single" w:color="B7C3D0" w:sz="4"/>
-              <w:right w:val="single" w:color="B7C3D0" w:sz="4"/>
-            </w:tcBorders>
-            <w:tcMar>
-              <w:top w:type="dxa" w:w="60"/>
-              <w:left w:type="dxa" w:w="90"/>
-              <w:bottom w:type="dxa" w:w="60"/>
-              <w:right w:type="dxa" w:w="90"/>
-            </w:tcMar>
-          </w:tcPr>
-          <w:p>
-            <w:r>
-              <w:rPr>
-                <w:rFonts w:ascii="Calibri" w:cs="Calibri" w:eastAsia="Calibri" w:hAnsi="Calibri"/>
+            <w:tcW w:w="3294" w:type="dxa"/>
+            <w:tcBorders>
+              <w:top w:val="single" w:sz="4" w:space="0" w:color="B7C3D0"/>
+              <w:left w:val="single" w:sz="4" w:space="0" w:color="B7C3D0"/>
+              <w:bottom w:val="single" w:sz="4" w:space="0" w:color="B7C3D0"/>
+              <w:right w:val="single" w:sz="4" w:space="0" w:color="B7C3D0"/>
+            </w:tcBorders>
+            <w:tcMar>
+              <w:top w:w="60" w:type="dxa"/>
+              <w:left w:w="90" w:type="dxa"/>
+              <w:bottom w:w="60" w:type="dxa"/>
+              <w:right w:w="90" w:type="dxa"/>
+            </w:tcMar>
+          </w:tcPr>
+          <w:p>
+            <w:r>
+              <w:rPr>
                 <w:b/>
                 <w:bCs/>
                 <w:sz w:val="18"/>
                 <w:szCs w:val="18"/>
               </w:rPr>
-              <w:t xml:space="preserve">Draft</w:t>
-            </w:r>
-          </w:p>
-        </w:tc>
-        <w:tc>
-          <w:tcPr>
-            <w:tcW w:type="dxa" w:w="6786"/>
-            <w:tcBorders>
-              <w:top w:val="single" w:color="B7C3D0" w:sz="4"/>
-              <w:left w:val="single" w:color="B7C3D0" w:sz="4"/>
-              <w:bottom w:val="single" w:color="B7C3D0" w:sz="4"/>
-              <w:right w:val="single" w:color="B7C3D0" w:sz="4"/>
-            </w:tcBorders>
-            <w:tcMar>
-              <w:top w:type="dxa" w:w="60"/>
-              <w:left w:type="dxa" w:w="90"/>
-              <w:bottom w:type="dxa" w:w="60"/>
-              <w:right w:type="dxa" w:w="90"/>
-            </w:tcMar>
-          </w:tcPr>
-          <w:p>
-            <w:r>
-              <w:rPr>
-                <w:rFonts w:ascii="Calibri" w:cs="Calibri" w:eastAsia="Calibri" w:hAnsi="Calibri"/>
+              <w:t>Draft</w:t>
+            </w:r>
+          </w:p>
+        </w:tc>
+        <w:tc>
+          <w:tcPr>
+            <w:tcW w:w="6786" w:type="dxa"/>
+            <w:tcBorders>
+              <w:top w:val="single" w:sz="4" w:space="0" w:color="B7C3D0"/>
+              <w:left w:val="single" w:sz="4" w:space="0" w:color="B7C3D0"/>
+              <w:bottom w:val="single" w:sz="4" w:space="0" w:color="B7C3D0"/>
+              <w:right w:val="single" w:sz="4" w:space="0" w:color="B7C3D0"/>
+            </w:tcBorders>
+            <w:tcMar>
+              <w:top w:w="60" w:type="dxa"/>
+              <w:left w:w="90" w:type="dxa"/>
+              <w:bottom w:w="60" w:type="dxa"/>
+              <w:right w:w="90" w:type="dxa"/>
+            </w:tcMar>
+          </w:tcPr>
+          <w:p>
+            <w:r>
+              <w:rPr>
                 <w:sz w:val="18"/>
                 <w:szCs w:val="18"/>
               </w:rPr>
@@ -1130,17 +1288,15 @@
             </w:r>
             <w:r>
               <w:rPr>
-                <w:rFonts w:ascii="Calibri" w:cs="Calibri" w:eastAsia="Calibri" w:hAnsi="Calibri"/>
                 <w:b/>
                 <w:bCs/>
                 <w:sz w:val="18"/>
                 <w:szCs w:val="18"/>
               </w:rPr>
-              <w:t xml:space="preserve">Delete</w:t>
-            </w:r>
-            <w:r>
-              <w:rPr>
-                <w:rFonts w:ascii="Calibri" w:cs="Calibri" w:eastAsia="Calibri" w:hAnsi="Calibri"/>
+              <w:t>Delete</w:t>
+            </w:r>
+            <w:r>
+              <w:rPr>
                 <w:sz w:val="18"/>
                 <w:szCs w:val="18"/>
               </w:rPr>
@@ -1150,249 +1306,261 @@
         </w:tc>
       </w:tr>
       <w:tr>
+        <w:tblPrEx>
+          <w:tblCellMar>
+            <w:top w:w="0" w:type="dxa"/>
+            <w:bottom w:w="0" w:type="dxa"/>
+          </w:tblCellMar>
+        </w:tblPrEx>
         <w:trPr>
           <w:cantSplit/>
-          <w:tblHeader w:val="off"/>
         </w:trPr>
         <w:tc>
           <w:tcPr>
-            <w:tcW w:type="dxa" w:w="3294"/>
-            <w:tcBorders>
-              <w:top w:val="single" w:color="B7C3D0" w:sz="4"/>
-              <w:left w:val="single" w:color="B7C3D0" w:sz="4"/>
-              <w:bottom w:val="single" w:color="B7C3D0" w:sz="4"/>
-              <w:right w:val="single" w:color="B7C3D0" w:sz="4"/>
-            </w:tcBorders>
-            <w:tcMar>
-              <w:top w:type="dxa" w:w="60"/>
-              <w:left w:type="dxa" w:w="90"/>
-              <w:bottom w:type="dxa" w:w="60"/>
-              <w:right w:type="dxa" w:w="90"/>
-            </w:tcMar>
-          </w:tcPr>
-          <w:p>
-            <w:r>
-              <w:rPr>
-                <w:rFonts w:ascii="Calibri" w:cs="Calibri" w:eastAsia="Calibri" w:hAnsi="Calibri"/>
+            <w:tcW w:w="3294" w:type="dxa"/>
+            <w:tcBorders>
+              <w:top w:val="single" w:sz="4" w:space="0" w:color="B7C3D0"/>
+              <w:left w:val="single" w:sz="4" w:space="0" w:color="B7C3D0"/>
+              <w:bottom w:val="single" w:sz="4" w:space="0" w:color="B7C3D0"/>
+              <w:right w:val="single" w:sz="4" w:space="0" w:color="B7C3D0"/>
+            </w:tcBorders>
+            <w:tcMar>
+              <w:top w:w="60" w:type="dxa"/>
+              <w:left w:w="90" w:type="dxa"/>
+              <w:bottom w:w="60" w:type="dxa"/>
+              <w:right w:w="90" w:type="dxa"/>
+            </w:tcMar>
+          </w:tcPr>
+          <w:p>
+            <w:r>
+              <w:rPr>
                 <w:b/>
                 <w:bCs/>
                 <w:sz w:val="18"/>
                 <w:szCs w:val="18"/>
               </w:rPr>
-              <w:t xml:space="preserve">New</w:t>
-            </w:r>
-          </w:p>
-        </w:tc>
-        <w:tc>
-          <w:tcPr>
-            <w:tcW w:type="dxa" w:w="6786"/>
-            <w:tcBorders>
-              <w:top w:val="single" w:color="B7C3D0" w:sz="4"/>
-              <w:left w:val="single" w:color="B7C3D0" w:sz="4"/>
-              <w:bottom w:val="single" w:color="B7C3D0" w:sz="4"/>
-              <w:right w:val="single" w:color="B7C3D0" w:sz="4"/>
-            </w:tcBorders>
-            <w:tcMar>
-              <w:top w:type="dxa" w:w="60"/>
-              <w:left w:type="dxa" w:w="90"/>
-              <w:bottom w:type="dxa" w:w="60"/>
-              <w:right w:type="dxa" w:w="90"/>
-            </w:tcMar>
-          </w:tcPr>
-          <w:p>
-            <w:r>
-              <w:rPr>
-                <w:rFonts w:ascii="Calibri" w:cs="Calibri" w:eastAsia="Calibri" w:hAnsi="Calibri"/>
-                <w:sz w:val="18"/>
-                <w:szCs w:val="18"/>
-              </w:rPr>
-              <w:t xml:space="preserve">Submitted and waiting for the Trade Desk</w:t>
+              <w:t>New</w:t>
+            </w:r>
+          </w:p>
+        </w:tc>
+        <w:tc>
+          <w:tcPr>
+            <w:tcW w:w="6786" w:type="dxa"/>
+            <w:tcBorders>
+              <w:top w:val="single" w:sz="4" w:space="0" w:color="B7C3D0"/>
+              <w:left w:val="single" w:sz="4" w:space="0" w:color="B7C3D0"/>
+              <w:bottom w:val="single" w:sz="4" w:space="0" w:color="B7C3D0"/>
+              <w:right w:val="single" w:sz="4" w:space="0" w:color="B7C3D0"/>
+            </w:tcBorders>
+            <w:tcMar>
+              <w:top w:w="60" w:type="dxa"/>
+              <w:left w:w="90" w:type="dxa"/>
+              <w:bottom w:w="60" w:type="dxa"/>
+              <w:right w:w="90" w:type="dxa"/>
+            </w:tcMar>
+          </w:tcPr>
+          <w:p>
+            <w:r>
+              <w:rPr>
+                <w:sz w:val="18"/>
+                <w:szCs w:val="18"/>
+              </w:rPr>
+              <w:t>Submitted and waiting for the Trade Desk</w:t>
             </w:r>
           </w:p>
         </w:tc>
       </w:tr>
       <w:tr>
+        <w:tblPrEx>
+          <w:tblCellMar>
+            <w:top w:w="0" w:type="dxa"/>
+            <w:bottom w:w="0" w:type="dxa"/>
+          </w:tblCellMar>
+        </w:tblPrEx>
         <w:trPr>
           <w:cantSplit/>
-          <w:tblHeader w:val="off"/>
         </w:trPr>
         <w:tc>
           <w:tcPr>
-            <w:tcW w:type="dxa" w:w="3294"/>
-            <w:tcBorders>
-              <w:top w:val="single" w:color="B7C3D0" w:sz="4"/>
-              <w:left w:val="single" w:color="B7C3D0" w:sz="4"/>
-              <w:bottom w:val="single" w:color="B7C3D0" w:sz="4"/>
-              <w:right w:val="single" w:color="B7C3D0" w:sz="4"/>
-            </w:tcBorders>
-            <w:tcMar>
-              <w:top w:type="dxa" w:w="60"/>
-              <w:left w:type="dxa" w:w="90"/>
-              <w:bottom w:type="dxa" w:w="60"/>
-              <w:right w:type="dxa" w:w="90"/>
-            </w:tcMar>
-          </w:tcPr>
-          <w:p>
-            <w:r>
-              <w:rPr>
-                <w:rFonts w:ascii="Calibri" w:cs="Calibri" w:eastAsia="Calibri" w:hAnsi="Calibri"/>
+            <w:tcW w:w="3294" w:type="dxa"/>
+            <w:tcBorders>
+              <w:top w:val="single" w:sz="4" w:space="0" w:color="B7C3D0"/>
+              <w:left w:val="single" w:sz="4" w:space="0" w:color="B7C3D0"/>
+              <w:bottom w:val="single" w:sz="4" w:space="0" w:color="B7C3D0"/>
+              <w:right w:val="single" w:sz="4" w:space="0" w:color="B7C3D0"/>
+            </w:tcBorders>
+            <w:tcMar>
+              <w:top w:w="60" w:type="dxa"/>
+              <w:left w:w="90" w:type="dxa"/>
+              <w:bottom w:w="60" w:type="dxa"/>
+              <w:right w:w="90" w:type="dxa"/>
+            </w:tcMar>
+          </w:tcPr>
+          <w:p>
+            <w:r>
+              <w:rPr>
                 <w:b/>
                 <w:bCs/>
                 <w:sz w:val="18"/>
                 <w:szCs w:val="18"/>
               </w:rPr>
-              <w:t xml:space="preserve">Offer sent</w:t>
-            </w:r>
-          </w:p>
-        </w:tc>
-        <w:tc>
-          <w:tcPr>
-            <w:tcW w:type="dxa" w:w="6786"/>
-            <w:tcBorders>
-              <w:top w:val="single" w:color="B7C3D0" w:sz="4"/>
-              <w:left w:val="single" w:color="B7C3D0" w:sz="4"/>
-              <w:bottom w:val="single" w:color="B7C3D0" w:sz="4"/>
-              <w:right w:val="single" w:color="B7C3D0" w:sz="4"/>
-            </w:tcBorders>
-            <w:tcMar>
-              <w:top w:type="dxa" w:w="60"/>
-              <w:left w:type="dxa" w:w="90"/>
-              <w:bottom w:type="dxa" w:w="60"/>
-              <w:right w:type="dxa" w:w="90"/>
-            </w:tcMar>
-          </w:tcPr>
-          <w:p>
-            <w:r>
-              <w:rPr>
-                <w:rFonts w:ascii="Calibri" w:cs="Calibri" w:eastAsia="Calibri" w:hAnsi="Calibri"/>
-                <w:sz w:val="18"/>
-                <w:szCs w:val="18"/>
-              </w:rPr>
-              <w:t xml:space="preserve">The Trade Desk has made you an offer. Open it to respond</w:t>
+              <w:t>Offer sent</w:t>
+            </w:r>
+          </w:p>
+        </w:tc>
+        <w:tc>
+          <w:tcPr>
+            <w:tcW w:w="6786" w:type="dxa"/>
+            <w:tcBorders>
+              <w:top w:val="single" w:sz="4" w:space="0" w:color="B7C3D0"/>
+              <w:left w:val="single" w:sz="4" w:space="0" w:color="B7C3D0"/>
+              <w:bottom w:val="single" w:sz="4" w:space="0" w:color="B7C3D0"/>
+              <w:right w:val="single" w:sz="4" w:space="0" w:color="B7C3D0"/>
+            </w:tcBorders>
+            <w:tcMar>
+              <w:top w:w="60" w:type="dxa"/>
+              <w:left w:w="90" w:type="dxa"/>
+              <w:bottom w:w="60" w:type="dxa"/>
+              <w:right w:w="90" w:type="dxa"/>
+            </w:tcMar>
+          </w:tcPr>
+          <w:p>
+            <w:r>
+              <w:rPr>
+                <w:sz w:val="18"/>
+                <w:szCs w:val="18"/>
+              </w:rPr>
+              <w:t>The Trade Desk has made you an offer. Open it to respond</w:t>
             </w:r>
           </w:p>
         </w:tc>
       </w:tr>
       <w:tr>
+        <w:tblPrEx>
+          <w:tblCellMar>
+            <w:top w:w="0" w:type="dxa"/>
+            <w:bottom w:w="0" w:type="dxa"/>
+          </w:tblCellMar>
+        </w:tblPrEx>
         <w:trPr>
           <w:cantSplit/>
-          <w:tblHeader w:val="off"/>
         </w:trPr>
         <w:tc>
           <w:tcPr>
-            <w:tcW w:type="dxa" w:w="3294"/>
-            <w:tcBorders>
-              <w:top w:val="single" w:color="B7C3D0" w:sz="4"/>
-              <w:left w:val="single" w:color="B7C3D0" w:sz="4"/>
-              <w:bottom w:val="single" w:color="B7C3D0" w:sz="4"/>
-              <w:right w:val="single" w:color="B7C3D0" w:sz="4"/>
-            </w:tcBorders>
-            <w:tcMar>
-              <w:top w:type="dxa" w:w="60"/>
-              <w:left w:type="dxa" w:w="90"/>
-              <w:bottom w:type="dxa" w:w="60"/>
-              <w:right w:type="dxa" w:w="90"/>
-            </w:tcMar>
-          </w:tcPr>
-          <w:p>
-            <w:r>
-              <w:rPr>
-                <w:rFonts w:ascii="Calibri" w:cs="Calibri" w:eastAsia="Calibri" w:hAnsi="Calibri"/>
+            <w:tcW w:w="3294" w:type="dxa"/>
+            <w:tcBorders>
+              <w:top w:val="single" w:sz="4" w:space="0" w:color="B7C3D0"/>
+              <w:left w:val="single" w:sz="4" w:space="0" w:color="B7C3D0"/>
+              <w:bottom w:val="single" w:sz="4" w:space="0" w:color="B7C3D0"/>
+              <w:right w:val="single" w:sz="4" w:space="0" w:color="B7C3D0"/>
+            </w:tcBorders>
+            <w:tcMar>
+              <w:top w:w="60" w:type="dxa"/>
+              <w:left w:w="90" w:type="dxa"/>
+              <w:bottom w:w="60" w:type="dxa"/>
+              <w:right w:w="90" w:type="dxa"/>
+            </w:tcMar>
+          </w:tcPr>
+          <w:p>
+            <w:r>
+              <w:rPr>
                 <w:b/>
                 <w:bCs/>
                 <w:sz w:val="18"/>
                 <w:szCs w:val="18"/>
               </w:rPr>
-              <w:t xml:space="preserve">Accepted</w:t>
-            </w:r>
-          </w:p>
-        </w:tc>
-        <w:tc>
-          <w:tcPr>
-            <w:tcW w:type="dxa" w:w="6786"/>
-            <w:tcBorders>
-              <w:top w:val="single" w:color="B7C3D0" w:sz="4"/>
-              <w:left w:val="single" w:color="B7C3D0" w:sz="4"/>
-              <w:bottom w:val="single" w:color="B7C3D0" w:sz="4"/>
-              <w:right w:val="single" w:color="B7C3D0" w:sz="4"/>
-            </w:tcBorders>
-            <w:tcMar>
-              <w:top w:type="dxa" w:w="60"/>
-              <w:left w:type="dxa" w:w="90"/>
-              <w:bottom w:type="dxa" w:w="60"/>
-              <w:right w:type="dxa" w:w="90"/>
-            </w:tcMar>
-          </w:tcPr>
-          <w:p>
-            <w:r>
-              <w:rPr>
-                <w:rFonts w:ascii="Calibri" w:cs="Calibri" w:eastAsia="Calibri" w:hAnsi="Calibri"/>
-                <w:sz w:val="18"/>
-                <w:szCs w:val="18"/>
-              </w:rPr>
-              <w:t xml:space="preserve">The trade is agreed</w:t>
+              <w:t>Accepted</w:t>
+            </w:r>
+          </w:p>
+        </w:tc>
+        <w:tc>
+          <w:tcPr>
+            <w:tcW w:w="6786" w:type="dxa"/>
+            <w:tcBorders>
+              <w:top w:val="single" w:sz="4" w:space="0" w:color="B7C3D0"/>
+              <w:left w:val="single" w:sz="4" w:space="0" w:color="B7C3D0"/>
+              <w:bottom w:val="single" w:sz="4" w:space="0" w:color="B7C3D0"/>
+              <w:right w:val="single" w:sz="4" w:space="0" w:color="B7C3D0"/>
+            </w:tcBorders>
+            <w:tcMar>
+              <w:top w:w="60" w:type="dxa"/>
+              <w:left w:w="90" w:type="dxa"/>
+              <w:bottom w:w="60" w:type="dxa"/>
+              <w:right w:w="90" w:type="dxa"/>
+            </w:tcMar>
+          </w:tcPr>
+          <w:p>
+            <w:r>
+              <w:rPr>
+                <w:sz w:val="18"/>
+                <w:szCs w:val="18"/>
+              </w:rPr>
+              <w:t>The trade is agreed</w:t>
             </w:r>
           </w:p>
         </w:tc>
       </w:tr>
       <w:tr>
+        <w:tblPrEx>
+          <w:tblCellMar>
+            <w:top w:w="0" w:type="dxa"/>
+            <w:bottom w:w="0" w:type="dxa"/>
+          </w:tblCellMar>
+        </w:tblPrEx>
         <w:trPr>
           <w:cantSplit/>
-          <w:tblHeader w:val="off"/>
         </w:trPr>
         <w:tc>
           <w:tcPr>
-            <w:tcW w:type="dxa" w:w="3294"/>
-            <w:tcBorders>
-              <w:top w:val="single" w:color="B7C3D0" w:sz="4"/>
-              <w:left w:val="single" w:color="B7C3D0" w:sz="4"/>
-              <w:bottom w:val="single" w:color="B7C3D0" w:sz="4"/>
-              <w:right w:val="single" w:color="B7C3D0" w:sz="4"/>
-            </w:tcBorders>
-            <w:tcMar>
-              <w:top w:type="dxa" w:w="60"/>
-              <w:left w:type="dxa" w:w="90"/>
-              <w:bottom w:type="dxa" w:w="60"/>
-              <w:right w:type="dxa" w:w="90"/>
-            </w:tcMar>
-          </w:tcPr>
-          <w:p>
-            <w:r>
-              <w:rPr>
-                <w:rFonts w:ascii="Calibri" w:cs="Calibri" w:eastAsia="Calibri" w:hAnsi="Calibri"/>
+            <w:tcW w:w="3294" w:type="dxa"/>
+            <w:tcBorders>
+              <w:top w:val="single" w:sz="4" w:space="0" w:color="B7C3D0"/>
+              <w:left w:val="single" w:sz="4" w:space="0" w:color="B7C3D0"/>
+              <w:bottom w:val="single" w:sz="4" w:space="0" w:color="B7C3D0"/>
+              <w:right w:val="single" w:sz="4" w:space="0" w:color="B7C3D0"/>
+            </w:tcBorders>
+            <w:tcMar>
+              <w:top w:w="60" w:type="dxa"/>
+              <w:left w:w="90" w:type="dxa"/>
+              <w:bottom w:w="60" w:type="dxa"/>
+              <w:right w:w="90" w:type="dxa"/>
+            </w:tcMar>
+          </w:tcPr>
+          <w:p>
+            <w:r>
+              <w:rPr>
                 <w:b/>
                 <w:bCs/>
                 <w:sz w:val="18"/>
                 <w:szCs w:val="18"/>
               </w:rPr>
-              <w:t xml:space="preserve">Declined</w:t>
-            </w:r>
-          </w:p>
-        </w:tc>
-        <w:tc>
-          <w:tcPr>
-            <w:tcW w:type="dxa" w:w="6786"/>
-            <w:tcBorders>
-              <w:top w:val="single" w:color="B7C3D0" w:sz="4"/>
-              <w:left w:val="single" w:color="B7C3D0" w:sz="4"/>
-              <w:bottom w:val="single" w:color="B7C3D0" w:sz="4"/>
-              <w:right w:val="single" w:color="B7C3D0" w:sz="4"/>
-            </w:tcBorders>
-            <w:tcMar>
-              <w:top w:type="dxa" w:w="60"/>
-              <w:left w:type="dxa" w:w="90"/>
-              <w:bottom w:type="dxa" w:w="60"/>
-              <w:right w:type="dxa" w:w="90"/>
-            </w:tcMar>
-          </w:tcPr>
-          <w:p>
-            <w:r>
-              <w:rPr>
-                <w:rFonts w:ascii="Calibri" w:cs="Calibri" w:eastAsia="Calibri" w:hAnsi="Calibri"/>
-                <w:sz w:val="18"/>
-                <w:szCs w:val="18"/>
-              </w:rPr>
-              <w:t xml:space="preserve">The trade has ended without agreement</w:t>
+              <w:t>Declined</w:t>
+            </w:r>
+          </w:p>
+        </w:tc>
+        <w:tc>
+          <w:tcPr>
+            <w:tcW w:w="6786" w:type="dxa"/>
+            <w:tcBorders>
+              <w:top w:val="single" w:sz="4" w:space="0" w:color="B7C3D0"/>
+              <w:left w:val="single" w:sz="4" w:space="0" w:color="B7C3D0"/>
+              <w:bottom w:val="single" w:sz="4" w:space="0" w:color="B7C3D0"/>
+              <w:right w:val="single" w:sz="4" w:space="0" w:color="B7C3D0"/>
+            </w:tcBorders>
+            <w:tcMar>
+              <w:top w:w="60" w:type="dxa"/>
+              <w:left w:w="90" w:type="dxa"/>
+              <w:bottom w:w="60" w:type="dxa"/>
+              <w:right w:w="90" w:type="dxa"/>
+            </w:tcMar>
+          </w:tcPr>
+          <w:p>
+            <w:r>
+              <w:rPr>
+                <w:sz w:val="18"/>
+                <w:szCs w:val="18"/>
+              </w:rPr>
+              <w:t>The trade has ended without agreement</w:t>
             </w:r>
           </w:p>
         </w:tc>
@@ -1408,7 +1576,7 @@
         <w:pStyle w:val="Heading2"/>
       </w:pPr>
       <w:r>
-        <w:t xml:space="preserve">3.2 Submitting a trade-in</w:t>
+        <w:t>3.2 Submitting a trade-in</w:t>
       </w:r>
     </w:p>
     <w:p>
@@ -1423,7 +1591,7 @@
           <w:b/>
           <w:bCs/>
         </w:rPr>
-        <w:t xml:space="preserve">Enter VIN →</w:t>
+        <w:t>Enter VIN →</w:t>
       </w:r>
       <w:r>
         <w:t xml:space="preserve">. The trade-in wizard has six steps. A progress bar shows where you are. Use </w:t>
@@ -1433,17 +1601,25 @@
           <w:b/>
           <w:bCs/>
         </w:rPr>
-        <w:t xml:space="preserve">← Back</w:t>
-      </w:r>
-      <w:r>
-        <w:t xml:space="preserve"> to return to an earlier step, and </w:t>
-      </w:r>
-      <w:r>
-        <w:rPr>
-          <w:b/>
-          <w:bCs/>
-        </w:rPr>
-        <w:t xml:space="preserve">Save &amp; exit</w:t>
+        <w:t>← Back</w:t>
+      </w:r>
+      <w:r>
+        <w:t xml:space="preserve"> to return to an earlier </w:t>
+      </w:r>
+      <w:proofErr w:type="gramStart"/>
+      <w:r>
+        <w:t>step, and</w:t>
+      </w:r>
+      <w:proofErr w:type="gramEnd"/>
+      <w:r>
+        <w:t xml:space="preserve"> </w:t>
+      </w:r>
+      <w:r>
+        <w:rPr>
+          <w:b/>
+          <w:bCs/>
+        </w:rPr>
+        <w:t>Save &amp; exit</w:t>
       </w:r>
       <w:r>
         <w:t xml:space="preserve"> to finish later.</w:t>
@@ -1454,7 +1630,7 @@
         <w:spacing w:after="120"/>
       </w:pPr>
       <w:r>
-        <w:t xml:space="preserve">Your work is saved automatically as you type. A draft appears on your dashboard as soon as the VIN has been decoded.</w:t>
+        <w:t>Your work is saved automatically as you type. A draft appears on your dashboard as soon as the VIN has been decoded.</w:t>
       </w:r>
     </w:p>
     <w:p>
@@ -1462,7 +1638,7 @@
         <w:pStyle w:val="Heading3"/>
       </w:pPr>
       <w:r>
-        <w:t xml:space="preserve">Step 1 — VIN</w:t>
+        <w:t>Step 1 — VIN</w:t>
       </w:r>
     </w:p>
     <w:p>
@@ -1474,7 +1650,7 @@
         </w:numPr>
       </w:pPr>
       <w:r>
-        <w:t xml:space="preserve">Type or paste the 17-character VIN. Letters are converted to capitals automatically.</w:t>
+        <w:t>Type or paste the 17-character VIN. Letters are converted to capitals automatically.</w:t>
       </w:r>
     </w:p>
     <w:p>
@@ -1486,7 +1662,7 @@
         </w:numPr>
       </w:pPr>
       <w:r>
-        <w:t xml:space="preserve">Under the field you'll see a character count and, once you reach 17, whether the VIN's check digit is valid. An "invalid" checksum is only a warning; check for typos.</w:t>
+        <w:t>Under the field you'll see a character count and, once you reach 17, whether the VIN's check digit is valid. An "invalid" checksum is only a warning; check for typos.</w:t>
       </w:r>
     </w:p>
     <w:p>
@@ -1505,19 +1681,19 @@
           <w:b/>
           <w:bCs/>
         </w:rPr>
-        <w:t xml:space="preserve">Decode VIN</w:t>
-      </w:r>
-      <w:r>
-        <w:t xml:space="preserve">.</w:t>
+        <w:t>Decode VIN</w:t>
+      </w:r>
+      <w:r>
+        <w:t>.</w:t>
       </w:r>
     </w:p>
     <w:p>
       <w:pPr>
         <w:pBdr>
-          <w:left w:val="single" w:color="3B82F6" w:sz="18" w:space="8"/>
+          <w:left w:val="single" w:sz="18" w:space="8" w:color="3B82F6"/>
         </w:pBdr>
-        <w:shd w:fill="EEF4FD" w:color="auto" w:val="clear"/>
-        <w:spacing w:after="120" w:before="80"/>
+        <w:shd w:val="clear" w:color="auto" w:fill="EEF4FD"/>
+        <w:spacing w:before="80" w:after="120"/>
         <w:ind w:left="360"/>
       </w:pPr>
       <w:r>
@@ -1525,7 +1701,7 @@
           <w:b/>
           <w:bCs/>
         </w:rPr>
-        <w:t xml:space="preserve">VIN tips:</w:t>
+        <w:t>VIN tips:</w:t>
       </w:r>
       <w:r>
         <w:t xml:space="preserve"> VINs never contain the letters I, O or Q (they're easily confused with 1 and 0). The VIN is on the driver-side dashboard (visible through the windshield), the driver's door jamb, and the registration and title documents.</w:t>
@@ -1536,7 +1712,7 @@
         <w:spacing w:after="120"/>
       </w:pPr>
       <w:r>
-        <w:t xml:space="preserve">If you see "This VIN could not be decoded", check each character and try again. If you see "Unable to reach the VIN decode service", wait a moment and try again.</w:t>
+        <w:t>If you see "This VIN could not be decoded", check each character and try again. If you see "Unable to reach the VIN decode service", wait a moment and try again.</w:t>
       </w:r>
     </w:p>
     <w:p>
@@ -1544,7 +1720,7 @@
         <w:pStyle w:val="Heading3"/>
       </w:pPr>
       <w:r>
-        <w:t xml:space="preserve">Step 2 — Vehicle info</w:t>
+        <w:t>Step 2 — Vehicle info</w:t>
       </w:r>
     </w:p>
     <w:p>
@@ -1552,7 +1728,7 @@
         <w:spacing w:after="120"/>
       </w:pPr>
       <w:r>
-        <w:t xml:space="preserve">The year, make, model, trim, drivetrain and engine are filled in from the VIN decode. Check them, correct anything that's wrong, and enter:</w:t>
+        <w:t>The year, make, model, trim, drivetrain and engine are filled in from the VIN decode. Check them, correct anything that's wrong, and enter:</w:t>
       </w:r>
     </w:p>
     <w:p>
@@ -1568,7 +1744,7 @@
           <w:b/>
           <w:bCs/>
         </w:rPr>
-        <w:t xml:space="preserve">Mileage</w:t>
+        <w:t>Mileage</w:t>
       </w:r>
       <w:r>
         <w:t xml:space="preserve"> (whole miles, as shown on the odometer)</w:t>
@@ -1587,7 +1763,7 @@
           <w:b/>
           <w:bCs/>
         </w:rPr>
-        <w:t xml:space="preserve">Color</w:t>
+        <w:t>Color</w:t>
       </w:r>
     </w:p>
     <w:p>
@@ -1602,10 +1778,10 @@
           <w:b/>
           <w:bCs/>
         </w:rPr>
-        <w:t xml:space="preserve">Continue</w:t>
-      </w:r>
-      <w:r>
-        <w:t xml:space="preserve">.</w:t>
+        <w:t>Continue</w:t>
+      </w:r>
+      <w:r>
+        <w:t>.</w:t>
       </w:r>
     </w:p>
     <w:p>
@@ -1613,7 +1789,7 @@
         <w:pStyle w:val="Heading3"/>
       </w:pPr>
       <w:r>
-        <w:t xml:space="preserve">Step 3 — Condition</w:t>
+        <w:t>Step 3 — Condition</w:t>
       </w:r>
     </w:p>
     <w:p>
@@ -1621,449 +1797,477 @@
         <w:spacing w:after="120"/>
       </w:pPr>
       <w:r>
-        <w:t xml:space="preserve">Answer honestly. The condition drives the offer.</w:t>
+        <w:t>Answer honestly. The condition drives the offer.</w:t>
       </w:r>
     </w:p>
     <w:tbl>
       <w:tblPr>
-        <w:tblW w:type="dxa" w:w="10080"/>
+        <w:tblW w:w="10080" w:type="dxa"/>
         <w:tblBorders>
-          <w:top w:val="single" w:color="auto" w:sz="4"/>
-          <w:left w:val="single" w:color="auto" w:sz="4"/>
-          <w:bottom w:val="single" w:color="auto" w:sz="4"/>
-          <w:right w:val="single" w:color="auto" w:sz="4"/>
-          <w:insideH w:val="single" w:color="auto" w:sz="4"/>
-          <w:insideV w:val="single" w:color="auto" w:sz="4"/>
+          <w:top w:val="single" w:sz="4" w:space="0" w:color="auto"/>
+          <w:left w:val="single" w:sz="4" w:space="0" w:color="auto"/>
+          <w:bottom w:val="single" w:sz="4" w:space="0" w:color="auto"/>
+          <w:right w:val="single" w:sz="4" w:space="0" w:color="auto"/>
+          <w:insideH w:val="single" w:sz="4" w:space="0" w:color="auto"/>
+          <w:insideV w:val="single" w:sz="4" w:space="0" w:color="auto"/>
         </w:tblBorders>
+        <w:tblCellMar>
+          <w:left w:w="10" w:type="dxa"/>
+          <w:right w:w="10" w:type="dxa"/>
+        </w:tblCellMar>
+        <w:tblLook w:val="0000" w:firstRow="0" w:lastRow="0" w:firstColumn="0" w:lastColumn="0" w:noHBand="0" w:noVBand="0"/>
       </w:tblPr>
       <w:tblGrid>
         <w:gridCol w:w="3878"/>
         <w:gridCol w:w="6202"/>
       </w:tblGrid>
       <w:tr>
+        <w:tblPrEx>
+          <w:tblCellMar>
+            <w:top w:w="0" w:type="dxa"/>
+            <w:bottom w:w="0" w:type="dxa"/>
+          </w:tblCellMar>
+        </w:tblPrEx>
         <w:trPr>
           <w:cantSplit/>
           <w:tblHeader/>
         </w:trPr>
         <w:tc>
           <w:tcPr>
-            <w:tcW w:type="dxa" w:w="3878"/>
-            <w:tcBorders>
-              <w:top w:val="single" w:color="B7C3D0" w:sz="4"/>
-              <w:left w:val="single" w:color="B7C3D0" w:sz="4"/>
-              <w:bottom w:val="single" w:color="B7C3D0" w:sz="4"/>
-              <w:right w:val="single" w:color="B7C3D0" w:sz="4"/>
-            </w:tcBorders>
-            <w:shd w:fill="0B2545" w:color="auto" w:val="clear"/>
-            <w:tcMar>
-              <w:top w:type="dxa" w:w="60"/>
-              <w:left w:type="dxa" w:w="90"/>
-              <w:bottom w:type="dxa" w:w="60"/>
-              <w:right w:type="dxa" w:w="90"/>
-            </w:tcMar>
-          </w:tcPr>
-          <w:p>
-            <w:r>
-              <w:rPr>
-                <w:rFonts w:ascii="Calibri" w:cs="Calibri" w:eastAsia="Calibri" w:hAnsi="Calibri"/>
+            <w:tcW w:w="3878" w:type="dxa"/>
+            <w:tcBorders>
+              <w:top w:val="single" w:sz="4" w:space="0" w:color="B7C3D0"/>
+              <w:left w:val="single" w:sz="4" w:space="0" w:color="B7C3D0"/>
+              <w:bottom w:val="single" w:sz="4" w:space="0" w:color="B7C3D0"/>
+              <w:right w:val="single" w:sz="4" w:space="0" w:color="B7C3D0"/>
+            </w:tcBorders>
+            <w:shd w:val="clear" w:color="auto" w:fill="0B2545"/>
+            <w:tcMar>
+              <w:top w:w="60" w:type="dxa"/>
+              <w:left w:w="90" w:type="dxa"/>
+              <w:bottom w:w="60" w:type="dxa"/>
+              <w:right w:w="90" w:type="dxa"/>
+            </w:tcMar>
+          </w:tcPr>
+          <w:p>
+            <w:r>
+              <w:rPr>
                 <w:b/>
                 <w:bCs/>
                 <w:color w:val="FFFFFF"/>
                 <w:sz w:val="18"/>
                 <w:szCs w:val="18"/>
               </w:rPr>
-              <w:t xml:space="preserve">Question</w:t>
-            </w:r>
-          </w:p>
-        </w:tc>
-        <w:tc>
-          <w:tcPr>
-            <w:tcW w:type="dxa" w:w="6202"/>
-            <w:tcBorders>
-              <w:top w:val="single" w:color="B7C3D0" w:sz="4"/>
-              <w:left w:val="single" w:color="B7C3D0" w:sz="4"/>
-              <w:bottom w:val="single" w:color="B7C3D0" w:sz="4"/>
-              <w:right w:val="single" w:color="B7C3D0" w:sz="4"/>
-            </w:tcBorders>
-            <w:shd w:fill="0B2545" w:color="auto" w:val="clear"/>
-            <w:tcMar>
-              <w:top w:type="dxa" w:w="60"/>
-              <w:left w:type="dxa" w:w="90"/>
-              <w:bottom w:type="dxa" w:w="60"/>
-              <w:right w:type="dxa" w:w="90"/>
-            </w:tcMar>
-          </w:tcPr>
-          <w:p>
-            <w:r>
-              <w:rPr>
-                <w:rFonts w:ascii="Calibri" w:cs="Calibri" w:eastAsia="Calibri" w:hAnsi="Calibri"/>
+              <w:t>Question</w:t>
+            </w:r>
+          </w:p>
+        </w:tc>
+        <w:tc>
+          <w:tcPr>
+            <w:tcW w:w="6202" w:type="dxa"/>
+            <w:tcBorders>
+              <w:top w:val="single" w:sz="4" w:space="0" w:color="B7C3D0"/>
+              <w:left w:val="single" w:sz="4" w:space="0" w:color="B7C3D0"/>
+              <w:bottom w:val="single" w:sz="4" w:space="0" w:color="B7C3D0"/>
+              <w:right w:val="single" w:sz="4" w:space="0" w:color="B7C3D0"/>
+            </w:tcBorders>
+            <w:shd w:val="clear" w:color="auto" w:fill="0B2545"/>
+            <w:tcMar>
+              <w:top w:w="60" w:type="dxa"/>
+              <w:left w:w="90" w:type="dxa"/>
+              <w:bottom w:w="60" w:type="dxa"/>
+              <w:right w:w="90" w:type="dxa"/>
+            </w:tcMar>
+          </w:tcPr>
+          <w:p>
+            <w:r>
+              <w:rPr>
                 <w:b/>
                 <w:bCs/>
                 <w:color w:val="FFFFFF"/>
                 <w:sz w:val="18"/>
                 <w:szCs w:val="18"/>
               </w:rPr>
-              <w:t xml:space="preserve">Options</w:t>
+              <w:t>Options</w:t>
             </w:r>
           </w:p>
         </w:tc>
       </w:tr>
       <w:tr>
+        <w:tblPrEx>
+          <w:tblCellMar>
+            <w:top w:w="0" w:type="dxa"/>
+            <w:bottom w:w="0" w:type="dxa"/>
+          </w:tblCellMar>
+        </w:tblPrEx>
         <w:trPr>
           <w:cantSplit/>
-          <w:tblHeader w:val="off"/>
         </w:trPr>
         <w:tc>
           <w:tcPr>
-            <w:tcW w:type="dxa" w:w="3878"/>
-            <w:tcBorders>
-              <w:top w:val="single" w:color="B7C3D0" w:sz="4"/>
-              <w:left w:val="single" w:color="B7C3D0" w:sz="4"/>
-              <w:bottom w:val="single" w:color="B7C3D0" w:sz="4"/>
-              <w:right w:val="single" w:color="B7C3D0" w:sz="4"/>
-            </w:tcBorders>
-            <w:tcMar>
-              <w:top w:type="dxa" w:w="60"/>
-              <w:left w:type="dxa" w:w="90"/>
-              <w:bottom w:type="dxa" w:w="60"/>
-              <w:right w:type="dxa" w:w="90"/>
-            </w:tcMar>
-          </w:tcPr>
-          <w:p>
-            <w:r>
-              <w:rPr>
-                <w:rFonts w:ascii="Calibri" w:cs="Calibri" w:eastAsia="Calibri" w:hAnsi="Calibri"/>
-                <w:sz w:val="18"/>
-                <w:szCs w:val="18"/>
-              </w:rPr>
-              <w:t xml:space="preserve">Mechanical — runs &amp; drives?</w:t>
-            </w:r>
-          </w:p>
-        </w:tc>
-        <w:tc>
-          <w:tcPr>
-            <w:tcW w:type="dxa" w:w="6202"/>
-            <w:tcBorders>
-              <w:top w:val="single" w:color="B7C3D0" w:sz="4"/>
-              <w:left w:val="single" w:color="B7C3D0" w:sz="4"/>
-              <w:bottom w:val="single" w:color="B7C3D0" w:sz="4"/>
-              <w:right w:val="single" w:color="B7C3D0" w:sz="4"/>
-            </w:tcBorders>
-            <w:tcMar>
-              <w:top w:type="dxa" w:w="60"/>
-              <w:left w:type="dxa" w:w="90"/>
-              <w:bottom w:type="dxa" w:w="60"/>
-              <w:right w:type="dxa" w:w="90"/>
-            </w:tcMar>
-          </w:tcPr>
-          <w:p>
-            <w:r>
-              <w:rPr>
-                <w:rFonts w:ascii="Calibri" w:cs="Calibri" w:eastAsia="Calibri" w:hAnsi="Calibri"/>
-                <w:sz w:val="18"/>
-                <w:szCs w:val="18"/>
-              </w:rPr>
-              <w:t xml:space="preserve">Yes / Starts only / No</w:t>
+            <w:tcW w:w="3878" w:type="dxa"/>
+            <w:tcBorders>
+              <w:top w:val="single" w:sz="4" w:space="0" w:color="B7C3D0"/>
+              <w:left w:val="single" w:sz="4" w:space="0" w:color="B7C3D0"/>
+              <w:bottom w:val="single" w:sz="4" w:space="0" w:color="B7C3D0"/>
+              <w:right w:val="single" w:sz="4" w:space="0" w:color="B7C3D0"/>
+            </w:tcBorders>
+            <w:tcMar>
+              <w:top w:w="60" w:type="dxa"/>
+              <w:left w:w="90" w:type="dxa"/>
+              <w:bottom w:w="60" w:type="dxa"/>
+              <w:right w:w="90" w:type="dxa"/>
+            </w:tcMar>
+          </w:tcPr>
+          <w:p>
+            <w:r>
+              <w:rPr>
+                <w:sz w:val="18"/>
+                <w:szCs w:val="18"/>
+              </w:rPr>
+              <w:t>Mechanical — runs &amp; drives?</w:t>
+            </w:r>
+          </w:p>
+        </w:tc>
+        <w:tc>
+          <w:tcPr>
+            <w:tcW w:w="6202" w:type="dxa"/>
+            <w:tcBorders>
+              <w:top w:val="single" w:sz="4" w:space="0" w:color="B7C3D0"/>
+              <w:left w:val="single" w:sz="4" w:space="0" w:color="B7C3D0"/>
+              <w:bottom w:val="single" w:sz="4" w:space="0" w:color="B7C3D0"/>
+              <w:right w:val="single" w:sz="4" w:space="0" w:color="B7C3D0"/>
+            </w:tcBorders>
+            <w:tcMar>
+              <w:top w:w="60" w:type="dxa"/>
+              <w:left w:w="90" w:type="dxa"/>
+              <w:bottom w:w="60" w:type="dxa"/>
+              <w:right w:w="90" w:type="dxa"/>
+            </w:tcMar>
+          </w:tcPr>
+          <w:p>
+            <w:r>
+              <w:rPr>
+                <w:sz w:val="18"/>
+                <w:szCs w:val="18"/>
+              </w:rPr>
+              <w:t>Yes / Starts only / No</w:t>
             </w:r>
           </w:p>
         </w:tc>
       </w:tr>
       <w:tr>
+        <w:tblPrEx>
+          <w:tblCellMar>
+            <w:top w:w="0" w:type="dxa"/>
+            <w:bottom w:w="0" w:type="dxa"/>
+          </w:tblCellMar>
+        </w:tblPrEx>
         <w:trPr>
           <w:cantSplit/>
-          <w:tblHeader w:val="off"/>
         </w:trPr>
         <w:tc>
           <w:tcPr>
-            <w:tcW w:type="dxa" w:w="3878"/>
-            <w:tcBorders>
-              <w:top w:val="single" w:color="B7C3D0" w:sz="4"/>
-              <w:left w:val="single" w:color="B7C3D0" w:sz="4"/>
-              <w:bottom w:val="single" w:color="B7C3D0" w:sz="4"/>
-              <w:right w:val="single" w:color="B7C3D0" w:sz="4"/>
-            </w:tcBorders>
-            <w:tcMar>
-              <w:top w:type="dxa" w:w="60"/>
-              <w:left w:type="dxa" w:w="90"/>
-              <w:bottom w:type="dxa" w:w="60"/>
-              <w:right w:type="dxa" w:w="90"/>
-            </w:tcMar>
-          </w:tcPr>
-          <w:p>
-            <w:r>
-              <w:rPr>
-                <w:rFonts w:ascii="Calibri" w:cs="Calibri" w:eastAsia="Calibri" w:hAnsi="Calibri"/>
-                <w:sz w:val="18"/>
-                <w:szCs w:val="18"/>
-              </w:rPr>
-              <w:t xml:space="preserve">Warning lights on?</w:t>
-            </w:r>
-          </w:p>
-        </w:tc>
-        <w:tc>
-          <w:tcPr>
-            <w:tcW w:type="dxa" w:w="6202"/>
-            <w:tcBorders>
-              <w:top w:val="single" w:color="B7C3D0" w:sz="4"/>
-              <w:left w:val="single" w:color="B7C3D0" w:sz="4"/>
-              <w:bottom w:val="single" w:color="B7C3D0" w:sz="4"/>
-              <w:right w:val="single" w:color="B7C3D0" w:sz="4"/>
-            </w:tcBorders>
-            <w:tcMar>
-              <w:top w:type="dxa" w:w="60"/>
-              <w:left w:type="dxa" w:w="90"/>
-              <w:bottom w:type="dxa" w:w="60"/>
-              <w:right w:type="dxa" w:w="90"/>
-            </w:tcMar>
-          </w:tcPr>
-          <w:p>
-            <w:r>
-              <w:rPr>
-                <w:rFonts w:ascii="Calibri" w:cs="Calibri" w:eastAsia="Calibri" w:hAnsi="Calibri"/>
-                <w:sz w:val="18"/>
-                <w:szCs w:val="18"/>
-              </w:rPr>
-              <w:t xml:space="preserve">None / Check engine / Other (then describe which light)</w:t>
+            <w:tcW w:w="3878" w:type="dxa"/>
+            <w:tcBorders>
+              <w:top w:val="single" w:sz="4" w:space="0" w:color="B7C3D0"/>
+              <w:left w:val="single" w:sz="4" w:space="0" w:color="B7C3D0"/>
+              <w:bottom w:val="single" w:sz="4" w:space="0" w:color="B7C3D0"/>
+              <w:right w:val="single" w:sz="4" w:space="0" w:color="B7C3D0"/>
+            </w:tcBorders>
+            <w:tcMar>
+              <w:top w:w="60" w:type="dxa"/>
+              <w:left w:w="90" w:type="dxa"/>
+              <w:bottom w:w="60" w:type="dxa"/>
+              <w:right w:w="90" w:type="dxa"/>
+            </w:tcMar>
+          </w:tcPr>
+          <w:p>
+            <w:r>
+              <w:rPr>
+                <w:sz w:val="18"/>
+                <w:szCs w:val="18"/>
+              </w:rPr>
+              <w:t>Warning lights on?</w:t>
+            </w:r>
+          </w:p>
+        </w:tc>
+        <w:tc>
+          <w:tcPr>
+            <w:tcW w:w="6202" w:type="dxa"/>
+            <w:tcBorders>
+              <w:top w:val="single" w:sz="4" w:space="0" w:color="B7C3D0"/>
+              <w:left w:val="single" w:sz="4" w:space="0" w:color="B7C3D0"/>
+              <w:bottom w:val="single" w:sz="4" w:space="0" w:color="B7C3D0"/>
+              <w:right w:val="single" w:sz="4" w:space="0" w:color="B7C3D0"/>
+            </w:tcBorders>
+            <w:tcMar>
+              <w:top w:w="60" w:type="dxa"/>
+              <w:left w:w="90" w:type="dxa"/>
+              <w:bottom w:w="60" w:type="dxa"/>
+              <w:right w:w="90" w:type="dxa"/>
+            </w:tcMar>
+          </w:tcPr>
+          <w:p>
+            <w:r>
+              <w:rPr>
+                <w:sz w:val="18"/>
+                <w:szCs w:val="18"/>
+              </w:rPr>
+              <w:t>None / Check engine / Other (then describe which light)</w:t>
             </w:r>
           </w:p>
         </w:tc>
       </w:tr>
       <w:tr>
+        <w:tblPrEx>
+          <w:tblCellMar>
+            <w:top w:w="0" w:type="dxa"/>
+            <w:bottom w:w="0" w:type="dxa"/>
+          </w:tblCellMar>
+        </w:tblPrEx>
         <w:trPr>
           <w:cantSplit/>
-          <w:tblHeader w:val="off"/>
         </w:trPr>
         <w:tc>
           <w:tcPr>
-            <w:tcW w:type="dxa" w:w="3878"/>
-            <w:tcBorders>
-              <w:top w:val="single" w:color="B7C3D0" w:sz="4"/>
-              <w:left w:val="single" w:color="B7C3D0" w:sz="4"/>
-              <w:bottom w:val="single" w:color="B7C3D0" w:sz="4"/>
-              <w:right w:val="single" w:color="B7C3D0" w:sz="4"/>
-            </w:tcBorders>
-            <w:tcMar>
-              <w:top w:type="dxa" w:w="60"/>
-              <w:left w:type="dxa" w:w="90"/>
-              <w:bottom w:type="dxa" w:w="60"/>
-              <w:right w:type="dxa" w:w="90"/>
-            </w:tcMar>
-          </w:tcPr>
-          <w:p>
-            <w:r>
-              <w:rPr>
-                <w:rFonts w:ascii="Calibri" w:cs="Calibri" w:eastAsia="Calibri" w:hAnsi="Calibri"/>
-                <w:sz w:val="18"/>
-                <w:szCs w:val="18"/>
-              </w:rPr>
-              <w:t xml:space="preserve">Structural / accident history</w:t>
-            </w:r>
-          </w:p>
-        </w:tc>
-        <w:tc>
-          <w:tcPr>
-            <w:tcW w:type="dxa" w:w="6202"/>
-            <w:tcBorders>
-              <w:top w:val="single" w:color="B7C3D0" w:sz="4"/>
-              <w:left w:val="single" w:color="B7C3D0" w:sz="4"/>
-              <w:bottom w:val="single" w:color="B7C3D0" w:sz="4"/>
-              <w:right w:val="single" w:color="B7C3D0" w:sz="4"/>
-            </w:tcBorders>
-            <w:tcMar>
-              <w:top w:type="dxa" w:w="60"/>
-              <w:left w:type="dxa" w:w="90"/>
-              <w:bottom w:type="dxa" w:w="60"/>
-              <w:right w:type="dxa" w:w="90"/>
-            </w:tcMar>
-          </w:tcPr>
-          <w:p>
-            <w:r>
-              <w:rPr>
-                <w:rFonts w:ascii="Calibri" w:cs="Calibri" w:eastAsia="Calibri" w:hAnsi="Calibri"/>
-                <w:sz w:val="18"/>
-                <w:szCs w:val="18"/>
-              </w:rPr>
-              <w:t xml:space="preserve">Clean — no known damage / Prior accident — repaired / Prior accident — needs repair</w:t>
+            <w:tcW w:w="3878" w:type="dxa"/>
+            <w:tcBorders>
+              <w:top w:val="single" w:sz="4" w:space="0" w:color="B7C3D0"/>
+              <w:left w:val="single" w:sz="4" w:space="0" w:color="B7C3D0"/>
+              <w:bottom w:val="single" w:sz="4" w:space="0" w:color="B7C3D0"/>
+              <w:right w:val="single" w:sz="4" w:space="0" w:color="B7C3D0"/>
+            </w:tcBorders>
+            <w:tcMar>
+              <w:top w:w="60" w:type="dxa"/>
+              <w:left w:w="90" w:type="dxa"/>
+              <w:bottom w:w="60" w:type="dxa"/>
+              <w:right w:w="90" w:type="dxa"/>
+            </w:tcMar>
+          </w:tcPr>
+          <w:p>
+            <w:r>
+              <w:rPr>
+                <w:sz w:val="18"/>
+                <w:szCs w:val="18"/>
+              </w:rPr>
+              <w:lastRenderedPageBreak/>
+              <w:t>Structural / accident history</w:t>
+            </w:r>
+          </w:p>
+        </w:tc>
+        <w:tc>
+          <w:tcPr>
+            <w:tcW w:w="6202" w:type="dxa"/>
+            <w:tcBorders>
+              <w:top w:val="single" w:sz="4" w:space="0" w:color="B7C3D0"/>
+              <w:left w:val="single" w:sz="4" w:space="0" w:color="B7C3D0"/>
+              <w:bottom w:val="single" w:sz="4" w:space="0" w:color="B7C3D0"/>
+              <w:right w:val="single" w:sz="4" w:space="0" w:color="B7C3D0"/>
+            </w:tcBorders>
+            <w:tcMar>
+              <w:top w:w="60" w:type="dxa"/>
+              <w:left w:w="90" w:type="dxa"/>
+              <w:bottom w:w="60" w:type="dxa"/>
+              <w:right w:w="90" w:type="dxa"/>
+            </w:tcMar>
+          </w:tcPr>
+          <w:p>
+            <w:r>
+              <w:rPr>
+                <w:sz w:val="18"/>
+                <w:szCs w:val="18"/>
+              </w:rPr>
+              <w:t>Clean — no known damage / Prior accident — repaired / Prior accident — needs repair</w:t>
             </w:r>
           </w:p>
         </w:tc>
       </w:tr>
       <w:tr>
+        <w:tblPrEx>
+          <w:tblCellMar>
+            <w:top w:w="0" w:type="dxa"/>
+            <w:bottom w:w="0" w:type="dxa"/>
+          </w:tblCellMar>
+        </w:tblPrEx>
         <w:trPr>
           <w:cantSplit/>
-          <w:tblHeader w:val="off"/>
         </w:trPr>
         <w:tc>
           <w:tcPr>
-            <w:tcW w:type="dxa" w:w="3878"/>
-            <w:tcBorders>
-              <w:top w:val="single" w:color="B7C3D0" w:sz="4"/>
-              <w:left w:val="single" w:color="B7C3D0" w:sz="4"/>
-              <w:bottom w:val="single" w:color="B7C3D0" w:sz="4"/>
-              <w:right w:val="single" w:color="B7C3D0" w:sz="4"/>
-            </w:tcBorders>
-            <w:tcMar>
-              <w:top w:type="dxa" w:w="60"/>
-              <w:left w:type="dxa" w:w="90"/>
-              <w:bottom w:type="dxa" w:w="60"/>
-              <w:right w:type="dxa" w:w="90"/>
-            </w:tcMar>
-          </w:tcPr>
-          <w:p>
-            <w:r>
-              <w:rPr>
-                <w:rFonts w:ascii="Calibri" w:cs="Calibri" w:eastAsia="Calibri" w:hAnsi="Calibri"/>
-                <w:sz w:val="18"/>
-                <w:szCs w:val="18"/>
-              </w:rPr>
-              <w:t xml:space="preserve">Cosmetic</w:t>
-            </w:r>
-          </w:p>
-        </w:tc>
-        <w:tc>
-          <w:tcPr>
-            <w:tcW w:type="dxa" w:w="6202"/>
-            <w:tcBorders>
-              <w:top w:val="single" w:color="B7C3D0" w:sz="4"/>
-              <w:left w:val="single" w:color="B7C3D0" w:sz="4"/>
-              <w:bottom w:val="single" w:color="B7C3D0" w:sz="4"/>
-              <w:right w:val="single" w:color="B7C3D0" w:sz="4"/>
-            </w:tcBorders>
-            <w:tcMar>
-              <w:top w:type="dxa" w:w="60"/>
-              <w:left w:type="dxa" w:w="90"/>
-              <w:bottom w:type="dxa" w:w="60"/>
-              <w:right w:type="dxa" w:w="90"/>
-            </w:tcMar>
-          </w:tcPr>
-          <w:p>
-            <w:r>
-              <w:rPr>
-                <w:rFonts w:ascii="Calibri" w:cs="Calibri" w:eastAsia="Calibri" w:hAnsi="Calibri"/>
-                <w:sz w:val="18"/>
-                <w:szCs w:val="18"/>
-              </w:rPr>
-              <w:t xml:space="preserve">Select any that apply: Minor scratches, Dents, Curbed wheels, Interior wear</w:t>
+            <w:tcW w:w="3878" w:type="dxa"/>
+            <w:tcBorders>
+              <w:top w:val="single" w:sz="4" w:space="0" w:color="B7C3D0"/>
+              <w:left w:val="single" w:sz="4" w:space="0" w:color="B7C3D0"/>
+              <w:bottom w:val="single" w:sz="4" w:space="0" w:color="B7C3D0"/>
+              <w:right w:val="single" w:sz="4" w:space="0" w:color="B7C3D0"/>
+            </w:tcBorders>
+            <w:tcMar>
+              <w:top w:w="60" w:type="dxa"/>
+              <w:left w:w="90" w:type="dxa"/>
+              <w:bottom w:w="60" w:type="dxa"/>
+              <w:right w:w="90" w:type="dxa"/>
+            </w:tcMar>
+          </w:tcPr>
+          <w:p>
+            <w:r>
+              <w:rPr>
+                <w:sz w:val="18"/>
+                <w:szCs w:val="18"/>
+              </w:rPr>
+              <w:t>Cosmetic</w:t>
+            </w:r>
+          </w:p>
+        </w:tc>
+        <w:tc>
+          <w:tcPr>
+            <w:tcW w:w="6202" w:type="dxa"/>
+            <w:tcBorders>
+              <w:top w:val="single" w:sz="4" w:space="0" w:color="B7C3D0"/>
+              <w:left w:val="single" w:sz="4" w:space="0" w:color="B7C3D0"/>
+              <w:bottom w:val="single" w:sz="4" w:space="0" w:color="B7C3D0"/>
+              <w:right w:val="single" w:sz="4" w:space="0" w:color="B7C3D0"/>
+            </w:tcBorders>
+            <w:tcMar>
+              <w:top w:w="60" w:type="dxa"/>
+              <w:left w:w="90" w:type="dxa"/>
+              <w:bottom w:w="60" w:type="dxa"/>
+              <w:right w:w="90" w:type="dxa"/>
+            </w:tcMar>
+          </w:tcPr>
+          <w:p>
+            <w:r>
+              <w:rPr>
+                <w:sz w:val="18"/>
+                <w:szCs w:val="18"/>
+              </w:rPr>
+              <w:t>Select any that apply: Minor scratches, Dents, Curbed wheels, Interior wear</w:t>
             </w:r>
           </w:p>
         </w:tc>
       </w:tr>
       <w:tr>
+        <w:tblPrEx>
+          <w:tblCellMar>
+            <w:top w:w="0" w:type="dxa"/>
+            <w:bottom w:w="0" w:type="dxa"/>
+          </w:tblCellMar>
+        </w:tblPrEx>
         <w:trPr>
           <w:cantSplit/>
-          <w:tblHeader w:val="off"/>
         </w:trPr>
         <w:tc>
           <w:tcPr>
-            <w:tcW w:type="dxa" w:w="3878"/>
-            <w:tcBorders>
-              <w:top w:val="single" w:color="B7C3D0" w:sz="4"/>
-              <w:left w:val="single" w:color="B7C3D0" w:sz="4"/>
-              <w:bottom w:val="single" w:color="B7C3D0" w:sz="4"/>
-              <w:right w:val="single" w:color="B7C3D0" w:sz="4"/>
-            </w:tcBorders>
-            <w:tcMar>
-              <w:top w:type="dxa" w:w="60"/>
-              <w:left w:type="dxa" w:w="90"/>
-              <w:bottom w:type="dxa" w:w="60"/>
-              <w:right w:type="dxa" w:w="90"/>
-            </w:tcMar>
-          </w:tcPr>
-          <w:p>
-            <w:r>
-              <w:rPr>
-                <w:rFonts w:ascii="Calibri" w:cs="Calibri" w:eastAsia="Calibri" w:hAnsi="Calibri"/>
-                <w:sz w:val="18"/>
-                <w:szCs w:val="18"/>
-              </w:rPr>
-              <w:t xml:space="preserve">Tire condition</w:t>
-            </w:r>
-          </w:p>
-        </w:tc>
-        <w:tc>
-          <w:tcPr>
-            <w:tcW w:type="dxa" w:w="6202"/>
-            <w:tcBorders>
-              <w:top w:val="single" w:color="B7C3D0" w:sz="4"/>
-              <w:left w:val="single" w:color="B7C3D0" w:sz="4"/>
-              <w:bottom w:val="single" w:color="B7C3D0" w:sz="4"/>
-              <w:right w:val="single" w:color="B7C3D0" w:sz="4"/>
-            </w:tcBorders>
-            <w:tcMar>
-              <w:top w:type="dxa" w:w="60"/>
-              <w:left w:type="dxa" w:w="90"/>
-              <w:bottom w:type="dxa" w:w="60"/>
-              <w:right w:type="dxa" w:w="90"/>
-            </w:tcMar>
-          </w:tcPr>
-          <w:p>
-            <w:r>
-              <w:rPr>
-                <w:rFonts w:ascii="Calibri" w:cs="Calibri" w:eastAsia="Calibri" w:hAnsi="Calibri"/>
-                <w:sz w:val="18"/>
-                <w:szCs w:val="18"/>
-              </w:rPr>
-              <w:t xml:space="preserve">Good / Fair / Poor</w:t>
+            <w:tcW w:w="3878" w:type="dxa"/>
+            <w:tcBorders>
+              <w:top w:val="single" w:sz="4" w:space="0" w:color="B7C3D0"/>
+              <w:left w:val="single" w:sz="4" w:space="0" w:color="B7C3D0"/>
+              <w:bottom w:val="single" w:sz="4" w:space="0" w:color="B7C3D0"/>
+              <w:right w:val="single" w:sz="4" w:space="0" w:color="B7C3D0"/>
+            </w:tcBorders>
+            <w:tcMar>
+              <w:top w:w="60" w:type="dxa"/>
+              <w:left w:w="90" w:type="dxa"/>
+              <w:bottom w:w="60" w:type="dxa"/>
+              <w:right w:w="90" w:type="dxa"/>
+            </w:tcMar>
+          </w:tcPr>
+          <w:p>
+            <w:r>
+              <w:rPr>
+                <w:sz w:val="18"/>
+                <w:szCs w:val="18"/>
+              </w:rPr>
+              <w:t>Tire condition</w:t>
+            </w:r>
+          </w:p>
+        </w:tc>
+        <w:tc>
+          <w:tcPr>
+            <w:tcW w:w="6202" w:type="dxa"/>
+            <w:tcBorders>
+              <w:top w:val="single" w:sz="4" w:space="0" w:color="B7C3D0"/>
+              <w:left w:val="single" w:sz="4" w:space="0" w:color="B7C3D0"/>
+              <w:bottom w:val="single" w:sz="4" w:space="0" w:color="B7C3D0"/>
+              <w:right w:val="single" w:sz="4" w:space="0" w:color="B7C3D0"/>
+            </w:tcBorders>
+            <w:tcMar>
+              <w:top w:w="60" w:type="dxa"/>
+              <w:left w:w="90" w:type="dxa"/>
+              <w:bottom w:w="60" w:type="dxa"/>
+              <w:right w:w="90" w:type="dxa"/>
+            </w:tcMar>
+          </w:tcPr>
+          <w:p>
+            <w:r>
+              <w:rPr>
+                <w:sz w:val="18"/>
+                <w:szCs w:val="18"/>
+              </w:rPr>
+              <w:t>Good / Fair / Poor</w:t>
             </w:r>
           </w:p>
         </w:tc>
       </w:tr>
       <w:tr>
+        <w:tblPrEx>
+          <w:tblCellMar>
+            <w:top w:w="0" w:type="dxa"/>
+            <w:bottom w:w="0" w:type="dxa"/>
+          </w:tblCellMar>
+        </w:tblPrEx>
         <w:trPr>
           <w:cantSplit/>
-          <w:tblHeader w:val="off"/>
         </w:trPr>
         <w:tc>
           <w:tcPr>
-            <w:tcW w:type="dxa" w:w="3878"/>
-            <w:tcBorders>
-              <w:top w:val="single" w:color="B7C3D0" w:sz="4"/>
-              <w:left w:val="single" w:color="B7C3D0" w:sz="4"/>
-              <w:bottom w:val="single" w:color="B7C3D0" w:sz="4"/>
-              <w:right w:val="single" w:color="B7C3D0" w:sz="4"/>
-            </w:tcBorders>
-            <w:tcMar>
-              <w:top w:type="dxa" w:w="60"/>
-              <w:left w:type="dxa" w:w="90"/>
-              <w:bottom w:type="dxa" w:w="60"/>
-              <w:right w:type="dxa" w:w="90"/>
-            </w:tcMar>
-          </w:tcPr>
-          <w:p>
-            <w:r>
-              <w:rPr>
-                <w:rFonts w:ascii="Calibri" w:cs="Calibri" w:eastAsia="Calibri" w:hAnsi="Calibri"/>
-                <w:sz w:val="18"/>
-                <w:szCs w:val="18"/>
-              </w:rPr>
-              <w:t xml:space="preserve">Windshield</w:t>
-            </w:r>
-          </w:p>
-        </w:tc>
-        <w:tc>
-          <w:tcPr>
-            <w:tcW w:type="dxa" w:w="6202"/>
-            <w:tcBorders>
-              <w:top w:val="single" w:color="B7C3D0" w:sz="4"/>
-              <w:left w:val="single" w:color="B7C3D0" w:sz="4"/>
-              <w:bottom w:val="single" w:color="B7C3D0" w:sz="4"/>
-              <w:right w:val="single" w:color="B7C3D0" w:sz="4"/>
-            </w:tcBorders>
-            <w:tcMar>
-              <w:top w:type="dxa" w:w="60"/>
-              <w:left w:type="dxa" w:w="90"/>
-              <w:bottom w:type="dxa" w:w="60"/>
-              <w:right w:type="dxa" w:w="90"/>
-            </w:tcMar>
-          </w:tcPr>
-          <w:p>
-            <w:r>
-              <w:rPr>
-                <w:rFonts w:ascii="Calibri" w:cs="Calibri" w:eastAsia="Calibri" w:hAnsi="Calibri"/>
-                <w:sz w:val="18"/>
-                <w:szCs w:val="18"/>
-              </w:rPr>
-              <w:t xml:space="preserve">Good / Fair / Poor</w:t>
+            <w:tcW w:w="3878" w:type="dxa"/>
+            <w:tcBorders>
+              <w:top w:val="single" w:sz="4" w:space="0" w:color="B7C3D0"/>
+              <w:left w:val="single" w:sz="4" w:space="0" w:color="B7C3D0"/>
+              <w:bottom w:val="single" w:sz="4" w:space="0" w:color="B7C3D0"/>
+              <w:right w:val="single" w:sz="4" w:space="0" w:color="B7C3D0"/>
+            </w:tcBorders>
+            <w:tcMar>
+              <w:top w:w="60" w:type="dxa"/>
+              <w:left w:w="90" w:type="dxa"/>
+              <w:bottom w:w="60" w:type="dxa"/>
+              <w:right w:w="90" w:type="dxa"/>
+            </w:tcMar>
+          </w:tcPr>
+          <w:p>
+            <w:r>
+              <w:rPr>
+                <w:sz w:val="18"/>
+                <w:szCs w:val="18"/>
+              </w:rPr>
+              <w:t>Windshield</w:t>
+            </w:r>
+          </w:p>
+        </w:tc>
+        <w:tc>
+          <w:tcPr>
+            <w:tcW w:w="6202" w:type="dxa"/>
+            <w:tcBorders>
+              <w:top w:val="single" w:sz="4" w:space="0" w:color="B7C3D0"/>
+              <w:left w:val="single" w:sz="4" w:space="0" w:color="B7C3D0"/>
+              <w:bottom w:val="single" w:sz="4" w:space="0" w:color="B7C3D0"/>
+              <w:right w:val="single" w:sz="4" w:space="0" w:color="B7C3D0"/>
+            </w:tcBorders>
+            <w:tcMar>
+              <w:top w:w="60" w:type="dxa"/>
+              <w:left w:w="90" w:type="dxa"/>
+              <w:bottom w:w="60" w:type="dxa"/>
+              <w:right w:w="90" w:type="dxa"/>
+            </w:tcMar>
+          </w:tcPr>
+          <w:p>
+            <w:r>
+              <w:rPr>
+                <w:sz w:val="18"/>
+                <w:szCs w:val="18"/>
+              </w:rPr>
+              <w:t>Good / Fair / Poor</w:t>
             </w:r>
           </w:p>
         </w:tc>
@@ -2079,7 +2283,7 @@
         <w:pStyle w:val="Heading3"/>
       </w:pPr>
       <w:r>
-        <w:t xml:space="preserve">Step 4 — Trade &amp; payoff</w:t>
+        <w:t>Step 4 — Trade &amp; payoff</w:t>
       </w:r>
     </w:p>
     <w:p>
@@ -2095,10 +2299,10 @@
           <w:b/>
           <w:bCs/>
         </w:rPr>
-        <w:t xml:space="preserve">Customer's expected allowance</w:t>
-      </w:r>
-      <w:r>
-        <w:t xml:space="preserve">: what the customer hopes to get for the vehicle.</w:t>
+        <w:t>Customer's expected allowance</w:t>
+      </w:r>
+      <w:r>
+        <w:t>: what the customer hopes to get for the vehicle.</w:t>
       </w:r>
     </w:p>
     <w:p>
@@ -2114,10 +2318,10 @@
           <w:b/>
           <w:bCs/>
         </w:rPr>
-        <w:t xml:space="preserve">Lien / payoff status</w:t>
-      </w:r>
-      <w:r>
-        <w:t xml:space="preserve">: "No lien — clear title" or "Active lien — payoff required".</w:t>
+        <w:t>Lien / payoff status</w:t>
+      </w:r>
+      <w:r>
+        <w:t>: "No lien — clear title" or "Active lien — payoff required".</w:t>
       </w:r>
     </w:p>
     <w:p>
@@ -2133,7 +2337,7 @@
           <w:b/>
           <w:bCs/>
         </w:rPr>
-        <w:t xml:space="preserve">Payoff amount</w:t>
+        <w:t>Payoff amount</w:t>
       </w:r>
       <w:r>
         <w:t xml:space="preserve"> and </w:t>
@@ -2143,10 +2347,10 @@
           <w:b/>
           <w:bCs/>
         </w:rPr>
-        <w:t xml:space="preserve">Lienholder</w:t>
-      </w:r>
-      <w:r>
-        <w:t xml:space="preserve">: fill these in if there's an active lien.</w:t>
+        <w:t>Lienholder</w:t>
+      </w:r>
+      <w:r>
+        <w:t>: fill these in if there's an active lien.</w:t>
       </w:r>
     </w:p>
     <w:p>
@@ -2162,10 +2366,22 @@
           <w:b/>
           <w:bCs/>
         </w:rPr>
-        <w:t xml:space="preserve">Title available?</w:t>
-      </w:r>
-      <w:r>
-        <w:t xml:space="preserve">: In hand / With lienholder / Lost / duplicate needed.</w:t>
+        <w:t xml:space="preserve">Title </w:t>
+      </w:r>
+      <w:proofErr w:type="gramStart"/>
+      <w:r>
+        <w:rPr>
+          <w:b/>
+          <w:bCs/>
+        </w:rPr>
+        <w:t>available?</w:t>
+      </w:r>
+      <w:r>
+        <w:t>:</w:t>
+      </w:r>
+      <w:proofErr w:type="gramEnd"/>
+      <w:r>
+        <w:t xml:space="preserve"> In hand / With lienholder / Lost / duplicate needed.</w:t>
       </w:r>
     </w:p>
     <w:p>
@@ -2181,10 +2397,10 @@
           <w:b/>
           <w:bCs/>
         </w:rPr>
-        <w:t xml:space="preserve">Seller notes / disclosures</w:t>
-      </w:r>
-      <w:r>
-        <w:t xml:space="preserve">: anything the Trade Desk should know (up to 2,000 characters).</w:t>
+        <w:t>Seller notes / disclosures</w:t>
+      </w:r>
+      <w:r>
+        <w:t>: anything the Trade Desk should know (up to 2,000 characters).</w:t>
       </w:r>
     </w:p>
     <w:p>
@@ -2199,10 +2415,10 @@
           <w:b/>
           <w:bCs/>
         </w:rPr>
-        <w:t xml:space="preserve">Continue to photos</w:t>
-      </w:r>
-      <w:r>
-        <w:t xml:space="preserve">.</w:t>
+        <w:t>Continue to photos</w:t>
+      </w:r>
+      <w:r>
+        <w:t>.</w:t>
       </w:r>
     </w:p>
     <w:p>
@@ -2210,7 +2426,7 @@
         <w:pStyle w:val="Heading3"/>
       </w:pPr>
       <w:r>
-        <w:t xml:space="preserve">Step 5 — Photos</w:t>
+        <w:t>Step 5 — Photos</w:t>
       </w:r>
     </w:p>
     <w:p>
@@ -2218,7 +2434,7 @@
         <w:spacing w:after="120"/>
       </w:pPr>
       <w:r>
-        <w:t xml:space="preserve">There are 12 photo slots: Front, Rear, Driver side, Passenger side, Interior, Odometer, VIN label, Dash, and Damage 1–4.</w:t>
+        <w:t>There are 12 photo slots: Front, Rear, Driver side, Passenger side, Interior, Odometer, VIN label, Dash, and Damage 1–4.</w:t>
       </w:r>
     </w:p>
     <w:p>
@@ -2230,7 +2446,7 @@
         </w:numPr>
       </w:pPr>
       <w:r>
-        <w:t xml:space="preserve">Tap a slot to take a photo or choose one from your device. On a phone you can use the camera directly.</w:t>
+        <w:t>Tap a slot to take a photo or choose one from your device. On a phone you can use the camera directly.</w:t>
       </w:r>
     </w:p>
     <w:p>
@@ -2249,7 +2465,7 @@
           <w:b/>
           <w:bCs/>
         </w:rPr>
-        <w:t xml:space="preserve">Capture {slot}</w:t>
+        <w:t>Capture {slot}</w:t>
       </w:r>
       <w:r>
         <w:t xml:space="preserve"> to fill the next empty slot.</w:t>
@@ -2264,7 +2480,7 @@
         </w:numPr>
       </w:pPr>
       <w:r>
-        <w:t xml:space="preserve">To replace a photo, tap its slot again.</w:t>
+        <w:t>To replace a photo, tap its slot again.</w:t>
       </w:r>
     </w:p>
     <w:p>
@@ -2276,7 +2492,7 @@
         </w:numPr>
       </w:pPr>
       <w:r>
-        <w:t xml:space="preserve">Photos are compressed on your device before uploading, so large photos are fine.</w:t>
+        <w:t>Photos are compressed on your device before uploading, so large photos are fine.</w:t>
       </w:r>
     </w:p>
     <w:p>
@@ -2288,7 +2504,7 @@
           <w:b/>
           <w:bCs/>
         </w:rPr>
-        <w:t xml:space="preserve">You need at least 6 photos to continue.</w:t>
+        <w:t>You need at least 6 photos to continue.</w:t>
       </w:r>
       <w:r>
         <w:t xml:space="preserve"> More photos usually mean a more accurate offer. Use the Damage slots for close-ups of any damage.</w:t>
@@ -2306,10 +2522,10 @@
           <w:b/>
           <w:bCs/>
         </w:rPr>
-        <w:t xml:space="preserve">Review &amp; submit →</w:t>
-      </w:r>
-      <w:r>
-        <w:t xml:space="preserve">.</w:t>
+        <w:t>Review &amp; submit →</w:t>
+      </w:r>
+      <w:r>
+        <w:t>.</w:t>
       </w:r>
     </w:p>
     <w:p>
@@ -2317,7 +2533,7 @@
         <w:pStyle w:val="Heading3"/>
       </w:pPr>
       <w:r>
-        <w:t xml:space="preserve">Step 6 — Review &amp; submit</w:t>
+        <w:t>Step 6 — Review &amp; submit</w:t>
       </w:r>
     </w:p>
     <w:p>
@@ -2332,7 +2548,7 @@
           <w:b/>
           <w:bCs/>
         </w:rPr>
-        <w:t xml:space="preserve">← Back</w:t>
+        <w:t>← Back</w:t>
       </w:r>
       <w:r>
         <w:t xml:space="preserve"> to fix anything. When you're ready, click </w:t>
@@ -2342,10 +2558,10 @@
           <w:b/>
           <w:bCs/>
         </w:rPr>
-        <w:t xml:space="preserve">Submit</w:t>
-      </w:r>
-      <w:r>
-        <w:t xml:space="preserve">.</w:t>
+        <w:t>Submit</w:t>
+      </w:r>
+      <w:r>
+        <w:t>.</w:t>
       </w:r>
     </w:p>
     <w:p>
@@ -2360,7 +2576,7 @@
           <w:b/>
           <w:bCs/>
         </w:rPr>
-        <w:t xml:space="preserve">Submitted</w:t>
+        <w:t>Submitted</w:t>
       </w:r>
       <w:r>
         <w:t xml:space="preserve"> confirmation with your reference ID. The Trade Desk is notified straight away, and you'll get an in-app and email notification when an offer is ready.</w:t>
@@ -2369,10 +2585,10 @@
     <w:p>
       <w:pPr>
         <w:pBdr>
-          <w:left w:val="single" w:color="3B82F6" w:sz="18" w:space="8"/>
+          <w:left w:val="single" w:sz="18" w:space="8" w:color="3B82F6"/>
         </w:pBdr>
-        <w:shd w:fill="EEF4FD" w:color="auto" w:val="clear"/>
-        <w:spacing w:after="120" w:before="80"/>
+        <w:shd w:val="clear" w:color="auto" w:fill="EEF4FD"/>
+        <w:spacing w:before="80" w:after="120"/>
         <w:ind w:left="360"/>
       </w:pPr>
       <w:r>
@@ -2383,7 +2599,7 @@
           <w:b/>
           <w:bCs/>
         </w:rPr>
-        <w:t xml:space="preserve">Messages</w:t>
+        <w:t>Messages</w:t>
       </w:r>
       <w:r>
         <w:t xml:space="preserve"> (3.5) to send the Trade Desk any corrections.</w:t>
@@ -2394,7 +2610,7 @@
         <w:pStyle w:val="Heading2"/>
       </w:pPr>
       <w:r>
-        <w:t xml:space="preserve">3.3 Saving, resuming and deleting drafts</w:t>
+        <w:t>3.3 Saving, resuming and deleting drafts</w:t>
       </w:r>
     </w:p>
     <w:p>
@@ -2413,7 +2629,7 @@
           <w:b/>
           <w:bCs/>
         </w:rPr>
-        <w:t xml:space="preserve">Save &amp; exit</w:t>
+        <w:t>Save &amp; exit</w:t>
       </w:r>
       <w:r>
         <w:t xml:space="preserve"> at any step to return to the dashboard.</w:t>
@@ -2428,7 +2644,7 @@
         </w:numPr>
       </w:pPr>
       <w:r>
-        <w:t xml:space="preserve">Click the draft on your dashboard to continue where you left off.</w:t>
+        <w:t>Click the draft on your dashboard to continue where you left off.</w:t>
       </w:r>
     </w:p>
     <w:p>
@@ -2447,7 +2663,7 @@
           <w:b/>
           <w:bCs/>
         </w:rPr>
-        <w:t xml:space="preserve">Delete</w:t>
+        <w:t>Delete</w:t>
       </w:r>
       <w:r>
         <w:t xml:space="preserve"> next to a draft and confirm to remove it permanently. Only drafts can be deleted.</w:t>
@@ -2458,7 +2674,7 @@
         <w:pStyle w:val="Heading2"/>
       </w:pPr>
       <w:r>
-        <w:t xml:space="preserve">3.4 Responding to an offer</w:t>
+        <w:t>3.4 Responding to an offer</w:t>
       </w:r>
     </w:p>
     <w:p>
@@ -2473,7 +2689,7 @@
           <w:b/>
           <w:bCs/>
         </w:rPr>
-        <w:t xml:space="preserve">Offer received</w:t>
+        <w:t>Offer received</w:t>
       </w:r>
       <w:r>
         <w:t xml:space="preserve"> card shows the amount, the expiry date and time, the offer version (v1, v2…) and any terms.</w:t>
@@ -2484,7 +2700,7 @@
         <w:spacing w:after="120"/>
       </w:pPr>
       <w:r>
-        <w:t xml:space="preserve">You have three choices:</w:t>
+        <w:t>You have three choices:</w:t>
       </w:r>
     </w:p>
     <w:p>
@@ -2500,10 +2716,22 @@
           <w:b/>
           <w:bCs/>
         </w:rPr>
-        <w:t xml:space="preserve">Accept offer</w:t>
-      </w:r>
-      <w:r>
-        <w:t xml:space="preserve">: agrees the trade. Your name, the date and time, and the offer version are recorded. You'll see a timeline of the trade and the Trade Desk will contact you to arrange drop-off and payoff.</w:t>
+        <w:t xml:space="preserve">Accept </w:t>
+      </w:r>
+      <w:proofErr w:type="gramStart"/>
+      <w:r>
+        <w:rPr>
+          <w:b/>
+          <w:bCs/>
+        </w:rPr>
+        <w:t>offer</w:t>
+      </w:r>
+      <w:r>
+        <w:t>:</w:t>
+      </w:r>
+      <w:proofErr w:type="gramEnd"/>
+      <w:r>
+        <w:t xml:space="preserve"> agrees the trade. Your name, the date and time, and the offer version are recorded. You'll see a timeline of the trade and the Trade Desk will contact you to arrange drop-off and payoff.</w:t>
       </w:r>
     </w:p>
     <w:p>
@@ -2519,10 +2747,10 @@
           <w:b/>
           <w:bCs/>
         </w:rPr>
-        <w:t xml:space="preserve">Decline</w:t>
-      </w:r>
-      <w:r>
-        <w:t xml:space="preserve">: ends the trade.</w:t>
+        <w:t>Decline</w:t>
+      </w:r>
+      <w:r>
+        <w:t>: ends the trade.</w:t>
       </w:r>
     </w:p>
     <w:p>
@@ -2538,7 +2766,8 @@
           <w:b/>
           <w:bCs/>
         </w:rPr>
-        <w:t xml:space="preserve">Propose a different amount</w:t>
+        <w:lastRenderedPageBreak/>
+        <w:t>Propose a different amount</w:t>
       </w:r>
       <w:r>
         <w:t xml:space="preserve">: enter your counter amount and an optional note, then click </w:t>
@@ -2548,23 +2777,40 @@
           <w:b/>
           <w:bCs/>
         </w:rPr>
-        <w:t xml:space="preserve">Send counter-offer</w:t>
-      </w:r>
-      <w:r>
-        <w:t xml:space="preserve">. The Trade Desk reviews it and either accepts it, or declines it and may send a new offer.</w:t>
+        <w:t xml:space="preserve">Send </w:t>
+      </w:r>
+      <w:proofErr w:type="gramStart"/>
+      <w:r>
+        <w:rPr>
+          <w:b/>
+          <w:bCs/>
+        </w:rPr>
+        <w:t>counter-offer</w:t>
+      </w:r>
+      <w:proofErr w:type="gramEnd"/>
+      <w:r>
+        <w:t xml:space="preserve">. The Trade Desk reviews it and either accepts </w:t>
+      </w:r>
+      <w:proofErr w:type="gramStart"/>
+      <w:r>
+        <w:t>it, or</w:t>
+      </w:r>
+      <w:proofErr w:type="gramEnd"/>
+      <w:r>
+        <w:t xml:space="preserve"> declines it and may send a new offer.</w:t>
       </w:r>
     </w:p>
     <w:p>
       <w:pPr>
         <w:pBdr>
-          <w:left w:val="single" w:color="3B82F6" w:sz="18" w:space="8"/>
+          <w:left w:val="single" w:sz="18" w:space="8" w:color="3B82F6"/>
         </w:pBdr>
-        <w:shd w:fill="EEF4FD" w:color="auto" w:val="clear"/>
-        <w:spacing w:after="120" w:before="80"/>
+        <w:shd w:val="clear" w:color="auto" w:fill="EEF4FD"/>
+        <w:spacing w:before="80" w:after="120"/>
         <w:ind w:left="360"/>
       </w:pPr>
       <w:r>
-        <w:t xml:space="preserve">Offers have an expiry time. If you try to respond after it, you'll see "This offer has expired". Message the Trade Desk to ask for a new offer.</w:t>
+        <w:t>Offers have an expiry time. If you try to respond after it, you'll see "This offer has expired". Message the Trade Desk to ask for a new offer.</w:t>
       </w:r>
     </w:p>
     <w:p>
@@ -2572,7 +2818,7 @@
         <w:spacing w:after="120"/>
       </w:pPr>
       <w:r>
-        <w:t xml:space="preserve">If the Trade Desk sends a revised offer, it replaces the previous one. Only the latest offer can be accepted.</w:t>
+        <w:t>If the Trade Desk sends a revised offer, it replaces the previous one. Only the latest offer can be accepted.</w:t>
       </w:r>
     </w:p>
     <w:p>
@@ -2580,7 +2826,7 @@
         <w:pStyle w:val="Heading2"/>
       </w:pPr>
       <w:r>
-        <w:t xml:space="preserve">3.5 Messages</w:t>
+        <w:t>3.5 Messages</w:t>
       </w:r>
     </w:p>
     <w:p>
@@ -2595,7 +2841,7 @@
           <w:b/>
           <w:bCs/>
         </w:rPr>
-        <w:t xml:space="preserve">Messages</w:t>
+        <w:t>Messages</w:t>
       </w:r>
       <w:r>
         <w:t xml:space="preserve"> section at the bottom of the page. Use it to talk to the Trade Desk about that trade-in. Type your message (up to 2,000 characters) and click </w:t>
@@ -2605,10 +2851,10 @@
           <w:b/>
           <w:bCs/>
         </w:rPr>
-        <w:t xml:space="preserve">Send</w:t>
-      </w:r>
-      <w:r>
-        <w:t xml:space="preserve">. The other side is notified. Messages are kept as a history of the trade.</w:t>
+        <w:t>Send</w:t>
+      </w:r>
+      <w:r>
+        <w:t>. The other side is notified. Messages are kept as a history of the trade.</w:t>
       </w:r>
     </w:p>
     <w:p>
@@ -2617,7 +2863,8 @@
         <w:pageBreakBefore/>
       </w:pPr>
       <w:r>
-        <w:t xml:space="preserve">4. Trade Desk Guide</w:t>
+        <w:lastRenderedPageBreak/>
+        <w:t>4. Trade Desk Guide</w:t>
       </w:r>
     </w:p>
     <w:p>
@@ -2625,7 +2872,7 @@
         <w:pStyle w:val="Heading2"/>
       </w:pPr>
       <w:r>
-        <w:t xml:space="preserve">4.1 The submission queue</w:t>
+        <w:t>4.1 The submission queue</w:t>
       </w:r>
     </w:p>
     <w:p>
@@ -2633,7 +2880,7 @@
         <w:spacing w:after="120"/>
       </w:pPr>
       <w:r>
-        <w:t xml:space="preserve">Your home page lists submitted trade-ins, newest first. Drafts that sellers haven't submitted don't appear.</w:t>
+        <w:t>Your home page lists submitted trade-ins, newest first. Drafts that sellers haven't submitted don't appear.</w:t>
       </w:r>
     </w:p>
     <w:p>
@@ -2652,7 +2899,7 @@
           <w:b/>
           <w:bCs/>
         </w:rPr>
-        <w:t xml:space="preserve">● n new</w:t>
+        <w:t>● new</w:t>
       </w:r>
       <w:r>
         <w:t xml:space="preserve"> pill shows how many submissions are waiting for a first offer.</w:t>
@@ -2671,7 +2918,7 @@
           <w:b/>
           <w:bCs/>
         </w:rPr>
-        <w:t xml:space="preserve">Search</w:t>
+        <w:t>Search</w:t>
       </w:r>
       <w:r>
         <w:t xml:space="preserve"> by reference ID, VIN, vehicle, seller email or dealership name.</w:t>
@@ -2690,10 +2937,10 @@
           <w:b/>
           <w:bCs/>
         </w:rPr>
-        <w:t xml:space="preserve">Date range</w:t>
-      </w:r>
-      <w:r>
-        <w:t xml:space="preserve">: Last 24 hours, Last 7 days (default), Last 30 days or All time.</w:t>
+        <w:t>Date range</w:t>
+      </w:r>
+      <w:r>
+        <w:t>: Last 24 hours, Last 7 days (default), Last 30 days or All time.</w:t>
       </w:r>
     </w:p>
     <w:p>
@@ -2705,7 +2952,7 @@
         </w:numPr>
       </w:pPr>
       <w:r>
-        <w:t xml:space="preserve">Each row shows the reference ID, vehicle and last 6 of the VIN, mileage, seller and dealership, age since submission, and status.</w:t>
+        <w:t>Each row shows the reference ID, vehicle and last 6 of the VIN, mileage, seller and dealership, age since submission, and status.</w:t>
       </w:r>
     </w:p>
     <w:p>
@@ -2713,20 +2960,20 @@
         <w:spacing w:after="120"/>
       </w:pPr>
       <w:r>
-        <w:t xml:space="preserve">Click a reference ID to open the submission.</w:t>
+        <w:t>Click a reference ID to open the submission.</w:t>
       </w:r>
     </w:p>
     <w:p>
       <w:pPr>
         <w:pBdr>
-          <w:left w:val="single" w:color="3B82F6" w:sz="18" w:space="8"/>
+          <w:left w:val="single" w:sz="18" w:space="8" w:color="3B82F6"/>
         </w:pBdr>
-        <w:shd w:fill="EEF4FD" w:color="auto" w:val="clear"/>
-        <w:spacing w:after="120" w:before="80"/>
+        <w:shd w:val="clear" w:color="auto" w:fill="EEF4FD"/>
+        <w:spacing w:before="80" w:after="120"/>
         <w:ind w:left="360"/>
       </w:pPr>
       <w:r>
-        <w:t xml:space="preserve">The queue shows up to 50 submissions at a time, and search only covers those. Narrow the date range to find older items.</w:t>
+        <w:t>The queue shows up to 50 submissions at a time, and search only covers those. Narrow the date range to find older items.</w:t>
       </w:r>
     </w:p>
     <w:p>
@@ -2734,7 +2981,7 @@
         <w:pStyle w:val="Heading2"/>
       </w:pPr>
       <w:r>
-        <w:t xml:space="preserve">4.2 Reviewing a submission</w:t>
+        <w:t>4.2 Reviewing a submission</w:t>
       </w:r>
     </w:p>
     <w:p>
@@ -2742,7 +2989,7 @@
         <w:spacing w:after="120"/>
       </w:pPr>
       <w:r>
-        <w:t xml:space="preserve">The detail page shows:</w:t>
+        <w:t>The detail page shows:</w:t>
       </w:r>
     </w:p>
     <w:p>
@@ -2758,10 +3005,18 @@
           <w:b/>
           <w:bCs/>
         </w:rPr>
-        <w:t xml:space="preserve">Photos</w:t>
-      </w:r>
-      <w:r>
-        <w:t xml:space="preserve">: click any thumbnail (or select it and press Enter) to view it full-screen. Close with ×, Escape, or by clicking outside the image.</w:t>
+        <w:t>Photos</w:t>
+      </w:r>
+      <w:r>
+        <w:t xml:space="preserve">: click any thumbnail (or select it and press Enter) to view it </w:t>
+      </w:r>
+      <w:proofErr w:type="gramStart"/>
+      <w:r>
+        <w:t>full-screen</w:t>
+      </w:r>
+      <w:proofErr w:type="gramEnd"/>
+      <w:r>
+        <w:t>. Close with ×, Escape, or by clicking outside the image.</w:t>
       </w:r>
     </w:p>
     <w:p>
@@ -2777,7 +3032,7 @@
           <w:b/>
           <w:bCs/>
         </w:rPr>
-        <w:t xml:space="preserve">Vehicle &amp; condition</w:t>
+        <w:t>Vehicle &amp; condition</w:t>
       </w:r>
       <w:r>
         <w:t xml:space="preserve"> and </w:t>
@@ -2787,10 +3042,10 @@
           <w:b/>
           <w:bCs/>
         </w:rPr>
-        <w:t xml:space="preserve">Trade &amp; payoff</w:t>
-      </w:r>
-      <w:r>
-        <w:t xml:space="preserve">: everything the seller entered.</w:t>
+        <w:t>Trade &amp; payoff</w:t>
+      </w:r>
+      <w:r>
+        <w:t>: everything the seller entered.</w:t>
       </w:r>
     </w:p>
     <w:p>
@@ -2806,7 +3061,7 @@
           <w:b/>
           <w:bCs/>
         </w:rPr>
-        <w:t xml:space="preserve">Internal notes</w:t>
+        <w:t>Internal notes</w:t>
       </w:r>
       <w:r>
         <w:t xml:space="preserve">: notes for the Trade Desk only. Click </w:t>
@@ -2816,19 +3071,19 @@
           <w:b/>
           <w:bCs/>
         </w:rPr>
-        <w:t xml:space="preserve">Save notes</w:t>
-      </w:r>
-      <w:r>
-        <w:t xml:space="preserve">. Sellers never see these.</w:t>
+        <w:t>Save notes</w:t>
+      </w:r>
+      <w:r>
+        <w:t>. Sellers never see these.</w:t>
       </w:r>
     </w:p>
     <w:p>
       <w:pPr>
         <w:pBdr>
-          <w:left w:val="single" w:color="3B82F6" w:sz="18" w:space="8"/>
+          <w:left w:val="single" w:sz="18" w:space="8" w:color="3B82F6"/>
         </w:pBdr>
-        <w:shd w:fill="EEF4FD" w:color="auto" w:val="clear"/>
-        <w:spacing w:after="120" w:before="80"/>
+        <w:shd w:val="clear" w:color="auto" w:fill="EEF4FD"/>
+        <w:spacing w:before="80" w:after="120"/>
         <w:ind w:left="360"/>
       </w:pPr>
       <w:r>
@@ -2839,7 +3094,7 @@
           <w:b/>
           <w:bCs/>
         </w:rPr>
-        <w:t xml:space="preserve">after</w:t>
+        <w:t>after</w:t>
       </w:r>
       <w:r>
         <w:t xml:space="preserve"> saving the valuation. Saving the valuation can clear notes that were saved earlier.</w:t>
@@ -2850,7 +3105,7 @@
         <w:pStyle w:val="Heading2"/>
       </w:pPr>
       <w:r>
-        <w:t xml:space="preserve">4.3 Valuation workspace</w:t>
+        <w:t>4.3 Valuation workspace</w:t>
       </w:r>
     </w:p>
     <w:p>
@@ -2858,7 +3113,7 @@
         <w:spacing w:after="120"/>
       </w:pPr>
       <w:r>
-        <w:t xml:space="preserve">The valuation workspace is internal and never shown to the seller.</w:t>
+        <w:t>The valuation workspace is internal and never shown to the seller.</w:t>
       </w:r>
     </w:p>
     <w:p>
@@ -2874,7 +3129,7 @@
           <w:b/>
           <w:bCs/>
         </w:rPr>
-        <w:t xml:space="preserve">Bid references</w:t>
+        <w:t>Bid references</w:t>
       </w:r>
       <w:r>
         <w:t xml:space="preserve">: enter a source (e.g. an auction or wholesale buyer) and amount, then click </w:t>
@@ -2884,10 +3139,10 @@
           <w:b/>
           <w:bCs/>
         </w:rPr>
-        <w:t xml:space="preserve">+ Add</w:t>
-      </w:r>
-      <w:r>
-        <w:t xml:space="preserve">. Add as many as you have. Remove one with its remove button.</w:t>
+        <w:t>+ Add</w:t>
+      </w:r>
+      <w:r>
+        <w:t>. Add as many as you have. Remove one with its remove button.</w:t>
       </w:r>
     </w:p>
     <w:p>
@@ -2903,10 +3158,10 @@
           <w:b/>
           <w:bCs/>
         </w:rPr>
-        <w:t xml:space="preserve">Estimated expenses</w:t>
-      </w:r>
-      <w:r>
-        <w:t xml:space="preserve">: Transport, Recon, Arbitration / condition, Other.</w:t>
+        <w:t>Estimated expenses</w:t>
+      </w:r>
+      <w:r>
+        <w:t>: Transport, Recon, Arbitration / condition, Other.</w:t>
       </w:r>
     </w:p>
     <w:p>
@@ -2922,10 +3177,10 @@
           <w:b/>
           <w:bCs/>
         </w:rPr>
-        <w:t xml:space="preserve">Target margin</w:t>
-      </w:r>
-      <w:r>
-        <w:t xml:space="preserve">.</w:t>
+        <w:t>Target margin</w:t>
+      </w:r>
+      <w:r>
+        <w:t>.</w:t>
       </w:r>
     </w:p>
     <w:p>
@@ -2944,10 +3199,10 @@
           <w:b/>
           <w:bCs/>
         </w:rPr>
-        <w:t xml:space="preserve">Save valuation</w:t>
-      </w:r>
-      <w:r>
-        <w:t xml:space="preserve">.</w:t>
+        <w:t>Save valuation</w:t>
+      </w:r>
+      <w:r>
+        <w:t>.</w:t>
       </w:r>
     </w:p>
     <w:p>
@@ -2962,7 +3217,7 @@
           <w:b/>
           <w:bCs/>
         </w:rPr>
-        <w:t xml:space="preserve">Recommended max acquisition</w:t>
+        <w:t>Recommended max acquisition</w:t>
       </w:r>
       <w:r>
         <w:t xml:space="preserve"> is calculated as:</w:t>
@@ -2971,10 +3226,10 @@
     <w:p>
       <w:pPr>
         <w:pBdr>
-          <w:left w:val="single" w:color="3B82F6" w:sz="18" w:space="8"/>
+          <w:left w:val="single" w:sz="18" w:space="8" w:color="3B82F6"/>
         </w:pBdr>
-        <w:shd w:fill="EEF4FD" w:color="auto" w:val="clear"/>
-        <w:spacing w:after="120" w:before="80"/>
+        <w:shd w:val="clear" w:color="auto" w:fill="EEF4FD"/>
+        <w:spacing w:before="80" w:after="120"/>
         <w:ind w:left="360"/>
       </w:pPr>
       <w:r>
@@ -2982,7 +3237,7 @@
           <w:b/>
           <w:bCs/>
         </w:rPr>
-        <w:t xml:space="preserve">Best bid − total expenses − target margin</w:t>
+        <w:t>Best bid − total expenses − target margin</w:t>
       </w:r>
     </w:p>
     <w:p>
@@ -2990,7 +3245,7 @@
         <w:spacing w:after="120"/>
       </w:pPr>
       <w:r>
-        <w:t xml:space="preserve">For example, a best bid of $15,500, expenses of $1,400 and a margin of $1,000 give a recommended maximum of $13,100.</w:t>
+        <w:t>For example, a best bid of $15,500, expenses of $1,400 and a margin of $1,000 give a recommended maximum of $13,100.</w:t>
       </w:r>
     </w:p>
     <w:p>
@@ -2998,7 +3253,7 @@
         <w:pStyle w:val="Heading3"/>
       </w:pPr>
       <w:r>
-        <w:t xml:space="preserve">Buyer override</w:t>
+        <w:t>Buyer override</w:t>
       </w:r>
     </w:p>
     <w:p>
@@ -3013,10 +3268,10 @@
           <w:b/>
           <w:bCs/>
         </w:rPr>
-        <w:t xml:space="preserve">Log override</w:t>
-      </w:r>
-      <w:r>
-        <w:t xml:space="preserve">. The override is written to the audit trail with your name and time.</w:t>
+        <w:t>Log override</w:t>
+      </w:r>
+      <w:r>
+        <w:t>. The override is written to the audit trail with your name and time.</w:t>
       </w:r>
     </w:p>
     <w:p>
@@ -3024,7 +3279,7 @@
         <w:pStyle w:val="Heading2"/>
       </w:pPr>
       <w:r>
-        <w:t xml:space="preserve">4.4 Sending an offer</w:t>
+        <w:t>4.4 Sending an offer</w:t>
       </w:r>
     </w:p>
     <w:p>
@@ -3039,7 +3294,7 @@
           <w:b/>
           <w:bCs/>
         </w:rPr>
-        <w:t xml:space="preserve">Offer</w:t>
+        <w:t>Offer</w:t>
       </w:r>
       <w:r>
         <w:t xml:space="preserve"> panel:</w:t>
@@ -3061,10 +3316,10 @@
           <w:b/>
           <w:bCs/>
         </w:rPr>
-        <w:t xml:space="preserve">Offer amount</w:t>
-      </w:r>
-      <w:r>
-        <w:t xml:space="preserve">.</w:t>
+        <w:t>Offer amount</w:t>
+      </w:r>
+      <w:r>
+        <w:t>.</w:t>
       </w:r>
     </w:p>
     <w:p>
@@ -3083,10 +3338,10 @@
           <w:b/>
           <w:bCs/>
         </w:rPr>
-        <w:t xml:space="preserve">Expires</w:t>
-      </w:r>
-      <w:r>
-        <w:t xml:space="preserve">. It defaults to 24 hours from now. Make sure it's in the future.</w:t>
+        <w:t>Expires</w:t>
+      </w:r>
+      <w:r>
+        <w:t>. It defaults to 24 hours from now. Make sure it's in the future.</w:t>
       </w:r>
     </w:p>
     <w:p>
@@ -3105,7 +3360,7 @@
           <w:b/>
           <w:bCs/>
         </w:rPr>
-        <w:t xml:space="preserve">Terms / notes</w:t>
+        <w:t>Terms / notes</w:t>
       </w:r>
       <w:r>
         <w:t xml:space="preserve"> if needed. These are visible to the seller.</w:t>
@@ -3127,10 +3382,10 @@
           <w:b/>
           <w:bCs/>
         </w:rPr>
-        <w:t xml:space="preserve">Send offer to seller</w:t>
-      </w:r>
-      <w:r>
-        <w:t xml:space="preserve">.</w:t>
+        <w:t>Send offer to seller</w:t>
+      </w:r>
+      <w:r>
+        <w:t>.</w:t>
       </w:r>
     </w:p>
     <w:p>
@@ -3145,10 +3400,10 @@
           <w:b/>
           <w:bCs/>
         </w:rPr>
-        <w:t xml:space="preserve">Offer sent</w:t>
-      </w:r>
-      <w:r>
-        <w:t xml:space="preserve">. To revise an offer, send a new one. It replaces the previous offer and gets the next version number.</w:t>
+        <w:t>Offer sent</w:t>
+      </w:r>
+      <w:r>
+        <w:t>. To revise an offer, send a new one. It replaces the previous offer and gets the next version number.</w:t>
       </w:r>
     </w:p>
     <w:p>
@@ -3156,8 +3411,14 @@
         <w:pStyle w:val="Heading2"/>
       </w:pPr>
       <w:r>
-        <w:t xml:space="preserve">4.5 Handling a counter-offer</w:t>
-      </w:r>
+        <w:lastRenderedPageBreak/>
+        <w:t xml:space="preserve">4.5 Handling a </w:t>
+      </w:r>
+      <w:proofErr w:type="gramStart"/>
+      <w:r>
+        <w:t>counter-offer</w:t>
+      </w:r>
+      <w:proofErr w:type="gramEnd"/>
     </w:p>
     <w:p>
       <w:pPr>
@@ -3171,10 +3432,10 @@
           <w:b/>
           <w:bCs/>
         </w:rPr>
-        <w:t xml:space="preserve">New</w:t>
-      </w:r>
-      <w:r>
-        <w:t xml:space="preserve">. The Offer panel shows "Seller countered" with their amount and note.</w:t>
+        <w:t>New</w:t>
+      </w:r>
+      <w:r>
+        <w:t>. The Offer panel shows "Seller countered" with their amount and note.</w:t>
       </w:r>
     </w:p>
     <w:p>
@@ -3190,10 +3451,22 @@
           <w:b/>
           <w:bCs/>
         </w:rPr>
-        <w:t xml:space="preserve">Accept counter</w:t>
-      </w:r>
-      <w:r>
-        <w:t xml:space="preserve">: agrees the trade at the seller's amount.</w:t>
+        <w:t xml:space="preserve">Accept </w:t>
+      </w:r>
+      <w:proofErr w:type="gramStart"/>
+      <w:r>
+        <w:rPr>
+          <w:b/>
+          <w:bCs/>
+        </w:rPr>
+        <w:t>counter</w:t>
+      </w:r>
+      <w:r>
+        <w:t>:</w:t>
+      </w:r>
+      <w:proofErr w:type="gramEnd"/>
+      <w:r>
+        <w:t xml:space="preserve"> agrees the trade at the seller's amount.</w:t>
       </w:r>
     </w:p>
     <w:p>
@@ -3209,10 +3482,10 @@
           <w:b/>
           <w:bCs/>
         </w:rPr>
-        <w:t xml:space="preserve">Decline</w:t>
-      </w:r>
-      <w:r>
-        <w:t xml:space="preserve">: declines the counter. The trade stays open so you can send a new offer.</w:t>
+        <w:t>Decline</w:t>
+      </w:r>
+      <w:r>
+        <w:t>: declines the counter. The trade stays open so you can send a new offer.</w:t>
       </w:r>
     </w:p>
     <w:p>
@@ -3220,7 +3493,7 @@
         <w:pStyle w:val="Heading2"/>
       </w:pPr>
       <w:r>
-        <w:t xml:space="preserve">4.6 Ending a trade</w:t>
+        <w:t>4.6 Ending a trade</w:t>
       </w:r>
     </w:p>
     <w:p>
@@ -3235,7 +3508,7 @@
           <w:b/>
           <w:bCs/>
         </w:rPr>
-        <w:t xml:space="preserve">End negotiation</w:t>
+        <w:t>End negotiation</w:t>
       </w:r>
       <w:r>
         <w:t xml:space="preserve"> and confirm. The trade is marked </w:t>
@@ -3245,10 +3518,10 @@
           <w:b/>
           <w:bCs/>
         </w:rPr>
-        <w:t xml:space="preserve">Declined</w:t>
-      </w:r>
-      <w:r>
-        <w:t xml:space="preserve">, the seller is notified, and no further offers or counters are possible.</w:t>
+        <w:t>Declined</w:t>
+      </w:r>
+      <w:r>
+        <w:t>, the seller is notified, and no further offers or counters are possible.</w:t>
       </w:r>
     </w:p>
     <w:p>
@@ -3256,7 +3529,7 @@
         <w:pStyle w:val="Heading2"/>
       </w:pPr>
       <w:r>
-        <w:t xml:space="preserve">4.7 Audit trail</w:t>
+        <w:t>4.7 Audit trail</w:t>
       </w:r>
     </w:p>
     <w:p>
@@ -3271,10 +3544,26 @@
           <w:b/>
           <w:bCs/>
         </w:rPr>
-        <w:t xml:space="preserve">View audit trail →</w:t>
-      </w:r>
-      <w:r>
-        <w:t xml:space="preserve"> on a submission to see a timestamped record of every key event: who did it, and what happened. Events include Submitted, Limit overridden, Offer sent, Offer countered, Offer accepted, Offer declined and Trade ended.</w:t>
+        <w:t>View audit trail →</w:t>
+      </w:r>
+      <w:r>
+        <w:t xml:space="preserve"> on a submission to see a timestamped record of every key event: who did it, and what happened. Events include Submitted, Limit overridden, Offer sent, </w:t>
+      </w:r>
+      <w:proofErr w:type="gramStart"/>
+      <w:r>
+        <w:t>Offer</w:t>
+      </w:r>
+      <w:proofErr w:type="gramEnd"/>
+      <w:r>
+        <w:t xml:space="preserve"> countered, </w:t>
+      </w:r>
+      <w:proofErr w:type="gramStart"/>
+      <w:r>
+        <w:t>Offer</w:t>
+      </w:r>
+      <w:proofErr w:type="gramEnd"/>
+      <w:r>
+        <w:t xml:space="preserve"> accepted, Offer declined and Trade ended.</w:t>
       </w:r>
     </w:p>
     <w:p>
@@ -3282,7 +3571,7 @@
         <w:pStyle w:val="Heading2"/>
       </w:pPr>
       <w:r>
-        <w:t xml:space="preserve">4.8 Messages</w:t>
+        <w:t>4.8 Messages</w:t>
       </w:r>
     </w:p>
     <w:p>
@@ -3297,7 +3586,7 @@
           <w:b/>
           <w:bCs/>
         </w:rPr>
-        <w:t xml:space="preserve">Messages</w:t>
+        <w:t>Messages</w:t>
       </w:r>
       <w:r>
         <w:t xml:space="preserve"> section at the bottom of each submission to talk with the seller. The seller is notified of each message.</w:t>
@@ -3309,7 +3598,8 @@
         <w:pageBreakBefore/>
       </w:pPr>
       <w:r>
-        <w:t xml:space="preserve">5. Administrator Guide</w:t>
+        <w:lastRenderedPageBreak/>
+        <w:t>5. Administrator Guide</w:t>
       </w:r>
     </w:p>
     <w:p>
@@ -3317,7 +3607,7 @@
         <w:pStyle w:val="Heading2"/>
       </w:pPr>
       <w:r>
-        <w:t xml:space="preserve">5.1 Users &amp; roles</w:t>
+        <w:t>5.1 Users &amp; roles</w:t>
       </w:r>
     </w:p>
     <w:p>
@@ -3325,7 +3615,13 @@
         <w:spacing w:after="120"/>
       </w:pPr>
       <w:r>
-        <w:t xml:space="preserve">Your home page lists every user with their organisation, role, status and last activity. Your own account is marked "(you)".</w:t>
+        <w:t xml:space="preserve">Your home page lists every user with their </w:t>
+      </w:r>
+      <w:r>
+        <w:t>organization</w:t>
+      </w:r>
+      <w:r>
+        <w:t>, role, status and last activity. Your own account is marked "(you)".</w:t>
       </w:r>
     </w:p>
     <w:p>
@@ -3333,7 +3629,7 @@
         <w:pStyle w:val="Heading2"/>
       </w:pPr>
       <w:r>
-        <w:t xml:space="preserve">5.2 Inviting a user</w:t>
+        <w:t>5.2 Inviting a user</w:t>
       </w:r>
     </w:p>
     <w:p>
@@ -3352,10 +3648,10 @@
           <w:b/>
           <w:bCs/>
         </w:rPr>
-        <w:t xml:space="preserve">+ Invite user</w:t>
-      </w:r>
-      <w:r>
-        <w:t xml:space="preserve">.</w:t>
+        <w:t>+ Invite user</w:t>
+      </w:r>
+      <w:r>
+        <w:t>.</w:t>
       </w:r>
     </w:p>
     <w:p>
@@ -3374,7 +3670,7 @@
           <w:b/>
           <w:bCs/>
         </w:rPr>
-        <w:t xml:space="preserve">Seller</w:t>
+        <w:t>Seller</w:t>
       </w:r>
       <w:r>
         <w:t xml:space="preserve">, </w:t>
@@ -3384,7 +3680,7 @@
           <w:b/>
           <w:bCs/>
         </w:rPr>
-        <w:t xml:space="preserve">Trade Desk</w:t>
+        <w:t>Trade Desk</w:t>
       </w:r>
       <w:r>
         <w:t xml:space="preserve"> or </w:t>
@@ -3394,10 +3690,10 @@
           <w:b/>
           <w:bCs/>
         </w:rPr>
-        <w:t xml:space="preserve">Administrator</w:t>
-      </w:r>
-      <w:r>
-        <w:t xml:space="preserve">.</w:t>
+        <w:t>Administrator</w:t>
+      </w:r>
+      <w:r>
+        <w:t>.</w:t>
       </w:r>
     </w:p>
     <w:p>
@@ -3409,7 +3705,7 @@
         </w:numPr>
       </w:pPr>
       <w:r>
-        <w:t xml:space="preserve">For sellers, also enter the dealership name, license number and phone (phone is required).</w:t>
+        <w:t>For sellers, also enter the dealership name, license number and phone (phone is required).</w:t>
       </w:r>
     </w:p>
     <w:p>
@@ -3428,10 +3724,10 @@
           <w:b/>
           <w:bCs/>
         </w:rPr>
-        <w:t xml:space="preserve">Create account</w:t>
-      </w:r>
-      <w:r>
-        <w:t xml:space="preserve">.</w:t>
+        <w:t>Create account</w:t>
+      </w:r>
+      <w:r>
+        <w:t>.</w:t>
       </w:r>
     </w:p>
     <w:p>
@@ -3446,7 +3742,7 @@
           <w:b/>
           <w:bCs/>
         </w:rPr>
-        <w:t xml:space="preserve">It won't be shown again.</w:t>
+        <w:t>It won't be shown again.</w:t>
       </w:r>
       <w:r>
         <w:t xml:space="preserve"> Click </w:t>
@@ -3456,7 +3752,7 @@
           <w:b/>
           <w:bCs/>
         </w:rPr>
-        <w:t xml:space="preserve">Dismiss</w:t>
+        <w:t>Dismiss</w:t>
       </w:r>
       <w:r>
         <w:t xml:space="preserve"> when you're done. The user must choose a new password the first time they sign in.</w:t>
@@ -3467,7 +3763,7 @@
         <w:pStyle w:val="Heading2"/>
       </w:pPr>
       <w:r>
-        <w:t xml:space="preserve">5.3 Approving or rejecting seller requests</w:t>
+        <w:t>5.3 Approving or rejecting seller requests</w:t>
       </w:r>
     </w:p>
     <w:p>
@@ -3475,7 +3771,7 @@
         <w:spacing w:after="120"/>
       </w:pPr>
       <w:r>
-        <w:t xml:space="preserve">Pending requests appear as banners at the top of the page, showing the email, dealership and license number.</w:t>
+        <w:t>Pending requests appear as banners at the top of the page, showing the email, dealership and license number.</w:t>
       </w:r>
     </w:p>
     <w:p>
@@ -3491,10 +3787,10 @@
           <w:b/>
           <w:bCs/>
         </w:rPr>
-        <w:t xml:space="preserve">Approve</w:t>
-      </w:r>
-      <w:r>
-        <w:t xml:space="preserve">: activates the account and emails the seller.</w:t>
+        <w:t>Approve</w:t>
+      </w:r>
+      <w:r>
+        <w:t>: activates the account and emails the seller.</w:t>
       </w:r>
     </w:p>
     <w:p>
@@ -3510,19 +3806,19 @@
           <w:b/>
           <w:bCs/>
         </w:rPr>
-        <w:t xml:space="preserve">Reject</w:t>
-      </w:r>
-      <w:r>
-        <w:t xml:space="preserve">: deletes the request and emails the applicant. This happens immediately, with no confirmation, so check before you click.</w:t>
+        <w:t>Reject</w:t>
+      </w:r>
+      <w:r>
+        <w:t>: deletes the request and emails the applicant. This happens immediately, with no confirmation, so check before you click.</w:t>
       </w:r>
     </w:p>
     <w:p>
       <w:pPr>
         <w:pBdr>
-          <w:left w:val="single" w:color="3B82F6" w:sz="18" w:space="8"/>
+          <w:left w:val="single" w:sz="18" w:space="8" w:color="3B82F6"/>
         </w:pBdr>
-        <w:shd w:fill="EEF4FD" w:color="auto" w:val="clear"/>
-        <w:spacing w:after="120" w:before="80"/>
+        <w:shd w:val="clear" w:color="auto" w:fill="EEF4FD"/>
+        <w:spacing w:before="80" w:after="120"/>
         <w:ind w:left="360"/>
       </w:pPr>
       <w:r>
@@ -3533,7 +3829,7 @@
           <w:b/>
           <w:bCs/>
         </w:rPr>
-        <w:t xml:space="preserve">Approve</w:t>
+        <w:t>Approve</w:t>
       </w:r>
       <w:r>
         <w:t xml:space="preserve"> for pending sellers rather than editing their status. Approve sends the welcome notification.</w:t>
@@ -3544,7 +3840,7 @@
         <w:pStyle w:val="Heading2"/>
       </w:pPr>
       <w:r>
-        <w:t xml:space="preserve">5.4 Changing a user's role or status</w:t>
+        <w:t>5.4 Changing a user's role or status</w:t>
       </w:r>
     </w:p>
     <w:p>
@@ -3563,7 +3859,7 @@
           <w:b/>
           <w:bCs/>
         </w:rPr>
-        <w:t xml:space="preserve">Edit</w:t>
+        <w:t>Edit</w:t>
       </w:r>
       <w:r>
         <w:t xml:space="preserve"> on the user's row.</w:t>
@@ -3578,7 +3874,7 @@
         </w:numPr>
       </w:pPr>
       <w:r>
-        <w:t xml:space="preserve">Choose a role: Seller ("Submit &amp; track trade-ins"), Trade Desk ("Value &amp; make offers") or Administrator ("Manage users").</w:t>
+        <w:t>Choose a role: Seller ("Submit &amp; track trade-ins"), Trade Desk ("Value &amp; make offers") or Administrator ("Manage users").</w:t>
       </w:r>
     </w:p>
     <w:p>
@@ -3597,7 +3893,7 @@
           <w:b/>
           <w:bCs/>
         </w:rPr>
-        <w:t xml:space="preserve">Active</w:t>
+        <w:t>Active</w:t>
       </w:r>
       <w:r>
         <w:t xml:space="preserve"> or </w:t>
@@ -3607,10 +3903,10 @@
           <w:b/>
           <w:bCs/>
         </w:rPr>
-        <w:t xml:space="preserve">Suspended</w:t>
-      </w:r>
-      <w:r>
-        <w:t xml:space="preserve">. Suspended users are blocked immediately and can't sign in.</w:t>
+        <w:t>Suspended</w:t>
+      </w:r>
+      <w:r>
+        <w:t>. Suspended users are blocked immediately and can't sign in.</w:t>
       </w:r>
     </w:p>
     <w:p>
@@ -3629,10 +3925,10 @@
           <w:b/>
           <w:bCs/>
         </w:rPr>
-        <w:t xml:space="preserve">Save</w:t>
-      </w:r>
-      <w:r>
-        <w:t xml:space="preserve">. The user is notified.</w:t>
+        <w:t>Save</w:t>
+      </w:r>
+      <w:r>
+        <w:t>. The user is notified.</w:t>
       </w:r>
     </w:p>
     <w:p>
@@ -3640,7 +3936,7 @@
         <w:spacing w:after="120"/>
       </w:pPr>
       <w:r>
-        <w:t xml:space="preserve">You can't change your own role or status. Ask another administrator.</w:t>
+        <w:t>You can't change your own role or status. Ask another administrator.</w:t>
       </w:r>
     </w:p>
     <w:p>
@@ -3648,7 +3944,7 @@
         <w:pStyle w:val="Heading2"/>
       </w:pPr>
       <w:r>
-        <w:t xml:space="preserve">5.5 Resetting a password</w:t>
+        <w:t>5.5 Resetting a password</w:t>
       </w:r>
     </w:p>
     <w:p>
@@ -3663,7 +3959,7 @@
           <w:b/>
           <w:bCs/>
         </w:rPr>
-        <w:t xml:space="preserve">Reset password</w:t>
+        <w:t>Reset password</w:t>
       </w:r>
       <w:r>
         <w:t xml:space="preserve"> on the user's row. This happens immediately, with no confirmation. A new temporary password is shown once and emailed to the user, they are signed out everywhere, and they must choose a new password at their next sign-in.</w:t>
@@ -3675,7 +3971,8 @@
         <w:pageBreakBefore/>
       </w:pPr>
       <w:r>
-        <w:t xml:space="preserve">6. Reference</w:t>
+        <w:lastRenderedPageBreak/>
+        <w:t>6. Reference</w:t>
       </w:r>
     </w:p>
     <w:p>
@@ -3683,20 +3980,25 @@
         <w:pStyle w:val="Heading2"/>
       </w:pPr>
       <w:r>
-        <w:t xml:space="preserve">6.1 Submission statuses</w:t>
+        <w:t>6.1 Submission statuses</w:t>
       </w:r>
     </w:p>
     <w:tbl>
       <w:tblPr>
-        <w:tblW w:type="dxa" w:w="10080"/>
+        <w:tblW w:w="10080" w:type="dxa"/>
         <w:tblBorders>
-          <w:top w:val="single" w:color="auto" w:sz="4"/>
-          <w:left w:val="single" w:color="auto" w:sz="4"/>
-          <w:bottom w:val="single" w:color="auto" w:sz="4"/>
-          <w:right w:val="single" w:color="auto" w:sz="4"/>
-          <w:insideH w:val="single" w:color="auto" w:sz="4"/>
-          <w:insideV w:val="single" w:color="auto" w:sz="4"/>
+          <w:top w:val="single" w:sz="4" w:space="0" w:color="auto"/>
+          <w:left w:val="single" w:sz="4" w:space="0" w:color="auto"/>
+          <w:bottom w:val="single" w:sz="4" w:space="0" w:color="auto"/>
+          <w:right w:val="single" w:sz="4" w:space="0" w:color="auto"/>
+          <w:insideH w:val="single" w:sz="4" w:space="0" w:color="auto"/>
+          <w:insideV w:val="single" w:sz="4" w:space="0" w:color="auto"/>
         </w:tblBorders>
+        <w:tblCellMar>
+          <w:left w:w="10" w:type="dxa"/>
+          <w:right w:w="10" w:type="dxa"/>
+        </w:tblCellMar>
+        <w:tblLook w:val="0000" w:firstRow="0" w:lastRow="0" w:firstColumn="0" w:lastColumn="0" w:noHBand="0" w:noVBand="0"/>
       </w:tblPr>
       <w:tblGrid>
         <w:gridCol w:w="2759"/>
@@ -3704,535 +4006,564 @@
         <w:gridCol w:w="2872"/>
       </w:tblGrid>
       <w:tr>
+        <w:tblPrEx>
+          <w:tblCellMar>
+            <w:top w:w="0" w:type="dxa"/>
+            <w:bottom w:w="0" w:type="dxa"/>
+          </w:tblCellMar>
+        </w:tblPrEx>
         <w:trPr>
           <w:cantSplit/>
           <w:tblHeader/>
         </w:trPr>
         <w:tc>
           <w:tcPr>
-            <w:tcW w:type="dxa" w:w="2759"/>
-            <w:tcBorders>
-              <w:top w:val="single" w:color="B7C3D0" w:sz="4"/>
-              <w:left w:val="single" w:color="B7C3D0" w:sz="4"/>
-              <w:bottom w:val="single" w:color="B7C3D0" w:sz="4"/>
-              <w:right w:val="single" w:color="B7C3D0" w:sz="4"/>
-            </w:tcBorders>
-            <w:shd w:fill="0B2545" w:color="auto" w:val="clear"/>
-            <w:tcMar>
-              <w:top w:type="dxa" w:w="60"/>
-              <w:left w:type="dxa" w:w="90"/>
-              <w:bottom w:type="dxa" w:w="60"/>
-              <w:right w:type="dxa" w:w="90"/>
-            </w:tcMar>
-          </w:tcPr>
-          <w:p>
-            <w:r>
-              <w:rPr>
-                <w:rFonts w:ascii="Calibri" w:cs="Calibri" w:eastAsia="Calibri" w:hAnsi="Calibri"/>
+            <w:tcW w:w="2759" w:type="dxa"/>
+            <w:tcBorders>
+              <w:top w:val="single" w:sz="4" w:space="0" w:color="B7C3D0"/>
+              <w:left w:val="single" w:sz="4" w:space="0" w:color="B7C3D0"/>
+              <w:bottom w:val="single" w:sz="4" w:space="0" w:color="B7C3D0"/>
+              <w:right w:val="single" w:sz="4" w:space="0" w:color="B7C3D0"/>
+            </w:tcBorders>
+            <w:shd w:val="clear" w:color="auto" w:fill="0B2545"/>
+            <w:tcMar>
+              <w:top w:w="60" w:type="dxa"/>
+              <w:left w:w="90" w:type="dxa"/>
+              <w:bottom w:w="60" w:type="dxa"/>
+              <w:right w:w="90" w:type="dxa"/>
+            </w:tcMar>
+          </w:tcPr>
+          <w:p>
+            <w:r>
+              <w:rPr>
                 <w:b/>
                 <w:bCs/>
                 <w:color w:val="FFFFFF"/>
                 <w:sz w:val="18"/>
                 <w:szCs w:val="18"/>
               </w:rPr>
-              <w:t xml:space="preserve">Status shown</w:t>
-            </w:r>
-          </w:p>
-        </w:tc>
-        <w:tc>
-          <w:tcPr>
-            <w:tcW w:type="dxa" w:w="4449"/>
-            <w:tcBorders>
-              <w:top w:val="single" w:color="B7C3D0" w:sz="4"/>
-              <w:left w:val="single" w:color="B7C3D0" w:sz="4"/>
-              <w:bottom w:val="single" w:color="B7C3D0" w:sz="4"/>
-              <w:right w:val="single" w:color="B7C3D0" w:sz="4"/>
-            </w:tcBorders>
-            <w:shd w:fill="0B2545" w:color="auto" w:val="clear"/>
-            <w:tcMar>
-              <w:top w:type="dxa" w:w="60"/>
-              <w:left w:type="dxa" w:w="90"/>
-              <w:bottom w:type="dxa" w:w="60"/>
-              <w:right w:type="dxa" w:w="90"/>
-            </w:tcMar>
-          </w:tcPr>
-          <w:p>
-            <w:r>
-              <w:rPr>
-                <w:rFonts w:ascii="Calibri" w:cs="Calibri" w:eastAsia="Calibri" w:hAnsi="Calibri"/>
+              <w:t>Status shown</w:t>
+            </w:r>
+          </w:p>
+        </w:tc>
+        <w:tc>
+          <w:tcPr>
+            <w:tcW w:w="4449" w:type="dxa"/>
+            <w:tcBorders>
+              <w:top w:val="single" w:sz="4" w:space="0" w:color="B7C3D0"/>
+              <w:left w:val="single" w:sz="4" w:space="0" w:color="B7C3D0"/>
+              <w:bottom w:val="single" w:sz="4" w:space="0" w:color="B7C3D0"/>
+              <w:right w:val="single" w:sz="4" w:space="0" w:color="B7C3D0"/>
+            </w:tcBorders>
+            <w:shd w:val="clear" w:color="auto" w:fill="0B2545"/>
+            <w:tcMar>
+              <w:top w:w="60" w:type="dxa"/>
+              <w:left w:w="90" w:type="dxa"/>
+              <w:bottom w:w="60" w:type="dxa"/>
+              <w:right w:w="90" w:type="dxa"/>
+            </w:tcMar>
+          </w:tcPr>
+          <w:p>
+            <w:r>
+              <w:rPr>
                 <w:b/>
                 <w:bCs/>
                 <w:color w:val="FFFFFF"/>
                 <w:sz w:val="18"/>
                 <w:szCs w:val="18"/>
               </w:rPr>
-              <w:t xml:space="preserve">Meaning</w:t>
-            </w:r>
-          </w:p>
-        </w:tc>
-        <w:tc>
-          <w:tcPr>
-            <w:tcW w:type="dxa" w:w="2872"/>
-            <w:tcBorders>
-              <w:top w:val="single" w:color="B7C3D0" w:sz="4"/>
-              <w:left w:val="single" w:color="B7C3D0" w:sz="4"/>
-              <w:bottom w:val="single" w:color="B7C3D0" w:sz="4"/>
-              <w:right w:val="single" w:color="B7C3D0" w:sz="4"/>
-            </w:tcBorders>
-            <w:shd w:fill="0B2545" w:color="auto" w:val="clear"/>
-            <w:tcMar>
-              <w:top w:type="dxa" w:w="60"/>
-              <w:left w:type="dxa" w:w="90"/>
-              <w:bottom w:type="dxa" w:w="60"/>
-              <w:right w:type="dxa" w:w="90"/>
-            </w:tcMar>
-          </w:tcPr>
-          <w:p>
-            <w:r>
-              <w:rPr>
-                <w:rFonts w:ascii="Calibri" w:cs="Calibri" w:eastAsia="Calibri" w:hAnsi="Calibri"/>
+              <w:t>Meaning</w:t>
+            </w:r>
+          </w:p>
+        </w:tc>
+        <w:tc>
+          <w:tcPr>
+            <w:tcW w:w="2872" w:type="dxa"/>
+            <w:tcBorders>
+              <w:top w:val="single" w:sz="4" w:space="0" w:color="B7C3D0"/>
+              <w:left w:val="single" w:sz="4" w:space="0" w:color="B7C3D0"/>
+              <w:bottom w:val="single" w:sz="4" w:space="0" w:color="B7C3D0"/>
+              <w:right w:val="single" w:sz="4" w:space="0" w:color="B7C3D0"/>
+            </w:tcBorders>
+            <w:shd w:val="clear" w:color="auto" w:fill="0B2545"/>
+            <w:tcMar>
+              <w:top w:w="60" w:type="dxa"/>
+              <w:left w:w="90" w:type="dxa"/>
+              <w:bottom w:w="60" w:type="dxa"/>
+              <w:right w:w="90" w:type="dxa"/>
+            </w:tcMar>
+          </w:tcPr>
+          <w:p>
+            <w:r>
+              <w:rPr>
                 <w:b/>
                 <w:bCs/>
                 <w:color w:val="FFFFFF"/>
                 <w:sz w:val="18"/>
                 <w:szCs w:val="18"/>
               </w:rPr>
-              <w:t xml:space="preserve">Who acts next</w:t>
+              <w:t>Who acts next</w:t>
             </w:r>
           </w:p>
         </w:tc>
       </w:tr>
       <w:tr>
+        <w:tblPrEx>
+          <w:tblCellMar>
+            <w:top w:w="0" w:type="dxa"/>
+            <w:bottom w:w="0" w:type="dxa"/>
+          </w:tblCellMar>
+        </w:tblPrEx>
         <w:trPr>
           <w:cantSplit/>
-          <w:tblHeader w:val="off"/>
         </w:trPr>
         <w:tc>
           <w:tcPr>
-            <w:tcW w:type="dxa" w:w="2759"/>
-            <w:tcBorders>
-              <w:top w:val="single" w:color="B7C3D0" w:sz="4"/>
-              <w:left w:val="single" w:color="B7C3D0" w:sz="4"/>
-              <w:bottom w:val="single" w:color="B7C3D0" w:sz="4"/>
-              <w:right w:val="single" w:color="B7C3D0" w:sz="4"/>
-            </w:tcBorders>
-            <w:tcMar>
-              <w:top w:type="dxa" w:w="60"/>
-              <w:left w:type="dxa" w:w="90"/>
-              <w:bottom w:type="dxa" w:w="60"/>
-              <w:right w:type="dxa" w:w="90"/>
-            </w:tcMar>
-          </w:tcPr>
-          <w:p>
-            <w:r>
-              <w:rPr>
-                <w:rFonts w:ascii="Calibri" w:cs="Calibri" w:eastAsia="Calibri" w:hAnsi="Calibri"/>
-                <w:sz w:val="18"/>
-                <w:szCs w:val="18"/>
-              </w:rPr>
-              <w:t xml:space="preserve">Draft</w:t>
-            </w:r>
-          </w:p>
-        </w:tc>
-        <w:tc>
-          <w:tcPr>
-            <w:tcW w:type="dxa" w:w="4449"/>
-            <w:tcBorders>
-              <w:top w:val="single" w:color="B7C3D0" w:sz="4"/>
-              <w:left w:val="single" w:color="B7C3D0" w:sz="4"/>
-              <w:bottom w:val="single" w:color="B7C3D0" w:sz="4"/>
-              <w:right w:val="single" w:color="B7C3D0" w:sz="4"/>
-            </w:tcBorders>
-            <w:tcMar>
-              <w:top w:type="dxa" w:w="60"/>
-              <w:left w:type="dxa" w:w="90"/>
-              <w:bottom w:type="dxa" w:w="60"/>
-              <w:right w:type="dxa" w:w="90"/>
-            </w:tcMar>
-          </w:tcPr>
-          <w:p>
-            <w:r>
-              <w:rPr>
-                <w:rFonts w:ascii="Calibri" w:cs="Calibri" w:eastAsia="Calibri" w:hAnsi="Calibri"/>
-                <w:sz w:val="18"/>
-                <w:szCs w:val="18"/>
-              </w:rPr>
-              <w:t xml:space="preserve">Being filled in by the seller</w:t>
-            </w:r>
-          </w:p>
-        </w:tc>
-        <w:tc>
-          <w:tcPr>
-            <w:tcW w:type="dxa" w:w="2872"/>
-            <w:tcBorders>
-              <w:top w:val="single" w:color="B7C3D0" w:sz="4"/>
-              <w:left w:val="single" w:color="B7C3D0" w:sz="4"/>
-              <w:bottom w:val="single" w:color="B7C3D0" w:sz="4"/>
-              <w:right w:val="single" w:color="B7C3D0" w:sz="4"/>
-            </w:tcBorders>
-            <w:tcMar>
-              <w:top w:type="dxa" w:w="60"/>
-              <w:left w:type="dxa" w:w="90"/>
-              <w:bottom w:type="dxa" w:w="60"/>
-              <w:right w:type="dxa" w:w="90"/>
-            </w:tcMar>
-          </w:tcPr>
-          <w:p>
-            <w:r>
-              <w:rPr>
-                <w:rFonts w:ascii="Calibri" w:cs="Calibri" w:eastAsia="Calibri" w:hAnsi="Calibri"/>
-                <w:sz w:val="18"/>
-                <w:szCs w:val="18"/>
-              </w:rPr>
-              <w:t xml:space="preserve">Seller</w:t>
+            <w:tcW w:w="2759" w:type="dxa"/>
+            <w:tcBorders>
+              <w:top w:val="single" w:sz="4" w:space="0" w:color="B7C3D0"/>
+              <w:left w:val="single" w:sz="4" w:space="0" w:color="B7C3D0"/>
+              <w:bottom w:val="single" w:sz="4" w:space="0" w:color="B7C3D0"/>
+              <w:right w:val="single" w:sz="4" w:space="0" w:color="B7C3D0"/>
+            </w:tcBorders>
+            <w:tcMar>
+              <w:top w:w="60" w:type="dxa"/>
+              <w:left w:w="90" w:type="dxa"/>
+              <w:bottom w:w="60" w:type="dxa"/>
+              <w:right w:w="90" w:type="dxa"/>
+            </w:tcMar>
+          </w:tcPr>
+          <w:p>
+            <w:r>
+              <w:rPr>
+                <w:sz w:val="18"/>
+                <w:szCs w:val="18"/>
+              </w:rPr>
+              <w:t>Draft</w:t>
+            </w:r>
+          </w:p>
+        </w:tc>
+        <w:tc>
+          <w:tcPr>
+            <w:tcW w:w="4449" w:type="dxa"/>
+            <w:tcBorders>
+              <w:top w:val="single" w:sz="4" w:space="0" w:color="B7C3D0"/>
+              <w:left w:val="single" w:sz="4" w:space="0" w:color="B7C3D0"/>
+              <w:bottom w:val="single" w:sz="4" w:space="0" w:color="B7C3D0"/>
+              <w:right w:val="single" w:sz="4" w:space="0" w:color="B7C3D0"/>
+            </w:tcBorders>
+            <w:tcMar>
+              <w:top w:w="60" w:type="dxa"/>
+              <w:left w:w="90" w:type="dxa"/>
+              <w:bottom w:w="60" w:type="dxa"/>
+              <w:right w:w="90" w:type="dxa"/>
+            </w:tcMar>
+          </w:tcPr>
+          <w:p>
+            <w:r>
+              <w:rPr>
+                <w:sz w:val="18"/>
+                <w:szCs w:val="18"/>
+              </w:rPr>
+              <w:t>Being filled in by the seller</w:t>
+            </w:r>
+          </w:p>
+        </w:tc>
+        <w:tc>
+          <w:tcPr>
+            <w:tcW w:w="2872" w:type="dxa"/>
+            <w:tcBorders>
+              <w:top w:val="single" w:sz="4" w:space="0" w:color="B7C3D0"/>
+              <w:left w:val="single" w:sz="4" w:space="0" w:color="B7C3D0"/>
+              <w:bottom w:val="single" w:sz="4" w:space="0" w:color="B7C3D0"/>
+              <w:right w:val="single" w:sz="4" w:space="0" w:color="B7C3D0"/>
+            </w:tcBorders>
+            <w:tcMar>
+              <w:top w:w="60" w:type="dxa"/>
+              <w:left w:w="90" w:type="dxa"/>
+              <w:bottom w:w="60" w:type="dxa"/>
+              <w:right w:w="90" w:type="dxa"/>
+            </w:tcMar>
+          </w:tcPr>
+          <w:p>
+            <w:r>
+              <w:rPr>
+                <w:sz w:val="18"/>
+                <w:szCs w:val="18"/>
+              </w:rPr>
+              <w:t>Seller</w:t>
             </w:r>
           </w:p>
         </w:tc>
       </w:tr>
       <w:tr>
+        <w:tblPrEx>
+          <w:tblCellMar>
+            <w:top w:w="0" w:type="dxa"/>
+            <w:bottom w:w="0" w:type="dxa"/>
+          </w:tblCellMar>
+        </w:tblPrEx>
         <w:trPr>
           <w:cantSplit/>
-          <w:tblHeader w:val="off"/>
         </w:trPr>
         <w:tc>
           <w:tcPr>
-            <w:tcW w:type="dxa" w:w="2759"/>
-            <w:tcBorders>
-              <w:top w:val="single" w:color="B7C3D0" w:sz="4"/>
-              <w:left w:val="single" w:color="B7C3D0" w:sz="4"/>
-              <w:bottom w:val="single" w:color="B7C3D0" w:sz="4"/>
-              <w:right w:val="single" w:color="B7C3D0" w:sz="4"/>
-            </w:tcBorders>
-            <w:tcMar>
-              <w:top w:type="dxa" w:w="60"/>
-              <w:left w:type="dxa" w:w="90"/>
-              <w:bottom w:type="dxa" w:w="60"/>
-              <w:right w:type="dxa" w:w="90"/>
-            </w:tcMar>
-          </w:tcPr>
-          <w:p>
-            <w:r>
-              <w:rPr>
-                <w:rFonts w:ascii="Calibri" w:cs="Calibri" w:eastAsia="Calibri" w:hAnsi="Calibri"/>
-                <w:sz w:val="18"/>
-                <w:szCs w:val="18"/>
-              </w:rPr>
-              <w:t xml:space="preserve">New</w:t>
-            </w:r>
-          </w:p>
-        </w:tc>
-        <w:tc>
-          <w:tcPr>
-            <w:tcW w:type="dxa" w:w="4449"/>
-            <w:tcBorders>
-              <w:top w:val="single" w:color="B7C3D0" w:sz="4"/>
-              <w:left w:val="single" w:color="B7C3D0" w:sz="4"/>
-              <w:bottom w:val="single" w:color="B7C3D0" w:sz="4"/>
-              <w:right w:val="single" w:color="B7C3D0" w:sz="4"/>
-            </w:tcBorders>
-            <w:tcMar>
-              <w:top w:type="dxa" w:w="60"/>
-              <w:left w:type="dxa" w:w="90"/>
-              <w:bottom w:type="dxa" w:w="60"/>
-              <w:right w:type="dxa" w:w="90"/>
-            </w:tcMar>
-          </w:tcPr>
-          <w:p>
-            <w:r>
-              <w:rPr>
-                <w:rFonts w:ascii="Calibri" w:cs="Calibri" w:eastAsia="Calibri" w:hAnsi="Calibri"/>
-                <w:sz w:val="18"/>
-                <w:szCs w:val="18"/>
-              </w:rPr>
-              <w:t xml:space="preserve">Submitted, or a seller counter-offer is waiting</w:t>
-            </w:r>
-          </w:p>
-        </w:tc>
-        <w:tc>
-          <w:tcPr>
-            <w:tcW w:type="dxa" w:w="2872"/>
-            <w:tcBorders>
-              <w:top w:val="single" w:color="B7C3D0" w:sz="4"/>
-              <w:left w:val="single" w:color="B7C3D0" w:sz="4"/>
-              <w:bottom w:val="single" w:color="B7C3D0" w:sz="4"/>
-              <w:right w:val="single" w:color="B7C3D0" w:sz="4"/>
-            </w:tcBorders>
-            <w:tcMar>
-              <w:top w:type="dxa" w:w="60"/>
-              <w:left w:type="dxa" w:w="90"/>
-              <w:bottom w:type="dxa" w:w="60"/>
-              <w:right w:type="dxa" w:w="90"/>
-            </w:tcMar>
-          </w:tcPr>
-          <w:p>
-            <w:r>
-              <w:rPr>
-                <w:rFonts w:ascii="Calibri" w:cs="Calibri" w:eastAsia="Calibri" w:hAnsi="Calibri"/>
-                <w:sz w:val="18"/>
-                <w:szCs w:val="18"/>
-              </w:rPr>
-              <w:t xml:space="preserve">Trade Desk</w:t>
+            <w:tcW w:w="2759" w:type="dxa"/>
+            <w:tcBorders>
+              <w:top w:val="single" w:sz="4" w:space="0" w:color="B7C3D0"/>
+              <w:left w:val="single" w:sz="4" w:space="0" w:color="B7C3D0"/>
+              <w:bottom w:val="single" w:sz="4" w:space="0" w:color="B7C3D0"/>
+              <w:right w:val="single" w:sz="4" w:space="0" w:color="B7C3D0"/>
+            </w:tcBorders>
+            <w:tcMar>
+              <w:top w:w="60" w:type="dxa"/>
+              <w:left w:w="90" w:type="dxa"/>
+              <w:bottom w:w="60" w:type="dxa"/>
+              <w:right w:w="90" w:type="dxa"/>
+            </w:tcMar>
+          </w:tcPr>
+          <w:p>
+            <w:r>
+              <w:rPr>
+                <w:sz w:val="18"/>
+                <w:szCs w:val="18"/>
+              </w:rPr>
+              <w:t>New</w:t>
+            </w:r>
+          </w:p>
+        </w:tc>
+        <w:tc>
+          <w:tcPr>
+            <w:tcW w:w="4449" w:type="dxa"/>
+            <w:tcBorders>
+              <w:top w:val="single" w:sz="4" w:space="0" w:color="B7C3D0"/>
+              <w:left w:val="single" w:sz="4" w:space="0" w:color="B7C3D0"/>
+              <w:bottom w:val="single" w:sz="4" w:space="0" w:color="B7C3D0"/>
+              <w:right w:val="single" w:sz="4" w:space="0" w:color="B7C3D0"/>
+            </w:tcBorders>
+            <w:tcMar>
+              <w:top w:w="60" w:type="dxa"/>
+              <w:left w:w="90" w:type="dxa"/>
+              <w:bottom w:w="60" w:type="dxa"/>
+              <w:right w:w="90" w:type="dxa"/>
+            </w:tcMar>
+          </w:tcPr>
+          <w:p>
+            <w:r>
+              <w:rPr>
+                <w:sz w:val="18"/>
+                <w:szCs w:val="18"/>
+              </w:rPr>
+              <w:t xml:space="preserve">Submitted, or a seller </w:t>
+            </w:r>
+            <w:proofErr w:type="gramStart"/>
+            <w:r>
+              <w:rPr>
+                <w:sz w:val="18"/>
+                <w:szCs w:val="18"/>
+              </w:rPr>
+              <w:t>counter-offer</w:t>
+            </w:r>
+            <w:proofErr w:type="gramEnd"/>
+            <w:r>
+              <w:rPr>
+                <w:sz w:val="18"/>
+                <w:szCs w:val="18"/>
+              </w:rPr>
+              <w:t xml:space="preserve"> is waiting</w:t>
+            </w:r>
+          </w:p>
+        </w:tc>
+        <w:tc>
+          <w:tcPr>
+            <w:tcW w:w="2872" w:type="dxa"/>
+            <w:tcBorders>
+              <w:top w:val="single" w:sz="4" w:space="0" w:color="B7C3D0"/>
+              <w:left w:val="single" w:sz="4" w:space="0" w:color="B7C3D0"/>
+              <w:bottom w:val="single" w:sz="4" w:space="0" w:color="B7C3D0"/>
+              <w:right w:val="single" w:sz="4" w:space="0" w:color="B7C3D0"/>
+            </w:tcBorders>
+            <w:tcMar>
+              <w:top w:w="60" w:type="dxa"/>
+              <w:left w:w="90" w:type="dxa"/>
+              <w:bottom w:w="60" w:type="dxa"/>
+              <w:right w:w="90" w:type="dxa"/>
+            </w:tcMar>
+          </w:tcPr>
+          <w:p>
+            <w:r>
+              <w:rPr>
+                <w:sz w:val="18"/>
+                <w:szCs w:val="18"/>
+              </w:rPr>
+              <w:t>Trade Desk</w:t>
             </w:r>
           </w:p>
         </w:tc>
       </w:tr>
       <w:tr>
+        <w:tblPrEx>
+          <w:tblCellMar>
+            <w:top w:w="0" w:type="dxa"/>
+            <w:bottom w:w="0" w:type="dxa"/>
+          </w:tblCellMar>
+        </w:tblPrEx>
         <w:trPr>
           <w:cantSplit/>
-          <w:tblHeader w:val="off"/>
         </w:trPr>
         <w:tc>
           <w:tcPr>
-            <w:tcW w:type="dxa" w:w="2759"/>
-            <w:tcBorders>
-              <w:top w:val="single" w:color="B7C3D0" w:sz="4"/>
-              <w:left w:val="single" w:color="B7C3D0" w:sz="4"/>
-              <w:bottom w:val="single" w:color="B7C3D0" w:sz="4"/>
-              <w:right w:val="single" w:color="B7C3D0" w:sz="4"/>
-            </w:tcBorders>
-            <w:tcMar>
-              <w:top w:type="dxa" w:w="60"/>
-              <w:left w:type="dxa" w:w="90"/>
-              <w:bottom w:type="dxa" w:w="60"/>
-              <w:right w:type="dxa" w:w="90"/>
-            </w:tcMar>
-          </w:tcPr>
-          <w:p>
-            <w:r>
-              <w:rPr>
-                <w:rFonts w:ascii="Calibri" w:cs="Calibri" w:eastAsia="Calibri" w:hAnsi="Calibri"/>
-                <w:sz w:val="18"/>
-                <w:szCs w:val="18"/>
-              </w:rPr>
-              <w:t xml:space="preserve">Offer sent</w:t>
-            </w:r>
-          </w:p>
-        </w:tc>
-        <w:tc>
-          <w:tcPr>
-            <w:tcW w:type="dxa" w:w="4449"/>
-            <w:tcBorders>
-              <w:top w:val="single" w:color="B7C3D0" w:sz="4"/>
-              <w:left w:val="single" w:color="B7C3D0" w:sz="4"/>
-              <w:bottom w:val="single" w:color="B7C3D0" w:sz="4"/>
-              <w:right w:val="single" w:color="B7C3D0" w:sz="4"/>
-            </w:tcBorders>
-            <w:tcMar>
-              <w:top w:type="dxa" w:w="60"/>
-              <w:left w:type="dxa" w:w="90"/>
-              <w:bottom w:type="dxa" w:w="60"/>
-              <w:right w:type="dxa" w:w="90"/>
-            </w:tcMar>
-          </w:tcPr>
-          <w:p>
-            <w:r>
-              <w:rPr>
-                <w:rFonts w:ascii="Calibri" w:cs="Calibri" w:eastAsia="Calibri" w:hAnsi="Calibri"/>
-                <w:sz w:val="18"/>
-                <w:szCs w:val="18"/>
-              </w:rPr>
-              <w:t xml:space="preserve">Trade Desk offer waiting for a response</w:t>
-            </w:r>
-          </w:p>
-        </w:tc>
-        <w:tc>
-          <w:tcPr>
-            <w:tcW w:type="dxa" w:w="2872"/>
-            <w:tcBorders>
-              <w:top w:val="single" w:color="B7C3D0" w:sz="4"/>
-              <w:left w:val="single" w:color="B7C3D0" w:sz="4"/>
-              <w:bottom w:val="single" w:color="B7C3D0" w:sz="4"/>
-              <w:right w:val="single" w:color="B7C3D0" w:sz="4"/>
-            </w:tcBorders>
-            <w:tcMar>
-              <w:top w:type="dxa" w:w="60"/>
-              <w:left w:type="dxa" w:w="90"/>
-              <w:bottom w:type="dxa" w:w="60"/>
-              <w:right w:type="dxa" w:w="90"/>
-            </w:tcMar>
-          </w:tcPr>
-          <w:p>
-            <w:r>
-              <w:rPr>
-                <w:rFonts w:ascii="Calibri" w:cs="Calibri" w:eastAsia="Calibri" w:hAnsi="Calibri"/>
-                <w:sz w:val="18"/>
-                <w:szCs w:val="18"/>
-              </w:rPr>
-              <w:t xml:space="preserve">Seller</w:t>
+            <w:tcW w:w="2759" w:type="dxa"/>
+            <w:tcBorders>
+              <w:top w:val="single" w:sz="4" w:space="0" w:color="B7C3D0"/>
+              <w:left w:val="single" w:sz="4" w:space="0" w:color="B7C3D0"/>
+              <w:bottom w:val="single" w:sz="4" w:space="0" w:color="B7C3D0"/>
+              <w:right w:val="single" w:sz="4" w:space="0" w:color="B7C3D0"/>
+            </w:tcBorders>
+            <w:tcMar>
+              <w:top w:w="60" w:type="dxa"/>
+              <w:left w:w="90" w:type="dxa"/>
+              <w:bottom w:w="60" w:type="dxa"/>
+              <w:right w:w="90" w:type="dxa"/>
+            </w:tcMar>
+          </w:tcPr>
+          <w:p>
+            <w:r>
+              <w:rPr>
+                <w:sz w:val="18"/>
+                <w:szCs w:val="18"/>
+              </w:rPr>
+              <w:t>Offer sent</w:t>
+            </w:r>
+          </w:p>
+        </w:tc>
+        <w:tc>
+          <w:tcPr>
+            <w:tcW w:w="4449" w:type="dxa"/>
+            <w:tcBorders>
+              <w:top w:val="single" w:sz="4" w:space="0" w:color="B7C3D0"/>
+              <w:left w:val="single" w:sz="4" w:space="0" w:color="B7C3D0"/>
+              <w:bottom w:val="single" w:sz="4" w:space="0" w:color="B7C3D0"/>
+              <w:right w:val="single" w:sz="4" w:space="0" w:color="B7C3D0"/>
+            </w:tcBorders>
+            <w:tcMar>
+              <w:top w:w="60" w:type="dxa"/>
+              <w:left w:w="90" w:type="dxa"/>
+              <w:bottom w:w="60" w:type="dxa"/>
+              <w:right w:w="90" w:type="dxa"/>
+            </w:tcMar>
+          </w:tcPr>
+          <w:p>
+            <w:r>
+              <w:rPr>
+                <w:sz w:val="18"/>
+                <w:szCs w:val="18"/>
+              </w:rPr>
+              <w:t>Trade Desk offer waiting for a response</w:t>
+            </w:r>
+          </w:p>
+        </w:tc>
+        <w:tc>
+          <w:tcPr>
+            <w:tcW w:w="2872" w:type="dxa"/>
+            <w:tcBorders>
+              <w:top w:val="single" w:sz="4" w:space="0" w:color="B7C3D0"/>
+              <w:left w:val="single" w:sz="4" w:space="0" w:color="B7C3D0"/>
+              <w:bottom w:val="single" w:sz="4" w:space="0" w:color="B7C3D0"/>
+              <w:right w:val="single" w:sz="4" w:space="0" w:color="B7C3D0"/>
+            </w:tcBorders>
+            <w:tcMar>
+              <w:top w:w="60" w:type="dxa"/>
+              <w:left w:w="90" w:type="dxa"/>
+              <w:bottom w:w="60" w:type="dxa"/>
+              <w:right w:w="90" w:type="dxa"/>
+            </w:tcMar>
+          </w:tcPr>
+          <w:p>
+            <w:r>
+              <w:rPr>
+                <w:sz w:val="18"/>
+                <w:szCs w:val="18"/>
+              </w:rPr>
+              <w:t>Seller</w:t>
             </w:r>
           </w:p>
         </w:tc>
       </w:tr>
       <w:tr>
+        <w:tblPrEx>
+          <w:tblCellMar>
+            <w:top w:w="0" w:type="dxa"/>
+            <w:bottom w:w="0" w:type="dxa"/>
+          </w:tblCellMar>
+        </w:tblPrEx>
         <w:trPr>
           <w:cantSplit/>
-          <w:tblHeader w:val="off"/>
         </w:trPr>
         <w:tc>
           <w:tcPr>
-            <w:tcW w:type="dxa" w:w="2759"/>
-            <w:tcBorders>
-              <w:top w:val="single" w:color="B7C3D0" w:sz="4"/>
-              <w:left w:val="single" w:color="B7C3D0" w:sz="4"/>
-              <w:bottom w:val="single" w:color="B7C3D0" w:sz="4"/>
-              <w:right w:val="single" w:color="B7C3D0" w:sz="4"/>
-            </w:tcBorders>
-            <w:tcMar>
-              <w:top w:type="dxa" w:w="60"/>
-              <w:left w:type="dxa" w:w="90"/>
-              <w:bottom w:type="dxa" w:w="60"/>
-              <w:right w:type="dxa" w:w="90"/>
-            </w:tcMar>
-          </w:tcPr>
-          <w:p>
-            <w:r>
-              <w:rPr>
-                <w:rFonts w:ascii="Calibri" w:cs="Calibri" w:eastAsia="Calibri" w:hAnsi="Calibri"/>
-                <w:sz w:val="18"/>
-                <w:szCs w:val="18"/>
-              </w:rPr>
-              <w:t xml:space="preserve">Accepted</w:t>
-            </w:r>
-          </w:p>
-        </w:tc>
-        <w:tc>
-          <w:tcPr>
-            <w:tcW w:type="dxa" w:w="4449"/>
-            <w:tcBorders>
-              <w:top w:val="single" w:color="B7C3D0" w:sz="4"/>
-              <w:left w:val="single" w:color="B7C3D0" w:sz="4"/>
-              <w:bottom w:val="single" w:color="B7C3D0" w:sz="4"/>
-              <w:right w:val="single" w:color="B7C3D0" w:sz="4"/>
-            </w:tcBorders>
-            <w:tcMar>
-              <w:top w:type="dxa" w:w="60"/>
-              <w:left w:type="dxa" w:w="90"/>
-              <w:bottom w:type="dxa" w:w="60"/>
-              <w:right w:type="dxa" w:w="90"/>
-            </w:tcMar>
-          </w:tcPr>
-          <w:p>
-            <w:r>
-              <w:rPr>
-                <w:rFonts w:ascii="Calibri" w:cs="Calibri" w:eastAsia="Calibri" w:hAnsi="Calibri"/>
-                <w:sz w:val="18"/>
-                <w:szCs w:val="18"/>
-              </w:rPr>
-              <w:t xml:space="preserve">Trade agreed</w:t>
-            </w:r>
-          </w:p>
-        </w:tc>
-        <w:tc>
-          <w:tcPr>
-            <w:tcW w:type="dxa" w:w="2872"/>
-            <w:tcBorders>
-              <w:top w:val="single" w:color="B7C3D0" w:sz="4"/>
-              <w:left w:val="single" w:color="B7C3D0" w:sz="4"/>
-              <w:bottom w:val="single" w:color="B7C3D0" w:sz="4"/>
-              <w:right w:val="single" w:color="B7C3D0" w:sz="4"/>
-            </w:tcBorders>
-            <w:tcMar>
-              <w:top w:type="dxa" w:w="60"/>
-              <w:left w:type="dxa" w:w="90"/>
-              <w:bottom w:type="dxa" w:w="60"/>
-              <w:right w:type="dxa" w:w="90"/>
-            </w:tcMar>
-          </w:tcPr>
-          <w:p>
-            <w:r>
-              <w:rPr>
-                <w:rFonts w:ascii="Calibri" w:cs="Calibri" w:eastAsia="Calibri" w:hAnsi="Calibri"/>
-                <w:sz w:val="18"/>
-                <w:szCs w:val="18"/>
-              </w:rPr>
-              <w:t xml:space="preserve">Trade Desk arranges drop-off</w:t>
+            <w:tcW w:w="2759" w:type="dxa"/>
+            <w:tcBorders>
+              <w:top w:val="single" w:sz="4" w:space="0" w:color="B7C3D0"/>
+              <w:left w:val="single" w:sz="4" w:space="0" w:color="B7C3D0"/>
+              <w:bottom w:val="single" w:sz="4" w:space="0" w:color="B7C3D0"/>
+              <w:right w:val="single" w:sz="4" w:space="0" w:color="B7C3D0"/>
+            </w:tcBorders>
+            <w:tcMar>
+              <w:top w:w="60" w:type="dxa"/>
+              <w:left w:w="90" w:type="dxa"/>
+              <w:bottom w:w="60" w:type="dxa"/>
+              <w:right w:w="90" w:type="dxa"/>
+            </w:tcMar>
+          </w:tcPr>
+          <w:p>
+            <w:r>
+              <w:rPr>
+                <w:sz w:val="18"/>
+                <w:szCs w:val="18"/>
+              </w:rPr>
+              <w:t>Accepted</w:t>
+            </w:r>
+          </w:p>
+        </w:tc>
+        <w:tc>
+          <w:tcPr>
+            <w:tcW w:w="4449" w:type="dxa"/>
+            <w:tcBorders>
+              <w:top w:val="single" w:sz="4" w:space="0" w:color="B7C3D0"/>
+              <w:left w:val="single" w:sz="4" w:space="0" w:color="B7C3D0"/>
+              <w:bottom w:val="single" w:sz="4" w:space="0" w:color="B7C3D0"/>
+              <w:right w:val="single" w:sz="4" w:space="0" w:color="B7C3D0"/>
+            </w:tcBorders>
+            <w:tcMar>
+              <w:top w:w="60" w:type="dxa"/>
+              <w:left w:w="90" w:type="dxa"/>
+              <w:bottom w:w="60" w:type="dxa"/>
+              <w:right w:w="90" w:type="dxa"/>
+            </w:tcMar>
+          </w:tcPr>
+          <w:p>
+            <w:r>
+              <w:rPr>
+                <w:sz w:val="18"/>
+                <w:szCs w:val="18"/>
+              </w:rPr>
+              <w:t>Trade agreed</w:t>
+            </w:r>
+          </w:p>
+        </w:tc>
+        <w:tc>
+          <w:tcPr>
+            <w:tcW w:w="2872" w:type="dxa"/>
+            <w:tcBorders>
+              <w:top w:val="single" w:sz="4" w:space="0" w:color="B7C3D0"/>
+              <w:left w:val="single" w:sz="4" w:space="0" w:color="B7C3D0"/>
+              <w:bottom w:val="single" w:sz="4" w:space="0" w:color="B7C3D0"/>
+              <w:right w:val="single" w:sz="4" w:space="0" w:color="B7C3D0"/>
+            </w:tcBorders>
+            <w:tcMar>
+              <w:top w:w="60" w:type="dxa"/>
+              <w:left w:w="90" w:type="dxa"/>
+              <w:bottom w:w="60" w:type="dxa"/>
+              <w:right w:w="90" w:type="dxa"/>
+            </w:tcMar>
+          </w:tcPr>
+          <w:p>
+            <w:r>
+              <w:rPr>
+                <w:sz w:val="18"/>
+                <w:szCs w:val="18"/>
+              </w:rPr>
+              <w:t>Trade Desk arranges drop-off</w:t>
             </w:r>
           </w:p>
         </w:tc>
       </w:tr>
       <w:tr>
+        <w:tblPrEx>
+          <w:tblCellMar>
+            <w:top w:w="0" w:type="dxa"/>
+            <w:bottom w:w="0" w:type="dxa"/>
+          </w:tblCellMar>
+        </w:tblPrEx>
         <w:trPr>
           <w:cantSplit/>
-          <w:tblHeader w:val="off"/>
         </w:trPr>
         <w:tc>
           <w:tcPr>
-            <w:tcW w:type="dxa" w:w="2759"/>
-            <w:tcBorders>
-              <w:top w:val="single" w:color="B7C3D0" w:sz="4"/>
-              <w:left w:val="single" w:color="B7C3D0" w:sz="4"/>
-              <w:bottom w:val="single" w:color="B7C3D0" w:sz="4"/>
-              <w:right w:val="single" w:color="B7C3D0" w:sz="4"/>
-            </w:tcBorders>
-            <w:tcMar>
-              <w:top w:type="dxa" w:w="60"/>
-              <w:left w:type="dxa" w:w="90"/>
-              <w:bottom w:type="dxa" w:w="60"/>
-              <w:right w:type="dxa" w:w="90"/>
-            </w:tcMar>
-          </w:tcPr>
-          <w:p>
-            <w:r>
-              <w:rPr>
-                <w:rFonts w:ascii="Calibri" w:cs="Calibri" w:eastAsia="Calibri" w:hAnsi="Calibri"/>
-                <w:sz w:val="18"/>
-                <w:szCs w:val="18"/>
-              </w:rPr>
-              <w:t xml:space="preserve">Declined</w:t>
-            </w:r>
-          </w:p>
-        </w:tc>
-        <w:tc>
-          <w:tcPr>
-            <w:tcW w:type="dxa" w:w="4449"/>
-            <w:tcBorders>
-              <w:top w:val="single" w:color="B7C3D0" w:sz="4"/>
-              <w:left w:val="single" w:color="B7C3D0" w:sz="4"/>
-              <w:bottom w:val="single" w:color="B7C3D0" w:sz="4"/>
-              <w:right w:val="single" w:color="B7C3D0" w:sz="4"/>
-            </w:tcBorders>
-            <w:tcMar>
-              <w:top w:type="dxa" w:w="60"/>
-              <w:left w:type="dxa" w:w="90"/>
-              <w:bottom w:type="dxa" w:w="60"/>
-              <w:right w:type="dxa" w:w="90"/>
-            </w:tcMar>
-          </w:tcPr>
-          <w:p>
-            <w:r>
-              <w:rPr>
-                <w:rFonts w:ascii="Calibri" w:cs="Calibri" w:eastAsia="Calibri" w:hAnsi="Calibri"/>
-                <w:sz w:val="18"/>
-                <w:szCs w:val="18"/>
-              </w:rPr>
-              <w:t xml:space="preserve">Trade ended without agreement</w:t>
-            </w:r>
-          </w:p>
-        </w:tc>
-        <w:tc>
-          <w:tcPr>
-            <w:tcW w:type="dxa" w:w="2872"/>
-            <w:tcBorders>
-              <w:top w:val="single" w:color="B7C3D0" w:sz="4"/>
-              <w:left w:val="single" w:color="B7C3D0" w:sz="4"/>
-              <w:bottom w:val="single" w:color="B7C3D0" w:sz="4"/>
-              <w:right w:val="single" w:color="B7C3D0" w:sz="4"/>
-            </w:tcBorders>
-            <w:tcMar>
-              <w:top w:type="dxa" w:w="60"/>
-              <w:left w:type="dxa" w:w="90"/>
-              <w:bottom w:type="dxa" w:w="60"/>
-              <w:right w:type="dxa" w:w="90"/>
-            </w:tcMar>
-          </w:tcPr>
-          <w:p>
-            <w:r>
-              <w:rPr>
-                <w:rFonts w:ascii="Calibri" w:cs="Calibri" w:eastAsia="Calibri" w:hAnsi="Calibri"/>
-                <w:sz w:val="18"/>
-                <w:szCs w:val="18"/>
-              </w:rPr>
-              <w:t xml:space="preserve">—</w:t>
+            <w:tcW w:w="2759" w:type="dxa"/>
+            <w:tcBorders>
+              <w:top w:val="single" w:sz="4" w:space="0" w:color="B7C3D0"/>
+              <w:left w:val="single" w:sz="4" w:space="0" w:color="B7C3D0"/>
+              <w:bottom w:val="single" w:sz="4" w:space="0" w:color="B7C3D0"/>
+              <w:right w:val="single" w:sz="4" w:space="0" w:color="B7C3D0"/>
+            </w:tcBorders>
+            <w:tcMar>
+              <w:top w:w="60" w:type="dxa"/>
+              <w:left w:w="90" w:type="dxa"/>
+              <w:bottom w:w="60" w:type="dxa"/>
+              <w:right w:w="90" w:type="dxa"/>
+            </w:tcMar>
+          </w:tcPr>
+          <w:p>
+            <w:r>
+              <w:rPr>
+                <w:sz w:val="18"/>
+                <w:szCs w:val="18"/>
+              </w:rPr>
+              <w:t>Declined</w:t>
+            </w:r>
+          </w:p>
+        </w:tc>
+        <w:tc>
+          <w:tcPr>
+            <w:tcW w:w="4449" w:type="dxa"/>
+            <w:tcBorders>
+              <w:top w:val="single" w:sz="4" w:space="0" w:color="B7C3D0"/>
+              <w:left w:val="single" w:sz="4" w:space="0" w:color="B7C3D0"/>
+              <w:bottom w:val="single" w:sz="4" w:space="0" w:color="B7C3D0"/>
+              <w:right w:val="single" w:sz="4" w:space="0" w:color="B7C3D0"/>
+            </w:tcBorders>
+            <w:tcMar>
+              <w:top w:w="60" w:type="dxa"/>
+              <w:left w:w="90" w:type="dxa"/>
+              <w:bottom w:w="60" w:type="dxa"/>
+              <w:right w:w="90" w:type="dxa"/>
+            </w:tcMar>
+          </w:tcPr>
+          <w:p>
+            <w:r>
+              <w:rPr>
+                <w:sz w:val="18"/>
+                <w:szCs w:val="18"/>
+              </w:rPr>
+              <w:t>Trade ended without agreement</w:t>
+            </w:r>
+          </w:p>
+        </w:tc>
+        <w:tc>
+          <w:tcPr>
+            <w:tcW w:w="2872" w:type="dxa"/>
+            <w:tcBorders>
+              <w:top w:val="single" w:sz="4" w:space="0" w:color="B7C3D0"/>
+              <w:left w:val="single" w:sz="4" w:space="0" w:color="B7C3D0"/>
+              <w:bottom w:val="single" w:sz="4" w:space="0" w:color="B7C3D0"/>
+              <w:right w:val="single" w:sz="4" w:space="0" w:color="B7C3D0"/>
+            </w:tcBorders>
+            <w:tcMar>
+              <w:top w:w="60" w:type="dxa"/>
+              <w:left w:w="90" w:type="dxa"/>
+              <w:bottom w:w="60" w:type="dxa"/>
+              <w:right w:w="90" w:type="dxa"/>
+            </w:tcMar>
+          </w:tcPr>
+          <w:p>
+            <w:r>
+              <w:rPr>
+                <w:sz w:val="18"/>
+                <w:szCs w:val="18"/>
+              </w:rPr>
+              <w:t>—</w:t>
             </w:r>
           </w:p>
         </w:tc>
@@ -4248,330 +4579,360 @@
         <w:pStyle w:val="Heading2"/>
       </w:pPr>
       <w:r>
-        <w:t xml:space="preserve">6.2 Offer statuses</w:t>
+        <w:t>6.2 Offer statuses</w:t>
       </w:r>
     </w:p>
     <w:tbl>
       <w:tblPr>
-        <w:tblW w:type="dxa" w:w="10080"/>
+        <w:tblW w:w="10080" w:type="dxa"/>
         <w:tblBorders>
-          <w:top w:val="single" w:color="auto" w:sz="4"/>
-          <w:left w:val="single" w:color="auto" w:sz="4"/>
-          <w:bottom w:val="single" w:color="auto" w:sz="4"/>
-          <w:right w:val="single" w:color="auto" w:sz="4"/>
-          <w:insideH w:val="single" w:color="auto" w:sz="4"/>
-          <w:insideV w:val="single" w:color="auto" w:sz="4"/>
+          <w:top w:val="single" w:sz="4" w:space="0" w:color="auto"/>
+          <w:left w:val="single" w:sz="4" w:space="0" w:color="auto"/>
+          <w:bottom w:val="single" w:sz="4" w:space="0" w:color="auto"/>
+          <w:right w:val="single" w:sz="4" w:space="0" w:color="auto"/>
+          <w:insideH w:val="single" w:sz="4" w:space="0" w:color="auto"/>
+          <w:insideV w:val="single" w:sz="4" w:space="0" w:color="auto"/>
         </w:tblBorders>
+        <w:tblCellMar>
+          <w:left w:w="10" w:type="dxa"/>
+          <w:right w:w="10" w:type="dxa"/>
+        </w:tblCellMar>
+        <w:tblLook w:val="0000" w:firstRow="0" w:lastRow="0" w:firstColumn="0" w:lastColumn="0" w:noHBand="0" w:noVBand="0"/>
       </w:tblPr>
       <w:tblGrid>
         <w:gridCol w:w="3927"/>
         <w:gridCol w:w="6153"/>
       </w:tblGrid>
       <w:tr>
+        <w:tblPrEx>
+          <w:tblCellMar>
+            <w:top w:w="0" w:type="dxa"/>
+            <w:bottom w:w="0" w:type="dxa"/>
+          </w:tblCellMar>
+        </w:tblPrEx>
         <w:trPr>
           <w:cantSplit/>
           <w:tblHeader/>
         </w:trPr>
         <w:tc>
           <w:tcPr>
-            <w:tcW w:type="dxa" w:w="3927"/>
-            <w:tcBorders>
-              <w:top w:val="single" w:color="B7C3D0" w:sz="4"/>
-              <w:left w:val="single" w:color="B7C3D0" w:sz="4"/>
-              <w:bottom w:val="single" w:color="B7C3D0" w:sz="4"/>
-              <w:right w:val="single" w:color="B7C3D0" w:sz="4"/>
-            </w:tcBorders>
-            <w:shd w:fill="0B2545" w:color="auto" w:val="clear"/>
-            <w:tcMar>
-              <w:top w:type="dxa" w:w="60"/>
-              <w:left w:type="dxa" w:w="90"/>
-              <w:bottom w:type="dxa" w:w="60"/>
-              <w:right w:type="dxa" w:w="90"/>
-            </w:tcMar>
-          </w:tcPr>
-          <w:p>
-            <w:r>
-              <w:rPr>
-                <w:rFonts w:ascii="Calibri" w:cs="Calibri" w:eastAsia="Calibri" w:hAnsi="Calibri"/>
+            <w:tcW w:w="3927" w:type="dxa"/>
+            <w:tcBorders>
+              <w:top w:val="single" w:sz="4" w:space="0" w:color="B7C3D0"/>
+              <w:left w:val="single" w:sz="4" w:space="0" w:color="B7C3D0"/>
+              <w:bottom w:val="single" w:sz="4" w:space="0" w:color="B7C3D0"/>
+              <w:right w:val="single" w:sz="4" w:space="0" w:color="B7C3D0"/>
+            </w:tcBorders>
+            <w:shd w:val="clear" w:color="auto" w:fill="0B2545"/>
+            <w:tcMar>
+              <w:top w:w="60" w:type="dxa"/>
+              <w:left w:w="90" w:type="dxa"/>
+              <w:bottom w:w="60" w:type="dxa"/>
+              <w:right w:w="90" w:type="dxa"/>
+            </w:tcMar>
+          </w:tcPr>
+          <w:p>
+            <w:r>
+              <w:rPr>
                 <w:b/>
                 <w:bCs/>
                 <w:color w:val="FFFFFF"/>
                 <w:sz w:val="18"/>
                 <w:szCs w:val="18"/>
               </w:rPr>
-              <w:t xml:space="preserve">Status</w:t>
-            </w:r>
-          </w:p>
-        </w:tc>
-        <w:tc>
-          <w:tcPr>
-            <w:tcW w:type="dxa" w:w="6153"/>
-            <w:tcBorders>
-              <w:top w:val="single" w:color="B7C3D0" w:sz="4"/>
-              <w:left w:val="single" w:color="B7C3D0" w:sz="4"/>
-              <w:bottom w:val="single" w:color="B7C3D0" w:sz="4"/>
-              <w:right w:val="single" w:color="B7C3D0" w:sz="4"/>
-            </w:tcBorders>
-            <w:shd w:fill="0B2545" w:color="auto" w:val="clear"/>
-            <w:tcMar>
-              <w:top w:type="dxa" w:w="60"/>
-              <w:left w:type="dxa" w:w="90"/>
-              <w:bottom w:type="dxa" w:w="60"/>
-              <w:right w:type="dxa" w:w="90"/>
-            </w:tcMar>
-          </w:tcPr>
-          <w:p>
-            <w:r>
-              <w:rPr>
-                <w:rFonts w:ascii="Calibri" w:cs="Calibri" w:eastAsia="Calibri" w:hAnsi="Calibri"/>
+              <w:t>Status</w:t>
+            </w:r>
+          </w:p>
+        </w:tc>
+        <w:tc>
+          <w:tcPr>
+            <w:tcW w:w="6153" w:type="dxa"/>
+            <w:tcBorders>
+              <w:top w:val="single" w:sz="4" w:space="0" w:color="B7C3D0"/>
+              <w:left w:val="single" w:sz="4" w:space="0" w:color="B7C3D0"/>
+              <w:bottom w:val="single" w:sz="4" w:space="0" w:color="B7C3D0"/>
+              <w:right w:val="single" w:sz="4" w:space="0" w:color="B7C3D0"/>
+            </w:tcBorders>
+            <w:shd w:val="clear" w:color="auto" w:fill="0B2545"/>
+            <w:tcMar>
+              <w:top w:w="60" w:type="dxa"/>
+              <w:left w:w="90" w:type="dxa"/>
+              <w:bottom w:w="60" w:type="dxa"/>
+              <w:right w:w="90" w:type="dxa"/>
+            </w:tcMar>
+          </w:tcPr>
+          <w:p>
+            <w:r>
+              <w:rPr>
                 <w:b/>
                 <w:bCs/>
                 <w:color w:val="FFFFFF"/>
                 <w:sz w:val="18"/>
                 <w:szCs w:val="18"/>
               </w:rPr>
-              <w:t xml:space="preserve">Meaning</w:t>
+              <w:t>Meaning</w:t>
             </w:r>
           </w:p>
         </w:tc>
       </w:tr>
       <w:tr>
+        <w:tblPrEx>
+          <w:tblCellMar>
+            <w:top w:w="0" w:type="dxa"/>
+            <w:bottom w:w="0" w:type="dxa"/>
+          </w:tblCellMar>
+        </w:tblPrEx>
         <w:trPr>
           <w:cantSplit/>
-          <w:tblHeader w:val="off"/>
         </w:trPr>
         <w:tc>
           <w:tcPr>
-            <w:tcW w:type="dxa" w:w="3927"/>
-            <w:tcBorders>
-              <w:top w:val="single" w:color="B7C3D0" w:sz="4"/>
-              <w:left w:val="single" w:color="B7C3D0" w:sz="4"/>
-              <w:bottom w:val="single" w:color="B7C3D0" w:sz="4"/>
-              <w:right w:val="single" w:color="B7C3D0" w:sz="4"/>
-            </w:tcBorders>
-            <w:tcMar>
-              <w:top w:type="dxa" w:w="60"/>
-              <w:left w:type="dxa" w:w="90"/>
-              <w:bottom w:type="dxa" w:w="60"/>
-              <w:right w:type="dxa" w:w="90"/>
-            </w:tcMar>
-          </w:tcPr>
-          <w:p>
-            <w:r>
-              <w:rPr>
-                <w:rFonts w:ascii="Calibri" w:cs="Calibri" w:eastAsia="Calibri" w:hAnsi="Calibri"/>
-                <w:sz w:val="18"/>
-                <w:szCs w:val="18"/>
-              </w:rPr>
-              <w:t xml:space="preserve">Pending</w:t>
-            </w:r>
-          </w:p>
-        </w:tc>
-        <w:tc>
-          <w:tcPr>
-            <w:tcW w:type="dxa" w:w="6153"/>
-            <w:tcBorders>
-              <w:top w:val="single" w:color="B7C3D0" w:sz="4"/>
-              <w:left w:val="single" w:color="B7C3D0" w:sz="4"/>
-              <w:bottom w:val="single" w:color="B7C3D0" w:sz="4"/>
-              <w:right w:val="single" w:color="B7C3D0" w:sz="4"/>
-            </w:tcBorders>
-            <w:tcMar>
-              <w:top w:type="dxa" w:w="60"/>
-              <w:left w:type="dxa" w:w="90"/>
-              <w:bottom w:type="dxa" w:w="60"/>
-              <w:right w:type="dxa" w:w="90"/>
-            </w:tcMar>
-          </w:tcPr>
-          <w:p>
-            <w:r>
-              <w:rPr>
-                <w:rFonts w:ascii="Calibri" w:cs="Calibri" w:eastAsia="Calibri" w:hAnsi="Calibri"/>
-                <w:sz w:val="18"/>
-                <w:szCs w:val="18"/>
-              </w:rPr>
-              <w:t xml:space="preserve">Waiting for a response</w:t>
+            <w:tcW w:w="3927" w:type="dxa"/>
+            <w:tcBorders>
+              <w:top w:val="single" w:sz="4" w:space="0" w:color="B7C3D0"/>
+              <w:left w:val="single" w:sz="4" w:space="0" w:color="B7C3D0"/>
+              <w:bottom w:val="single" w:sz="4" w:space="0" w:color="B7C3D0"/>
+              <w:right w:val="single" w:sz="4" w:space="0" w:color="B7C3D0"/>
+            </w:tcBorders>
+            <w:tcMar>
+              <w:top w:w="60" w:type="dxa"/>
+              <w:left w:w="90" w:type="dxa"/>
+              <w:bottom w:w="60" w:type="dxa"/>
+              <w:right w:w="90" w:type="dxa"/>
+            </w:tcMar>
+          </w:tcPr>
+          <w:p>
+            <w:r>
+              <w:rPr>
+                <w:sz w:val="18"/>
+                <w:szCs w:val="18"/>
+              </w:rPr>
+              <w:t>Pending</w:t>
+            </w:r>
+          </w:p>
+        </w:tc>
+        <w:tc>
+          <w:tcPr>
+            <w:tcW w:w="6153" w:type="dxa"/>
+            <w:tcBorders>
+              <w:top w:val="single" w:sz="4" w:space="0" w:color="B7C3D0"/>
+              <w:left w:val="single" w:sz="4" w:space="0" w:color="B7C3D0"/>
+              <w:bottom w:val="single" w:sz="4" w:space="0" w:color="B7C3D0"/>
+              <w:right w:val="single" w:sz="4" w:space="0" w:color="B7C3D0"/>
+            </w:tcBorders>
+            <w:tcMar>
+              <w:top w:w="60" w:type="dxa"/>
+              <w:left w:w="90" w:type="dxa"/>
+              <w:bottom w:w="60" w:type="dxa"/>
+              <w:right w:w="90" w:type="dxa"/>
+            </w:tcMar>
+          </w:tcPr>
+          <w:p>
+            <w:r>
+              <w:rPr>
+                <w:sz w:val="18"/>
+                <w:szCs w:val="18"/>
+              </w:rPr>
+              <w:t>Waiting for a response</w:t>
             </w:r>
           </w:p>
         </w:tc>
       </w:tr>
       <w:tr>
+        <w:tblPrEx>
+          <w:tblCellMar>
+            <w:top w:w="0" w:type="dxa"/>
+            <w:bottom w:w="0" w:type="dxa"/>
+          </w:tblCellMar>
+        </w:tblPrEx>
         <w:trPr>
           <w:cantSplit/>
-          <w:tblHeader w:val="off"/>
         </w:trPr>
         <w:tc>
           <w:tcPr>
-            <w:tcW w:type="dxa" w:w="3927"/>
-            <w:tcBorders>
-              <w:top w:val="single" w:color="B7C3D0" w:sz="4"/>
-              <w:left w:val="single" w:color="B7C3D0" w:sz="4"/>
-              <w:bottom w:val="single" w:color="B7C3D0" w:sz="4"/>
-              <w:right w:val="single" w:color="B7C3D0" w:sz="4"/>
-            </w:tcBorders>
-            <w:tcMar>
-              <w:top w:type="dxa" w:w="60"/>
-              <w:left w:type="dxa" w:w="90"/>
-              <w:bottom w:type="dxa" w:w="60"/>
-              <w:right w:type="dxa" w:w="90"/>
-            </w:tcMar>
-          </w:tcPr>
-          <w:p>
-            <w:r>
-              <w:rPr>
-                <w:rFonts w:ascii="Calibri" w:cs="Calibri" w:eastAsia="Calibri" w:hAnsi="Calibri"/>
-                <w:sz w:val="18"/>
-                <w:szCs w:val="18"/>
-              </w:rPr>
-              <w:t xml:space="preserve">Accepted</w:t>
-            </w:r>
-          </w:p>
-        </w:tc>
-        <w:tc>
-          <w:tcPr>
-            <w:tcW w:type="dxa" w:w="6153"/>
-            <w:tcBorders>
-              <w:top w:val="single" w:color="B7C3D0" w:sz="4"/>
-              <w:left w:val="single" w:color="B7C3D0" w:sz="4"/>
-              <w:bottom w:val="single" w:color="B7C3D0" w:sz="4"/>
-              <w:right w:val="single" w:color="B7C3D0" w:sz="4"/>
-            </w:tcBorders>
-            <w:tcMar>
-              <w:top w:type="dxa" w:w="60"/>
-              <w:left w:type="dxa" w:w="90"/>
-              <w:bottom w:type="dxa" w:w="60"/>
-              <w:right w:type="dxa" w:w="90"/>
-            </w:tcMar>
-          </w:tcPr>
-          <w:p>
-            <w:r>
-              <w:rPr>
-                <w:rFonts w:ascii="Calibri" w:cs="Calibri" w:eastAsia="Calibri" w:hAnsi="Calibri"/>
-                <w:sz w:val="18"/>
-                <w:szCs w:val="18"/>
-              </w:rPr>
-              <w:t xml:space="preserve">Agreed</w:t>
+            <w:tcW w:w="3927" w:type="dxa"/>
+            <w:tcBorders>
+              <w:top w:val="single" w:sz="4" w:space="0" w:color="B7C3D0"/>
+              <w:left w:val="single" w:sz="4" w:space="0" w:color="B7C3D0"/>
+              <w:bottom w:val="single" w:sz="4" w:space="0" w:color="B7C3D0"/>
+              <w:right w:val="single" w:sz="4" w:space="0" w:color="B7C3D0"/>
+            </w:tcBorders>
+            <w:tcMar>
+              <w:top w:w="60" w:type="dxa"/>
+              <w:left w:w="90" w:type="dxa"/>
+              <w:bottom w:w="60" w:type="dxa"/>
+              <w:right w:w="90" w:type="dxa"/>
+            </w:tcMar>
+          </w:tcPr>
+          <w:p>
+            <w:r>
+              <w:rPr>
+                <w:sz w:val="18"/>
+                <w:szCs w:val="18"/>
+              </w:rPr>
+              <w:t>Accepted</w:t>
+            </w:r>
+          </w:p>
+        </w:tc>
+        <w:tc>
+          <w:tcPr>
+            <w:tcW w:w="6153" w:type="dxa"/>
+            <w:tcBorders>
+              <w:top w:val="single" w:sz="4" w:space="0" w:color="B7C3D0"/>
+              <w:left w:val="single" w:sz="4" w:space="0" w:color="B7C3D0"/>
+              <w:bottom w:val="single" w:sz="4" w:space="0" w:color="B7C3D0"/>
+              <w:right w:val="single" w:sz="4" w:space="0" w:color="B7C3D0"/>
+            </w:tcBorders>
+            <w:tcMar>
+              <w:top w:w="60" w:type="dxa"/>
+              <w:left w:w="90" w:type="dxa"/>
+              <w:bottom w:w="60" w:type="dxa"/>
+              <w:right w:w="90" w:type="dxa"/>
+            </w:tcMar>
+          </w:tcPr>
+          <w:p>
+            <w:r>
+              <w:rPr>
+                <w:sz w:val="18"/>
+                <w:szCs w:val="18"/>
+              </w:rPr>
+              <w:t>Agreed</w:t>
             </w:r>
           </w:p>
         </w:tc>
       </w:tr>
       <w:tr>
+        <w:tblPrEx>
+          <w:tblCellMar>
+            <w:top w:w="0" w:type="dxa"/>
+            <w:bottom w:w="0" w:type="dxa"/>
+          </w:tblCellMar>
+        </w:tblPrEx>
         <w:trPr>
           <w:cantSplit/>
-          <w:tblHeader w:val="off"/>
         </w:trPr>
         <w:tc>
           <w:tcPr>
-            <w:tcW w:type="dxa" w:w="3927"/>
-            <w:tcBorders>
-              <w:top w:val="single" w:color="B7C3D0" w:sz="4"/>
-              <w:left w:val="single" w:color="B7C3D0" w:sz="4"/>
-              <w:bottom w:val="single" w:color="B7C3D0" w:sz="4"/>
-              <w:right w:val="single" w:color="B7C3D0" w:sz="4"/>
-            </w:tcBorders>
-            <w:tcMar>
-              <w:top w:type="dxa" w:w="60"/>
-              <w:left w:type="dxa" w:w="90"/>
-              <w:bottom w:type="dxa" w:w="60"/>
-              <w:right w:type="dxa" w:w="90"/>
-            </w:tcMar>
-          </w:tcPr>
-          <w:p>
-            <w:r>
-              <w:rPr>
-                <w:rFonts w:ascii="Calibri" w:cs="Calibri" w:eastAsia="Calibri" w:hAnsi="Calibri"/>
-                <w:sz w:val="18"/>
-                <w:szCs w:val="18"/>
-              </w:rPr>
-              <w:t xml:space="preserve">Declined</w:t>
-            </w:r>
-          </w:p>
-        </w:tc>
-        <w:tc>
-          <w:tcPr>
-            <w:tcW w:type="dxa" w:w="6153"/>
-            <w:tcBorders>
-              <w:top w:val="single" w:color="B7C3D0" w:sz="4"/>
-              <w:left w:val="single" w:color="B7C3D0" w:sz="4"/>
-              <w:bottom w:val="single" w:color="B7C3D0" w:sz="4"/>
-              <w:right w:val="single" w:color="B7C3D0" w:sz="4"/>
-            </w:tcBorders>
-            <w:tcMar>
-              <w:top w:type="dxa" w:w="60"/>
-              <w:left w:type="dxa" w:w="90"/>
-              <w:bottom w:type="dxa" w:w="60"/>
-              <w:right w:type="dxa" w:w="90"/>
-            </w:tcMar>
-          </w:tcPr>
-          <w:p>
-            <w:r>
-              <w:rPr>
-                <w:rFonts w:ascii="Calibri" w:cs="Calibri" w:eastAsia="Calibri" w:hAnsi="Calibri"/>
-                <w:sz w:val="18"/>
-                <w:szCs w:val="18"/>
-              </w:rPr>
-              <w:t xml:space="preserve">Turned down</w:t>
+            <w:tcW w:w="3927" w:type="dxa"/>
+            <w:tcBorders>
+              <w:top w:val="single" w:sz="4" w:space="0" w:color="B7C3D0"/>
+              <w:left w:val="single" w:sz="4" w:space="0" w:color="B7C3D0"/>
+              <w:bottom w:val="single" w:sz="4" w:space="0" w:color="B7C3D0"/>
+              <w:right w:val="single" w:sz="4" w:space="0" w:color="B7C3D0"/>
+            </w:tcBorders>
+            <w:tcMar>
+              <w:top w:w="60" w:type="dxa"/>
+              <w:left w:w="90" w:type="dxa"/>
+              <w:bottom w:w="60" w:type="dxa"/>
+              <w:right w:w="90" w:type="dxa"/>
+            </w:tcMar>
+          </w:tcPr>
+          <w:p>
+            <w:r>
+              <w:rPr>
+                <w:sz w:val="18"/>
+                <w:szCs w:val="18"/>
+              </w:rPr>
+              <w:t>Declined</w:t>
+            </w:r>
+          </w:p>
+        </w:tc>
+        <w:tc>
+          <w:tcPr>
+            <w:tcW w:w="6153" w:type="dxa"/>
+            <w:tcBorders>
+              <w:top w:val="single" w:sz="4" w:space="0" w:color="B7C3D0"/>
+              <w:left w:val="single" w:sz="4" w:space="0" w:color="B7C3D0"/>
+              <w:bottom w:val="single" w:sz="4" w:space="0" w:color="B7C3D0"/>
+              <w:right w:val="single" w:sz="4" w:space="0" w:color="B7C3D0"/>
+            </w:tcBorders>
+            <w:tcMar>
+              <w:top w:w="60" w:type="dxa"/>
+              <w:left w:w="90" w:type="dxa"/>
+              <w:bottom w:w="60" w:type="dxa"/>
+              <w:right w:w="90" w:type="dxa"/>
+            </w:tcMar>
+          </w:tcPr>
+          <w:p>
+            <w:r>
+              <w:rPr>
+                <w:sz w:val="18"/>
+                <w:szCs w:val="18"/>
+              </w:rPr>
+              <w:t>Turned down</w:t>
             </w:r>
           </w:p>
         </w:tc>
       </w:tr>
       <w:tr>
+        <w:tblPrEx>
+          <w:tblCellMar>
+            <w:top w:w="0" w:type="dxa"/>
+            <w:bottom w:w="0" w:type="dxa"/>
+          </w:tblCellMar>
+        </w:tblPrEx>
         <w:trPr>
           <w:cantSplit/>
-          <w:tblHeader w:val="off"/>
         </w:trPr>
         <w:tc>
           <w:tcPr>
-            <w:tcW w:type="dxa" w:w="3927"/>
-            <w:tcBorders>
-              <w:top w:val="single" w:color="B7C3D0" w:sz="4"/>
-              <w:left w:val="single" w:color="B7C3D0" w:sz="4"/>
-              <w:bottom w:val="single" w:color="B7C3D0" w:sz="4"/>
-              <w:right w:val="single" w:color="B7C3D0" w:sz="4"/>
-            </w:tcBorders>
-            <w:tcMar>
-              <w:top w:type="dxa" w:w="60"/>
-              <w:left w:type="dxa" w:w="90"/>
-              <w:bottom w:type="dxa" w:w="60"/>
-              <w:right w:type="dxa" w:w="90"/>
-            </w:tcMar>
-          </w:tcPr>
-          <w:p>
-            <w:r>
-              <w:rPr>
-                <w:rFonts w:ascii="Calibri" w:cs="Calibri" w:eastAsia="Calibri" w:hAnsi="Calibri"/>
-                <w:sz w:val="18"/>
-                <w:szCs w:val="18"/>
-              </w:rPr>
-              <w:t xml:space="preserve">Superseded</w:t>
-            </w:r>
-          </w:p>
-        </w:tc>
-        <w:tc>
-          <w:tcPr>
-            <w:tcW w:type="dxa" w:w="6153"/>
-            <w:tcBorders>
-              <w:top w:val="single" w:color="B7C3D0" w:sz="4"/>
-              <w:left w:val="single" w:color="B7C3D0" w:sz="4"/>
-              <w:bottom w:val="single" w:color="B7C3D0" w:sz="4"/>
-              <w:right w:val="single" w:color="B7C3D0" w:sz="4"/>
-            </w:tcBorders>
-            <w:tcMar>
-              <w:top w:type="dxa" w:w="60"/>
-              <w:left w:type="dxa" w:w="90"/>
-              <w:bottom w:type="dxa" w:w="60"/>
-              <w:right w:type="dxa" w:w="90"/>
-            </w:tcMar>
-          </w:tcPr>
-          <w:p>
-            <w:r>
-              <w:rPr>
-                <w:rFonts w:ascii="Calibri" w:cs="Calibri" w:eastAsia="Calibri" w:hAnsi="Calibri"/>
-                <w:sz w:val="18"/>
-                <w:szCs w:val="18"/>
-              </w:rPr>
-              <w:t xml:space="preserve">Replaced by a newer offer or counter-offer</w:t>
-            </w:r>
+            <w:tcW w:w="3927" w:type="dxa"/>
+            <w:tcBorders>
+              <w:top w:val="single" w:sz="4" w:space="0" w:color="B7C3D0"/>
+              <w:left w:val="single" w:sz="4" w:space="0" w:color="B7C3D0"/>
+              <w:bottom w:val="single" w:sz="4" w:space="0" w:color="B7C3D0"/>
+              <w:right w:val="single" w:sz="4" w:space="0" w:color="B7C3D0"/>
+            </w:tcBorders>
+            <w:tcMar>
+              <w:top w:w="60" w:type="dxa"/>
+              <w:left w:w="90" w:type="dxa"/>
+              <w:bottom w:w="60" w:type="dxa"/>
+              <w:right w:w="90" w:type="dxa"/>
+            </w:tcMar>
+          </w:tcPr>
+          <w:p>
+            <w:r>
+              <w:rPr>
+                <w:sz w:val="18"/>
+                <w:szCs w:val="18"/>
+              </w:rPr>
+              <w:t>Superseded</w:t>
+            </w:r>
+          </w:p>
+        </w:tc>
+        <w:tc>
+          <w:tcPr>
+            <w:tcW w:w="6153" w:type="dxa"/>
+            <w:tcBorders>
+              <w:top w:val="single" w:sz="4" w:space="0" w:color="B7C3D0"/>
+              <w:left w:val="single" w:sz="4" w:space="0" w:color="B7C3D0"/>
+              <w:bottom w:val="single" w:sz="4" w:space="0" w:color="B7C3D0"/>
+              <w:right w:val="single" w:sz="4" w:space="0" w:color="B7C3D0"/>
+            </w:tcBorders>
+            <w:tcMar>
+              <w:top w:w="60" w:type="dxa"/>
+              <w:left w:w="90" w:type="dxa"/>
+              <w:bottom w:w="60" w:type="dxa"/>
+              <w:right w:w="90" w:type="dxa"/>
+            </w:tcMar>
+          </w:tcPr>
+          <w:p>
+            <w:r>
+              <w:rPr>
+                <w:sz w:val="18"/>
+                <w:szCs w:val="18"/>
+              </w:rPr>
+              <w:t xml:space="preserve">Replaced by a newer offer or </w:t>
+            </w:r>
+            <w:proofErr w:type="gramStart"/>
+            <w:r>
+              <w:rPr>
+                <w:sz w:val="18"/>
+                <w:szCs w:val="18"/>
+              </w:rPr>
+              <w:t>counter-offer</w:t>
+            </w:r>
+            <w:proofErr w:type="gramEnd"/>
           </w:p>
         </w:tc>
       </w:tr>
@@ -4586,488 +4947,518 @@
         <w:pStyle w:val="Heading2"/>
       </w:pPr>
       <w:r>
-        <w:t xml:space="preserve">6.3 Troubleshooting</w:t>
+        <w:t>6.3 Troubleshooting</w:t>
       </w:r>
     </w:p>
     <w:tbl>
       <w:tblPr>
-        <w:tblW w:type="dxa" w:w="10080"/>
+        <w:tblW w:w="10080" w:type="dxa"/>
         <w:tblBorders>
-          <w:top w:val="single" w:color="auto" w:sz="4"/>
-          <w:left w:val="single" w:color="auto" w:sz="4"/>
-          <w:bottom w:val="single" w:color="auto" w:sz="4"/>
-          <w:right w:val="single" w:color="auto" w:sz="4"/>
-          <w:insideH w:val="single" w:color="auto" w:sz="4"/>
-          <w:insideV w:val="single" w:color="auto" w:sz="4"/>
+          <w:top w:val="single" w:sz="4" w:space="0" w:color="auto"/>
+          <w:left w:val="single" w:sz="4" w:space="0" w:color="auto"/>
+          <w:bottom w:val="single" w:sz="4" w:space="0" w:color="auto"/>
+          <w:right w:val="single" w:sz="4" w:space="0" w:color="auto"/>
+          <w:insideH w:val="single" w:sz="4" w:space="0" w:color="auto"/>
+          <w:insideV w:val="single" w:sz="4" w:space="0" w:color="auto"/>
         </w:tblBorders>
+        <w:tblCellMar>
+          <w:left w:w="10" w:type="dxa"/>
+          <w:right w:w="10" w:type="dxa"/>
+        </w:tblCellMar>
+        <w:tblLook w:val="0000" w:firstRow="0" w:lastRow="0" w:firstColumn="0" w:lastColumn="0" w:noHBand="0" w:noVBand="0"/>
       </w:tblPr>
       <w:tblGrid>
         <w:gridCol w:w="4136"/>
         <w:gridCol w:w="5944"/>
       </w:tblGrid>
       <w:tr>
+        <w:tblPrEx>
+          <w:tblCellMar>
+            <w:top w:w="0" w:type="dxa"/>
+            <w:bottom w:w="0" w:type="dxa"/>
+          </w:tblCellMar>
+        </w:tblPrEx>
         <w:trPr>
           <w:cantSplit/>
           <w:tblHeader/>
         </w:trPr>
         <w:tc>
           <w:tcPr>
-            <w:tcW w:type="dxa" w:w="4136"/>
-            <w:tcBorders>
-              <w:top w:val="single" w:color="B7C3D0" w:sz="4"/>
-              <w:left w:val="single" w:color="B7C3D0" w:sz="4"/>
-              <w:bottom w:val="single" w:color="B7C3D0" w:sz="4"/>
-              <w:right w:val="single" w:color="B7C3D0" w:sz="4"/>
-            </w:tcBorders>
-            <w:shd w:fill="0B2545" w:color="auto" w:val="clear"/>
-            <w:tcMar>
-              <w:top w:type="dxa" w:w="60"/>
-              <w:left w:type="dxa" w:w="90"/>
-              <w:bottom w:type="dxa" w:w="60"/>
-              <w:right w:type="dxa" w:w="90"/>
-            </w:tcMar>
-          </w:tcPr>
-          <w:p>
-            <w:r>
-              <w:rPr>
-                <w:rFonts w:ascii="Calibri" w:cs="Calibri" w:eastAsia="Calibri" w:hAnsi="Calibri"/>
+            <w:tcW w:w="4136" w:type="dxa"/>
+            <w:tcBorders>
+              <w:top w:val="single" w:sz="4" w:space="0" w:color="B7C3D0"/>
+              <w:left w:val="single" w:sz="4" w:space="0" w:color="B7C3D0"/>
+              <w:bottom w:val="single" w:sz="4" w:space="0" w:color="B7C3D0"/>
+              <w:right w:val="single" w:sz="4" w:space="0" w:color="B7C3D0"/>
+            </w:tcBorders>
+            <w:shd w:val="clear" w:color="auto" w:fill="0B2545"/>
+            <w:tcMar>
+              <w:top w:w="60" w:type="dxa"/>
+              <w:left w:w="90" w:type="dxa"/>
+              <w:bottom w:w="60" w:type="dxa"/>
+              <w:right w:w="90" w:type="dxa"/>
+            </w:tcMar>
+          </w:tcPr>
+          <w:p>
+            <w:r>
+              <w:rPr>
                 <w:b/>
                 <w:bCs/>
                 <w:color w:val="FFFFFF"/>
                 <w:sz w:val="18"/>
                 <w:szCs w:val="18"/>
               </w:rPr>
-              <w:t xml:space="preserve">Message or problem</w:t>
-            </w:r>
-          </w:p>
-        </w:tc>
-        <w:tc>
-          <w:tcPr>
-            <w:tcW w:type="dxa" w:w="5944"/>
-            <w:tcBorders>
-              <w:top w:val="single" w:color="B7C3D0" w:sz="4"/>
-              <w:left w:val="single" w:color="B7C3D0" w:sz="4"/>
-              <w:bottom w:val="single" w:color="B7C3D0" w:sz="4"/>
-              <w:right w:val="single" w:color="B7C3D0" w:sz="4"/>
-            </w:tcBorders>
-            <w:shd w:fill="0B2545" w:color="auto" w:val="clear"/>
-            <w:tcMar>
-              <w:top w:type="dxa" w:w="60"/>
-              <w:left w:type="dxa" w:w="90"/>
-              <w:bottom w:type="dxa" w:w="60"/>
-              <w:right w:type="dxa" w:w="90"/>
-            </w:tcMar>
-          </w:tcPr>
-          <w:p>
-            <w:r>
-              <w:rPr>
-                <w:rFonts w:ascii="Calibri" w:cs="Calibri" w:eastAsia="Calibri" w:hAnsi="Calibri"/>
+              <w:t>Message or problem</w:t>
+            </w:r>
+          </w:p>
+        </w:tc>
+        <w:tc>
+          <w:tcPr>
+            <w:tcW w:w="5944" w:type="dxa"/>
+            <w:tcBorders>
+              <w:top w:val="single" w:sz="4" w:space="0" w:color="B7C3D0"/>
+              <w:left w:val="single" w:sz="4" w:space="0" w:color="B7C3D0"/>
+              <w:bottom w:val="single" w:sz="4" w:space="0" w:color="B7C3D0"/>
+              <w:right w:val="single" w:sz="4" w:space="0" w:color="B7C3D0"/>
+            </w:tcBorders>
+            <w:shd w:val="clear" w:color="auto" w:fill="0B2545"/>
+            <w:tcMar>
+              <w:top w:w="60" w:type="dxa"/>
+              <w:left w:w="90" w:type="dxa"/>
+              <w:bottom w:w="60" w:type="dxa"/>
+              <w:right w:w="90" w:type="dxa"/>
+            </w:tcMar>
+          </w:tcPr>
+          <w:p>
+            <w:r>
+              <w:rPr>
                 <w:b/>
                 <w:bCs/>
                 <w:color w:val="FFFFFF"/>
                 <w:sz w:val="18"/>
                 <w:szCs w:val="18"/>
               </w:rPr>
-              <w:t xml:space="preserve">What to do</w:t>
+              <w:t>What to do</w:t>
             </w:r>
           </w:p>
         </w:tc>
       </w:tr>
       <w:tr>
+        <w:tblPrEx>
+          <w:tblCellMar>
+            <w:top w:w="0" w:type="dxa"/>
+            <w:bottom w:w="0" w:type="dxa"/>
+          </w:tblCellMar>
+        </w:tblPrEx>
         <w:trPr>
           <w:cantSplit/>
-          <w:tblHeader w:val="off"/>
         </w:trPr>
         <w:tc>
           <w:tcPr>
-            <w:tcW w:type="dxa" w:w="4136"/>
-            <w:tcBorders>
-              <w:top w:val="single" w:color="B7C3D0" w:sz="4"/>
-              <w:left w:val="single" w:color="B7C3D0" w:sz="4"/>
-              <w:bottom w:val="single" w:color="B7C3D0" w:sz="4"/>
-              <w:right w:val="single" w:color="B7C3D0" w:sz="4"/>
-            </w:tcBorders>
-            <w:tcMar>
-              <w:top w:type="dxa" w:w="60"/>
-              <w:left w:type="dxa" w:w="90"/>
-              <w:bottom w:type="dxa" w:w="60"/>
-              <w:right w:type="dxa" w:w="90"/>
-            </w:tcMar>
-          </w:tcPr>
-          <w:p>
-            <w:r>
-              <w:rPr>
-                <w:rFonts w:ascii="Calibri" w:cs="Calibri" w:eastAsia="Calibri" w:hAnsi="Calibri"/>
-                <w:sz w:val="18"/>
-                <w:szCs w:val="18"/>
-              </w:rPr>
-              <w:t xml:space="preserve">"Invalid email or password"</w:t>
-            </w:r>
-          </w:p>
-        </w:tc>
-        <w:tc>
-          <w:tcPr>
-            <w:tcW w:type="dxa" w:w="5944"/>
-            <w:tcBorders>
-              <w:top w:val="single" w:color="B7C3D0" w:sz="4"/>
-              <w:left w:val="single" w:color="B7C3D0" w:sz="4"/>
-              <w:bottom w:val="single" w:color="B7C3D0" w:sz="4"/>
-              <w:right w:val="single" w:color="B7C3D0" w:sz="4"/>
-            </w:tcBorders>
-            <w:tcMar>
-              <w:top w:type="dxa" w:w="60"/>
-              <w:left w:type="dxa" w:w="90"/>
-              <w:bottom w:type="dxa" w:w="60"/>
-              <w:right w:type="dxa" w:w="90"/>
-            </w:tcMar>
-          </w:tcPr>
-          <w:p>
-            <w:r>
-              <w:rPr>
-                <w:rFonts w:ascii="Calibri" w:cs="Calibri" w:eastAsia="Calibri" w:hAnsi="Calibri"/>
-                <w:sz w:val="18"/>
-                <w:szCs w:val="18"/>
-              </w:rPr>
-              <w:t xml:space="preserve">Check your email and password. Ask an administrator to reset your password if needed</w:t>
+            <w:tcW w:w="4136" w:type="dxa"/>
+            <w:tcBorders>
+              <w:top w:val="single" w:sz="4" w:space="0" w:color="B7C3D0"/>
+              <w:left w:val="single" w:sz="4" w:space="0" w:color="B7C3D0"/>
+              <w:bottom w:val="single" w:sz="4" w:space="0" w:color="B7C3D0"/>
+              <w:right w:val="single" w:sz="4" w:space="0" w:color="B7C3D0"/>
+            </w:tcBorders>
+            <w:tcMar>
+              <w:top w:w="60" w:type="dxa"/>
+              <w:left w:w="90" w:type="dxa"/>
+              <w:bottom w:w="60" w:type="dxa"/>
+              <w:right w:w="90" w:type="dxa"/>
+            </w:tcMar>
+          </w:tcPr>
+          <w:p>
+            <w:r>
+              <w:rPr>
+                <w:sz w:val="18"/>
+                <w:szCs w:val="18"/>
+              </w:rPr>
+              <w:t>"Invalid email or password"</w:t>
+            </w:r>
+          </w:p>
+        </w:tc>
+        <w:tc>
+          <w:tcPr>
+            <w:tcW w:w="5944" w:type="dxa"/>
+            <w:tcBorders>
+              <w:top w:val="single" w:sz="4" w:space="0" w:color="B7C3D0"/>
+              <w:left w:val="single" w:sz="4" w:space="0" w:color="B7C3D0"/>
+              <w:bottom w:val="single" w:sz="4" w:space="0" w:color="B7C3D0"/>
+              <w:right w:val="single" w:sz="4" w:space="0" w:color="B7C3D0"/>
+            </w:tcBorders>
+            <w:tcMar>
+              <w:top w:w="60" w:type="dxa"/>
+              <w:left w:w="90" w:type="dxa"/>
+              <w:bottom w:w="60" w:type="dxa"/>
+              <w:right w:w="90" w:type="dxa"/>
+            </w:tcMar>
+          </w:tcPr>
+          <w:p>
+            <w:r>
+              <w:rPr>
+                <w:sz w:val="18"/>
+                <w:szCs w:val="18"/>
+              </w:rPr>
+              <w:t>Check your email and password. Ask an administrator to reset your password if needed</w:t>
             </w:r>
           </w:p>
         </w:tc>
       </w:tr>
       <w:tr>
+        <w:tblPrEx>
+          <w:tblCellMar>
+            <w:top w:w="0" w:type="dxa"/>
+            <w:bottom w:w="0" w:type="dxa"/>
+          </w:tblCellMar>
+        </w:tblPrEx>
         <w:trPr>
           <w:cantSplit/>
-          <w:tblHeader w:val="off"/>
         </w:trPr>
         <w:tc>
           <w:tcPr>
-            <w:tcW w:type="dxa" w:w="4136"/>
-            <w:tcBorders>
-              <w:top w:val="single" w:color="B7C3D0" w:sz="4"/>
-              <w:left w:val="single" w:color="B7C3D0" w:sz="4"/>
-              <w:bottom w:val="single" w:color="B7C3D0" w:sz="4"/>
-              <w:right w:val="single" w:color="B7C3D0" w:sz="4"/>
-            </w:tcBorders>
-            <w:tcMar>
-              <w:top w:type="dxa" w:w="60"/>
-              <w:left w:type="dxa" w:w="90"/>
-              <w:bottom w:type="dxa" w:w="60"/>
-              <w:right w:type="dxa" w:w="90"/>
-            </w:tcMar>
-          </w:tcPr>
-          <w:p>
-            <w:r>
-              <w:rPr>
-                <w:rFonts w:ascii="Calibri" w:cs="Calibri" w:eastAsia="Calibri" w:hAnsi="Calibri"/>
-                <w:sz w:val="18"/>
-                <w:szCs w:val="18"/>
-              </w:rPr>
-              <w:t xml:space="preserve">"Account is not active"</w:t>
-            </w:r>
-          </w:p>
-        </w:tc>
-        <w:tc>
-          <w:tcPr>
-            <w:tcW w:type="dxa" w:w="5944"/>
-            <w:tcBorders>
-              <w:top w:val="single" w:color="B7C3D0" w:sz="4"/>
-              <w:left w:val="single" w:color="B7C3D0" w:sz="4"/>
-              <w:bottom w:val="single" w:color="B7C3D0" w:sz="4"/>
-              <w:right w:val="single" w:color="B7C3D0" w:sz="4"/>
-            </w:tcBorders>
-            <w:tcMar>
-              <w:top w:type="dxa" w:w="60"/>
-              <w:left w:type="dxa" w:w="90"/>
-              <w:bottom w:type="dxa" w:w="60"/>
-              <w:right w:type="dxa" w:w="90"/>
-            </w:tcMar>
-          </w:tcPr>
-          <w:p>
-            <w:r>
-              <w:rPr>
-                <w:rFonts w:ascii="Calibri" w:cs="Calibri" w:eastAsia="Calibri" w:hAnsi="Calibri"/>
-                <w:sz w:val="18"/>
-                <w:szCs w:val="18"/>
-              </w:rPr>
-              <w:t xml:space="preserve">Your seller request hasn't been approved yet, or your account has been suspended. Contact an administrator</w:t>
+            <w:tcW w:w="4136" w:type="dxa"/>
+            <w:tcBorders>
+              <w:top w:val="single" w:sz="4" w:space="0" w:color="B7C3D0"/>
+              <w:left w:val="single" w:sz="4" w:space="0" w:color="B7C3D0"/>
+              <w:bottom w:val="single" w:sz="4" w:space="0" w:color="B7C3D0"/>
+              <w:right w:val="single" w:sz="4" w:space="0" w:color="B7C3D0"/>
+            </w:tcBorders>
+            <w:tcMar>
+              <w:top w:w="60" w:type="dxa"/>
+              <w:left w:w="90" w:type="dxa"/>
+              <w:bottom w:w="60" w:type="dxa"/>
+              <w:right w:w="90" w:type="dxa"/>
+            </w:tcMar>
+          </w:tcPr>
+          <w:p>
+            <w:r>
+              <w:rPr>
+                <w:sz w:val="18"/>
+                <w:szCs w:val="18"/>
+              </w:rPr>
+              <w:t>"Account is not active"</w:t>
+            </w:r>
+          </w:p>
+        </w:tc>
+        <w:tc>
+          <w:tcPr>
+            <w:tcW w:w="5944" w:type="dxa"/>
+            <w:tcBorders>
+              <w:top w:val="single" w:sz="4" w:space="0" w:color="B7C3D0"/>
+              <w:left w:val="single" w:sz="4" w:space="0" w:color="B7C3D0"/>
+              <w:bottom w:val="single" w:sz="4" w:space="0" w:color="B7C3D0"/>
+              <w:right w:val="single" w:sz="4" w:space="0" w:color="B7C3D0"/>
+            </w:tcBorders>
+            <w:tcMar>
+              <w:top w:w="60" w:type="dxa"/>
+              <w:left w:w="90" w:type="dxa"/>
+              <w:bottom w:w="60" w:type="dxa"/>
+              <w:right w:w="90" w:type="dxa"/>
+            </w:tcMar>
+          </w:tcPr>
+          <w:p>
+            <w:r>
+              <w:rPr>
+                <w:sz w:val="18"/>
+                <w:szCs w:val="18"/>
+              </w:rPr>
+              <w:t>Your seller request hasn't been approved yet, or your account has been suspended. Contact an administrator</w:t>
             </w:r>
           </w:p>
         </w:tc>
       </w:tr>
       <w:tr>
+        <w:tblPrEx>
+          <w:tblCellMar>
+            <w:top w:w="0" w:type="dxa"/>
+            <w:bottom w:w="0" w:type="dxa"/>
+          </w:tblCellMar>
+        </w:tblPrEx>
         <w:trPr>
           <w:cantSplit/>
-          <w:tblHeader w:val="off"/>
         </w:trPr>
         <w:tc>
           <w:tcPr>
-            <w:tcW w:type="dxa" w:w="4136"/>
-            <w:tcBorders>
-              <w:top w:val="single" w:color="B7C3D0" w:sz="4"/>
-              <w:left w:val="single" w:color="B7C3D0" w:sz="4"/>
-              <w:bottom w:val="single" w:color="B7C3D0" w:sz="4"/>
-              <w:right w:val="single" w:color="B7C3D0" w:sz="4"/>
-            </w:tcBorders>
-            <w:tcMar>
-              <w:top w:type="dxa" w:w="60"/>
-              <w:left w:type="dxa" w:w="90"/>
-              <w:bottom w:type="dxa" w:w="60"/>
-              <w:right w:type="dxa" w:w="90"/>
-            </w:tcMar>
-          </w:tcPr>
-          <w:p>
-            <w:r>
-              <w:rPr>
-                <w:rFonts w:ascii="Calibri" w:cs="Calibri" w:eastAsia="Calibri" w:hAnsi="Calibri"/>
-                <w:sz w:val="18"/>
-                <w:szCs w:val="18"/>
-              </w:rPr>
-              <w:t xml:space="preserve">"Current password is incorrect"</w:t>
-            </w:r>
-          </w:p>
-        </w:tc>
-        <w:tc>
-          <w:tcPr>
-            <w:tcW w:type="dxa" w:w="5944"/>
-            <w:tcBorders>
-              <w:top w:val="single" w:color="B7C3D0" w:sz="4"/>
-              <w:left w:val="single" w:color="B7C3D0" w:sz="4"/>
-              <w:bottom w:val="single" w:color="B7C3D0" w:sz="4"/>
-              <w:right w:val="single" w:color="B7C3D0" w:sz="4"/>
-            </w:tcBorders>
-            <w:tcMar>
-              <w:top w:type="dxa" w:w="60"/>
-              <w:left w:type="dxa" w:w="90"/>
-              <w:bottom w:type="dxa" w:w="60"/>
-              <w:right w:type="dxa" w:w="90"/>
-            </w:tcMar>
-          </w:tcPr>
-          <w:p>
-            <w:r>
-              <w:rPr>
-                <w:rFonts w:ascii="Calibri" w:cs="Calibri" w:eastAsia="Calibri" w:hAnsi="Calibri"/>
-                <w:sz w:val="18"/>
-                <w:szCs w:val="18"/>
-              </w:rPr>
-              <w:t xml:space="preserve">Enter the temporary password exactly as it appears in your email</w:t>
+            <w:tcW w:w="4136" w:type="dxa"/>
+            <w:tcBorders>
+              <w:top w:val="single" w:sz="4" w:space="0" w:color="B7C3D0"/>
+              <w:left w:val="single" w:sz="4" w:space="0" w:color="B7C3D0"/>
+              <w:bottom w:val="single" w:sz="4" w:space="0" w:color="B7C3D0"/>
+              <w:right w:val="single" w:sz="4" w:space="0" w:color="B7C3D0"/>
+            </w:tcBorders>
+            <w:tcMar>
+              <w:top w:w="60" w:type="dxa"/>
+              <w:left w:w="90" w:type="dxa"/>
+              <w:bottom w:w="60" w:type="dxa"/>
+              <w:right w:w="90" w:type="dxa"/>
+            </w:tcMar>
+          </w:tcPr>
+          <w:p>
+            <w:r>
+              <w:rPr>
+                <w:sz w:val="18"/>
+                <w:szCs w:val="18"/>
+              </w:rPr>
+              <w:t>"Current password is incorrect"</w:t>
+            </w:r>
+          </w:p>
+        </w:tc>
+        <w:tc>
+          <w:tcPr>
+            <w:tcW w:w="5944" w:type="dxa"/>
+            <w:tcBorders>
+              <w:top w:val="single" w:sz="4" w:space="0" w:color="B7C3D0"/>
+              <w:left w:val="single" w:sz="4" w:space="0" w:color="B7C3D0"/>
+              <w:bottom w:val="single" w:sz="4" w:space="0" w:color="B7C3D0"/>
+              <w:right w:val="single" w:sz="4" w:space="0" w:color="B7C3D0"/>
+            </w:tcBorders>
+            <w:tcMar>
+              <w:top w:w="60" w:type="dxa"/>
+              <w:left w:w="90" w:type="dxa"/>
+              <w:bottom w:w="60" w:type="dxa"/>
+              <w:right w:w="90" w:type="dxa"/>
+            </w:tcMar>
+          </w:tcPr>
+          <w:p>
+            <w:r>
+              <w:rPr>
+                <w:sz w:val="18"/>
+                <w:szCs w:val="18"/>
+              </w:rPr>
+              <w:t>Enter the temporary password exactly as it appears in your email</w:t>
             </w:r>
           </w:p>
         </w:tc>
       </w:tr>
       <w:tr>
+        <w:tblPrEx>
+          <w:tblCellMar>
+            <w:top w:w="0" w:type="dxa"/>
+            <w:bottom w:w="0" w:type="dxa"/>
+          </w:tblCellMar>
+        </w:tblPrEx>
         <w:trPr>
           <w:cantSplit/>
-          <w:tblHeader w:val="off"/>
         </w:trPr>
         <w:tc>
           <w:tcPr>
-            <w:tcW w:type="dxa" w:w="4136"/>
-            <w:tcBorders>
-              <w:top w:val="single" w:color="B7C3D0" w:sz="4"/>
-              <w:left w:val="single" w:color="B7C3D0" w:sz="4"/>
-              <w:bottom w:val="single" w:color="B7C3D0" w:sz="4"/>
-              <w:right w:val="single" w:color="B7C3D0" w:sz="4"/>
-            </w:tcBorders>
-            <w:tcMar>
-              <w:top w:type="dxa" w:w="60"/>
-              <w:left w:type="dxa" w:w="90"/>
-              <w:bottom w:type="dxa" w:w="60"/>
-              <w:right w:type="dxa" w:w="90"/>
-            </w:tcMar>
-          </w:tcPr>
-          <w:p>
-            <w:r>
-              <w:rPr>
-                <w:rFonts w:ascii="Calibri" w:cs="Calibri" w:eastAsia="Calibri" w:hAnsi="Calibri"/>
-                <w:sz w:val="18"/>
-                <w:szCs w:val="18"/>
-              </w:rPr>
-              <w:t xml:space="preserve">"This VIN could not be decoded"</w:t>
-            </w:r>
-          </w:p>
-        </w:tc>
-        <w:tc>
-          <w:tcPr>
-            <w:tcW w:type="dxa" w:w="5944"/>
-            <w:tcBorders>
-              <w:top w:val="single" w:color="B7C3D0" w:sz="4"/>
-              <w:left w:val="single" w:color="B7C3D0" w:sz="4"/>
-              <w:bottom w:val="single" w:color="B7C3D0" w:sz="4"/>
-              <w:right w:val="single" w:color="B7C3D0" w:sz="4"/>
-            </w:tcBorders>
-            <w:tcMar>
-              <w:top w:type="dxa" w:w="60"/>
-              <w:left w:type="dxa" w:w="90"/>
-              <w:bottom w:type="dxa" w:w="60"/>
-              <w:right w:type="dxa" w:w="90"/>
-            </w:tcMar>
-          </w:tcPr>
-          <w:p>
-            <w:r>
-              <w:rPr>
-                <w:rFonts w:ascii="Calibri" w:cs="Calibri" w:eastAsia="Calibri" w:hAnsi="Calibri"/>
-                <w:sz w:val="18"/>
-                <w:szCs w:val="18"/>
-              </w:rPr>
-              <w:t xml:space="preserve">Check every character; remember VINs never contain I, O or Q</w:t>
+            <w:tcW w:w="4136" w:type="dxa"/>
+            <w:tcBorders>
+              <w:top w:val="single" w:sz="4" w:space="0" w:color="B7C3D0"/>
+              <w:left w:val="single" w:sz="4" w:space="0" w:color="B7C3D0"/>
+              <w:bottom w:val="single" w:sz="4" w:space="0" w:color="B7C3D0"/>
+              <w:right w:val="single" w:sz="4" w:space="0" w:color="B7C3D0"/>
+            </w:tcBorders>
+            <w:tcMar>
+              <w:top w:w="60" w:type="dxa"/>
+              <w:left w:w="90" w:type="dxa"/>
+              <w:bottom w:w="60" w:type="dxa"/>
+              <w:right w:w="90" w:type="dxa"/>
+            </w:tcMar>
+          </w:tcPr>
+          <w:p>
+            <w:r>
+              <w:rPr>
+                <w:sz w:val="18"/>
+                <w:szCs w:val="18"/>
+              </w:rPr>
+              <w:t>"This VIN could not be decoded"</w:t>
+            </w:r>
+          </w:p>
+        </w:tc>
+        <w:tc>
+          <w:tcPr>
+            <w:tcW w:w="5944" w:type="dxa"/>
+            <w:tcBorders>
+              <w:top w:val="single" w:sz="4" w:space="0" w:color="B7C3D0"/>
+              <w:left w:val="single" w:sz="4" w:space="0" w:color="B7C3D0"/>
+              <w:bottom w:val="single" w:sz="4" w:space="0" w:color="B7C3D0"/>
+              <w:right w:val="single" w:sz="4" w:space="0" w:color="B7C3D0"/>
+            </w:tcBorders>
+            <w:tcMar>
+              <w:top w:w="60" w:type="dxa"/>
+              <w:left w:w="90" w:type="dxa"/>
+              <w:bottom w:w="60" w:type="dxa"/>
+              <w:right w:w="90" w:type="dxa"/>
+            </w:tcMar>
+          </w:tcPr>
+          <w:p>
+            <w:r>
+              <w:rPr>
+                <w:sz w:val="18"/>
+                <w:szCs w:val="18"/>
+              </w:rPr>
+              <w:t>Check every character; remember VINs never contain I, O or Q</w:t>
             </w:r>
           </w:p>
         </w:tc>
       </w:tr>
       <w:tr>
+        <w:tblPrEx>
+          <w:tblCellMar>
+            <w:top w:w="0" w:type="dxa"/>
+            <w:bottom w:w="0" w:type="dxa"/>
+          </w:tblCellMar>
+        </w:tblPrEx>
         <w:trPr>
           <w:cantSplit/>
-          <w:tblHeader w:val="off"/>
         </w:trPr>
         <w:tc>
           <w:tcPr>
-            <w:tcW w:type="dxa" w:w="4136"/>
-            <w:tcBorders>
-              <w:top w:val="single" w:color="B7C3D0" w:sz="4"/>
-              <w:left w:val="single" w:color="B7C3D0" w:sz="4"/>
-              <w:bottom w:val="single" w:color="B7C3D0" w:sz="4"/>
-              <w:right w:val="single" w:color="B7C3D0" w:sz="4"/>
-            </w:tcBorders>
-            <w:tcMar>
-              <w:top w:type="dxa" w:w="60"/>
-              <w:left w:type="dxa" w:w="90"/>
-              <w:bottom w:type="dxa" w:w="60"/>
-              <w:right w:type="dxa" w:w="90"/>
-            </w:tcMar>
-          </w:tcPr>
-          <w:p>
-            <w:r>
-              <w:rPr>
-                <w:rFonts w:ascii="Calibri" w:cs="Calibri" w:eastAsia="Calibri" w:hAnsi="Calibri"/>
-                <w:sz w:val="18"/>
-                <w:szCs w:val="18"/>
-              </w:rPr>
-              <w:t xml:space="preserve">"Unable to reach the VIN decode service"</w:t>
-            </w:r>
-          </w:p>
-        </w:tc>
-        <w:tc>
-          <w:tcPr>
-            <w:tcW w:type="dxa" w:w="5944"/>
-            <w:tcBorders>
-              <w:top w:val="single" w:color="B7C3D0" w:sz="4"/>
-              <w:left w:val="single" w:color="B7C3D0" w:sz="4"/>
-              <w:bottom w:val="single" w:color="B7C3D0" w:sz="4"/>
-              <w:right w:val="single" w:color="B7C3D0" w:sz="4"/>
-            </w:tcBorders>
-            <w:tcMar>
-              <w:top w:type="dxa" w:w="60"/>
-              <w:left w:type="dxa" w:w="90"/>
-              <w:bottom w:type="dxa" w:w="60"/>
-              <w:right w:type="dxa" w:w="90"/>
-            </w:tcMar>
-          </w:tcPr>
-          <w:p>
-            <w:r>
-              <w:rPr>
-                <w:rFonts w:ascii="Calibri" w:cs="Calibri" w:eastAsia="Calibri" w:hAnsi="Calibri"/>
-                <w:sz w:val="18"/>
-                <w:szCs w:val="18"/>
-              </w:rPr>
-              <w:t xml:space="preserve">Wait a minute and try again</w:t>
+            <w:tcW w:w="4136" w:type="dxa"/>
+            <w:tcBorders>
+              <w:top w:val="single" w:sz="4" w:space="0" w:color="B7C3D0"/>
+              <w:left w:val="single" w:sz="4" w:space="0" w:color="B7C3D0"/>
+              <w:bottom w:val="single" w:sz="4" w:space="0" w:color="B7C3D0"/>
+              <w:right w:val="single" w:sz="4" w:space="0" w:color="B7C3D0"/>
+            </w:tcBorders>
+            <w:tcMar>
+              <w:top w:w="60" w:type="dxa"/>
+              <w:left w:w="90" w:type="dxa"/>
+              <w:bottom w:w="60" w:type="dxa"/>
+              <w:right w:w="90" w:type="dxa"/>
+            </w:tcMar>
+          </w:tcPr>
+          <w:p>
+            <w:r>
+              <w:rPr>
+                <w:sz w:val="18"/>
+                <w:szCs w:val="18"/>
+              </w:rPr>
+              <w:t>"Unable to reach the VIN decode service"</w:t>
+            </w:r>
+          </w:p>
+        </w:tc>
+        <w:tc>
+          <w:tcPr>
+            <w:tcW w:w="5944" w:type="dxa"/>
+            <w:tcBorders>
+              <w:top w:val="single" w:sz="4" w:space="0" w:color="B7C3D0"/>
+              <w:left w:val="single" w:sz="4" w:space="0" w:color="B7C3D0"/>
+              <w:bottom w:val="single" w:sz="4" w:space="0" w:color="B7C3D0"/>
+              <w:right w:val="single" w:sz="4" w:space="0" w:color="B7C3D0"/>
+            </w:tcBorders>
+            <w:tcMar>
+              <w:top w:w="60" w:type="dxa"/>
+              <w:left w:w="90" w:type="dxa"/>
+              <w:bottom w:w="60" w:type="dxa"/>
+              <w:right w:w="90" w:type="dxa"/>
+            </w:tcMar>
+          </w:tcPr>
+          <w:p>
+            <w:r>
+              <w:rPr>
+                <w:sz w:val="18"/>
+                <w:szCs w:val="18"/>
+              </w:rPr>
+              <w:t>Wait a minute and try again</w:t>
             </w:r>
           </w:p>
         </w:tc>
       </w:tr>
       <w:tr>
+        <w:tblPrEx>
+          <w:tblCellMar>
+            <w:top w:w="0" w:type="dxa"/>
+            <w:bottom w:w="0" w:type="dxa"/>
+          </w:tblCellMar>
+        </w:tblPrEx>
         <w:trPr>
           <w:cantSplit/>
-          <w:tblHeader w:val="off"/>
         </w:trPr>
         <w:tc>
           <w:tcPr>
-            <w:tcW w:type="dxa" w:w="4136"/>
-            <w:tcBorders>
-              <w:top w:val="single" w:color="B7C3D0" w:sz="4"/>
-              <w:left w:val="single" w:color="B7C3D0" w:sz="4"/>
-              <w:bottom w:val="single" w:color="B7C3D0" w:sz="4"/>
-              <w:right w:val="single" w:color="B7C3D0" w:sz="4"/>
-            </w:tcBorders>
-            <w:tcMar>
-              <w:top w:type="dxa" w:w="60"/>
-              <w:left w:type="dxa" w:w="90"/>
-              <w:bottom w:type="dxa" w:w="60"/>
-              <w:right w:type="dxa" w:w="90"/>
-            </w:tcMar>
-          </w:tcPr>
-          <w:p>
-            <w:r>
-              <w:rPr>
-                <w:rFonts w:ascii="Calibri" w:cs="Calibri" w:eastAsia="Calibri" w:hAnsi="Calibri"/>
-                <w:sz w:val="18"/>
-                <w:szCs w:val="18"/>
-              </w:rPr>
-              <w:t xml:space="preserve">"Photo upload failed. Please try again."</w:t>
-            </w:r>
-          </w:p>
-        </w:tc>
-        <w:tc>
-          <w:tcPr>
-            <w:tcW w:type="dxa" w:w="5944"/>
-            <w:tcBorders>
-              <w:top w:val="single" w:color="B7C3D0" w:sz="4"/>
-              <w:left w:val="single" w:color="B7C3D0" w:sz="4"/>
-              <w:bottom w:val="single" w:color="B7C3D0" w:sz="4"/>
-              <w:right w:val="single" w:color="B7C3D0" w:sz="4"/>
-            </w:tcBorders>
-            <w:tcMar>
-              <w:top w:type="dxa" w:w="60"/>
-              <w:left w:type="dxa" w:w="90"/>
-              <w:bottom w:type="dxa" w:w="60"/>
-              <w:right w:type="dxa" w:w="90"/>
-            </w:tcMar>
-          </w:tcPr>
-          <w:p>
-            <w:r>
-              <w:rPr>
-                <w:rFonts w:ascii="Calibri" w:cs="Calibri" w:eastAsia="Calibri" w:hAnsi="Calibri"/>
-                <w:sz w:val="18"/>
-                <w:szCs w:val="18"/>
-              </w:rPr>
-              <w:t xml:space="preserve">Check your connection and try the photo again</w:t>
+            <w:tcW w:w="4136" w:type="dxa"/>
+            <w:tcBorders>
+              <w:top w:val="single" w:sz="4" w:space="0" w:color="B7C3D0"/>
+              <w:left w:val="single" w:sz="4" w:space="0" w:color="B7C3D0"/>
+              <w:bottom w:val="single" w:sz="4" w:space="0" w:color="B7C3D0"/>
+              <w:right w:val="single" w:sz="4" w:space="0" w:color="B7C3D0"/>
+            </w:tcBorders>
+            <w:tcMar>
+              <w:top w:w="60" w:type="dxa"/>
+              <w:left w:w="90" w:type="dxa"/>
+              <w:bottom w:w="60" w:type="dxa"/>
+              <w:right w:w="90" w:type="dxa"/>
+            </w:tcMar>
+          </w:tcPr>
+          <w:p>
+            <w:r>
+              <w:rPr>
+                <w:sz w:val="18"/>
+                <w:szCs w:val="18"/>
+              </w:rPr>
+              <w:t>"Photo upload failed. Please try again."</w:t>
+            </w:r>
+          </w:p>
+        </w:tc>
+        <w:tc>
+          <w:tcPr>
+            <w:tcW w:w="5944" w:type="dxa"/>
+            <w:tcBorders>
+              <w:top w:val="single" w:sz="4" w:space="0" w:color="B7C3D0"/>
+              <w:left w:val="single" w:sz="4" w:space="0" w:color="B7C3D0"/>
+              <w:bottom w:val="single" w:sz="4" w:space="0" w:color="B7C3D0"/>
+              <w:right w:val="single" w:sz="4" w:space="0" w:color="B7C3D0"/>
+            </w:tcBorders>
+            <w:tcMar>
+              <w:top w:w="60" w:type="dxa"/>
+              <w:left w:w="90" w:type="dxa"/>
+              <w:bottom w:w="60" w:type="dxa"/>
+              <w:right w:w="90" w:type="dxa"/>
+            </w:tcMar>
+          </w:tcPr>
+          <w:p>
+            <w:r>
+              <w:rPr>
+                <w:sz w:val="18"/>
+                <w:szCs w:val="18"/>
+              </w:rPr>
+              <w:t>Check your connection and try the photo again</w:t>
             </w:r>
           </w:p>
         </w:tc>
       </w:tr>
       <w:tr>
+        <w:tblPrEx>
+          <w:tblCellMar>
+            <w:top w:w="0" w:type="dxa"/>
+            <w:bottom w:w="0" w:type="dxa"/>
+          </w:tblCellMar>
+        </w:tblPrEx>
         <w:trPr>
           <w:cantSplit/>
-          <w:tblHeader w:val="off"/>
         </w:trPr>
         <w:tc>
           <w:tcPr>
-            <w:tcW w:type="dxa" w:w="4136"/>
-            <w:tcBorders>
-              <w:top w:val="single" w:color="B7C3D0" w:sz="4"/>
-              <w:left w:val="single" w:color="B7C3D0" w:sz="4"/>
-              <w:bottom w:val="single" w:color="B7C3D0" w:sz="4"/>
-              <w:right w:val="single" w:color="B7C3D0" w:sz="4"/>
-            </w:tcBorders>
-            <w:tcMar>
-              <w:top w:type="dxa" w:w="60"/>
-              <w:left w:type="dxa" w:w="90"/>
-              <w:bottom w:type="dxa" w:w="60"/>
-              <w:right w:type="dxa" w:w="90"/>
-            </w:tcMar>
-          </w:tcPr>
-          <w:p>
-            <w:r>
-              <w:rPr>
-                <w:rFonts w:ascii="Calibri" w:cs="Calibri" w:eastAsia="Calibri" w:hAnsi="Calibri"/>
+            <w:tcW w:w="4136" w:type="dxa"/>
+            <w:tcBorders>
+              <w:top w:val="single" w:sz="4" w:space="0" w:color="B7C3D0"/>
+              <w:left w:val="single" w:sz="4" w:space="0" w:color="B7C3D0"/>
+              <w:bottom w:val="single" w:sz="4" w:space="0" w:color="B7C3D0"/>
+              <w:right w:val="single" w:sz="4" w:space="0" w:color="B7C3D0"/>
+            </w:tcBorders>
+            <w:tcMar>
+              <w:top w:w="60" w:type="dxa"/>
+              <w:left w:w="90" w:type="dxa"/>
+              <w:bottom w:w="60" w:type="dxa"/>
+              <w:right w:w="90" w:type="dxa"/>
+            </w:tcMar>
+          </w:tcPr>
+          <w:p>
+            <w:r>
+              <w:rPr>
                 <w:b/>
                 <w:bCs/>
                 <w:sz w:val="18"/>
                 <w:szCs w:val="18"/>
               </w:rPr>
-              <w:t xml:space="preserve">Review &amp; submit</w:t>
-            </w:r>
-            <w:r>
-              <w:rPr>
-                <w:rFonts w:ascii="Calibri" w:cs="Calibri" w:eastAsia="Calibri" w:hAnsi="Calibri"/>
+              <w:t>Review &amp; submit</w:t>
+            </w:r>
+            <w:r>
+              <w:rPr>
                 <w:sz w:val="18"/>
                 <w:szCs w:val="18"/>
               </w:rPr>
@@ -5077,328 +5468,342 @@
         </w:tc>
         <w:tc>
           <w:tcPr>
-            <w:tcW w:type="dxa" w:w="5944"/>
-            <w:tcBorders>
-              <w:top w:val="single" w:color="B7C3D0" w:sz="4"/>
-              <w:left w:val="single" w:color="B7C3D0" w:sz="4"/>
-              <w:bottom w:val="single" w:color="B7C3D0" w:sz="4"/>
-              <w:right w:val="single" w:color="B7C3D0" w:sz="4"/>
-            </w:tcBorders>
-            <w:tcMar>
-              <w:top w:type="dxa" w:w="60"/>
-              <w:left w:type="dxa" w:w="90"/>
-              <w:bottom w:type="dxa" w:w="60"/>
-              <w:right w:type="dxa" w:w="90"/>
-            </w:tcMar>
-          </w:tcPr>
-          <w:p>
-            <w:r>
-              <w:rPr>
-                <w:rFonts w:ascii="Calibri" w:cs="Calibri" w:eastAsia="Calibri" w:hAnsi="Calibri"/>
-                <w:sz w:val="18"/>
-                <w:szCs w:val="18"/>
-              </w:rPr>
-              <w:t xml:space="preserve">Upload at least 6 photos</w:t>
+            <w:tcW w:w="5944" w:type="dxa"/>
+            <w:tcBorders>
+              <w:top w:val="single" w:sz="4" w:space="0" w:color="B7C3D0"/>
+              <w:left w:val="single" w:sz="4" w:space="0" w:color="B7C3D0"/>
+              <w:bottom w:val="single" w:sz="4" w:space="0" w:color="B7C3D0"/>
+              <w:right w:val="single" w:sz="4" w:space="0" w:color="B7C3D0"/>
+            </w:tcBorders>
+            <w:tcMar>
+              <w:top w:w="60" w:type="dxa"/>
+              <w:left w:w="90" w:type="dxa"/>
+              <w:bottom w:w="60" w:type="dxa"/>
+              <w:right w:w="90" w:type="dxa"/>
+            </w:tcMar>
+          </w:tcPr>
+          <w:p>
+            <w:r>
+              <w:rPr>
+                <w:sz w:val="18"/>
+                <w:szCs w:val="18"/>
+              </w:rPr>
+              <w:t>Upload at least 6 photos</w:t>
             </w:r>
           </w:p>
         </w:tc>
       </w:tr>
       <w:tr>
+        <w:tblPrEx>
+          <w:tblCellMar>
+            <w:top w:w="0" w:type="dxa"/>
+            <w:bottom w:w="0" w:type="dxa"/>
+          </w:tblCellMar>
+        </w:tblPrEx>
         <w:trPr>
           <w:cantSplit/>
-          <w:tblHeader w:val="off"/>
         </w:trPr>
         <w:tc>
           <w:tcPr>
-            <w:tcW w:type="dxa" w:w="4136"/>
-            <w:tcBorders>
-              <w:top w:val="single" w:color="B7C3D0" w:sz="4"/>
-              <w:left w:val="single" w:color="B7C3D0" w:sz="4"/>
-              <w:bottom w:val="single" w:color="B7C3D0" w:sz="4"/>
-              <w:right w:val="single" w:color="B7C3D0" w:sz="4"/>
-            </w:tcBorders>
-            <w:tcMar>
-              <w:top w:type="dxa" w:w="60"/>
-              <w:left w:type="dxa" w:w="90"/>
-              <w:bottom w:type="dxa" w:w="60"/>
-              <w:right w:type="dxa" w:w="90"/>
-            </w:tcMar>
-          </w:tcPr>
-          <w:p>
-            <w:r>
-              <w:rPr>
-                <w:rFonts w:ascii="Calibri" w:cs="Calibri" w:eastAsia="Calibri" w:hAnsi="Calibri"/>
-                <w:sz w:val="18"/>
-                <w:szCs w:val="18"/>
-              </w:rPr>
-              <w:t xml:space="preserve">"This offer has expired"</w:t>
-            </w:r>
-          </w:p>
-        </w:tc>
-        <w:tc>
-          <w:tcPr>
-            <w:tcW w:type="dxa" w:w="5944"/>
-            <w:tcBorders>
-              <w:top w:val="single" w:color="B7C3D0" w:sz="4"/>
-              <w:left w:val="single" w:color="B7C3D0" w:sz="4"/>
-              <w:bottom w:val="single" w:color="B7C3D0" w:sz="4"/>
-              <w:right w:val="single" w:color="B7C3D0" w:sz="4"/>
-            </w:tcBorders>
-            <w:tcMar>
-              <w:top w:type="dxa" w:w="60"/>
-              <w:left w:type="dxa" w:w="90"/>
-              <w:bottom w:type="dxa" w:w="60"/>
-              <w:right w:type="dxa" w:w="90"/>
-            </w:tcMar>
-          </w:tcPr>
-          <w:p>
-            <w:r>
-              <w:rPr>
-                <w:rFonts w:ascii="Calibri" w:cs="Calibri" w:eastAsia="Calibri" w:hAnsi="Calibri"/>
-                <w:sz w:val="18"/>
-                <w:szCs w:val="18"/>
-              </w:rPr>
-              <w:t xml:space="preserve">Message the Trade Desk to request a new offer</w:t>
+            <w:tcW w:w="4136" w:type="dxa"/>
+            <w:tcBorders>
+              <w:top w:val="single" w:sz="4" w:space="0" w:color="B7C3D0"/>
+              <w:left w:val="single" w:sz="4" w:space="0" w:color="B7C3D0"/>
+              <w:bottom w:val="single" w:sz="4" w:space="0" w:color="B7C3D0"/>
+              <w:right w:val="single" w:sz="4" w:space="0" w:color="B7C3D0"/>
+            </w:tcBorders>
+            <w:tcMar>
+              <w:top w:w="60" w:type="dxa"/>
+              <w:left w:w="90" w:type="dxa"/>
+              <w:bottom w:w="60" w:type="dxa"/>
+              <w:right w:w="90" w:type="dxa"/>
+            </w:tcMar>
+          </w:tcPr>
+          <w:p>
+            <w:r>
+              <w:rPr>
+                <w:sz w:val="18"/>
+                <w:szCs w:val="18"/>
+              </w:rPr>
+              <w:t>"This offer has expired"</w:t>
+            </w:r>
+          </w:p>
+        </w:tc>
+        <w:tc>
+          <w:tcPr>
+            <w:tcW w:w="5944" w:type="dxa"/>
+            <w:tcBorders>
+              <w:top w:val="single" w:sz="4" w:space="0" w:color="B7C3D0"/>
+              <w:left w:val="single" w:sz="4" w:space="0" w:color="B7C3D0"/>
+              <w:bottom w:val="single" w:sz="4" w:space="0" w:color="B7C3D0"/>
+              <w:right w:val="single" w:sz="4" w:space="0" w:color="B7C3D0"/>
+            </w:tcBorders>
+            <w:tcMar>
+              <w:top w:w="60" w:type="dxa"/>
+              <w:left w:w="90" w:type="dxa"/>
+              <w:bottom w:w="60" w:type="dxa"/>
+              <w:right w:w="90" w:type="dxa"/>
+            </w:tcMar>
+          </w:tcPr>
+          <w:p>
+            <w:r>
+              <w:rPr>
+                <w:sz w:val="18"/>
+                <w:szCs w:val="18"/>
+              </w:rPr>
+              <w:t>Message the Trade Desk to request a new offer</w:t>
             </w:r>
           </w:p>
         </w:tc>
       </w:tr>
       <w:tr>
+        <w:tblPrEx>
+          <w:tblCellMar>
+            <w:top w:w="0" w:type="dxa"/>
+            <w:bottom w:w="0" w:type="dxa"/>
+          </w:tblCellMar>
+        </w:tblPrEx>
         <w:trPr>
           <w:cantSplit/>
-          <w:tblHeader w:val="off"/>
         </w:trPr>
         <w:tc>
           <w:tcPr>
-            <w:tcW w:type="dxa" w:w="4136"/>
-            <w:tcBorders>
-              <w:top w:val="single" w:color="B7C3D0" w:sz="4"/>
-              <w:left w:val="single" w:color="B7C3D0" w:sz="4"/>
-              <w:bottom w:val="single" w:color="B7C3D0" w:sz="4"/>
-              <w:right w:val="single" w:color="B7C3D0" w:sz="4"/>
-            </w:tcBorders>
-            <w:tcMar>
-              <w:top w:type="dxa" w:w="60"/>
-              <w:left w:type="dxa" w:w="90"/>
-              <w:bottom w:type="dxa" w:w="60"/>
-              <w:right w:type="dxa" w:w="90"/>
-            </w:tcMar>
-          </w:tcPr>
-          <w:p>
-            <w:r>
-              <w:rPr>
-                <w:rFonts w:ascii="Calibri" w:cs="Calibri" w:eastAsia="Calibri" w:hAnsi="Calibri"/>
-                <w:sz w:val="18"/>
-                <w:szCs w:val="18"/>
-              </w:rPr>
-              <w:t xml:space="preserve">"This offer is no longer pending"</w:t>
-            </w:r>
-          </w:p>
-        </w:tc>
-        <w:tc>
-          <w:tcPr>
-            <w:tcW w:type="dxa" w:w="5944"/>
-            <w:tcBorders>
-              <w:top w:val="single" w:color="B7C3D0" w:sz="4"/>
-              <w:left w:val="single" w:color="B7C3D0" w:sz="4"/>
-              <w:bottom w:val="single" w:color="B7C3D0" w:sz="4"/>
-              <w:right w:val="single" w:color="B7C3D0" w:sz="4"/>
-            </w:tcBorders>
-            <w:tcMar>
-              <w:top w:type="dxa" w:w="60"/>
-              <w:left w:type="dxa" w:w="90"/>
-              <w:bottom w:type="dxa" w:w="60"/>
-              <w:right w:type="dxa" w:w="90"/>
-            </w:tcMar>
-          </w:tcPr>
-          <w:p>
-            <w:r>
-              <w:rPr>
-                <w:rFonts w:ascii="Calibri" w:cs="Calibri" w:eastAsia="Calibri" w:hAnsi="Calibri"/>
-                <w:sz w:val="18"/>
-                <w:szCs w:val="18"/>
-              </w:rPr>
-              <w:t xml:space="preserve">The offer has already been answered or replaced. Reload the page</w:t>
+            <w:tcW w:w="4136" w:type="dxa"/>
+            <w:tcBorders>
+              <w:top w:val="single" w:sz="4" w:space="0" w:color="B7C3D0"/>
+              <w:left w:val="single" w:sz="4" w:space="0" w:color="B7C3D0"/>
+              <w:bottom w:val="single" w:sz="4" w:space="0" w:color="B7C3D0"/>
+              <w:right w:val="single" w:sz="4" w:space="0" w:color="B7C3D0"/>
+            </w:tcBorders>
+            <w:tcMar>
+              <w:top w:w="60" w:type="dxa"/>
+              <w:left w:w="90" w:type="dxa"/>
+              <w:bottom w:w="60" w:type="dxa"/>
+              <w:right w:w="90" w:type="dxa"/>
+            </w:tcMar>
+          </w:tcPr>
+          <w:p>
+            <w:r>
+              <w:rPr>
+                <w:sz w:val="18"/>
+                <w:szCs w:val="18"/>
+              </w:rPr>
+              <w:t>"This offer is no longer pending"</w:t>
+            </w:r>
+          </w:p>
+        </w:tc>
+        <w:tc>
+          <w:tcPr>
+            <w:tcW w:w="5944" w:type="dxa"/>
+            <w:tcBorders>
+              <w:top w:val="single" w:sz="4" w:space="0" w:color="B7C3D0"/>
+              <w:left w:val="single" w:sz="4" w:space="0" w:color="B7C3D0"/>
+              <w:bottom w:val="single" w:sz="4" w:space="0" w:color="B7C3D0"/>
+              <w:right w:val="single" w:sz="4" w:space="0" w:color="B7C3D0"/>
+            </w:tcBorders>
+            <w:tcMar>
+              <w:top w:w="60" w:type="dxa"/>
+              <w:left w:w="90" w:type="dxa"/>
+              <w:bottom w:w="60" w:type="dxa"/>
+              <w:right w:w="90" w:type="dxa"/>
+            </w:tcMar>
+          </w:tcPr>
+          <w:p>
+            <w:r>
+              <w:rPr>
+                <w:sz w:val="18"/>
+                <w:szCs w:val="18"/>
+              </w:rPr>
+              <w:t>The offer has already been answered or replaced. Reload the page</w:t>
             </w:r>
           </w:p>
         </w:tc>
       </w:tr>
       <w:tr>
+        <w:tblPrEx>
+          <w:tblCellMar>
+            <w:top w:w="0" w:type="dxa"/>
+            <w:bottom w:w="0" w:type="dxa"/>
+          </w:tblCellMar>
+        </w:tblPrEx>
         <w:trPr>
           <w:cantSplit/>
-          <w:tblHeader w:val="off"/>
         </w:trPr>
         <w:tc>
           <w:tcPr>
-            <w:tcW w:type="dxa" w:w="4136"/>
-            <w:tcBorders>
-              <w:top w:val="single" w:color="B7C3D0" w:sz="4"/>
-              <w:left w:val="single" w:color="B7C3D0" w:sz="4"/>
-              <w:bottom w:val="single" w:color="B7C3D0" w:sz="4"/>
-              <w:right w:val="single" w:color="B7C3D0" w:sz="4"/>
-            </w:tcBorders>
-            <w:tcMar>
-              <w:top w:type="dxa" w:w="60"/>
-              <w:left w:type="dxa" w:w="90"/>
-              <w:bottom w:type="dxa" w:w="60"/>
-              <w:right w:type="dxa" w:w="90"/>
-            </w:tcMar>
-          </w:tcPr>
-          <w:p>
-            <w:r>
-              <w:rPr>
-                <w:rFonts w:ascii="Calibri" w:cs="Calibri" w:eastAsia="Calibri" w:hAnsi="Calibri"/>
-                <w:sz w:val="18"/>
-                <w:szCs w:val="18"/>
-              </w:rPr>
-              <w:t xml:space="preserve">"Something went wrong. Please try again."</w:t>
-            </w:r>
-          </w:p>
-        </w:tc>
-        <w:tc>
-          <w:tcPr>
-            <w:tcW w:type="dxa" w:w="5944"/>
-            <w:tcBorders>
-              <w:top w:val="single" w:color="B7C3D0" w:sz="4"/>
-              <w:left w:val="single" w:color="B7C3D0" w:sz="4"/>
-              <w:bottom w:val="single" w:color="B7C3D0" w:sz="4"/>
-              <w:right w:val="single" w:color="B7C3D0" w:sz="4"/>
-            </w:tcBorders>
-            <w:tcMar>
-              <w:top w:type="dxa" w:w="60"/>
-              <w:left w:type="dxa" w:w="90"/>
-              <w:bottom w:type="dxa" w:w="60"/>
-              <w:right w:type="dxa" w:w="90"/>
-            </w:tcMar>
-          </w:tcPr>
-          <w:p>
-            <w:r>
-              <w:rPr>
-                <w:rFonts w:ascii="Calibri" w:cs="Calibri" w:eastAsia="Calibri" w:hAnsi="Calibri"/>
-                <w:sz w:val="18"/>
-                <w:szCs w:val="18"/>
-              </w:rPr>
-              <w:t xml:space="preserve">Check every field is filled in correctly (e.g. whole numbers for mileage, passwords at least 10 characters) and try again</w:t>
+            <w:tcW w:w="4136" w:type="dxa"/>
+            <w:tcBorders>
+              <w:top w:val="single" w:sz="4" w:space="0" w:color="B7C3D0"/>
+              <w:left w:val="single" w:sz="4" w:space="0" w:color="B7C3D0"/>
+              <w:bottom w:val="single" w:sz="4" w:space="0" w:color="B7C3D0"/>
+              <w:right w:val="single" w:sz="4" w:space="0" w:color="B7C3D0"/>
+            </w:tcBorders>
+            <w:tcMar>
+              <w:top w:w="60" w:type="dxa"/>
+              <w:left w:w="90" w:type="dxa"/>
+              <w:bottom w:w="60" w:type="dxa"/>
+              <w:right w:w="90" w:type="dxa"/>
+            </w:tcMar>
+          </w:tcPr>
+          <w:p>
+            <w:r>
+              <w:rPr>
+                <w:sz w:val="18"/>
+                <w:szCs w:val="18"/>
+              </w:rPr>
+              <w:t>"Something went wrong. Please try again."</w:t>
+            </w:r>
+          </w:p>
+        </w:tc>
+        <w:tc>
+          <w:tcPr>
+            <w:tcW w:w="5944" w:type="dxa"/>
+            <w:tcBorders>
+              <w:top w:val="single" w:sz="4" w:space="0" w:color="B7C3D0"/>
+              <w:left w:val="single" w:sz="4" w:space="0" w:color="B7C3D0"/>
+              <w:bottom w:val="single" w:sz="4" w:space="0" w:color="B7C3D0"/>
+              <w:right w:val="single" w:sz="4" w:space="0" w:color="B7C3D0"/>
+            </w:tcBorders>
+            <w:tcMar>
+              <w:top w:w="60" w:type="dxa"/>
+              <w:left w:w="90" w:type="dxa"/>
+              <w:bottom w:w="60" w:type="dxa"/>
+              <w:right w:w="90" w:type="dxa"/>
+            </w:tcMar>
+          </w:tcPr>
+          <w:p>
+            <w:r>
+              <w:rPr>
+                <w:sz w:val="18"/>
+                <w:szCs w:val="18"/>
+              </w:rPr>
+              <w:t>Check every field is filled in correctly (e.g. whole numbers for mileage, passwords at least 10 characters) and try again</w:t>
             </w:r>
           </w:p>
         </w:tc>
       </w:tr>
       <w:tr>
+        <w:tblPrEx>
+          <w:tblCellMar>
+            <w:top w:w="0" w:type="dxa"/>
+            <w:bottom w:w="0" w:type="dxa"/>
+          </w:tblCellMar>
+        </w:tblPrEx>
         <w:trPr>
           <w:cantSplit/>
-          <w:tblHeader w:val="off"/>
         </w:trPr>
         <w:tc>
           <w:tcPr>
-            <w:tcW w:type="dxa" w:w="4136"/>
-            <w:tcBorders>
-              <w:top w:val="single" w:color="B7C3D0" w:sz="4"/>
-              <w:left w:val="single" w:color="B7C3D0" w:sz="4"/>
-              <w:bottom w:val="single" w:color="B7C3D0" w:sz="4"/>
-              <w:right w:val="single" w:color="B7C3D0" w:sz="4"/>
-            </w:tcBorders>
-            <w:tcMar>
-              <w:top w:type="dxa" w:w="60"/>
-              <w:left w:type="dxa" w:w="90"/>
-              <w:bottom w:type="dxa" w:w="60"/>
-              <w:right w:type="dxa" w:w="90"/>
-            </w:tcMar>
-          </w:tcPr>
-          <w:p>
-            <w:r>
-              <w:rPr>
-                <w:rFonts w:ascii="Calibri" w:cs="Calibri" w:eastAsia="Calibri" w:hAnsi="Calibri"/>
-                <w:sz w:val="18"/>
-                <w:szCs w:val="18"/>
-              </w:rPr>
-              <w:t xml:space="preserve">Signed out unexpectedly</w:t>
-            </w:r>
-          </w:p>
-        </w:tc>
-        <w:tc>
-          <w:tcPr>
-            <w:tcW w:type="dxa" w:w="5944"/>
-            <w:tcBorders>
-              <w:top w:val="single" w:color="B7C3D0" w:sz="4"/>
-              <w:left w:val="single" w:color="B7C3D0" w:sz="4"/>
-              <w:bottom w:val="single" w:color="B7C3D0" w:sz="4"/>
-              <w:right w:val="single" w:color="B7C3D0" w:sz="4"/>
-            </w:tcBorders>
-            <w:tcMar>
-              <w:top w:type="dxa" w:w="60"/>
-              <w:left w:type="dxa" w:w="90"/>
-              <w:bottom w:type="dxa" w:w="60"/>
-              <w:right w:type="dxa" w:w="90"/>
-            </w:tcMar>
-          </w:tcPr>
-          <w:p>
-            <w:r>
-              <w:rPr>
-                <w:rFonts w:ascii="Calibri" w:cs="Calibri" w:eastAsia="Calibri" w:hAnsi="Calibri"/>
-                <w:sz w:val="18"/>
-                <w:szCs w:val="18"/>
-              </w:rPr>
-              <w:t xml:space="preserve">You may have signed in elsewhere, or your password was reset. Sign in again</w:t>
+            <w:tcW w:w="4136" w:type="dxa"/>
+            <w:tcBorders>
+              <w:top w:val="single" w:sz="4" w:space="0" w:color="B7C3D0"/>
+              <w:left w:val="single" w:sz="4" w:space="0" w:color="B7C3D0"/>
+              <w:bottom w:val="single" w:sz="4" w:space="0" w:color="B7C3D0"/>
+              <w:right w:val="single" w:sz="4" w:space="0" w:color="B7C3D0"/>
+            </w:tcBorders>
+            <w:tcMar>
+              <w:top w:w="60" w:type="dxa"/>
+              <w:left w:w="90" w:type="dxa"/>
+              <w:bottom w:w="60" w:type="dxa"/>
+              <w:right w:w="90" w:type="dxa"/>
+            </w:tcMar>
+          </w:tcPr>
+          <w:p>
+            <w:r>
+              <w:rPr>
+                <w:sz w:val="18"/>
+                <w:szCs w:val="18"/>
+              </w:rPr>
+              <w:t>Signed out unexpectedly</w:t>
+            </w:r>
+          </w:p>
+        </w:tc>
+        <w:tc>
+          <w:tcPr>
+            <w:tcW w:w="5944" w:type="dxa"/>
+            <w:tcBorders>
+              <w:top w:val="single" w:sz="4" w:space="0" w:color="B7C3D0"/>
+              <w:left w:val="single" w:sz="4" w:space="0" w:color="B7C3D0"/>
+              <w:bottom w:val="single" w:sz="4" w:space="0" w:color="B7C3D0"/>
+              <w:right w:val="single" w:sz="4" w:space="0" w:color="B7C3D0"/>
+            </w:tcBorders>
+            <w:tcMar>
+              <w:top w:w="60" w:type="dxa"/>
+              <w:left w:w="90" w:type="dxa"/>
+              <w:bottom w:w="60" w:type="dxa"/>
+              <w:right w:w="90" w:type="dxa"/>
+            </w:tcMar>
+          </w:tcPr>
+          <w:p>
+            <w:r>
+              <w:rPr>
+                <w:sz w:val="18"/>
+                <w:szCs w:val="18"/>
+              </w:rPr>
+              <w:t>You may have signed in elsewhere, or your password was reset. Sign in again</w:t>
             </w:r>
           </w:p>
         </w:tc>
       </w:tr>
       <w:tr>
+        <w:tblPrEx>
+          <w:tblCellMar>
+            <w:top w:w="0" w:type="dxa"/>
+            <w:bottom w:w="0" w:type="dxa"/>
+          </w:tblCellMar>
+        </w:tblPrEx>
         <w:trPr>
           <w:cantSplit/>
-          <w:tblHeader w:val="off"/>
         </w:trPr>
         <w:tc>
           <w:tcPr>
-            <w:tcW w:type="dxa" w:w="4136"/>
-            <w:tcBorders>
-              <w:top w:val="single" w:color="B7C3D0" w:sz="4"/>
-              <w:left w:val="single" w:color="B7C3D0" w:sz="4"/>
-              <w:bottom w:val="single" w:color="B7C3D0" w:sz="4"/>
-              <w:right w:val="single" w:color="B7C3D0" w:sz="4"/>
-            </w:tcBorders>
-            <w:tcMar>
-              <w:top w:type="dxa" w:w="60"/>
-              <w:left w:type="dxa" w:w="90"/>
-              <w:bottom w:type="dxa" w:w="60"/>
-              <w:right w:type="dxa" w:w="90"/>
-            </w:tcMar>
-          </w:tcPr>
-          <w:p>
-            <w:r>
-              <w:rPr>
-                <w:rFonts w:ascii="Calibri" w:cs="Calibri" w:eastAsia="Calibri" w:hAnsi="Calibri"/>
-                <w:sz w:val="18"/>
-                <w:szCs w:val="18"/>
-              </w:rPr>
-              <w:t xml:space="preserve">First page load is slow</w:t>
-            </w:r>
-          </w:p>
-        </w:tc>
-        <w:tc>
-          <w:tcPr>
-            <w:tcW w:type="dxa" w:w="5944"/>
-            <w:tcBorders>
-              <w:top w:val="single" w:color="B7C3D0" w:sz="4"/>
-              <w:left w:val="single" w:color="B7C3D0" w:sz="4"/>
-              <w:bottom w:val="single" w:color="B7C3D0" w:sz="4"/>
-              <w:right w:val="single" w:color="B7C3D0" w:sz="4"/>
-            </w:tcBorders>
-            <w:tcMar>
-              <w:top w:type="dxa" w:w="60"/>
-              <w:left w:type="dxa" w:w="90"/>
-              <w:bottom w:type="dxa" w:w="60"/>
-              <w:right w:type="dxa" w:w="90"/>
-            </w:tcMar>
-          </w:tcPr>
-          <w:p>
-            <w:r>
-              <w:rPr>
-                <w:rFonts w:ascii="Calibri" w:cs="Calibri" w:eastAsia="Calibri" w:hAnsi="Calibri"/>
-                <w:sz w:val="18"/>
-                <w:szCs w:val="18"/>
-              </w:rPr>
-              <w:t xml:space="preserve">The server may be waking up. Wait a few seconds</w:t>
+            <w:tcW w:w="4136" w:type="dxa"/>
+            <w:tcBorders>
+              <w:top w:val="single" w:sz="4" w:space="0" w:color="B7C3D0"/>
+              <w:left w:val="single" w:sz="4" w:space="0" w:color="B7C3D0"/>
+              <w:bottom w:val="single" w:sz="4" w:space="0" w:color="B7C3D0"/>
+              <w:right w:val="single" w:sz="4" w:space="0" w:color="B7C3D0"/>
+            </w:tcBorders>
+            <w:tcMar>
+              <w:top w:w="60" w:type="dxa"/>
+              <w:left w:w="90" w:type="dxa"/>
+              <w:bottom w:w="60" w:type="dxa"/>
+              <w:right w:w="90" w:type="dxa"/>
+            </w:tcMar>
+          </w:tcPr>
+          <w:p>
+            <w:r>
+              <w:rPr>
+                <w:sz w:val="18"/>
+                <w:szCs w:val="18"/>
+              </w:rPr>
+              <w:t>First page load is slow</w:t>
+            </w:r>
+          </w:p>
+        </w:tc>
+        <w:tc>
+          <w:tcPr>
+            <w:tcW w:w="5944" w:type="dxa"/>
+            <w:tcBorders>
+              <w:top w:val="single" w:sz="4" w:space="0" w:color="B7C3D0"/>
+              <w:left w:val="single" w:sz="4" w:space="0" w:color="B7C3D0"/>
+              <w:bottom w:val="single" w:sz="4" w:space="0" w:color="B7C3D0"/>
+              <w:right w:val="single" w:sz="4" w:space="0" w:color="B7C3D0"/>
+            </w:tcBorders>
+            <w:tcMar>
+              <w:top w:w="60" w:type="dxa"/>
+              <w:left w:w="90" w:type="dxa"/>
+              <w:bottom w:w="60" w:type="dxa"/>
+              <w:right w:w="90" w:type="dxa"/>
+            </w:tcMar>
+          </w:tcPr>
+          <w:p>
+            <w:r>
+              <w:rPr>
+                <w:sz w:val="18"/>
+                <w:szCs w:val="18"/>
+              </w:rPr>
+              <w:t>The server may be waking up. Wait a few seconds</w:t>
             </w:r>
           </w:p>
         </w:tc>
@@ -5414,7 +5819,7 @@
         <w:pStyle w:val="Heading2"/>
       </w:pPr>
       <w:r>
-        <w:t xml:space="preserve">6.4 Support</w:t>
+        <w:t>6.4 Support</w:t>
       </w:r>
     </w:p>
     <w:p>
@@ -5422,24 +5827,29 @@
         <w:spacing w:after="120"/>
       </w:pPr>
       <w:r>
-        <w:t xml:space="preserve">For help, contact your SourceTheVIN administrator or </w:t>
-      </w:r>
-      <w:r>
-        <w:rPr>
-          <w:rFonts w:ascii="Consolas" w:cs="Consolas" w:eastAsia="Consolas" w:hAnsi="Consolas"/>
+        <w:t xml:space="preserve">For help, contact your </w:t>
+      </w:r>
+      <w:proofErr w:type="spellStart"/>
+      <w:r>
+        <w:t>SourceTheVIN</w:t>
+      </w:r>
+      <w:proofErr w:type="spellEnd"/>
+      <w:r>
+        <w:t xml:space="preserve"> administrator or </w:t>
+      </w:r>
+      <w:r>
+        <w:rPr>
+          <w:rFonts w:ascii="Consolas" w:eastAsia="Consolas" w:hAnsi="Consolas" w:cs="Consolas"/>
           <w:color w:val="1F4E79"/>
         </w:rPr>
-        <w:t xml:space="preserve">&lt;SUPPORT_EMAIL&gt;</w:t>
-      </w:r>
-      <w:r>
-        <w:t xml:space="preserve">.</w:t>
+        <w:t>support@techcatalyst.co</w:t>
       </w:r>
     </w:p>
     <w:sectPr>
-      <w:footerReference w:type="default" r:id="rId6"/>
-      <w:pgSz w:w="12240" w:h="15840" w:orient="portrait"/>
+      <w:footerReference w:type="default" r:id="rId8"/>
+      <w:pgSz w:w="12240" w:h="15840"/>
       <w:pgMar w:top="1080" w:right="1080" w:bottom="1080" w:left="1080" w:header="708" w:footer="708" w:gutter="0"/>
-      <w:pgNumType/>
+      <w:cols w:space="720"/>
       <w:docGrid w:linePitch="360"/>
     </w:sectPr>
   </w:body>
@@ -5447,18 +5857,9 @@
 </file>
 
 <file path=word/endnotes.xml><?xml version="1.0" encoding="utf-8"?>
-<w:endnotes xmlns:wpc="http://schemas.microsoft.com/office/word/2010/wordprocessingCanvas" xmlns:mc="http://schemas.openxmlformats.org/markup-compatibility/2006" xmlns:o="urn:schemas-microsoft-com:office:office" xmlns:r="http://schemas.openxmlformats.org/officeDocument/2006/relationships" xmlns:m="http://schemas.openxmlformats.org/officeDocument/2006/math" xmlns:v="urn:schemas-microsoft-com:vml" xmlns:wp14="http://schemas.microsoft.com/office/word/2010/wordprocessingDrawing" xmlns:wp="http://schemas.openxmlformats.org/drawingml/2006/wordprocessingDrawing" xmlns:w10="urn:schemas-microsoft-com:office:word" xmlns:w="http://schemas.openxmlformats.org/wordprocessingml/2006/main" xmlns:w14="http://schemas.microsoft.com/office/word/2010/wordml" xmlns:w15="http://schemas.microsoft.com/office/word/2012/wordml" xmlns:wpg="http://schemas.microsoft.com/office/word/2010/wordprocessingGroup" xmlns:wpi="http://schemas.microsoft.com/office/word/2010/wordprocessingInk" xmlns:wne="http://schemas.microsoft.com/office/word/2006/wordml" xmlns:wps="http://schemas.microsoft.com/office/word/2010/wordprocessingShape" mc:Ignorable="w14 w15 wp14">
+<w:endnotes xmlns:wpc="http://schemas.microsoft.com/office/word/2010/wordprocessingCanvas" xmlns:cx="http://schemas.microsoft.com/office/drawing/2014/chartex" xmlns:cx1="http://schemas.microsoft.com/office/drawing/2015/9/8/chartex" xmlns:cx2="http://schemas.microsoft.com/office/drawing/2015/10/21/chartex" xmlns:cx3="http://schemas.microsoft.com/office/drawing/2016/5/9/chartex" xmlns:cx4="http://schemas.microsoft.com/office/drawing/2016/5/10/chartex" xmlns:cx5="http://schemas.microsoft.com/office/drawing/2016/5/11/chartex" xmlns:cx6="http://schemas.microsoft.com/office/drawing/2016/5/12/chartex" xmlns:cx7="http://schemas.microsoft.com/office/drawing/2016/5/13/chartex" xmlns:cx8="http://schemas.microsoft.com/office/drawing/2016/5/14/chartex" xmlns:mc="http://schemas.openxmlformats.org/markup-compatibility/2006" xmlns:m="http://schemas.openxmlformats.org/officeDocument/2006/math" xmlns:aink="http://schemas.microsoft.com/office/drawing/2016/ink" xmlns:am3d="http://schemas.microsoft.com/office/drawing/2017/model3d" xmlns:oel="http://schemas.microsoft.com/office/2019/extlst" xmlns:r="http://schemas.openxmlformats.org/officeDocument/2006/relationships" xmlns:wp14="http://schemas.microsoft.com/office/word/2010/wordprocessingDrawing" xmlns:wp="http://schemas.openxmlformats.org/drawingml/2006/wordprocessingDrawing" xmlns:wpg="http://schemas.microsoft.com/office/word/2010/wordprocessingGroup" xmlns:wpi="http://schemas.microsoft.com/office/word/2010/wordprocessingInk" xmlns:wps="http://schemas.microsoft.com/office/word/2010/wordprocessingShape" xmlns:o="urn:schemas-microsoft-com:office:office" xmlns:v="urn:schemas-microsoft-com:vml" xmlns:w10="urn:schemas-microsoft-com:office:word" xmlns:w="http://schemas.openxmlformats.org/wordprocessingml/2006/main" xmlns:w14="http://schemas.microsoft.com/office/word/2010/wordml" xmlns:w15="http://schemas.microsoft.com/office/word/2012/wordml" xmlns:w16cex="http://schemas.microsoft.com/office/word/2018/wordml/cex" xmlns:w16cid="http://schemas.microsoft.com/office/word/2016/wordml/cid" xmlns:w16="http://schemas.microsoft.com/office/word/2018/wordml" xmlns:w16sdtdh="http://schemas.microsoft.com/office/word/2020/wordml/sdtdatahash" xmlns:w16sdtfl="http://schemas.microsoft.com/office/word/2024/wordml/sdtformatlock" xmlns:w16se="http://schemas.microsoft.com/office/word/2015/wordml/symex" xmlns:w16du="http://schemas.microsoft.com/office/word/2023/wordml/word16du" xmlns:wne="http://schemas.microsoft.com/office/word/2006/wordml" mc:Ignorable="w14 w15 w16se w16cid w16 w16cex w16sdtdh w16sdtfl w16du wp14">
   <w:endnote w:type="separator" w:id="-1">
     <w:p>
-      <w:pPr>
-        <w:spacing w:after="0" w:line="240" w:lineRule="auto"/>
-      </w:pPr>
-      <w:r>
-        <w:rPr>
-          <w:rStyle w:val="EndnoteReference"/>
-        </w:rPr>
-        <w:endnoteRef/>
-      </w:r>
       <w:r>
         <w:separator/>
       </w:r>
@@ -5466,15 +5867,6 @@
   </w:endnote>
   <w:endnote w:type="continuationSeparator" w:id="0">
     <w:p>
-      <w:pPr>
-        <w:spacing w:after="0" w:line="240" w:lineRule="auto"/>
-      </w:pPr>
-      <w:r>
-        <w:rPr>
-          <w:rStyle w:val="EndnoteReference"/>
-        </w:rPr>
-        <w:endnoteRef/>
-      </w:r>
       <w:r>
         <w:continuationSeparator/>
       </w:r>
@@ -5484,18 +5876,126 @@
 </file>
 
 <file path=word/footer1.xml><?xml version="1.0" encoding="utf-8"?>
-<w:ftr xmlns:wpc="http://schemas.microsoft.com/office/word/2010/wordprocessingCanvas" xmlns:mc="http://schemas.openxmlformats.org/markup-compatibility/2006" xmlns:o="urn:schemas-microsoft-com:office:office" xmlns:r="http://schemas.openxmlformats.org/officeDocument/2006/relationships" xmlns:m="http://schemas.openxmlformats.org/officeDocument/2006/math" xmlns:v="urn:schemas-microsoft-com:vml" xmlns:wp14="http://schemas.microsoft.com/office/word/2010/wordprocessingDrawing" xmlns:wp="http://schemas.openxmlformats.org/drawingml/2006/wordprocessingDrawing" xmlns:w10="urn:schemas-microsoft-com:office:word" xmlns:w="http://schemas.openxmlformats.org/wordprocessingml/2006/main" xmlns:w14="http://schemas.microsoft.com/office/word/2010/wordml" xmlns:w15="http://schemas.microsoft.com/office/word/2012/wordml" xmlns:wpg="http://schemas.microsoft.com/office/word/2010/wordprocessingGroup" xmlns:wpi="http://schemas.microsoft.com/office/word/2010/wordprocessingInk" xmlns:wne="http://schemas.microsoft.com/office/word/2006/wordml" xmlns:wps="http://schemas.microsoft.com/office/word/2010/wordprocessingShape">
+<w:ftr xmlns:wpc="http://schemas.microsoft.com/office/word/2010/wordprocessingCanvas" xmlns:cx="http://schemas.microsoft.com/office/drawing/2014/chartex" xmlns:cx1="http://schemas.microsoft.com/office/drawing/2015/9/8/chartex" xmlns:cx2="http://schemas.microsoft.com/office/drawing/2015/10/21/chartex" xmlns:cx3="http://schemas.microsoft.com/office/drawing/2016/5/9/chartex" xmlns:cx4="http://schemas.microsoft.com/office/drawing/2016/5/10/chartex" xmlns:cx5="http://schemas.microsoft.com/office/drawing/2016/5/11/chartex" xmlns:cx6="http://schemas.microsoft.com/office/drawing/2016/5/12/chartex" xmlns:cx7="http://schemas.microsoft.com/office/drawing/2016/5/13/chartex" xmlns:cx8="http://schemas.microsoft.com/office/drawing/2016/5/14/chartex" xmlns:mc="http://schemas.openxmlformats.org/markup-compatibility/2006" xmlns:m="http://schemas.openxmlformats.org/officeDocument/2006/math" xmlns:aink="http://schemas.microsoft.com/office/drawing/2016/ink" xmlns:am3d="http://schemas.microsoft.com/office/drawing/2017/model3d" xmlns:oel="http://schemas.microsoft.com/office/2019/extlst" xmlns:r="http://schemas.openxmlformats.org/officeDocument/2006/relationships" xmlns:wp14="http://schemas.microsoft.com/office/word/2010/wordprocessingDrawing" xmlns:wp="http://schemas.openxmlformats.org/drawingml/2006/wordprocessingDrawing" xmlns:wpg="http://schemas.microsoft.com/office/word/2010/wordprocessingGroup" xmlns:wpi="http://schemas.microsoft.com/office/word/2010/wordprocessingInk" xmlns:wps="http://schemas.microsoft.com/office/word/2010/wordprocessingShape" xmlns:o="urn:schemas-microsoft-com:office:office" xmlns:v="urn:schemas-microsoft-com:vml" xmlns:w10="urn:schemas-microsoft-com:office:word" xmlns:w="http://schemas.openxmlformats.org/wordprocessingml/2006/main" xmlns:w14="http://schemas.microsoft.com/office/word/2010/wordml" xmlns:w15="http://schemas.microsoft.com/office/word/2012/wordml" xmlns:w16cex="http://schemas.microsoft.com/office/word/2018/wordml/cex" xmlns:w16cid="http://schemas.microsoft.com/office/word/2016/wordml/cid" xmlns:w16="http://schemas.microsoft.com/office/word/2018/wordml" xmlns:w16sdtdh="http://schemas.microsoft.com/office/word/2020/wordml/sdtdatahash" xmlns:w16sdtfl="http://schemas.microsoft.com/office/word/2024/wordml/sdtformatlock" xmlns:w16se="http://schemas.microsoft.com/office/word/2015/wordml/symex" xmlns:w16du="http://schemas.microsoft.com/office/word/2023/wordml/word16du" xmlns:wne="http://schemas.microsoft.com/office/word/2006/wordml" mc:Ignorable="w14 w15 w16se w16cid w16 w16cex w16sdtdh w16sdtfl w16du wp14">
   <w:p>
     <w:pPr>
-      <w:jc w:val="right"/>
+      <w:rPr>
+        <w:color w:val="666666"/>
+        <w:sz w:val="16"/>
+        <w:szCs w:val="16"/>
+      </w:rPr>
     </w:pPr>
+    <w:r>
+      <w:rPr>
+        <w:noProof/>
+        <w:color w:val="666666"/>
+        <w:sz w:val="16"/>
+        <w:szCs w:val="16"/>
+      </w:rPr>
+      <w:drawing>
+        <wp:anchor distT="0" distB="0" distL="114300" distR="114300" simplePos="0" relativeHeight="251658240" behindDoc="0" locked="0" layoutInCell="1" allowOverlap="1" wp14:anchorId="53F59357" wp14:editId="68B390D1">
+          <wp:simplePos x="0" y="0"/>
+          <wp:positionH relativeFrom="column">
+            <wp:posOffset>593725</wp:posOffset>
+          </wp:positionH>
+          <wp:positionV relativeFrom="paragraph">
+            <wp:posOffset>13123</wp:posOffset>
+          </wp:positionV>
+          <wp:extent cx="595630" cy="96520"/>
+          <wp:effectExtent l="0" t="0" r="1270" b="5080"/>
+          <wp:wrapNone/>
+          <wp:docPr id="47391762" name="Picture 1"/>
+          <wp:cNvGraphicFramePr>
+            <a:graphicFrameLocks xmlns:a="http://schemas.openxmlformats.org/drawingml/2006/main" noChangeAspect="1"/>
+          </wp:cNvGraphicFramePr>
+          <a:graphic xmlns:a="http://schemas.openxmlformats.org/drawingml/2006/main">
+            <a:graphicData uri="http://schemas.openxmlformats.org/drawingml/2006/picture">
+              <pic:pic xmlns:pic="http://schemas.openxmlformats.org/drawingml/2006/picture">
+                <pic:nvPicPr>
+                  <pic:cNvPr id="47391762" name="Picture 47391762"/>
+                  <pic:cNvPicPr/>
+                </pic:nvPicPr>
+                <pic:blipFill>
+                  <a:blip r:embed="rId1">
+                    <a:extLst>
+                      <a:ext uri="{28A0092B-C50C-407E-A947-70E740481C1C}">
+                        <a14:useLocalDpi xmlns:a14="http://schemas.microsoft.com/office/drawing/2010/main" val="0"/>
+                      </a:ext>
+                    </a:extLst>
+                  </a:blip>
+                  <a:stretch>
+                    <a:fillRect/>
+                  </a:stretch>
+                </pic:blipFill>
+                <pic:spPr>
+                  <a:xfrm>
+                    <a:off x="0" y="0"/>
+                    <a:ext cx="595630" cy="96520"/>
+                  </a:xfrm>
+                  <a:prstGeom prst="rect">
+                    <a:avLst/>
+                  </a:prstGeom>
+                </pic:spPr>
+              </pic:pic>
+            </a:graphicData>
+          </a:graphic>
+          <wp14:sizeRelH relativeFrom="page">
+            <wp14:pctWidth>0</wp14:pctWidth>
+          </wp14:sizeRelH>
+          <wp14:sizeRelV relativeFrom="page">
+            <wp14:pctHeight>0</wp14:pctHeight>
+          </wp14:sizeRelV>
+        </wp:anchor>
+      </w:drawing>
+    </w:r>
     <w:r>
       <w:rPr>
         <w:color w:val="666666"/>
         <w:sz w:val="16"/>
         <w:szCs w:val="16"/>
       </w:rPr>
-      <w:t xml:space="preserve">SourceTheVIN — User's Guide  ·  Page </w:t>
+      <w:t xml:space="preserve">Developed by  </w:t>
+    </w:r>
+  </w:p>
+  <w:p>
+    <w:pPr>
+      <w:jc w:val="right"/>
+    </w:pPr>
+    <w:proofErr w:type="spellStart"/>
+    <w:r>
+      <w:rPr>
+        <w:color w:val="666666"/>
+        <w:sz w:val="16"/>
+        <w:szCs w:val="16"/>
+      </w:rPr>
+      <w:t>SourceTheVIN</w:t>
+    </w:r>
+    <w:proofErr w:type="spellEnd"/>
+    <w:r>
+      <w:rPr>
+        <w:color w:val="666666"/>
+        <w:sz w:val="16"/>
+        <w:szCs w:val="16"/>
+      </w:rPr>
+      <w:t xml:space="preserve"> — User's </w:t>
+    </w:r>
+    <w:proofErr w:type="gramStart"/>
+    <w:r>
+      <w:rPr>
+        <w:color w:val="666666"/>
+        <w:sz w:val="16"/>
+        <w:szCs w:val="16"/>
+      </w:rPr>
+      <w:t>Guide  ·</w:t>
+    </w:r>
+    <w:proofErr w:type="gramEnd"/>
+    <w:r>
+      <w:rPr>
+        <w:color w:val="666666"/>
+        <w:sz w:val="16"/>
+        <w:szCs w:val="16"/>
+      </w:rPr>
+      <w:t xml:space="preserve">  Page </w:t>
     </w:r>
     <w:r>
       <w:rPr>
@@ -5504,8 +6004,38 @@
         <w:szCs w:val="16"/>
       </w:rPr>
       <w:fldChar w:fldCharType="begin"/>
-      <w:instrText xml:space="preserve">PAGE</w:instrText>
+    </w:r>
+    <w:r>
+      <w:rPr>
+        <w:color w:val="666666"/>
+        <w:sz w:val="16"/>
+        <w:szCs w:val="16"/>
+      </w:rPr>
+      <w:instrText>PAGE</w:instrText>
+    </w:r>
+    <w:r>
+      <w:rPr>
+        <w:color w:val="666666"/>
+        <w:sz w:val="16"/>
+        <w:szCs w:val="16"/>
+      </w:rPr>
       <w:fldChar w:fldCharType="separate"/>
+    </w:r>
+    <w:r>
+      <w:rPr>
+        <w:noProof/>
+        <w:color w:val="666666"/>
+        <w:sz w:val="16"/>
+        <w:szCs w:val="16"/>
+      </w:rPr>
+      <w:t>1</w:t>
+    </w:r>
+    <w:r>
+      <w:rPr>
+        <w:color w:val="666666"/>
+        <w:sz w:val="16"/>
+        <w:szCs w:val="16"/>
+      </w:rPr>
       <w:fldChar w:fldCharType="end"/>
     </w:r>
   </w:p>
@@ -5513,18 +6043,9 @@
 </file>
 
 <file path=word/footnotes.xml><?xml version="1.0" encoding="utf-8"?>
-<w:footnotes xmlns:wpc="http://schemas.microsoft.com/office/word/2010/wordprocessingCanvas" xmlns:mc="http://schemas.openxmlformats.org/markup-compatibility/2006" xmlns:o="urn:schemas-microsoft-com:office:office" xmlns:r="http://schemas.openxmlformats.org/officeDocument/2006/relationships" xmlns:m="http://schemas.openxmlformats.org/officeDocument/2006/math" xmlns:v="urn:schemas-microsoft-com:vml" xmlns:wp14="http://schemas.microsoft.com/office/word/2010/wordprocessingDrawing" xmlns:wp="http://schemas.openxmlformats.org/drawingml/2006/wordprocessingDrawing" xmlns:w10="urn:schemas-microsoft-com:office:word" xmlns:w="http://schemas.openxmlformats.org/wordprocessingml/2006/main" xmlns:w14="http://schemas.microsoft.com/office/word/2010/wordml" xmlns:w15="http://schemas.microsoft.com/office/word/2012/wordml" xmlns:wpg="http://schemas.microsoft.com/office/word/2010/wordprocessingGroup" xmlns:wpi="http://schemas.microsoft.com/office/word/2010/wordprocessingInk" xmlns:wne="http://schemas.microsoft.com/office/word/2006/wordml" xmlns:wps="http://schemas.microsoft.com/office/word/2010/wordprocessingShape" mc:Ignorable="w14 w15 wp14">
+<w:footnotes xmlns:wpc="http://schemas.microsoft.com/office/word/2010/wordprocessingCanvas" xmlns:cx="http://schemas.microsoft.com/office/drawing/2014/chartex" xmlns:cx1="http://schemas.microsoft.com/office/drawing/2015/9/8/chartex" xmlns:cx2="http://schemas.microsoft.com/office/drawing/2015/10/21/chartex" xmlns:cx3="http://schemas.microsoft.com/office/drawing/2016/5/9/chartex" xmlns:cx4="http://schemas.microsoft.com/office/drawing/2016/5/10/chartex" xmlns:cx5="http://schemas.microsoft.com/office/drawing/2016/5/11/chartex" xmlns:cx6="http://schemas.microsoft.com/office/drawing/2016/5/12/chartex" xmlns:cx7="http://schemas.microsoft.com/office/drawing/2016/5/13/chartex" xmlns:cx8="http://schemas.microsoft.com/office/drawing/2016/5/14/chartex" xmlns:mc="http://schemas.openxmlformats.org/markup-compatibility/2006" xmlns:m="http://schemas.openxmlformats.org/officeDocument/2006/math" xmlns:aink="http://schemas.microsoft.com/office/drawing/2016/ink" xmlns:am3d="http://schemas.microsoft.com/office/drawing/2017/model3d" xmlns:oel="http://schemas.microsoft.com/office/2019/extlst" xmlns:r="http://schemas.openxmlformats.org/officeDocument/2006/relationships" xmlns:wp14="http://schemas.microsoft.com/office/word/2010/wordprocessingDrawing" xmlns:wp="http://schemas.openxmlformats.org/drawingml/2006/wordprocessingDrawing" xmlns:wpg="http://schemas.microsoft.com/office/word/2010/wordprocessingGroup" xmlns:wpi="http://schemas.microsoft.com/office/word/2010/wordprocessingInk" xmlns:wps="http://schemas.microsoft.com/office/word/2010/wordprocessingShape" xmlns:o="urn:schemas-microsoft-com:office:office" xmlns:v="urn:schemas-microsoft-com:vml" xmlns:w10="urn:schemas-microsoft-com:office:word" xmlns:w="http://schemas.openxmlformats.org/wordprocessingml/2006/main" xmlns:w14="http://schemas.microsoft.com/office/word/2010/wordml" xmlns:w15="http://schemas.microsoft.com/office/word/2012/wordml" xmlns:w16cex="http://schemas.microsoft.com/office/word/2018/wordml/cex" xmlns:w16cid="http://schemas.microsoft.com/office/word/2016/wordml/cid" xmlns:w16="http://schemas.microsoft.com/office/word/2018/wordml" xmlns:w16sdtdh="http://schemas.microsoft.com/office/word/2020/wordml/sdtdatahash" xmlns:w16sdtfl="http://schemas.microsoft.com/office/word/2024/wordml/sdtformatlock" xmlns:w16se="http://schemas.microsoft.com/office/word/2015/wordml/symex" xmlns:w16du="http://schemas.microsoft.com/office/word/2023/wordml/word16du" xmlns:wne="http://schemas.microsoft.com/office/word/2006/wordml" mc:Ignorable="w14 w15 w16se w16cid w16 w16cex w16sdtdh w16sdtfl w16du wp14">
   <w:footnote w:type="separator" w:id="-1">
     <w:p>
-      <w:pPr>
-        <w:spacing w:after="0" w:line="240" w:lineRule="auto"/>
-      </w:pPr>
-      <w:r>
-        <w:rPr>
-          <w:rStyle w:val="FootnoteReference"/>
-        </w:rPr>
-        <w:footnoteRef/>
-      </w:r>
       <w:r>
         <w:separator/>
       </w:r>
@@ -5532,15 +6053,6 @@
   </w:footnote>
   <w:footnote w:type="continuationSeparator" w:id="0">
     <w:p>
-      <w:pPr>
-        <w:spacing w:after="0" w:line="240" w:lineRule="auto"/>
-      </w:pPr>
-      <w:r>
-        <w:rPr>
-          <w:rStyle w:val="FootnoteReference"/>
-        </w:rPr>
-        <w:footnoteRef/>
-      </w:r>
       <w:r>
         <w:continuationSeparator/>
       </w:r>
@@ -5550,10 +6062,282 @@
 </file>
 
 <file path=word/numbering.xml><?xml version="1.0" encoding="utf-8"?>
-<w:numbering xmlns:wpc="http://schemas.microsoft.com/office/word/2010/wordprocessingCanvas" xmlns:mc="http://schemas.openxmlformats.org/markup-compatibility/2006" xmlns:o="urn:schemas-microsoft-com:office:office" xmlns:r="http://schemas.openxmlformats.org/officeDocument/2006/relationships" xmlns:m="http://schemas.openxmlformats.org/officeDocument/2006/math" xmlns:v="urn:schemas-microsoft-com:vml" xmlns:wp14="http://schemas.microsoft.com/office/word/2010/wordprocessingDrawing" xmlns:wp="http://schemas.openxmlformats.org/drawingml/2006/wordprocessingDrawing" xmlns:w10="urn:schemas-microsoft-com:office:word" xmlns:w="http://schemas.openxmlformats.org/wordprocessingml/2006/main" xmlns:w14="http://schemas.microsoft.com/office/word/2010/wordml" xmlns:w15="http://schemas.microsoft.com/office/word/2012/wordml" xmlns:wpg="http://schemas.microsoft.com/office/word/2010/wordprocessingGroup" xmlns:wpi="http://schemas.microsoft.com/office/word/2010/wordprocessingInk" xmlns:wne="http://schemas.microsoft.com/office/word/2006/wordml" xmlns:wps="http://schemas.microsoft.com/office/word/2010/wordprocessingShape" mc:Ignorable="w14 w15 wp14">
+<w:numbering xmlns:wpc="http://schemas.microsoft.com/office/word/2010/wordprocessingCanvas" xmlns:cx="http://schemas.microsoft.com/office/drawing/2014/chartex" xmlns:cx1="http://schemas.microsoft.com/office/drawing/2015/9/8/chartex" xmlns:cx2="http://schemas.microsoft.com/office/drawing/2015/10/21/chartex" xmlns:cx3="http://schemas.microsoft.com/office/drawing/2016/5/9/chartex" xmlns:cx4="http://schemas.microsoft.com/office/drawing/2016/5/10/chartex" xmlns:cx5="http://schemas.microsoft.com/office/drawing/2016/5/11/chartex" xmlns:cx6="http://schemas.microsoft.com/office/drawing/2016/5/12/chartex" xmlns:cx7="http://schemas.microsoft.com/office/drawing/2016/5/13/chartex" xmlns:cx8="http://schemas.microsoft.com/office/drawing/2016/5/14/chartex" xmlns:mc="http://schemas.openxmlformats.org/markup-compatibility/2006" xmlns:m="http://schemas.openxmlformats.org/officeDocument/2006/math" xmlns:aink="http://schemas.microsoft.com/office/drawing/2016/ink" xmlns:am3d="http://schemas.microsoft.com/office/drawing/2017/model3d" xmlns:oel="http://schemas.microsoft.com/office/2019/extlst" xmlns:r="http://schemas.openxmlformats.org/officeDocument/2006/relationships" xmlns:wp14="http://schemas.microsoft.com/office/word/2010/wordprocessingDrawing" xmlns:wp="http://schemas.openxmlformats.org/drawingml/2006/wordprocessingDrawing" xmlns:wpg="http://schemas.microsoft.com/office/word/2010/wordprocessingGroup" xmlns:wpi="http://schemas.microsoft.com/office/word/2010/wordprocessingInk" xmlns:wps="http://schemas.microsoft.com/office/word/2010/wordprocessingShape" xmlns:o="urn:schemas-microsoft-com:office:office" xmlns:v="urn:schemas-microsoft-com:vml" xmlns:w10="urn:schemas-microsoft-com:office:word" xmlns:w="http://schemas.openxmlformats.org/wordprocessingml/2006/main" xmlns:w14="http://schemas.microsoft.com/office/word/2010/wordml" xmlns:w15="http://schemas.microsoft.com/office/word/2012/wordml" xmlns:w16cex="http://schemas.microsoft.com/office/word/2018/wordml/cex" xmlns:w16cid="http://schemas.microsoft.com/office/word/2016/wordml/cid" xmlns:w16="http://schemas.microsoft.com/office/word/2018/wordml" xmlns:w16sdtdh="http://schemas.microsoft.com/office/word/2020/wordml/sdtdatahash" xmlns:w16sdtfl="http://schemas.microsoft.com/office/word/2024/wordml/sdtformatlock" xmlns:w16se="http://schemas.microsoft.com/office/word/2015/wordml/symex" xmlns:w16du="http://schemas.microsoft.com/office/word/2023/wordml/word16du" xmlns:wne="http://schemas.microsoft.com/office/word/2006/wordml" mc:Ignorable="w14 w15 w16se w16cid w16 w16cex w16sdtdh w16sdtfl w16du wp14">
+  <w:abstractNum w:abstractNumId="0" w15:restartNumberingAfterBreak="0">
+    <w:nsid w:val="0C9A1E61"/>
+    <w:multiLevelType w:val="hybridMultilevel"/>
+    <w:tmpl w:val="50147620"/>
+    <w:lvl w:ilvl="0" w:tplc="163EC77A">
+      <w:start w:val="1"/>
+      <w:numFmt w:val="decimal"/>
+      <w:lvlText w:val="%1."/>
+      <w:lvlJc w:val="left"/>
+      <w:pPr>
+        <w:ind w:left="540" w:hanging="270"/>
+      </w:pPr>
+    </w:lvl>
+    <w:lvl w:ilvl="1" w:tplc="1E16B8CA">
+      <w:numFmt w:val="decimal"/>
+      <w:lvlText w:val=""/>
+      <w:lvlJc w:val="left"/>
+    </w:lvl>
+    <w:lvl w:ilvl="2" w:tplc="A4E68C82">
+      <w:numFmt w:val="decimal"/>
+      <w:lvlText w:val=""/>
+      <w:lvlJc w:val="left"/>
+    </w:lvl>
+    <w:lvl w:ilvl="3" w:tplc="D6BA1C98">
+      <w:numFmt w:val="decimal"/>
+      <w:lvlText w:val=""/>
+      <w:lvlJc w:val="left"/>
+    </w:lvl>
+    <w:lvl w:ilvl="4" w:tplc="58FE6C70">
+      <w:numFmt w:val="decimal"/>
+      <w:lvlText w:val=""/>
+      <w:lvlJc w:val="left"/>
+    </w:lvl>
+    <w:lvl w:ilvl="5" w:tplc="653AD6AC">
+      <w:numFmt w:val="decimal"/>
+      <w:lvlText w:val=""/>
+      <w:lvlJc w:val="left"/>
+    </w:lvl>
+    <w:lvl w:ilvl="6" w:tplc="222C5D68">
+      <w:numFmt w:val="decimal"/>
+      <w:lvlText w:val=""/>
+      <w:lvlJc w:val="left"/>
+    </w:lvl>
+    <w:lvl w:ilvl="7" w:tplc="DD209CC8">
+      <w:numFmt w:val="decimal"/>
+      <w:lvlText w:val=""/>
+      <w:lvlJc w:val="left"/>
+    </w:lvl>
+    <w:lvl w:ilvl="8" w:tplc="302A0960">
+      <w:numFmt w:val="decimal"/>
+      <w:lvlText w:val=""/>
+      <w:lvlJc w:val="left"/>
+    </w:lvl>
+  </w:abstractNum>
   <w:abstractNum w:abstractNumId="1" w15:restartNumberingAfterBreak="0">
+    <w:nsid w:val="172B066D"/>
     <w:multiLevelType w:val="hybridMultilevel"/>
-    <w:lvl w:ilvl="0" w:tentative="1">
+    <w:tmpl w:val="7DF23172"/>
+    <w:lvl w:ilvl="0" w:tplc="64406F62">
+      <w:start w:val="1"/>
+      <w:numFmt w:val="decimal"/>
+      <w:lvlText w:val="%1."/>
+      <w:lvlJc w:val="left"/>
+      <w:pPr>
+        <w:ind w:left="540" w:hanging="270"/>
+      </w:pPr>
+    </w:lvl>
+    <w:lvl w:ilvl="1" w:tplc="639483B0">
+      <w:numFmt w:val="decimal"/>
+      <w:lvlText w:val=""/>
+      <w:lvlJc w:val="left"/>
+    </w:lvl>
+    <w:lvl w:ilvl="2" w:tplc="6160218A">
+      <w:numFmt w:val="decimal"/>
+      <w:lvlText w:val=""/>
+      <w:lvlJc w:val="left"/>
+    </w:lvl>
+    <w:lvl w:ilvl="3" w:tplc="05527EDE">
+      <w:numFmt w:val="decimal"/>
+      <w:lvlText w:val=""/>
+      <w:lvlJc w:val="left"/>
+    </w:lvl>
+    <w:lvl w:ilvl="4" w:tplc="8A1A7F28">
+      <w:numFmt w:val="decimal"/>
+      <w:lvlText w:val=""/>
+      <w:lvlJc w:val="left"/>
+    </w:lvl>
+    <w:lvl w:ilvl="5" w:tplc="BFB63498">
+      <w:numFmt w:val="decimal"/>
+      <w:lvlText w:val=""/>
+      <w:lvlJc w:val="left"/>
+    </w:lvl>
+    <w:lvl w:ilvl="6" w:tplc="FCC01364">
+      <w:numFmt w:val="decimal"/>
+      <w:lvlText w:val=""/>
+      <w:lvlJc w:val="left"/>
+    </w:lvl>
+    <w:lvl w:ilvl="7" w:tplc="49B4EFEE">
+      <w:numFmt w:val="decimal"/>
+      <w:lvlText w:val=""/>
+      <w:lvlJc w:val="left"/>
+    </w:lvl>
+    <w:lvl w:ilvl="8" w:tplc="08005506">
+      <w:numFmt w:val="decimal"/>
+      <w:lvlText w:val=""/>
+      <w:lvlJc w:val="left"/>
+    </w:lvl>
+  </w:abstractNum>
+  <w:abstractNum w:abstractNumId="2" w15:restartNumberingAfterBreak="0">
+    <w:nsid w:val="25DA6145"/>
+    <w:multiLevelType w:val="hybridMultilevel"/>
+    <w:tmpl w:val="C0C4D302"/>
+    <w:lvl w:ilvl="0" w:tplc="A8F40764">
+      <w:start w:val="1"/>
+      <w:numFmt w:val="decimal"/>
+      <w:lvlText w:val="%1."/>
+      <w:lvlJc w:val="left"/>
+      <w:pPr>
+        <w:ind w:left="540" w:hanging="270"/>
+      </w:pPr>
+    </w:lvl>
+    <w:lvl w:ilvl="1" w:tplc="FC280E18">
+      <w:numFmt w:val="decimal"/>
+      <w:lvlText w:val=""/>
+      <w:lvlJc w:val="left"/>
+    </w:lvl>
+    <w:lvl w:ilvl="2" w:tplc="099025E4">
+      <w:numFmt w:val="decimal"/>
+      <w:lvlText w:val=""/>
+      <w:lvlJc w:val="left"/>
+    </w:lvl>
+    <w:lvl w:ilvl="3" w:tplc="1EBC9A98">
+      <w:numFmt w:val="decimal"/>
+      <w:lvlText w:val=""/>
+      <w:lvlJc w:val="left"/>
+    </w:lvl>
+    <w:lvl w:ilvl="4" w:tplc="62B0523E">
+      <w:numFmt w:val="decimal"/>
+      <w:lvlText w:val=""/>
+      <w:lvlJc w:val="left"/>
+    </w:lvl>
+    <w:lvl w:ilvl="5" w:tplc="89923576">
+      <w:numFmt w:val="decimal"/>
+      <w:lvlText w:val=""/>
+      <w:lvlJc w:val="left"/>
+    </w:lvl>
+    <w:lvl w:ilvl="6" w:tplc="603683E2">
+      <w:numFmt w:val="decimal"/>
+      <w:lvlText w:val=""/>
+      <w:lvlJc w:val="left"/>
+    </w:lvl>
+    <w:lvl w:ilvl="7" w:tplc="DB7CC57E">
+      <w:numFmt w:val="decimal"/>
+      <w:lvlText w:val=""/>
+      <w:lvlJc w:val="left"/>
+    </w:lvl>
+    <w:lvl w:ilvl="8" w:tplc="1F8EDECA">
+      <w:numFmt w:val="decimal"/>
+      <w:lvlText w:val=""/>
+      <w:lvlJc w:val="left"/>
+    </w:lvl>
+  </w:abstractNum>
+  <w:abstractNum w:abstractNumId="3" w15:restartNumberingAfterBreak="0">
+    <w:nsid w:val="264A2EF5"/>
+    <w:multiLevelType w:val="hybridMultilevel"/>
+    <w:tmpl w:val="410257EC"/>
+    <w:lvl w:ilvl="0" w:tplc="662AED16">
+      <w:start w:val="1"/>
+      <w:numFmt w:val="decimal"/>
+      <w:lvlText w:val="%1."/>
+      <w:lvlJc w:val="left"/>
+      <w:pPr>
+        <w:ind w:left="540" w:hanging="270"/>
+      </w:pPr>
+    </w:lvl>
+    <w:lvl w:ilvl="1" w:tplc="F1D2934E">
+      <w:numFmt w:val="decimal"/>
+      <w:lvlText w:val=""/>
+      <w:lvlJc w:val="left"/>
+    </w:lvl>
+    <w:lvl w:ilvl="2" w:tplc="AC44245E">
+      <w:numFmt w:val="decimal"/>
+      <w:lvlText w:val=""/>
+      <w:lvlJc w:val="left"/>
+    </w:lvl>
+    <w:lvl w:ilvl="3" w:tplc="87207144">
+      <w:numFmt w:val="decimal"/>
+      <w:lvlText w:val=""/>
+      <w:lvlJc w:val="left"/>
+    </w:lvl>
+    <w:lvl w:ilvl="4" w:tplc="C43CA8B4">
+      <w:numFmt w:val="decimal"/>
+      <w:lvlText w:val=""/>
+      <w:lvlJc w:val="left"/>
+    </w:lvl>
+    <w:lvl w:ilvl="5" w:tplc="86C00F66">
+      <w:numFmt w:val="decimal"/>
+      <w:lvlText w:val=""/>
+      <w:lvlJc w:val="left"/>
+    </w:lvl>
+    <w:lvl w:ilvl="6" w:tplc="33D283E8">
+      <w:numFmt w:val="decimal"/>
+      <w:lvlText w:val=""/>
+      <w:lvlJc w:val="left"/>
+    </w:lvl>
+    <w:lvl w:ilvl="7" w:tplc="F9664BFE">
+      <w:numFmt w:val="decimal"/>
+      <w:lvlText w:val=""/>
+      <w:lvlJc w:val="left"/>
+    </w:lvl>
+    <w:lvl w:ilvl="8" w:tplc="D0F4C3DA">
+      <w:numFmt w:val="decimal"/>
+      <w:lvlText w:val=""/>
+      <w:lvlJc w:val="left"/>
+    </w:lvl>
+  </w:abstractNum>
+  <w:abstractNum w:abstractNumId="4" w15:restartNumberingAfterBreak="0">
+    <w:nsid w:val="3E270BFD"/>
+    <w:multiLevelType w:val="hybridMultilevel"/>
+    <w:tmpl w:val="4AC6DD12"/>
+    <w:lvl w:ilvl="0" w:tplc="A1769466">
+      <w:start w:val="1"/>
+      <w:numFmt w:val="decimal"/>
+      <w:lvlText w:val="%1."/>
+      <w:lvlJc w:val="left"/>
+      <w:pPr>
+        <w:ind w:left="540" w:hanging="270"/>
+      </w:pPr>
+    </w:lvl>
+    <w:lvl w:ilvl="1" w:tplc="811ED882">
+      <w:numFmt w:val="decimal"/>
+      <w:lvlText w:val=""/>
+      <w:lvlJc w:val="left"/>
+    </w:lvl>
+    <w:lvl w:ilvl="2" w:tplc="B218D338">
+      <w:numFmt w:val="decimal"/>
+      <w:lvlText w:val=""/>
+      <w:lvlJc w:val="left"/>
+    </w:lvl>
+    <w:lvl w:ilvl="3" w:tplc="C256176A">
+      <w:numFmt w:val="decimal"/>
+      <w:lvlText w:val=""/>
+      <w:lvlJc w:val="left"/>
+    </w:lvl>
+    <w:lvl w:ilvl="4" w:tplc="8A520D60">
+      <w:numFmt w:val="decimal"/>
+      <w:lvlText w:val=""/>
+      <w:lvlJc w:val="left"/>
+    </w:lvl>
+    <w:lvl w:ilvl="5" w:tplc="801E9B20">
+      <w:numFmt w:val="decimal"/>
+      <w:lvlText w:val=""/>
+      <w:lvlJc w:val="left"/>
+    </w:lvl>
+    <w:lvl w:ilvl="6" w:tplc="ADB6A68E">
+      <w:numFmt w:val="decimal"/>
+      <w:lvlText w:val=""/>
+      <w:lvlJc w:val="left"/>
+    </w:lvl>
+    <w:lvl w:ilvl="7" w:tplc="342A85FC">
+      <w:numFmt w:val="decimal"/>
+      <w:lvlText w:val=""/>
+      <w:lvlJc w:val="left"/>
+    </w:lvl>
+    <w:lvl w:ilvl="8" w:tplc="ABF678D6">
+      <w:numFmt w:val="decimal"/>
+      <w:lvlText w:val=""/>
+      <w:lvlJc w:val="left"/>
+    </w:lvl>
+  </w:abstractNum>
+  <w:abstractNum w:abstractNumId="5" w15:restartNumberingAfterBreak="0">
+    <w:nsid w:val="4D1E3645"/>
+    <w:multiLevelType w:val="hybridMultilevel"/>
+    <w:tmpl w:val="44D862A0"/>
+    <w:lvl w:ilvl="0" w:tplc="FB241C1E" w:tentative="1">
       <w:start w:val="1"/>
       <w:numFmt w:val="bullet"/>
       <w:lvlText w:val="●"/>
@@ -5562,7 +6346,7 @@
         <w:ind w:left="720" w:hanging="360"/>
       </w:pPr>
     </w:lvl>
-    <w:lvl w:ilvl="1" w:tentative="1">
+    <w:lvl w:ilvl="1" w:tplc="15C6B7BC" w:tentative="1">
       <w:start w:val="1"/>
       <w:numFmt w:val="bullet"/>
       <w:lvlText w:val="○"/>
@@ -5571,7 +6355,7 @@
         <w:ind w:left="1440" w:hanging="360"/>
       </w:pPr>
     </w:lvl>
-    <w:lvl w:ilvl="2" w:tentative="1">
+    <w:lvl w:ilvl="2" w:tplc="4358DA3A" w:tentative="1">
       <w:start w:val="1"/>
       <w:numFmt w:val="bullet"/>
       <w:lvlText w:val="■"/>
@@ -5580,7 +6364,7 @@
         <w:ind w:left="2160" w:hanging="360"/>
       </w:pPr>
     </w:lvl>
-    <w:lvl w:ilvl="3" w:tentative="1">
+    <w:lvl w:ilvl="3" w:tplc="74C62D5C" w:tentative="1">
       <w:start w:val="1"/>
       <w:numFmt w:val="bullet"/>
       <w:lvlText w:val="●"/>
@@ -5589,7 +6373,7 @@
         <w:ind w:left="2880" w:hanging="360"/>
       </w:pPr>
     </w:lvl>
-    <w:lvl w:ilvl="4" w:tentative="1">
+    <w:lvl w:ilvl="4" w:tplc="A01E3BF0" w:tentative="1">
       <w:start w:val="1"/>
       <w:numFmt w:val="bullet"/>
       <w:lvlText w:val="○"/>
@@ -5598,7 +6382,7 @@
         <w:ind w:left="3600" w:hanging="360"/>
       </w:pPr>
     </w:lvl>
-    <w:lvl w:ilvl="5" w:tentative="1">
+    <w:lvl w:ilvl="5" w:tplc="E16A2980" w:tentative="1">
       <w:start w:val="1"/>
       <w:numFmt w:val="bullet"/>
       <w:lvlText w:val="■"/>
@@ -5607,7 +6391,7 @@
         <w:ind w:left="4320" w:hanging="360"/>
       </w:pPr>
     </w:lvl>
-    <w:lvl w:ilvl="6" w:tentative="1">
+    <w:lvl w:ilvl="6" w:tplc="6F822C6E" w:tentative="1">
       <w:start w:val="1"/>
       <w:numFmt w:val="bullet"/>
       <w:lvlText w:val="●"/>
@@ -5616,7 +6400,7 @@
         <w:ind w:left="5040" w:hanging="360"/>
       </w:pPr>
     </w:lvl>
-    <w:lvl w:ilvl="7" w:tentative="1">
+    <w:lvl w:ilvl="7" w:tplc="BBFA069E" w:tentative="1">
       <w:start w:val="1"/>
       <w:numFmt w:val="bullet"/>
       <w:lvlText w:val="●"/>
@@ -5625,7 +6409,7 @@
         <w:ind w:left="5760" w:hanging="360"/>
       </w:pPr>
     </w:lvl>
-    <w:lvl w:ilvl="8" w:tentative="1">
+    <w:lvl w:ilvl="8" w:tplc="5B88C588" w:tentative="1">
       <w:start w:val="1"/>
       <w:numFmt w:val="bullet"/>
       <w:lvlText w:val="●"/>
@@ -5635,9 +6419,65 @@
       </w:pPr>
     </w:lvl>
   </w:abstractNum>
-  <w:abstractNum w:abstractNumId="2" w15:restartNumberingAfterBreak="0">
+  <w:abstractNum w:abstractNumId="6" w15:restartNumberingAfterBreak="0">
+    <w:nsid w:val="4F721763"/>
     <w:multiLevelType w:val="hybridMultilevel"/>
-    <w:lvl w:ilvl="0" w:tentative="1">
+    <w:tmpl w:val="A9B66096"/>
+    <w:lvl w:ilvl="0" w:tplc="F5DEF344">
+      <w:start w:val="1"/>
+      <w:numFmt w:val="decimal"/>
+      <w:lvlText w:val="%1."/>
+      <w:lvlJc w:val="left"/>
+      <w:pPr>
+        <w:ind w:left="540" w:hanging="270"/>
+      </w:pPr>
+    </w:lvl>
+    <w:lvl w:ilvl="1" w:tplc="01F688E4">
+      <w:numFmt w:val="decimal"/>
+      <w:lvlText w:val=""/>
+      <w:lvlJc w:val="left"/>
+    </w:lvl>
+    <w:lvl w:ilvl="2" w:tplc="FA30AFF0">
+      <w:numFmt w:val="decimal"/>
+      <w:lvlText w:val=""/>
+      <w:lvlJc w:val="left"/>
+    </w:lvl>
+    <w:lvl w:ilvl="3" w:tplc="F76C7002">
+      <w:numFmt w:val="decimal"/>
+      <w:lvlText w:val=""/>
+      <w:lvlJc w:val="left"/>
+    </w:lvl>
+    <w:lvl w:ilvl="4" w:tplc="6A301324">
+      <w:numFmt w:val="decimal"/>
+      <w:lvlText w:val=""/>
+      <w:lvlJc w:val="left"/>
+    </w:lvl>
+    <w:lvl w:ilvl="5" w:tplc="97366922">
+      <w:numFmt w:val="decimal"/>
+      <w:lvlText w:val=""/>
+      <w:lvlJc w:val="left"/>
+    </w:lvl>
+    <w:lvl w:ilvl="6" w:tplc="9C725634">
+      <w:numFmt w:val="decimal"/>
+      <w:lvlText w:val=""/>
+      <w:lvlJc w:val="left"/>
+    </w:lvl>
+    <w:lvl w:ilvl="7" w:tplc="739203E0">
+      <w:numFmt w:val="decimal"/>
+      <w:lvlText w:val=""/>
+      <w:lvlJc w:val="left"/>
+    </w:lvl>
+    <w:lvl w:ilvl="8" w:tplc="E37E1A50">
+      <w:numFmt w:val="decimal"/>
+      <w:lvlText w:val=""/>
+      <w:lvlJc w:val="left"/>
+    </w:lvl>
+  </w:abstractNum>
+  <w:abstractNum w:abstractNumId="7" w15:restartNumberingAfterBreak="0">
+    <w:nsid w:val="697155A7"/>
+    <w:multiLevelType w:val="hybridMultilevel"/>
+    <w:tmpl w:val="3EBC4676"/>
+    <w:lvl w:ilvl="0" w:tplc="735AE540">
       <w:start w:val="1"/>
       <w:numFmt w:val="bullet"/>
       <w:lvlText w:val="•"/>
@@ -5646,7 +6486,7 @@
         <w:ind w:left="540" w:hanging="270"/>
       </w:pPr>
     </w:lvl>
-    <w:lvl w:ilvl="1" w:tentative="1">
+    <w:lvl w:ilvl="1" w:tplc="507042B4" w:tentative="1">
       <w:start w:val="1"/>
       <w:numFmt w:val="bullet"/>
       <w:lvlText w:val="◦"/>
@@ -5655,70 +6495,47 @@
         <w:ind w:left="1080" w:hanging="270"/>
       </w:pPr>
     </w:lvl>
-  </w:abstractNum>
-  <w:abstractNum w:abstractNumId="3" w15:restartNumberingAfterBreak="0">
-    <w:multiLevelType w:val="hybridMultilevel"/>
-    <w:lvl w:ilvl="0" w:tentative="1">
-      <w:start w:val="1"/>
-      <w:numFmt w:val="decimal"/>
-      <w:lvlText w:val="%1."/>
-      <w:lvlJc w:val="left"/>
-      <w:pPr>
-        <w:ind w:left="540" w:hanging="270"/>
-      </w:pPr>
-    </w:lvl>
-  </w:abstractNum>
-  <w:abstractNum w:abstractNumId="4" w15:restartNumberingAfterBreak="0">
-    <w:multiLevelType w:val="hybridMultilevel"/>
-    <w:lvl w:ilvl="0" w:tentative="1">
-      <w:start w:val="1"/>
-      <w:numFmt w:val="decimal"/>
-      <w:lvlText w:val="%1."/>
-      <w:lvlJc w:val="left"/>
-      <w:pPr>
-        <w:ind w:left="540" w:hanging="270"/>
-      </w:pPr>
-    </w:lvl>
-  </w:abstractNum>
-  <w:abstractNum w:abstractNumId="5" w15:restartNumberingAfterBreak="0">
-    <w:multiLevelType w:val="hybridMultilevel"/>
-    <w:lvl w:ilvl="0" w:tentative="1">
-      <w:start w:val="1"/>
-      <w:numFmt w:val="decimal"/>
-      <w:lvlText w:val="%1."/>
-      <w:lvlJc w:val="left"/>
-      <w:pPr>
-        <w:ind w:left="540" w:hanging="270"/>
-      </w:pPr>
-    </w:lvl>
-  </w:abstractNum>
-  <w:abstractNum w:abstractNumId="6" w15:restartNumberingAfterBreak="0">
-    <w:multiLevelType w:val="hybridMultilevel"/>
-    <w:lvl w:ilvl="0" w:tentative="1">
-      <w:start w:val="1"/>
-      <w:numFmt w:val="decimal"/>
-      <w:lvlText w:val="%1."/>
-      <w:lvlJc w:val="left"/>
-      <w:pPr>
-        <w:ind w:left="540" w:hanging="270"/>
-      </w:pPr>
-    </w:lvl>
-  </w:abstractNum>
-  <w:abstractNum w:abstractNumId="7" w15:restartNumberingAfterBreak="0">
-    <w:multiLevelType w:val="hybridMultilevel"/>
-    <w:lvl w:ilvl="0" w:tentative="1">
-      <w:start w:val="1"/>
-      <w:numFmt w:val="decimal"/>
-      <w:lvlText w:val="%1."/>
-      <w:lvlJc w:val="left"/>
-      <w:pPr>
-        <w:ind w:left="540" w:hanging="270"/>
-      </w:pPr>
+    <w:lvl w:ilvl="2" w:tplc="3F867128">
+      <w:numFmt w:val="decimal"/>
+      <w:lvlText w:val=""/>
+      <w:lvlJc w:val="left"/>
+    </w:lvl>
+    <w:lvl w:ilvl="3" w:tplc="AE36CB92">
+      <w:numFmt w:val="decimal"/>
+      <w:lvlText w:val=""/>
+      <w:lvlJc w:val="left"/>
+    </w:lvl>
+    <w:lvl w:ilvl="4" w:tplc="48566CB0">
+      <w:numFmt w:val="decimal"/>
+      <w:lvlText w:val=""/>
+      <w:lvlJc w:val="left"/>
+    </w:lvl>
+    <w:lvl w:ilvl="5" w:tplc="16423EE8">
+      <w:numFmt w:val="decimal"/>
+      <w:lvlText w:val=""/>
+      <w:lvlJc w:val="left"/>
+    </w:lvl>
+    <w:lvl w:ilvl="6" w:tplc="DE38A492">
+      <w:numFmt w:val="decimal"/>
+      <w:lvlText w:val=""/>
+      <w:lvlJc w:val="left"/>
+    </w:lvl>
+    <w:lvl w:ilvl="7" w:tplc="FC20E8A8">
+      <w:numFmt w:val="decimal"/>
+      <w:lvlText w:val=""/>
+      <w:lvlJc w:val="left"/>
+    </w:lvl>
+    <w:lvl w:ilvl="8" w:tplc="0358AE78">
+      <w:numFmt w:val="decimal"/>
+      <w:lvlText w:val=""/>
+      <w:lvlJc w:val="left"/>
     </w:lvl>
   </w:abstractNum>
   <w:abstractNum w:abstractNumId="8" w15:restartNumberingAfterBreak="0">
+    <w:nsid w:val="6F903FD4"/>
     <w:multiLevelType w:val="hybridMultilevel"/>
-    <w:lvl w:ilvl="0" w:tentative="1">
+    <w:tmpl w:val="B4FA4C3A"/>
+    <w:lvl w:ilvl="0" w:tplc="A686CB92">
       <w:start w:val="1"/>
       <w:numFmt w:val="decimal"/>
       <w:lvlText w:val="%1."/>
@@ -5726,11 +6543,53 @@
       <w:pPr>
         <w:ind w:left="540" w:hanging="270"/>
       </w:pPr>
+    </w:lvl>
+    <w:lvl w:ilvl="1" w:tplc="3D0C899C">
+      <w:numFmt w:val="decimal"/>
+      <w:lvlText w:val=""/>
+      <w:lvlJc w:val="left"/>
+    </w:lvl>
+    <w:lvl w:ilvl="2" w:tplc="C9D229BC">
+      <w:numFmt w:val="decimal"/>
+      <w:lvlText w:val=""/>
+      <w:lvlJc w:val="left"/>
+    </w:lvl>
+    <w:lvl w:ilvl="3" w:tplc="9A4AB1C0">
+      <w:numFmt w:val="decimal"/>
+      <w:lvlText w:val=""/>
+      <w:lvlJc w:val="left"/>
+    </w:lvl>
+    <w:lvl w:ilvl="4" w:tplc="B9AED10C">
+      <w:numFmt w:val="decimal"/>
+      <w:lvlText w:val=""/>
+      <w:lvlJc w:val="left"/>
+    </w:lvl>
+    <w:lvl w:ilvl="5" w:tplc="369A02AC">
+      <w:numFmt w:val="decimal"/>
+      <w:lvlText w:val=""/>
+      <w:lvlJc w:val="left"/>
+    </w:lvl>
+    <w:lvl w:ilvl="6" w:tplc="F7D41C00">
+      <w:numFmt w:val="decimal"/>
+      <w:lvlText w:val=""/>
+      <w:lvlJc w:val="left"/>
+    </w:lvl>
+    <w:lvl w:ilvl="7" w:tplc="B16C1594">
+      <w:numFmt w:val="decimal"/>
+      <w:lvlText w:val=""/>
+      <w:lvlJc w:val="left"/>
+    </w:lvl>
+    <w:lvl w:ilvl="8" w:tplc="1FB6D76A">
+      <w:numFmt w:val="decimal"/>
+      <w:lvlText w:val=""/>
+      <w:lvlJc w:val="left"/>
     </w:lvl>
   </w:abstractNum>
   <w:abstractNum w:abstractNumId="9" w15:restartNumberingAfterBreak="0">
+    <w:nsid w:val="7BF36E81"/>
     <w:multiLevelType w:val="hybridMultilevel"/>
-    <w:lvl w:ilvl="0" w:tentative="1">
+    <w:tmpl w:val="57468660"/>
+    <w:lvl w:ilvl="0" w:tplc="98CAF54A">
       <w:start w:val="1"/>
       <w:numFmt w:val="decimal"/>
       <w:lvlText w:val="%1."/>
@@ -5739,75 +6598,103 @@
         <w:ind w:left="540" w:hanging="270"/>
       </w:pPr>
     </w:lvl>
+    <w:lvl w:ilvl="1" w:tplc="CB60A36C">
+      <w:numFmt w:val="decimal"/>
+      <w:lvlText w:val=""/>
+      <w:lvlJc w:val="left"/>
+    </w:lvl>
+    <w:lvl w:ilvl="2" w:tplc="147426F6">
+      <w:numFmt w:val="decimal"/>
+      <w:lvlText w:val=""/>
+      <w:lvlJc w:val="left"/>
+    </w:lvl>
+    <w:lvl w:ilvl="3" w:tplc="FE8A8D2A">
+      <w:numFmt w:val="decimal"/>
+      <w:lvlText w:val=""/>
+      <w:lvlJc w:val="left"/>
+    </w:lvl>
+    <w:lvl w:ilvl="4" w:tplc="20AE122E">
+      <w:numFmt w:val="decimal"/>
+      <w:lvlText w:val=""/>
+      <w:lvlJc w:val="left"/>
+    </w:lvl>
+    <w:lvl w:ilvl="5" w:tplc="BE58B766">
+      <w:numFmt w:val="decimal"/>
+      <w:lvlText w:val=""/>
+      <w:lvlJc w:val="left"/>
+    </w:lvl>
+    <w:lvl w:ilvl="6" w:tplc="4FBC6354">
+      <w:numFmt w:val="decimal"/>
+      <w:lvlText w:val=""/>
+      <w:lvlJc w:val="left"/>
+    </w:lvl>
+    <w:lvl w:ilvl="7" w:tplc="01881E12">
+      <w:numFmt w:val="decimal"/>
+      <w:lvlText w:val=""/>
+      <w:lvlJc w:val="left"/>
+    </w:lvl>
+    <w:lvl w:ilvl="8" w:tplc="EE7818FC">
+      <w:numFmt w:val="decimal"/>
+      <w:lvlText w:val=""/>
+      <w:lvlJc w:val="left"/>
+    </w:lvl>
   </w:abstractNum>
-  <w:abstractNum w:abstractNumId="10" w15:restartNumberingAfterBreak="0">
-    <w:multiLevelType w:val="hybridMultilevel"/>
-    <w:lvl w:ilvl="0" w:tentative="1">
-      <w:start w:val="1"/>
-      <w:numFmt w:val="decimal"/>
-      <w:lvlText w:val="%1."/>
-      <w:lvlJc w:val="left"/>
-      <w:pPr>
-        <w:ind w:left="540" w:hanging="270"/>
-      </w:pPr>
-    </w:lvl>
-  </w:abstractNum>
-  <w:num w:numId="1">
+  <w:num w:numId="1" w16cid:durableId="2080056746">
+    <w:abstractNumId w:val="5"/>
+    <w:lvlOverride w:ilvl="0">
+      <w:startOverride w:val="1"/>
+    </w:lvlOverride>
+  </w:num>
+  <w:num w:numId="2" w16cid:durableId="168562301">
+    <w:abstractNumId w:val="7"/>
+    <w:lvlOverride w:ilvl="0">
+      <w:startOverride w:val="1"/>
+    </w:lvlOverride>
+  </w:num>
+  <w:num w:numId="3" w16cid:durableId="2137672653">
+    <w:abstractNumId w:val="4"/>
+    <w:lvlOverride w:ilvl="0">
+      <w:startOverride w:val="1"/>
+    </w:lvlOverride>
+  </w:num>
+  <w:num w:numId="4" w16cid:durableId="1551846767">
+    <w:abstractNumId w:val="9"/>
+    <w:lvlOverride w:ilvl="0">
+      <w:startOverride w:val="1"/>
+    </w:lvlOverride>
+  </w:num>
+  <w:num w:numId="5" w16cid:durableId="567619782">
     <w:abstractNumId w:val="1"/>
     <w:lvlOverride w:ilvl="0">
       <w:startOverride w:val="1"/>
     </w:lvlOverride>
   </w:num>
-  <w:num w:numId="2">
+  <w:num w:numId="6" w16cid:durableId="735473406">
     <w:abstractNumId w:val="2"/>
     <w:lvlOverride w:ilvl="0">
       <w:startOverride w:val="1"/>
     </w:lvlOverride>
   </w:num>
-  <w:num w:numId="3">
-    <w:abstractNumId w:val="3"/>
+  <w:num w:numId="7" w16cid:durableId="953900694">
+    <w:abstractNumId w:val="0"/>
     <w:lvlOverride w:ilvl="0">
       <w:startOverride w:val="1"/>
     </w:lvlOverride>
   </w:num>
-  <w:num w:numId="4">
-    <w:abstractNumId w:val="4"/>
-    <w:lvlOverride w:ilvl="0">
-      <w:startOverride w:val="1"/>
-    </w:lvlOverride>
-  </w:num>
-  <w:num w:numId="5">
-    <w:abstractNumId w:val="5"/>
-    <w:lvlOverride w:ilvl="0">
-      <w:startOverride w:val="1"/>
-    </w:lvlOverride>
-  </w:num>
-  <w:num w:numId="6">
+  <w:num w:numId="8" w16cid:durableId="1117405522">
     <w:abstractNumId w:val="6"/>
     <w:lvlOverride w:ilvl="0">
       <w:startOverride w:val="1"/>
     </w:lvlOverride>
   </w:num>
-  <w:num w:numId="7">
-    <w:abstractNumId w:val="7"/>
-    <w:lvlOverride w:ilvl="0">
-      <w:startOverride w:val="1"/>
-    </w:lvlOverride>
-  </w:num>
-  <w:num w:numId="8">
+  <w:num w:numId="9" w16cid:durableId="90972073">
     <w:abstractNumId w:val="8"/>
     <w:lvlOverride w:ilvl="0">
       <w:startOverride w:val="1"/>
     </w:lvlOverride>
   </w:num>
-  <w:num w:numId="9">
-    <w:abstractNumId w:val="9"/>
-    <w:lvlOverride w:ilvl="0">
-      <w:startOverride w:val="1"/>
-    </w:lvlOverride>
-  </w:num>
-  <w:num w:numId="10">
-    <w:abstractNumId w:val="10"/>
+  <w:num w:numId="10" w16cid:durableId="215315783">
+    <w:abstractNumId w:val="3"/>
     <w:lvlOverride w:ilvl="0">
       <w:startOverride w:val="1"/>
     </w:lvlOverride>
@@ -5816,26 +6703,469 @@
 </file>
 
 <file path=word/styles.xml><?xml version="1.0" encoding="utf-8"?>
-<w:styles xmlns:mc="http://schemas.openxmlformats.org/markup-compatibility/2006" xmlns:r="http://schemas.openxmlformats.org/officeDocument/2006/relationships" xmlns:w="http://schemas.openxmlformats.org/wordprocessingml/2006/main" xmlns:w14="http://schemas.microsoft.com/office/word/2010/wordml" xmlns:w15="http://schemas.microsoft.com/office/word/2012/wordml" mc:Ignorable="w14 w15">
+<w:styles xmlns:mc="http://schemas.openxmlformats.org/markup-compatibility/2006" xmlns:r="http://schemas.openxmlformats.org/officeDocument/2006/relationships" xmlns:w="http://schemas.openxmlformats.org/wordprocessingml/2006/main" xmlns:w14="http://schemas.microsoft.com/office/word/2010/wordml" xmlns:w15="http://schemas.microsoft.com/office/word/2012/wordml" xmlns:w16cex="http://schemas.microsoft.com/office/word/2018/wordml/cex" xmlns:w16cid="http://schemas.microsoft.com/office/word/2016/wordml/cid" xmlns:w16="http://schemas.microsoft.com/office/word/2018/wordml" xmlns:w16sdtdh="http://schemas.microsoft.com/office/word/2020/wordml/sdtdatahash" xmlns:w16sdtfl="http://schemas.microsoft.com/office/word/2024/wordml/sdtformatlock" xmlns:w16se="http://schemas.microsoft.com/office/word/2015/wordml/symex" xmlns:w16du="http://schemas.microsoft.com/office/word/2023/wordml/word16du" mc:Ignorable="w14 w15 w16se w16cid w16 w16cex w16sdtdh w16sdtfl w16du">
   <w:docDefaults>
     <w:rPrDefault>
       <w:rPr>
-        <w:rFonts w:ascii="Calibri" w:cs="Calibri" w:eastAsia="Calibri" w:hAnsi="Calibri"/>
+        <w:rFonts w:ascii="Calibri" w:eastAsia="Calibri" w:hAnsi="Calibri" w:cs="Calibri"/>
         <w:sz w:val="21"/>
         <w:szCs w:val="21"/>
+        <w:lang w:val="en-US" w:eastAsia="en-US" w:bidi="ar-SA"/>
       </w:rPr>
     </w:rPrDefault>
     <w:pPrDefault/>
   </w:docDefaults>
-  <w:style w:type="paragraph" w:styleId="Normal" w:default="1">
+  <w:latentStyles w:defLockedState="0" w:defUIPriority="99" w:defSemiHidden="0" w:defUnhideWhenUsed="0" w:defQFormat="0" w:count="376">
+    <w:lsdException w:name="Normal" w:uiPriority="0" w:qFormat="1"/>
+    <w:lsdException w:name="heading 1" w:uiPriority="9" w:qFormat="1"/>
+    <w:lsdException w:name="heading 2" w:semiHidden="1" w:uiPriority="9" w:unhideWhenUsed="1" w:qFormat="1"/>
+    <w:lsdException w:name="heading 3" w:semiHidden="1" w:uiPriority="9" w:unhideWhenUsed="1" w:qFormat="1"/>
+    <w:lsdException w:name="heading 4" w:semiHidden="1" w:uiPriority="9" w:unhideWhenUsed="1" w:qFormat="1"/>
+    <w:lsdException w:name="heading 5" w:semiHidden="1" w:uiPriority="9" w:unhideWhenUsed="1" w:qFormat="1"/>
+    <w:lsdException w:name="heading 6" w:semiHidden="1" w:uiPriority="9" w:unhideWhenUsed="1" w:qFormat="1"/>
+    <w:lsdException w:name="heading 7" w:semiHidden="1" w:uiPriority="9" w:unhideWhenUsed="1" w:qFormat="1"/>
+    <w:lsdException w:name="heading 8" w:semiHidden="1" w:uiPriority="9" w:unhideWhenUsed="1" w:qFormat="1"/>
+    <w:lsdException w:name="heading 9" w:semiHidden="1" w:uiPriority="9" w:unhideWhenUsed="1" w:qFormat="1"/>
+    <w:lsdException w:name="index 1" w:semiHidden="1" w:unhideWhenUsed="1"/>
+    <w:lsdException w:name="index 2" w:semiHidden="1" w:unhideWhenUsed="1"/>
+    <w:lsdException w:name="index 3" w:semiHidden="1" w:unhideWhenUsed="1"/>
+    <w:lsdException w:name="index 4" w:semiHidden="1" w:unhideWhenUsed="1"/>
+    <w:lsdException w:name="index 5" w:semiHidden="1" w:unhideWhenUsed="1"/>
+    <w:lsdException w:name="index 6" w:semiHidden="1" w:unhideWhenUsed="1"/>
+    <w:lsdException w:name="index 7" w:semiHidden="1" w:unhideWhenUsed="1"/>
+    <w:lsdException w:name="index 8" w:semiHidden="1" w:unhideWhenUsed="1"/>
+    <w:lsdException w:name="index 9" w:semiHidden="1" w:unhideWhenUsed="1"/>
+    <w:lsdException w:name="toc 1" w:semiHidden="1" w:uiPriority="39" w:unhideWhenUsed="1"/>
+    <w:lsdException w:name="toc 2" w:semiHidden="1" w:uiPriority="39" w:unhideWhenUsed="1"/>
+    <w:lsdException w:name="toc 3" w:semiHidden="1" w:uiPriority="39" w:unhideWhenUsed="1"/>
+    <w:lsdException w:name="toc 4" w:semiHidden="1" w:uiPriority="39" w:unhideWhenUsed="1"/>
+    <w:lsdException w:name="toc 5" w:semiHidden="1" w:uiPriority="39" w:unhideWhenUsed="1"/>
+    <w:lsdException w:name="toc 6" w:semiHidden="1" w:uiPriority="39" w:unhideWhenUsed="1"/>
+    <w:lsdException w:name="toc 7" w:semiHidden="1" w:uiPriority="39" w:unhideWhenUsed="1"/>
+    <w:lsdException w:name="toc 8" w:semiHidden="1" w:uiPriority="39" w:unhideWhenUsed="1"/>
+    <w:lsdException w:name="toc 9" w:semiHidden="1" w:uiPriority="39" w:unhideWhenUsed="1"/>
+    <w:lsdException w:name="Normal Indent" w:semiHidden="1" w:unhideWhenUsed="1"/>
+    <w:lsdException w:name="footnote text" w:semiHidden="1" w:unhideWhenUsed="1"/>
+    <w:lsdException w:name="annotation text" w:semiHidden="1" w:unhideWhenUsed="1"/>
+    <w:lsdException w:name="header" w:semiHidden="1" w:unhideWhenUsed="1"/>
+    <w:lsdException w:name="footer" w:semiHidden="1" w:unhideWhenUsed="1"/>
+    <w:lsdException w:name="index heading" w:semiHidden="1" w:unhideWhenUsed="1"/>
+    <w:lsdException w:name="caption" w:semiHidden="1" w:uiPriority="35" w:unhideWhenUsed="1" w:qFormat="1"/>
+    <w:lsdException w:name="table of figures" w:semiHidden="1" w:unhideWhenUsed="1"/>
+    <w:lsdException w:name="envelope address" w:semiHidden="1" w:unhideWhenUsed="1"/>
+    <w:lsdException w:name="envelope return" w:semiHidden="1" w:unhideWhenUsed="1"/>
+    <w:lsdException w:name="footnote reference" w:semiHidden="1" w:unhideWhenUsed="1"/>
+    <w:lsdException w:name="annotation reference" w:semiHidden="1" w:unhideWhenUsed="1"/>
+    <w:lsdException w:name="line number" w:semiHidden="1" w:unhideWhenUsed="1"/>
+    <w:lsdException w:name="page number" w:semiHidden="1" w:unhideWhenUsed="1"/>
+    <w:lsdException w:name="endnote reference" w:semiHidden="1" w:unhideWhenUsed="1"/>
+    <w:lsdException w:name="endnote text" w:semiHidden="1" w:unhideWhenUsed="1"/>
+    <w:lsdException w:name="table of authorities" w:semiHidden="1" w:unhideWhenUsed="1"/>
+    <w:lsdException w:name="macro" w:semiHidden="1" w:unhideWhenUsed="1"/>
+    <w:lsdException w:name="toa heading" w:semiHidden="1" w:unhideWhenUsed="1"/>
+    <w:lsdException w:name="List" w:semiHidden="1" w:unhideWhenUsed="1"/>
+    <w:lsdException w:name="List Bullet" w:semiHidden="1" w:unhideWhenUsed="1"/>
+    <w:lsdException w:name="List Number" w:semiHidden="1" w:unhideWhenUsed="1"/>
+    <w:lsdException w:name="List 2" w:semiHidden="1" w:unhideWhenUsed="1"/>
+    <w:lsdException w:name="List 3" w:semiHidden="1" w:unhideWhenUsed="1"/>
+    <w:lsdException w:name="List 4" w:semiHidden="1" w:unhideWhenUsed="1"/>
+    <w:lsdException w:name="List 5" w:semiHidden="1" w:unhideWhenUsed="1"/>
+    <w:lsdException w:name="List Bullet 2" w:semiHidden="1" w:unhideWhenUsed="1"/>
+    <w:lsdException w:name="List Bullet 3" w:semiHidden="1" w:unhideWhenUsed="1"/>
+    <w:lsdException w:name="List Bullet 4" w:semiHidden="1" w:unhideWhenUsed="1"/>
+    <w:lsdException w:name="List Bullet 5" w:semiHidden="1" w:unhideWhenUsed="1"/>
+    <w:lsdException w:name="List Number 2" w:semiHidden="1" w:unhideWhenUsed="1"/>
+    <w:lsdException w:name="List Number 3" w:semiHidden="1" w:unhideWhenUsed="1"/>
+    <w:lsdException w:name="List Number 4" w:semiHidden="1" w:unhideWhenUsed="1"/>
+    <w:lsdException w:name="List Number 5" w:semiHidden="1" w:unhideWhenUsed="1"/>
+    <w:lsdException w:name="Title" w:uiPriority="10" w:qFormat="1"/>
+    <w:lsdException w:name="Closing" w:semiHidden="1" w:unhideWhenUsed="1"/>
+    <w:lsdException w:name="Signature" w:semiHidden="1" w:unhideWhenUsed="1"/>
+    <w:lsdException w:name="Default Paragraph Font" w:semiHidden="1" w:uiPriority="1" w:unhideWhenUsed="1"/>
+    <w:lsdException w:name="Body Text" w:semiHidden="1" w:unhideWhenUsed="1"/>
+    <w:lsdException w:name="Body Text Indent" w:semiHidden="1" w:unhideWhenUsed="1"/>
+    <w:lsdException w:name="List Continue" w:semiHidden="1" w:unhideWhenUsed="1"/>
+    <w:lsdException w:name="List Continue 2" w:semiHidden="1" w:unhideWhenUsed="1"/>
+    <w:lsdException w:name="List Continue 3" w:semiHidden="1" w:unhideWhenUsed="1"/>
+    <w:lsdException w:name="List Continue 4" w:semiHidden="1" w:unhideWhenUsed="1"/>
+    <w:lsdException w:name="List Continue 5" w:semiHidden="1" w:unhideWhenUsed="1"/>
+    <w:lsdException w:name="Message Header" w:semiHidden="1" w:unhideWhenUsed="1"/>
+    <w:lsdException w:name="Subtitle" w:uiPriority="11" w:qFormat="1"/>
+    <w:lsdException w:name="Salutation" w:semiHidden="1" w:unhideWhenUsed="1"/>
+    <w:lsdException w:name="Date" w:semiHidden="1" w:unhideWhenUsed="1"/>
+    <w:lsdException w:name="Body Text First Indent" w:semiHidden="1" w:unhideWhenUsed="1"/>
+    <w:lsdException w:name="Body Text First Indent 2" w:semiHidden="1" w:unhideWhenUsed="1"/>
+    <w:lsdException w:name="Note Heading" w:semiHidden="1" w:unhideWhenUsed="1"/>
+    <w:lsdException w:name="Body Text 2" w:semiHidden="1" w:unhideWhenUsed="1"/>
+    <w:lsdException w:name="Body Text 3" w:semiHidden="1" w:unhideWhenUsed="1"/>
+    <w:lsdException w:name="Body Text Indent 2" w:semiHidden="1" w:unhideWhenUsed="1"/>
+    <w:lsdException w:name="Body Text Indent 3" w:semiHidden="1" w:unhideWhenUsed="1"/>
+    <w:lsdException w:name="Block Text" w:semiHidden="1" w:unhideWhenUsed="1"/>
+    <w:lsdException w:name="Hyperlink" w:semiHidden="1" w:unhideWhenUsed="1"/>
+    <w:lsdException w:name="FollowedHyperlink" w:semiHidden="1" w:unhideWhenUsed="1"/>
+    <w:lsdException w:name="Strong" w:uiPriority="22" w:qFormat="1"/>
+    <w:lsdException w:name="Emphasis" w:uiPriority="20" w:qFormat="1"/>
+    <w:lsdException w:name="Document Map" w:semiHidden="1" w:unhideWhenUsed="1"/>
+    <w:lsdException w:name="Plain Text" w:semiHidden="1" w:unhideWhenUsed="1"/>
+    <w:lsdException w:name="E-mail Signature" w:semiHidden="1" w:unhideWhenUsed="1"/>
+    <w:lsdException w:name="HTML Top of Form" w:semiHidden="1" w:unhideWhenUsed="1"/>
+    <w:lsdException w:name="HTML Bottom of Form" w:semiHidden="1" w:unhideWhenUsed="1"/>
+    <w:lsdException w:name="Normal (Web)" w:semiHidden="1" w:unhideWhenUsed="1"/>
+    <w:lsdException w:name="HTML Acronym" w:semiHidden="1" w:unhideWhenUsed="1"/>
+    <w:lsdException w:name="HTML Address" w:semiHidden="1" w:unhideWhenUsed="1"/>
+    <w:lsdException w:name="HTML Cite" w:semiHidden="1" w:unhideWhenUsed="1"/>
+    <w:lsdException w:name="HTML Code" w:semiHidden="1" w:unhideWhenUsed="1"/>
+    <w:lsdException w:name="HTML Definition" w:semiHidden="1" w:unhideWhenUsed="1"/>
+    <w:lsdException w:name="HTML Keyboard" w:semiHidden="1" w:unhideWhenUsed="1"/>
+    <w:lsdException w:name="HTML Preformatted" w:semiHidden="1" w:unhideWhenUsed="1"/>
+    <w:lsdException w:name="HTML Sample" w:semiHidden="1" w:unhideWhenUsed="1"/>
+    <w:lsdException w:name="HTML Typewriter" w:semiHidden="1" w:unhideWhenUsed="1"/>
+    <w:lsdException w:name="HTML Variable" w:semiHidden="1" w:unhideWhenUsed="1"/>
+    <w:lsdException w:name="Normal Table" w:semiHidden="1" w:unhideWhenUsed="1"/>
+    <w:lsdException w:name="annotation subject" w:semiHidden="1" w:unhideWhenUsed="1"/>
+    <w:lsdException w:name="No List" w:semiHidden="1" w:unhideWhenUsed="1"/>
+    <w:lsdException w:name="Outline List 1" w:semiHidden="1" w:unhideWhenUsed="1"/>
+    <w:lsdException w:name="Outline List 2" w:semiHidden="1" w:unhideWhenUsed="1"/>
+    <w:lsdException w:name="Outline List 3" w:semiHidden="1" w:unhideWhenUsed="1"/>
+    <w:lsdException w:name="Table Simple 1" w:semiHidden="1" w:unhideWhenUsed="1"/>
+    <w:lsdException w:name="Table Simple 2" w:semiHidden="1" w:unhideWhenUsed="1"/>
+    <w:lsdException w:name="Table Simple 3" w:semiHidden="1" w:unhideWhenUsed="1"/>
+    <w:lsdException w:name="Table Classic 1" w:semiHidden="1" w:unhideWhenUsed="1"/>
+    <w:lsdException w:name="Table Classic 2" w:semiHidden="1" w:unhideWhenUsed="1"/>
+    <w:lsdException w:name="Table Classic 3" w:semiHidden="1" w:unhideWhenUsed="1"/>
+    <w:lsdException w:name="Table Classic 4" w:semiHidden="1" w:unhideWhenUsed="1"/>
+    <w:lsdException w:name="Table Colorful 1" w:semiHidden="1" w:unhideWhenUsed="1"/>
+    <w:lsdException w:name="Table Colorful 2" w:semiHidden="1" w:unhideWhenUsed="1"/>
+    <w:lsdException w:name="Table Colorful 3" w:semiHidden="1" w:unhideWhenUsed="1"/>
+    <w:lsdException w:name="Table Columns 1" w:semiHidden="1" w:unhideWhenUsed="1"/>
+    <w:lsdException w:name="Table Columns 2" w:semiHidden="1" w:unhideWhenUsed="1"/>
+    <w:lsdException w:name="Table Columns 3" w:semiHidden="1" w:unhideWhenUsed="1"/>
+    <w:lsdException w:name="Table Columns 4" w:semiHidden="1" w:unhideWhenUsed="1"/>
+    <w:lsdException w:name="Table Columns 5" w:semiHidden="1" w:unhideWhenUsed="1"/>
+    <w:lsdException w:name="Table Grid 1" w:semiHidden="1" w:unhideWhenUsed="1"/>
+    <w:lsdException w:name="Table Grid 2" w:semiHidden="1" w:unhideWhenUsed="1"/>
+    <w:lsdException w:name="Table Grid 3" w:semiHidden="1" w:unhideWhenUsed="1"/>
+    <w:lsdException w:name="Table Grid 4" w:semiHidden="1" w:unhideWhenUsed="1"/>
+    <w:lsdException w:name="Table Grid 5" w:semiHidden="1" w:unhideWhenUsed="1"/>
+    <w:lsdException w:name="Table Grid 6" w:semiHidden="1" w:unhideWhenUsed="1"/>
+    <w:lsdException w:name="Table Grid 7" w:semiHidden="1" w:unhideWhenUsed="1"/>
+    <w:lsdException w:name="Table Grid 8" w:semiHidden="1" w:unhideWhenUsed="1"/>
+    <w:lsdException w:name="Table List 1" w:semiHidden="1" w:unhideWhenUsed="1"/>
+    <w:lsdException w:name="Table List 2" w:semiHidden="1" w:unhideWhenUsed="1"/>
+    <w:lsdException w:name="Table List 3" w:semiHidden="1" w:unhideWhenUsed="1"/>
+    <w:lsdException w:name="Table List 4" w:semiHidden="1" w:unhideWhenUsed="1"/>
+    <w:lsdException w:name="Table List 5" w:semiHidden="1" w:unhideWhenUsed="1"/>
+    <w:lsdException w:name="Table List 6" w:semiHidden="1" w:unhideWhenUsed="1"/>
+    <w:lsdException w:name="Table List 7" w:semiHidden="1" w:unhideWhenUsed="1"/>
+    <w:lsdException w:name="Table List 8" w:semiHidden="1" w:unhideWhenUsed="1"/>
+    <w:lsdException w:name="Table 3D effects 1" w:semiHidden="1" w:unhideWhenUsed="1"/>
+    <w:lsdException w:name="Table 3D effects 2" w:semiHidden="1" w:unhideWhenUsed="1"/>
+    <w:lsdException w:name="Table 3D effects 3" w:semiHidden="1" w:unhideWhenUsed="1"/>
+    <w:lsdException w:name="Table Contemporary" w:semiHidden="1" w:unhideWhenUsed="1"/>
+    <w:lsdException w:name="Table Elegant" w:semiHidden="1" w:unhideWhenUsed="1"/>
+    <w:lsdException w:name="Table Professional" w:semiHidden="1" w:unhideWhenUsed="1"/>
+    <w:lsdException w:name="Table Subtle 1" w:semiHidden="1" w:unhideWhenUsed="1"/>
+    <w:lsdException w:name="Table Subtle 2" w:semiHidden="1" w:unhideWhenUsed="1"/>
+    <w:lsdException w:name="Table Web 1" w:semiHidden="1" w:unhideWhenUsed="1"/>
+    <w:lsdException w:name="Table Web 2" w:semiHidden="1" w:unhideWhenUsed="1"/>
+    <w:lsdException w:name="Table Web 3" w:semiHidden="1" w:unhideWhenUsed="1"/>
+    <w:lsdException w:name="Balloon Text" w:semiHidden="1" w:unhideWhenUsed="1"/>
+    <w:lsdException w:name="Table Grid" w:uiPriority="39"/>
+    <w:lsdException w:name="Table Theme" w:semiHidden="1" w:unhideWhenUsed="1"/>
+    <w:lsdException w:name="Placeholder Text" w:semiHidden="1"/>
+    <w:lsdException w:name="No Spacing" w:uiPriority="1" w:qFormat="1"/>
+    <w:lsdException w:name="Light Shading" w:uiPriority="60"/>
+    <w:lsdException w:name="Light List" w:uiPriority="61"/>
+    <w:lsdException w:name="Light Grid" w:uiPriority="62"/>
+    <w:lsdException w:name="Medium Shading 1" w:uiPriority="63"/>
+    <w:lsdException w:name="Medium Shading 2" w:uiPriority="64"/>
+    <w:lsdException w:name="Medium List 1" w:uiPriority="65"/>
+    <w:lsdException w:name="Medium List 2" w:uiPriority="66"/>
+    <w:lsdException w:name="Medium Grid 1" w:uiPriority="67"/>
+    <w:lsdException w:name="Medium Grid 2" w:uiPriority="68"/>
+    <w:lsdException w:name="Medium Grid 3" w:uiPriority="69"/>
+    <w:lsdException w:name="Dark List" w:uiPriority="70"/>
+    <w:lsdException w:name="Colorful Shading" w:uiPriority="71"/>
+    <w:lsdException w:name="Colorful List" w:uiPriority="72"/>
+    <w:lsdException w:name="Colorful Grid" w:uiPriority="73"/>
+    <w:lsdException w:name="Light Shading Accent 1" w:uiPriority="60"/>
+    <w:lsdException w:name="Light List Accent 1" w:uiPriority="61"/>
+    <w:lsdException w:name="Light Grid Accent 1" w:uiPriority="62"/>
+    <w:lsdException w:name="Medium Shading 1 Accent 1" w:uiPriority="63"/>
+    <w:lsdException w:name="Medium Shading 2 Accent 1" w:uiPriority="64"/>
+    <w:lsdException w:name="Medium List 1 Accent 1" w:uiPriority="65"/>
+    <w:lsdException w:name="Revision" w:semiHidden="1"/>
+    <w:lsdException w:name="List Paragraph" w:uiPriority="34" w:qFormat="1"/>
+    <w:lsdException w:name="Quote" w:uiPriority="29" w:qFormat="1"/>
+    <w:lsdException w:name="Intense Quote" w:uiPriority="30" w:qFormat="1"/>
+    <w:lsdException w:name="Medium List 2 Accent 1" w:uiPriority="66"/>
+    <w:lsdException w:name="Medium Grid 1 Accent 1" w:uiPriority="67"/>
+    <w:lsdException w:name="Medium Grid 2 Accent 1" w:uiPriority="68"/>
+    <w:lsdException w:name="Medium Grid 3 Accent 1" w:uiPriority="69"/>
+    <w:lsdException w:name="Dark List Accent 1" w:uiPriority="70"/>
+    <w:lsdException w:name="Colorful Shading Accent 1" w:uiPriority="71"/>
+    <w:lsdException w:name="Colorful List Accent 1" w:uiPriority="72"/>
+    <w:lsdException w:name="Colorful Grid Accent 1" w:uiPriority="73"/>
+    <w:lsdException w:name="Light Shading Accent 2" w:uiPriority="60"/>
+    <w:lsdException w:name="Light List Accent 2" w:uiPriority="61"/>
+    <w:lsdException w:name="Light Grid Accent 2" w:uiPriority="62"/>
+    <w:lsdException w:name="Medium Shading 1 Accent 2" w:uiPriority="63"/>
+    <w:lsdException w:name="Medium Shading 2 Accent 2" w:uiPriority="64"/>
+    <w:lsdException w:name="Medium List 1 Accent 2" w:uiPriority="65"/>
+    <w:lsdException w:name="Medium List 2 Accent 2" w:uiPriority="66"/>
+    <w:lsdException w:name="Medium Grid 1 Accent 2" w:uiPriority="67"/>
+    <w:lsdException w:name="Medium Grid 2 Accent 2" w:uiPriority="68"/>
+    <w:lsdException w:name="Medium Grid 3 Accent 2" w:uiPriority="69"/>
+    <w:lsdException w:name="Dark List Accent 2" w:uiPriority="70"/>
+    <w:lsdException w:name="Colorful Shading Accent 2" w:uiPriority="71"/>
+    <w:lsdException w:name="Colorful List Accent 2" w:uiPriority="72"/>
+    <w:lsdException w:name="Colorful Grid Accent 2" w:uiPriority="73"/>
+    <w:lsdException w:name="Light Shading Accent 3" w:uiPriority="60"/>
+    <w:lsdException w:name="Light List Accent 3" w:uiPriority="61"/>
+    <w:lsdException w:name="Light Grid Accent 3" w:uiPriority="62"/>
+    <w:lsdException w:name="Medium Shading 1 Accent 3" w:uiPriority="63"/>
+    <w:lsdException w:name="Medium Shading 2 Accent 3" w:uiPriority="64"/>
+    <w:lsdException w:name="Medium List 1 Accent 3" w:uiPriority="65"/>
+    <w:lsdException w:name="Medium List 2 Accent 3" w:uiPriority="66"/>
+    <w:lsdException w:name="Medium Grid 1 Accent 3" w:uiPriority="67"/>
+    <w:lsdException w:name="Medium Grid 2 Accent 3" w:uiPriority="68"/>
+    <w:lsdException w:name="Medium Grid 3 Accent 3" w:uiPriority="69"/>
+    <w:lsdException w:name="Dark List Accent 3" w:uiPriority="70"/>
+    <w:lsdException w:name="Colorful Shading Accent 3" w:uiPriority="71"/>
+    <w:lsdException w:name="Colorful List Accent 3" w:uiPriority="72"/>
+    <w:lsdException w:name="Colorful Grid Accent 3" w:uiPriority="73"/>
+    <w:lsdException w:name="Light Shading Accent 4" w:uiPriority="60"/>
+    <w:lsdException w:name="Light List Accent 4" w:uiPriority="61"/>
+    <w:lsdException w:name="Light Grid Accent 4" w:uiPriority="62"/>
+    <w:lsdException w:name="Medium Shading 1 Accent 4" w:uiPriority="63"/>
+    <w:lsdException w:name="Medium Shading 2 Accent 4" w:uiPriority="64"/>
+    <w:lsdException w:name="Medium List 1 Accent 4" w:uiPriority="65"/>
+    <w:lsdException w:name="Medium List 2 Accent 4" w:uiPriority="66"/>
+    <w:lsdException w:name="Medium Grid 1 Accent 4" w:uiPriority="67"/>
+    <w:lsdException w:name="Medium Grid 2 Accent 4" w:uiPriority="68"/>
+    <w:lsdException w:name="Medium Grid 3 Accent 4" w:uiPriority="69"/>
+    <w:lsdException w:name="Dark List Accent 4" w:uiPriority="70"/>
+    <w:lsdException w:name="Colorful Shading Accent 4" w:uiPriority="71"/>
+    <w:lsdException w:name="Colorful List Accent 4" w:uiPriority="72"/>
+    <w:lsdException w:name="Colorful Grid Accent 4" w:uiPriority="73"/>
+    <w:lsdException w:name="Light Shading Accent 5" w:uiPriority="60"/>
+    <w:lsdException w:name="Light List Accent 5" w:uiPriority="61"/>
+    <w:lsdException w:name="Light Grid Accent 5" w:uiPriority="62"/>
+    <w:lsdException w:name="Medium Shading 1 Accent 5" w:uiPriority="63"/>
+    <w:lsdException w:name="Medium Shading 2 Accent 5" w:uiPriority="64"/>
+    <w:lsdException w:name="Medium List 1 Accent 5" w:uiPriority="65"/>
+    <w:lsdException w:name="Medium List 2 Accent 5" w:uiPriority="66"/>
+    <w:lsdException w:name="Medium Grid 1 Accent 5" w:uiPriority="67"/>
+    <w:lsdException w:name="Medium Grid 2 Accent 5" w:uiPriority="68"/>
+    <w:lsdException w:name="Medium Grid 3 Accent 5" w:uiPriority="69"/>
+    <w:lsdException w:name="Dark List Accent 5" w:uiPriority="70"/>
+    <w:lsdException w:name="Colorful Shading Accent 5" w:uiPriority="71"/>
+    <w:lsdException w:name="Colorful List Accent 5" w:uiPriority="72"/>
+    <w:lsdException w:name="Colorful Grid Accent 5" w:uiPriority="73"/>
+    <w:lsdException w:name="Light Shading Accent 6" w:uiPriority="60"/>
+    <w:lsdException w:name="Light List Accent 6" w:uiPriority="61"/>
+    <w:lsdException w:name="Light Grid Accent 6" w:uiPriority="62"/>
+    <w:lsdException w:name="Medium Shading 1 Accent 6" w:uiPriority="63"/>
+    <w:lsdException w:name="Medium Shading 2 Accent 6" w:uiPriority="64"/>
+    <w:lsdException w:name="Medium List 1 Accent 6" w:uiPriority="65"/>
+    <w:lsdException w:name="Medium List 2 Accent 6" w:uiPriority="66"/>
+    <w:lsdException w:name="Medium Grid 1 Accent 6" w:uiPriority="67"/>
+    <w:lsdException w:name="Medium Grid 2 Accent 6" w:uiPriority="68"/>
+    <w:lsdException w:name="Medium Grid 3 Accent 6" w:uiPriority="69"/>
+    <w:lsdException w:name="Dark List Accent 6" w:uiPriority="70"/>
+    <w:lsdException w:name="Colorful Shading Accent 6" w:uiPriority="71"/>
+    <w:lsdException w:name="Colorful List Accent 6" w:uiPriority="72"/>
+    <w:lsdException w:name="Colorful Grid Accent 6" w:uiPriority="73"/>
+    <w:lsdException w:name="Subtle Emphasis" w:uiPriority="19" w:qFormat="1"/>
+    <w:lsdException w:name="Intense Emphasis" w:uiPriority="21" w:qFormat="1"/>
+    <w:lsdException w:name="Subtle Reference" w:uiPriority="31" w:qFormat="1"/>
+    <w:lsdException w:name="Intense Reference" w:uiPriority="32" w:qFormat="1"/>
+    <w:lsdException w:name="Book Title" w:uiPriority="33" w:qFormat="1"/>
+    <w:lsdException w:name="Bibliography" w:semiHidden="1" w:uiPriority="37" w:unhideWhenUsed="1"/>
+    <w:lsdException w:name="TOC Heading" w:semiHidden="1" w:uiPriority="39" w:unhideWhenUsed="1" w:qFormat="1"/>
+    <w:lsdException w:name="Plain Table 1" w:uiPriority="41"/>
+    <w:lsdException w:name="Plain Table 2" w:uiPriority="42"/>
+    <w:lsdException w:name="Plain Table 3" w:uiPriority="43"/>
+    <w:lsdException w:name="Plain Table 4" w:uiPriority="44"/>
+    <w:lsdException w:name="Plain Table 5" w:uiPriority="45"/>
+    <w:lsdException w:name="Grid Table Light" w:uiPriority="40"/>
+    <w:lsdException w:name="Grid Table 1 Light" w:uiPriority="46"/>
+    <w:lsdException w:name="Grid Table 2" w:uiPriority="47"/>
+    <w:lsdException w:name="Grid Table 3" w:uiPriority="48"/>
+    <w:lsdException w:name="Grid Table 4" w:uiPriority="49"/>
+    <w:lsdException w:name="Grid Table 5 Dark" w:uiPriority="50"/>
+    <w:lsdException w:name="Grid Table 6 Colorful" w:uiPriority="51"/>
+    <w:lsdException w:name="Grid Table 7 Colorful" w:uiPriority="52"/>
+    <w:lsdException w:name="Grid Table 1 Light Accent 1" w:uiPriority="46"/>
+    <w:lsdException w:name="Grid Table 2 Accent 1" w:uiPriority="47"/>
+    <w:lsdException w:name="Grid Table 3 Accent 1" w:uiPriority="48"/>
+    <w:lsdException w:name="Grid Table 4 Accent 1" w:uiPriority="49"/>
+    <w:lsdException w:name="Grid Table 5 Dark Accent 1" w:uiPriority="50"/>
+    <w:lsdException w:name="Grid Table 6 Colorful Accent 1" w:uiPriority="51"/>
+    <w:lsdException w:name="Grid Table 7 Colorful Accent 1" w:uiPriority="52"/>
+    <w:lsdException w:name="Grid Table 1 Light Accent 2" w:uiPriority="46"/>
+    <w:lsdException w:name="Grid Table 2 Accent 2" w:uiPriority="47"/>
+    <w:lsdException w:name="Grid Table 3 Accent 2" w:uiPriority="48"/>
+    <w:lsdException w:name="Grid Table 4 Accent 2" w:uiPriority="49"/>
+    <w:lsdException w:name="Grid Table 5 Dark Accent 2" w:uiPriority="50"/>
+    <w:lsdException w:name="Grid Table 6 Colorful Accent 2" w:uiPriority="51"/>
+    <w:lsdException w:name="Grid Table 7 Colorful Accent 2" w:uiPriority="52"/>
+    <w:lsdException w:name="Grid Table 1 Light Accent 3" w:uiPriority="46"/>
+    <w:lsdException w:name="Grid Table 2 Accent 3" w:uiPriority="47"/>
+    <w:lsdException w:name="Grid Table 3 Accent 3" w:uiPriority="48"/>
+    <w:lsdException w:name="Grid Table 4 Accent 3" w:uiPriority="49"/>
+    <w:lsdException w:name="Grid Table 5 Dark Accent 3" w:uiPriority="50"/>
+    <w:lsdException w:name="Grid Table 6 Colorful Accent 3" w:uiPriority="51"/>
+    <w:lsdException w:name="Grid Table 7 Colorful Accent 3" w:uiPriority="52"/>
+    <w:lsdException w:name="Grid Table 1 Light Accent 4" w:uiPriority="46"/>
+    <w:lsdException w:name="Grid Table 2 Accent 4" w:uiPriority="47"/>
+    <w:lsdException w:name="Grid Table 3 Accent 4" w:uiPriority="48"/>
+    <w:lsdException w:name="Grid Table 4 Accent 4" w:uiPriority="49"/>
+    <w:lsdException w:name="Grid Table 5 Dark Accent 4" w:uiPriority="50"/>
+    <w:lsdException w:name="Grid Table 6 Colorful Accent 4" w:uiPriority="51"/>
+    <w:lsdException w:name="Grid Table 7 Colorful Accent 4" w:uiPriority="52"/>
+    <w:lsdException w:name="Grid Table 1 Light Accent 5" w:uiPriority="46"/>
+    <w:lsdException w:name="Grid Table 2 Accent 5" w:uiPriority="47"/>
+    <w:lsdException w:name="Grid Table 3 Accent 5" w:uiPriority="48"/>
+    <w:lsdException w:name="Grid Table 4 Accent 5" w:uiPriority="49"/>
+    <w:lsdException w:name="Grid Table 5 Dark Accent 5" w:uiPriority="50"/>
+    <w:lsdException w:name="Grid Table 6 Colorful Accent 5" w:uiPriority="51"/>
+    <w:lsdException w:name="Grid Table 7 Colorful Accent 5" w:uiPriority="52"/>
+    <w:lsdException w:name="Grid Table 1 Light Accent 6" w:uiPriority="46"/>
+    <w:lsdException w:name="Grid Table 2 Accent 6" w:uiPriority="47"/>
+    <w:lsdException w:name="Grid Table 3 Accent 6" w:uiPriority="48"/>
+    <w:lsdException w:name="Grid Table 4 Accent 6" w:uiPriority="49"/>
+    <w:lsdException w:name="Grid Table 5 Dark Accent 6" w:uiPriority="50"/>
+    <w:lsdException w:name="Grid Table 6 Colorful Accent 6" w:uiPriority="51"/>
+    <w:lsdException w:name="Grid Table 7 Colorful Accent 6" w:uiPriority="52"/>
+    <w:lsdException w:name="List Table 1 Light" w:uiPriority="46"/>
+    <w:lsdException w:name="List Table 2" w:uiPriority="47"/>
+    <w:lsdException w:name="List Table 3" w:uiPriority="48"/>
+    <w:lsdException w:name="List Table 4" w:uiPriority="49"/>
+    <w:lsdException w:name="List Table 5 Dark" w:uiPriority="50"/>
+    <w:lsdException w:name="List Table 6 Colorful" w:uiPriority="51"/>
+    <w:lsdException w:name="List Table 7 Colorful" w:uiPriority="52"/>
+    <w:lsdException w:name="List Table 1 Light Accent 1" w:uiPriority="46"/>
+    <w:lsdException w:name="List Table 2 Accent 1" w:uiPriority="47"/>
+    <w:lsdException w:name="List Table 3 Accent 1" w:uiPriority="48"/>
+    <w:lsdException w:name="List Table 4 Accent 1" w:uiPriority="49"/>
+    <w:lsdException w:name="List Table 5 Dark Accent 1" w:uiPriority="50"/>
+    <w:lsdException w:name="List Table 6 Colorful Accent 1" w:uiPriority="51"/>
+    <w:lsdException w:name="List Table 7 Colorful Accent 1" w:uiPriority="52"/>
+    <w:lsdException w:name="List Table 1 Light Accent 2" w:uiPriority="46"/>
+    <w:lsdException w:name="List Table 2 Accent 2" w:uiPriority="47"/>
+    <w:lsdException w:name="List Table 3 Accent 2" w:uiPriority="48"/>
+    <w:lsdException w:name="List Table 4 Accent 2" w:uiPriority="49"/>
+    <w:lsdException w:name="List Table 5 Dark Accent 2" w:uiPriority="50"/>
+    <w:lsdException w:name="List Table 6 Colorful Accent 2" w:uiPriority="51"/>
+    <w:lsdException w:name="List Table 7 Colorful Accent 2" w:uiPriority="52"/>
+    <w:lsdException w:name="List Table 1 Light Accent 3" w:uiPriority="46"/>
+    <w:lsdException w:name="List Table 2 Accent 3" w:uiPriority="47"/>
+    <w:lsdException w:name="List Table 3 Accent 3" w:uiPriority="48"/>
+    <w:lsdException w:name="List Table 4 Accent 3" w:uiPriority="49"/>
+    <w:lsdException w:name="List Table 5 Dark Accent 3" w:uiPriority="50"/>
+    <w:lsdException w:name="List Table 6 Colorful Accent 3" w:uiPriority="51"/>
+    <w:lsdException w:name="List Table 7 Colorful Accent 3" w:uiPriority="52"/>
+    <w:lsdException w:name="List Table 1 Light Accent 4" w:uiPriority="46"/>
+    <w:lsdException w:name="List Table 2 Accent 4" w:uiPriority="47"/>
+    <w:lsdException w:name="List Table 3 Accent 4" w:uiPriority="48"/>
+    <w:lsdException w:name="List Table 4 Accent 4" w:uiPriority="49"/>
+    <w:lsdException w:name="List Table 5 Dark Accent 4" w:uiPriority="50"/>
+    <w:lsdException w:name="List Table 6 Colorful Accent 4" w:uiPriority="51"/>
+    <w:lsdException w:name="List Table 7 Colorful Accent 4" w:uiPriority="52"/>
+    <w:lsdException w:name="List Table 1 Light Accent 5" w:uiPriority="46"/>
+    <w:lsdException w:name="List Table 2 Accent 5" w:uiPriority="47"/>
+    <w:lsdException w:name="List Table 3 Accent 5" w:uiPriority="48"/>
+    <w:lsdException w:name="List Table 4 Accent 5" w:uiPriority="49"/>
+    <w:lsdException w:name="List Table 5 Dark Accent 5" w:uiPriority="50"/>
+    <w:lsdException w:name="List Table 6 Colorful Accent 5" w:uiPriority="51"/>
+    <w:lsdException w:name="List Table 7 Colorful Accent 5" w:uiPriority="52"/>
+    <w:lsdException w:name="List Table 1 Light Accent 6" w:uiPriority="46"/>
+    <w:lsdException w:name="List Table 2 Accent 6" w:uiPriority="47"/>
+    <w:lsdException w:name="List Table 3 Accent 6" w:uiPriority="48"/>
+    <w:lsdException w:name="List Table 4 Accent 6" w:uiPriority="49"/>
+    <w:lsdException w:name="List Table 5 Dark Accent 6" w:uiPriority="50"/>
+    <w:lsdException w:name="List Table 6 Colorful Accent 6" w:uiPriority="51"/>
+    <w:lsdException w:name="List Table 7 Colorful Accent 6" w:uiPriority="52"/>
+    <w:lsdException w:name="Mention" w:semiHidden="1" w:unhideWhenUsed="1"/>
+    <w:lsdException w:name="Smart Hyperlink" w:semiHidden="1" w:unhideWhenUsed="1"/>
+    <w:lsdException w:name="Hashtag" w:semiHidden="1" w:unhideWhenUsed="1"/>
+    <w:lsdException w:name="Unresolved Mention" w:semiHidden="1" w:unhideWhenUsed="1"/>
+    <w:lsdException w:name="Smart Link" w:semiHidden="1" w:unhideWhenUsed="1"/>
+  </w:latentStyles>
+  <w:style w:type="paragraph" w:default="1" w:styleId="Normal">
     <w:name w:val="Normal"/>
     <w:qFormat/>
   </w:style>
-  <w:style w:type="paragraph" w:styleId="Heading4">
-    <w:name w:val="Heading 4"/>
+  <w:style w:type="paragraph" w:styleId="Heading1">
+    <w:name w:val="heading 1"/>
     <w:basedOn w:val="Normal"/>
     <w:next w:val="Normal"/>
+    <w:uiPriority w:val="9"/>
     <w:qFormat/>
+    <w:pPr>
+      <w:spacing w:before="240" w:after="160"/>
+      <w:outlineLvl w:val="0"/>
+    </w:pPr>
+    <w:rPr>
+      <w:b/>
+      <w:bCs/>
+      <w:color w:val="0B2545"/>
+      <w:sz w:val="32"/>
+      <w:szCs w:val="32"/>
+    </w:rPr>
+  </w:style>
+  <w:style w:type="paragraph" w:styleId="Heading2">
+    <w:name w:val="heading 2"/>
+    <w:basedOn w:val="Normal"/>
+    <w:next w:val="Normal"/>
+    <w:uiPriority w:val="9"/>
+    <w:unhideWhenUsed/>
+    <w:qFormat/>
+    <w:pPr>
+      <w:keepNext/>
+      <w:spacing w:before="240" w:after="120"/>
+      <w:outlineLvl w:val="1"/>
+    </w:pPr>
+    <w:rPr>
+      <w:b/>
+      <w:bCs/>
+      <w:color w:val="1F4E79"/>
+      <w:sz w:val="26"/>
+      <w:szCs w:val="26"/>
+    </w:rPr>
+  </w:style>
+  <w:style w:type="paragraph" w:styleId="Heading3">
+    <w:name w:val="heading 3"/>
+    <w:basedOn w:val="Normal"/>
+    <w:next w:val="Normal"/>
+    <w:uiPriority w:val="9"/>
+    <w:unhideWhenUsed/>
+    <w:qFormat/>
+    <w:pPr>
+      <w:keepNext/>
+      <w:spacing w:before="200" w:after="100"/>
+      <w:outlineLvl w:val="2"/>
+    </w:pPr>
+    <w:rPr>
+      <w:b/>
+      <w:bCs/>
+      <w:color w:val="1F4E79"/>
+      <w:sz w:val="22"/>
+      <w:szCs w:val="22"/>
+    </w:rPr>
+  </w:style>
+  <w:style w:type="paragraph" w:styleId="Heading4">
+    <w:name w:val="heading 4"/>
+    <w:basedOn w:val="Normal"/>
+    <w:next w:val="Normal"/>
+    <w:uiPriority w:val="9"/>
+    <w:semiHidden/>
+    <w:unhideWhenUsed/>
+    <w:qFormat/>
+    <w:pPr>
+      <w:outlineLvl w:val="3"/>
+    </w:pPr>
     <w:rPr>
       <w:i/>
       <w:iCs/>
@@ -5843,25 +7173,64 @@
     </w:rPr>
   </w:style>
   <w:style w:type="paragraph" w:styleId="Heading5">
-    <w:name w:val="Heading 5"/>
+    <w:name w:val="heading 5"/>
     <w:basedOn w:val="Normal"/>
     <w:next w:val="Normal"/>
+    <w:uiPriority w:val="9"/>
+    <w:semiHidden/>
+    <w:unhideWhenUsed/>
     <w:qFormat/>
+    <w:pPr>
+      <w:outlineLvl w:val="4"/>
+    </w:pPr>
     <w:rPr>
       <w:color w:val="2E74B5"/>
     </w:rPr>
   </w:style>
   <w:style w:type="paragraph" w:styleId="Heading6">
-    <w:name w:val="Heading 6"/>
+    <w:name w:val="heading 6"/>
     <w:basedOn w:val="Normal"/>
     <w:next w:val="Normal"/>
+    <w:uiPriority w:val="9"/>
+    <w:semiHidden/>
+    <w:unhideWhenUsed/>
     <w:qFormat/>
+    <w:pPr>
+      <w:outlineLvl w:val="5"/>
+    </w:pPr>
     <w:rPr>
       <w:color w:val="1F4D78"/>
     </w:rPr>
   </w:style>
-  <w:style w:type="paragraph" w:styleId="Strong">
-    <w:name w:val="Strong"/>
+  <w:style w:type="character" w:default="1" w:styleId="DefaultParagraphFont">
+    <w:name w:val="Default Paragraph Font"/>
+    <w:uiPriority w:val="1"/>
+    <w:semiHidden/>
+    <w:unhideWhenUsed/>
+  </w:style>
+  <w:style w:type="table" w:default="1" w:styleId="TableNormal">
+    <w:name w:val="Normal Table"/>
+    <w:uiPriority w:val="99"/>
+    <w:semiHidden/>
+    <w:unhideWhenUsed/>
+    <w:tblPr>
+      <w:tblInd w:w="0" w:type="dxa"/>
+      <w:tblCellMar>
+        <w:top w:w="0" w:type="dxa"/>
+        <w:left w:w="108" w:type="dxa"/>
+        <w:bottom w:w="0" w:type="dxa"/>
+        <w:right w:w="108" w:type="dxa"/>
+      </w:tblCellMar>
+    </w:tblPr>
+  </w:style>
+  <w:style w:type="numbering" w:default="1" w:styleId="NoList">
+    <w:name w:val="No List"/>
+    <w:uiPriority w:val="99"/>
+    <w:semiHidden/>
+    <w:unhideWhenUsed/>
+  </w:style>
+  <w:style w:type="paragraph" w:customStyle="1" w:styleId="Strong1">
+    <w:name w:val="Strong1"/>
     <w:basedOn w:val="Normal"/>
     <w:next w:val="Normal"/>
     <w:qFormat/>
@@ -5877,7 +7246,6 @@
   </w:style>
   <w:style w:type="character" w:styleId="Hyperlink">
     <w:name w:val="Hyperlink"/>
-    <w:basedOn w:val="DefaultParagraphFont"/>
     <w:uiPriority w:val="99"/>
     <w:unhideWhenUsed/>
     <w:rPr>
@@ -5887,7 +7255,6 @@
   </w:style>
   <w:style w:type="character" w:styleId="FootnoteReference">
     <w:name w:val="footnote reference"/>
-    <w:basedOn w:val="DefaultParagraphFont"/>
     <w:uiPriority w:val="99"/>
     <w:semiHidden/>
     <w:unhideWhenUsed/>
@@ -5902,17 +7269,13 @@
     <w:uiPriority w:val="99"/>
     <w:semiHidden/>
     <w:unhideWhenUsed/>
-    <w:pPr>
-      <w:spacing w:after="0" w:line="240" w:lineRule="auto"/>
-    </w:pPr>
     <w:rPr>
       <w:sz w:val="20"/>
       <w:szCs w:val="20"/>
     </w:rPr>
   </w:style>
-  <w:style w:type="character" w:styleId="FootnoteTextChar">
+  <w:style w:type="character" w:customStyle="1" w:styleId="FootnoteTextChar">
     <w:name w:val="Footnote Text Char"/>
-    <w:basedOn w:val="DefaultParagraphFont"/>
     <w:link w:val="FootnoteText"/>
     <w:uiPriority w:val="99"/>
     <w:semiHidden/>
@@ -5924,7 +7287,6 @@
   </w:style>
   <w:style w:type="character" w:styleId="EndnoteReference">
     <w:name w:val="endnote reference"/>
-    <w:basedOn w:val="DefaultParagraphFont"/>
     <w:uiPriority w:val="99"/>
     <w:semiHidden/>
     <w:unhideWhenUsed/>
@@ -5939,17 +7301,13 @@
     <w:uiPriority w:val="99"/>
     <w:semiHidden/>
     <w:unhideWhenUsed/>
-    <w:pPr>
-      <w:spacing w:after="0" w:line="240" w:lineRule="auto"/>
-    </w:pPr>
     <w:rPr>
       <w:sz w:val="20"/>
       <w:szCs w:val="20"/>
     </w:rPr>
   </w:style>
-  <w:style w:type="character" w:styleId="EndnoteTextChar">
+  <w:style w:type="character" w:customStyle="1" w:styleId="EndnoteTextChar">
     <w:name w:val="Endnote Text Char"/>
-    <w:basedOn w:val="DefaultParagraphFont"/>
     <w:link w:val="EndnoteText"/>
     <w:uiPriority w:val="99"/>
     <w:semiHidden/>
@@ -5962,11 +7320,12 @@
   <w:style w:type="paragraph" w:styleId="Title">
     <w:name w:val="Title"/>
     <w:basedOn w:val="Normal"/>
+    <w:uiPriority w:val="10"/>
+    <w:qFormat/>
     <w:pPr>
       <w:spacing w:after="240"/>
     </w:pPr>
     <w:rPr>
-      <w:rFonts w:ascii="Calibri" w:cs="Calibri" w:eastAsia="Calibri" w:hAnsi="Calibri"/>
       <w:b/>
       <w:bCs/>
       <w:color w:val="0B2545"/>
@@ -5974,61 +7333,47 @@
       <w:szCs w:val="48"/>
     </w:rPr>
   </w:style>
-  <w:style w:type="paragraph" w:styleId="Heading1">
-    <w:name w:val="Heading 1"/>
+  <w:style w:type="paragraph" w:styleId="Header">
+    <w:name w:val="header"/>
     <w:basedOn w:val="Normal"/>
-    <w:next w:val="Normal"/>
-    <w:qFormat/>
+    <w:link w:val="HeaderChar"/>
+    <w:uiPriority w:val="99"/>
+    <w:unhideWhenUsed/>
+    <w:rsid w:val="008C1E9D"/>
     <w:pPr>
-      <w:spacing w:after="160" w:before="240"/>
-      <w:outlineLvl w:val="0"/>
+      <w:tabs>
+        <w:tab w:val="center" w:pos="4680"/>
+        <w:tab w:val="right" w:pos="9360"/>
+      </w:tabs>
     </w:pPr>
-    <w:rPr>
-      <w:rFonts w:ascii="Calibri" w:cs="Calibri" w:eastAsia="Calibri" w:hAnsi="Calibri"/>
-      <w:b/>
-      <w:bCs/>
-      <w:color w:val="0B2545"/>
-      <w:sz w:val="32"/>
-      <w:szCs w:val="32"/>
-    </w:rPr>
   </w:style>
-  <w:style w:type="paragraph" w:styleId="Heading2">
-    <w:name w:val="Heading 2"/>
+  <w:style w:type="character" w:customStyle="1" w:styleId="HeaderChar">
+    <w:name w:val="Header Char"/>
+    <w:basedOn w:val="DefaultParagraphFont"/>
+    <w:link w:val="Header"/>
+    <w:uiPriority w:val="99"/>
+    <w:rsid w:val="008C1E9D"/>
+  </w:style>
+  <w:style w:type="paragraph" w:styleId="Footer">
+    <w:name w:val="footer"/>
     <w:basedOn w:val="Normal"/>
-    <w:next w:val="Normal"/>
-    <w:qFormat/>
+    <w:link w:val="FooterChar"/>
+    <w:uiPriority w:val="99"/>
+    <w:unhideWhenUsed/>
+    <w:rsid w:val="008C1E9D"/>
     <w:pPr>
-      <w:keepNext/>
-      <w:spacing w:after="120" w:before="240"/>
-      <w:outlineLvl w:val="1"/>
+      <w:tabs>
+        <w:tab w:val="center" w:pos="4680"/>
+        <w:tab w:val="right" w:pos="9360"/>
+      </w:tabs>
     </w:pPr>
-    <w:rPr>
-      <w:rFonts w:ascii="Calibri" w:cs="Calibri" w:eastAsia="Calibri" w:hAnsi="Calibri"/>
-      <w:b/>
-      <w:bCs/>
-      <w:color w:val="1F4E79"/>
-      <w:sz w:val="26"/>
-      <w:szCs w:val="26"/>
-    </w:rPr>
   </w:style>
-  <w:style w:type="paragraph" w:styleId="Heading3">
-    <w:name w:val="Heading 3"/>
-    <w:basedOn w:val="Normal"/>
-    <w:next w:val="Normal"/>
-    <w:qFormat/>
-    <w:pPr>
-      <w:keepNext/>
-      <w:spacing w:after="100" w:before="200"/>
-      <w:outlineLvl w:val="2"/>
-    </w:pPr>
-    <w:rPr>
-      <w:rFonts w:ascii="Calibri" w:cs="Calibri" w:eastAsia="Calibri" w:hAnsi="Calibri"/>
-      <w:b/>
-      <w:bCs/>
-      <w:color w:val="1F4E79"/>
-      <w:sz w:val="22"/>
-      <w:szCs w:val="22"/>
-    </w:rPr>
+  <w:style w:type="character" w:customStyle="1" w:styleId="FooterChar">
+    <w:name w:val="Footer Char"/>
+    <w:basedOn w:val="DefaultParagraphFont"/>
+    <w:link w:val="Footer"/>
+    <w:uiPriority w:val="99"/>
+    <w:rsid w:val="008C1E9D"/>
   </w:style>
 </w:styles>
 </file>
@@ -6185,7 +7530,7 @@
         <a:solidFill>
           <a:schemeClr val="phClr"/>
         </a:solidFill>
-        <a:gradFill rotWithShape="true">
+        <a:gradFill rotWithShape="1">
           <a:gsLst>
             <a:gs pos="0">
               <a:schemeClr val="phClr">
@@ -6209,9 +7554,9 @@
               </a:schemeClr>
             </a:gs>
           </a:gsLst>
-          <a:lin ang="5400000" scaled="false"/>
+          <a:lin ang="5400000" scaled="0"/>
         </a:gradFill>
-        <a:gradFill rotWithShape="true">
+        <a:gradFill rotWithShape="1">
           <a:gsLst>
             <a:gs pos="0">
               <a:schemeClr val="phClr">
@@ -6235,7 +7580,7 @@
               </a:schemeClr>
             </a:gs>
           </a:gsLst>
-          <a:lin ang="5400000" scaled="false"/>
+          <a:lin ang="5400000" scaled="0"/>
         </a:gradFill>
       </a:fillStyleLst>
       <a:lnStyleLst>
@@ -6270,7 +7615,7 @@
         </a:effectStyle>
         <a:effectStyle>
           <a:effectLst>
-            <a:outerShdw blurRad="57150" dist="19050" dir="5400000" algn="ctr" rotWithShape="false">
+            <a:outerShdw blurRad="57150" dist="19050" dir="5400000" algn="ctr" rotWithShape="0">
               <a:srgbClr val="000000">
                 <a:alpha val="63000"/>
               </a:srgbClr>
@@ -6288,7 +7633,7 @@
             <a:satMod val="170000"/>
           </a:schemeClr>
         </a:solidFill>
-        <a:gradFill rotWithShape="true">
+        <a:gradFill rotWithShape="1">
           <a:gsLst>
             <a:gs pos="0">
               <a:schemeClr val="phClr">
@@ -6313,7 +7658,7 @@
               </a:schemeClr>
             </a:gs>
           </a:gsLst>
-          <a:lin ang="5400000" scaled="false"/>
+          <a:lin ang="5400000" scaled="0"/>
         </a:gradFill>
       </a:bgFillStyleLst>
     </a:fmtScheme>
